--- a/Auction_Online_System_RDS .docx
+++ b/Auction_Online_System_RDS .docx
@@ -102,7 +102,7 @@
     </w:p>
     <w:p>
       <w:pPr>
-        <w:pStyle w:val="17"/>
+        <w:pStyle w:val="18"/>
         <w:spacing w:line="360" w:lineRule="auto"/>
         <w:jc w:val="center"/>
         <w:rPr>
@@ -338,11 +338,11 @@
       <w:pPr>
         <w:pStyle w:val="2"/>
       </w:pPr>
-      <w:bookmarkStart w:id="0" w:name="_Toc126827254"/>
-      <w:bookmarkStart w:id="1" w:name="_Toc134475437"/>
-      <w:bookmarkStart w:id="2" w:name="_Toc143617337"/>
+      <w:bookmarkStart w:id="0" w:name="_Toc83330272"/>
+      <w:bookmarkStart w:id="1" w:name="_Toc126827254"/>
+      <w:bookmarkStart w:id="2" w:name="_Toc134475437"/>
       <w:bookmarkStart w:id="3" w:name="_Toc83330363"/>
-      <w:bookmarkStart w:id="4" w:name="_Toc83330272"/>
+      <w:bookmarkStart w:id="4" w:name="_Toc143617337"/>
       <w:r>
         <w:t>Record of Changes</w:t>
       </w:r>
@@ -404,7 +404,7 @@
           </w:tcPr>
           <w:p>
             <w:pPr>
-              <w:pStyle w:val="34"/>
+              <w:pStyle w:val="36"/>
             </w:pPr>
             <w:r>
               <w:t>Version</w:t>
@@ -418,7 +418,7 @@
           </w:tcPr>
           <w:p>
             <w:pPr>
-              <w:pStyle w:val="34"/>
+              <w:pStyle w:val="36"/>
             </w:pPr>
             <w:r>
               <w:t>Date</w:t>
@@ -432,7 +432,7 @@
           </w:tcPr>
           <w:p>
             <w:pPr>
-              <w:pStyle w:val="34"/>
+              <w:pStyle w:val="36"/>
             </w:pPr>
             <w:r>
               <w:t>A*</w:t>
@@ -452,7 +452,7 @@
           </w:tcPr>
           <w:p>
             <w:pPr>
-              <w:pStyle w:val="34"/>
+              <w:pStyle w:val="36"/>
             </w:pPr>
             <w:r>
               <w:t>In charge</w:t>
@@ -466,7 +466,7 @@
           </w:tcPr>
           <w:p>
             <w:pPr>
-              <w:pStyle w:val="34"/>
+              <w:pStyle w:val="36"/>
             </w:pPr>
             <w:r>
               <w:t>Change Description</w:t>
@@ -497,7 +497,7 @@
           </w:tcPr>
           <w:p>
             <w:pPr>
-              <w:pStyle w:val="33"/>
+              <w:pStyle w:val="35"/>
             </w:pPr>
             <w:r>
               <w:t>V1.0</w:t>
@@ -510,7 +510,7 @@
           </w:tcPr>
           <w:p>
             <w:pPr>
-              <w:pStyle w:val="33"/>
+              <w:pStyle w:val="35"/>
               <w:jc w:val="center"/>
               <w:rPr>
                 <w:rFonts w:hint="default"/>
@@ -532,7 +532,7 @@
           </w:tcPr>
           <w:p>
             <w:pPr>
-              <w:pStyle w:val="33"/>
+              <w:pStyle w:val="35"/>
             </w:pPr>
             <w:r>
               <w:t>A</w:t>
@@ -545,7 +545,7 @@
           </w:tcPr>
           <w:p>
             <w:pPr>
-              <w:pStyle w:val="33"/>
+              <w:pStyle w:val="35"/>
               <w:rPr>
                 <w:rFonts w:hint="default"/>
                 <w:lang w:val="vi-VN"/>
@@ -566,7 +566,7 @@
           </w:tcPr>
           <w:p>
             <w:pPr>
-              <w:pStyle w:val="33"/>
+              <w:pStyle w:val="35"/>
               <w:rPr>
                 <w:rFonts w:hint="default"/>
                 <w:lang w:val="vi-VN"/>
@@ -605,7 +605,7 @@
           </w:tcPr>
           <w:p>
             <w:pPr>
-              <w:pStyle w:val="33"/>
+              <w:pStyle w:val="35"/>
             </w:pPr>
           </w:p>
         </w:tc>
@@ -615,7 +615,7 @@
           </w:tcPr>
           <w:p>
             <w:pPr>
-              <w:pStyle w:val="33"/>
+              <w:pStyle w:val="35"/>
               <w:jc w:val="center"/>
             </w:pPr>
           </w:p>
@@ -626,7 +626,7 @@
           </w:tcPr>
           <w:p>
             <w:pPr>
-              <w:pStyle w:val="33"/>
+              <w:pStyle w:val="35"/>
             </w:pPr>
           </w:p>
         </w:tc>
@@ -636,7 +636,7 @@
           </w:tcPr>
           <w:p>
             <w:pPr>
-              <w:pStyle w:val="33"/>
+              <w:pStyle w:val="35"/>
             </w:pPr>
           </w:p>
         </w:tc>
@@ -646,7 +646,7 @@
           </w:tcPr>
           <w:p>
             <w:pPr>
-              <w:pStyle w:val="33"/>
+              <w:pStyle w:val="35"/>
             </w:pPr>
           </w:p>
         </w:tc>
@@ -674,7 +674,7 @@
           </w:tcPr>
           <w:p>
             <w:pPr>
-              <w:pStyle w:val="33"/>
+              <w:pStyle w:val="35"/>
             </w:pPr>
           </w:p>
         </w:tc>
@@ -684,7 +684,7 @@
           </w:tcPr>
           <w:p>
             <w:pPr>
-              <w:pStyle w:val="33"/>
+              <w:pStyle w:val="35"/>
               <w:jc w:val="center"/>
             </w:pPr>
           </w:p>
@@ -695,7 +695,7 @@
           </w:tcPr>
           <w:p>
             <w:pPr>
-              <w:pStyle w:val="33"/>
+              <w:pStyle w:val="35"/>
             </w:pPr>
           </w:p>
         </w:tc>
@@ -705,7 +705,7 @@
           </w:tcPr>
           <w:p>
             <w:pPr>
-              <w:pStyle w:val="33"/>
+              <w:pStyle w:val="35"/>
             </w:pPr>
           </w:p>
         </w:tc>
@@ -715,7 +715,7 @@
           </w:tcPr>
           <w:p>
             <w:pPr>
-              <w:pStyle w:val="33"/>
+              <w:pStyle w:val="35"/>
             </w:pPr>
           </w:p>
         </w:tc>
@@ -743,7 +743,7 @@
           </w:tcPr>
           <w:p>
             <w:pPr>
-              <w:pStyle w:val="33"/>
+              <w:pStyle w:val="35"/>
             </w:pPr>
           </w:p>
         </w:tc>
@@ -753,7 +753,7 @@
           </w:tcPr>
           <w:p>
             <w:pPr>
-              <w:pStyle w:val="33"/>
+              <w:pStyle w:val="35"/>
               <w:jc w:val="center"/>
             </w:pPr>
           </w:p>
@@ -764,7 +764,7 @@
           </w:tcPr>
           <w:p>
             <w:pPr>
-              <w:pStyle w:val="33"/>
+              <w:pStyle w:val="35"/>
             </w:pPr>
           </w:p>
         </w:tc>
@@ -774,7 +774,7 @@
           </w:tcPr>
           <w:p>
             <w:pPr>
-              <w:pStyle w:val="33"/>
+              <w:pStyle w:val="35"/>
             </w:pPr>
           </w:p>
         </w:tc>
@@ -784,7 +784,7 @@
           </w:tcPr>
           <w:p>
             <w:pPr>
-              <w:pStyle w:val="33"/>
+              <w:pStyle w:val="35"/>
             </w:pPr>
           </w:p>
         </w:tc>
@@ -812,7 +812,7 @@
           </w:tcPr>
           <w:p>
             <w:pPr>
-              <w:pStyle w:val="33"/>
+              <w:pStyle w:val="35"/>
             </w:pPr>
           </w:p>
         </w:tc>
@@ -822,7 +822,7 @@
           </w:tcPr>
           <w:p>
             <w:pPr>
-              <w:pStyle w:val="33"/>
+              <w:pStyle w:val="35"/>
               <w:jc w:val="center"/>
             </w:pPr>
           </w:p>
@@ -833,7 +833,7 @@
           </w:tcPr>
           <w:p>
             <w:pPr>
-              <w:pStyle w:val="33"/>
+              <w:pStyle w:val="35"/>
             </w:pPr>
           </w:p>
         </w:tc>
@@ -843,7 +843,7 @@
           </w:tcPr>
           <w:p>
             <w:pPr>
-              <w:pStyle w:val="33"/>
+              <w:pStyle w:val="35"/>
             </w:pPr>
           </w:p>
         </w:tc>
@@ -853,7 +853,7 @@
           </w:tcPr>
           <w:p>
             <w:pPr>
-              <w:pStyle w:val="33"/>
+              <w:pStyle w:val="35"/>
             </w:pPr>
           </w:p>
         </w:tc>
@@ -881,7 +881,7 @@
           </w:tcPr>
           <w:p>
             <w:pPr>
-              <w:pStyle w:val="33"/>
+              <w:pStyle w:val="35"/>
             </w:pPr>
           </w:p>
         </w:tc>
@@ -891,7 +891,7 @@
           </w:tcPr>
           <w:p>
             <w:pPr>
-              <w:pStyle w:val="33"/>
+              <w:pStyle w:val="35"/>
               <w:jc w:val="center"/>
             </w:pPr>
           </w:p>
@@ -902,7 +902,7 @@
           </w:tcPr>
           <w:p>
             <w:pPr>
-              <w:pStyle w:val="33"/>
+              <w:pStyle w:val="35"/>
             </w:pPr>
           </w:p>
         </w:tc>
@@ -912,7 +912,7 @@
           </w:tcPr>
           <w:p>
             <w:pPr>
-              <w:pStyle w:val="33"/>
+              <w:pStyle w:val="35"/>
             </w:pPr>
           </w:p>
         </w:tc>
@@ -922,7 +922,7 @@
           </w:tcPr>
           <w:p>
             <w:pPr>
-              <w:pStyle w:val="33"/>
+              <w:pStyle w:val="35"/>
             </w:pPr>
           </w:p>
         </w:tc>
@@ -950,7 +950,7 @@
           </w:tcPr>
           <w:p>
             <w:pPr>
-              <w:pStyle w:val="33"/>
+              <w:pStyle w:val="35"/>
             </w:pPr>
           </w:p>
         </w:tc>
@@ -960,7 +960,7 @@
           </w:tcPr>
           <w:p>
             <w:pPr>
-              <w:pStyle w:val="33"/>
+              <w:pStyle w:val="35"/>
               <w:jc w:val="center"/>
             </w:pPr>
           </w:p>
@@ -971,7 +971,7 @@
           </w:tcPr>
           <w:p>
             <w:pPr>
-              <w:pStyle w:val="33"/>
+              <w:pStyle w:val="35"/>
             </w:pPr>
           </w:p>
         </w:tc>
@@ -981,7 +981,7 @@
           </w:tcPr>
           <w:p>
             <w:pPr>
-              <w:pStyle w:val="33"/>
+              <w:pStyle w:val="35"/>
             </w:pPr>
           </w:p>
         </w:tc>
@@ -991,7 +991,7 @@
           </w:tcPr>
           <w:p>
             <w:pPr>
-              <w:pStyle w:val="33"/>
+              <w:pStyle w:val="35"/>
             </w:pPr>
           </w:p>
         </w:tc>
@@ -1019,7 +1019,7 @@
           </w:tcPr>
           <w:p>
             <w:pPr>
-              <w:pStyle w:val="33"/>
+              <w:pStyle w:val="35"/>
             </w:pPr>
           </w:p>
         </w:tc>
@@ -1029,7 +1029,7 @@
           </w:tcPr>
           <w:p>
             <w:pPr>
-              <w:pStyle w:val="33"/>
+              <w:pStyle w:val="35"/>
               <w:jc w:val="center"/>
             </w:pPr>
           </w:p>
@@ -1040,7 +1040,7 @@
           </w:tcPr>
           <w:p>
             <w:pPr>
-              <w:pStyle w:val="33"/>
+              <w:pStyle w:val="35"/>
             </w:pPr>
           </w:p>
         </w:tc>
@@ -1050,7 +1050,7 @@
           </w:tcPr>
           <w:p>
             <w:pPr>
-              <w:pStyle w:val="33"/>
+              <w:pStyle w:val="35"/>
             </w:pPr>
           </w:p>
         </w:tc>
@@ -1060,7 +1060,7 @@
           </w:tcPr>
           <w:p>
             <w:pPr>
-              <w:pStyle w:val="33"/>
+              <w:pStyle w:val="35"/>
             </w:pPr>
           </w:p>
         </w:tc>
@@ -1088,7 +1088,7 @@
           </w:tcPr>
           <w:p>
             <w:pPr>
-              <w:pStyle w:val="33"/>
+              <w:pStyle w:val="35"/>
             </w:pPr>
           </w:p>
         </w:tc>
@@ -1098,7 +1098,7 @@
           </w:tcPr>
           <w:p>
             <w:pPr>
-              <w:pStyle w:val="33"/>
+              <w:pStyle w:val="35"/>
               <w:jc w:val="center"/>
             </w:pPr>
           </w:p>
@@ -1109,7 +1109,7 @@
           </w:tcPr>
           <w:p>
             <w:pPr>
-              <w:pStyle w:val="33"/>
+              <w:pStyle w:val="35"/>
             </w:pPr>
           </w:p>
         </w:tc>
@@ -1119,7 +1119,7 @@
           </w:tcPr>
           <w:p>
             <w:pPr>
-              <w:pStyle w:val="33"/>
+              <w:pStyle w:val="35"/>
             </w:pPr>
           </w:p>
         </w:tc>
@@ -1129,7 +1129,7 @@
           </w:tcPr>
           <w:p>
             <w:pPr>
-              <w:pStyle w:val="33"/>
+              <w:pStyle w:val="35"/>
             </w:pPr>
           </w:p>
         </w:tc>
@@ -1157,7 +1157,7 @@
           </w:tcPr>
           <w:p>
             <w:pPr>
-              <w:pStyle w:val="33"/>
+              <w:pStyle w:val="35"/>
             </w:pPr>
           </w:p>
         </w:tc>
@@ -1167,7 +1167,7 @@
           </w:tcPr>
           <w:p>
             <w:pPr>
-              <w:pStyle w:val="33"/>
+              <w:pStyle w:val="35"/>
               <w:jc w:val="center"/>
             </w:pPr>
           </w:p>
@@ -1178,7 +1178,7 @@
           </w:tcPr>
           <w:p>
             <w:pPr>
-              <w:pStyle w:val="33"/>
+              <w:pStyle w:val="35"/>
             </w:pPr>
           </w:p>
         </w:tc>
@@ -1188,7 +1188,7 @@
           </w:tcPr>
           <w:p>
             <w:pPr>
-              <w:pStyle w:val="33"/>
+              <w:pStyle w:val="35"/>
             </w:pPr>
           </w:p>
         </w:tc>
@@ -1198,7 +1198,7 @@
           </w:tcPr>
           <w:p>
             <w:pPr>
-              <w:pStyle w:val="33"/>
+              <w:pStyle w:val="35"/>
             </w:pPr>
           </w:p>
         </w:tc>
@@ -1226,7 +1226,7 @@
           </w:tcPr>
           <w:p>
             <w:pPr>
-              <w:pStyle w:val="33"/>
+              <w:pStyle w:val="35"/>
             </w:pPr>
           </w:p>
         </w:tc>
@@ -1236,7 +1236,7 @@
           </w:tcPr>
           <w:p>
             <w:pPr>
-              <w:pStyle w:val="33"/>
+              <w:pStyle w:val="35"/>
               <w:jc w:val="center"/>
             </w:pPr>
           </w:p>
@@ -1247,7 +1247,7 @@
           </w:tcPr>
           <w:p>
             <w:pPr>
-              <w:pStyle w:val="33"/>
+              <w:pStyle w:val="35"/>
             </w:pPr>
           </w:p>
         </w:tc>
@@ -1257,7 +1257,7 @@
           </w:tcPr>
           <w:p>
             <w:pPr>
-              <w:pStyle w:val="33"/>
+              <w:pStyle w:val="35"/>
             </w:pPr>
           </w:p>
         </w:tc>
@@ -1267,7 +1267,7 @@
           </w:tcPr>
           <w:p>
             <w:pPr>
-              <w:pStyle w:val="33"/>
+              <w:pStyle w:val="35"/>
             </w:pPr>
           </w:p>
         </w:tc>
@@ -1295,7 +1295,7 @@
           </w:tcPr>
           <w:p>
             <w:pPr>
-              <w:pStyle w:val="33"/>
+              <w:pStyle w:val="35"/>
             </w:pPr>
           </w:p>
         </w:tc>
@@ -1305,7 +1305,7 @@
           </w:tcPr>
           <w:p>
             <w:pPr>
-              <w:pStyle w:val="33"/>
+              <w:pStyle w:val="35"/>
               <w:jc w:val="center"/>
             </w:pPr>
           </w:p>
@@ -1316,7 +1316,7 @@
           </w:tcPr>
           <w:p>
             <w:pPr>
-              <w:pStyle w:val="33"/>
+              <w:pStyle w:val="35"/>
             </w:pPr>
           </w:p>
         </w:tc>
@@ -1326,7 +1326,7 @@
           </w:tcPr>
           <w:p>
             <w:pPr>
-              <w:pStyle w:val="33"/>
+              <w:pStyle w:val="35"/>
             </w:pPr>
           </w:p>
         </w:tc>
@@ -1336,7 +1336,7 @@
           </w:tcPr>
           <w:p>
             <w:pPr>
-              <w:pStyle w:val="33"/>
+              <w:pStyle w:val="35"/>
             </w:pPr>
           </w:p>
         </w:tc>
@@ -1394,115 +1394,10 @@
       <w:sdtContent>
         <w:p>
           <w:pPr>
-            <w:pStyle w:val="35"/>
+            <w:pStyle w:val="37"/>
           </w:pPr>
           <w:r>
             <w:t>Contents</w:t>
-          </w:r>
-        </w:p>
-        <w:p>
-          <w:pPr>
-            <w:pStyle w:val="18"/>
-            <w:tabs>
-              <w:tab w:val="right" w:leader="dot" w:pos="9350"/>
-            </w:tabs>
-            <w:rPr>
-              <w:rFonts w:asciiTheme="minorHAnsi" w:hAnsiTheme="minorHAnsi" w:eastAsiaTheme="minorEastAsia" w:cstheme="minorBidi"/>
-              <w:szCs w:val="22"/>
-            </w:rPr>
-          </w:pPr>
-          <w:r>
-            <w:fldChar w:fldCharType="begin"/>
-          </w:r>
-          <w:r>
-            <w:instrText xml:space="preserve"> TOC \o "1-3" \h \z \u </w:instrText>
-          </w:r>
-          <w:r>
-            <w:fldChar w:fldCharType="separate"/>
-          </w:r>
-          <w:r>
-            <w:fldChar w:fldCharType="begin"/>
-          </w:r>
-          <w:r>
-            <w:instrText xml:space="preserve"> HYPERLINK \l "_Toc143617337" </w:instrText>
-          </w:r>
-          <w:r>
-            <w:fldChar w:fldCharType="separate"/>
-          </w:r>
-          <w:r>
-            <w:rPr>
-              <w:rStyle w:val="13"/>
-            </w:rPr>
-            <w:t>Record of Changes</w:t>
-          </w:r>
-          <w:r>
-            <w:tab/>
-          </w:r>
-          <w:r>
-            <w:fldChar w:fldCharType="begin"/>
-          </w:r>
-          <w:r>
-            <w:instrText xml:space="preserve"> PAGEREF _Toc143617337 \h </w:instrText>
-          </w:r>
-          <w:r>
-            <w:fldChar w:fldCharType="separate"/>
-          </w:r>
-          <w:r>
-            <w:t>2</w:t>
-          </w:r>
-          <w:r>
-            <w:fldChar w:fldCharType="end"/>
-          </w:r>
-          <w:r>
-            <w:fldChar w:fldCharType="end"/>
-          </w:r>
-        </w:p>
-        <w:p>
-          <w:pPr>
-            <w:pStyle w:val="18"/>
-            <w:tabs>
-              <w:tab w:val="right" w:leader="dot" w:pos="9350"/>
-            </w:tabs>
-            <w:rPr>
-              <w:rFonts w:asciiTheme="minorHAnsi" w:hAnsiTheme="minorHAnsi" w:eastAsiaTheme="minorEastAsia" w:cstheme="minorBidi"/>
-              <w:szCs w:val="22"/>
-            </w:rPr>
-          </w:pPr>
-          <w:r>
-            <w:fldChar w:fldCharType="begin"/>
-          </w:r>
-          <w:r>
-            <w:instrText xml:space="preserve"> HYPERLINK \l "_Toc143617338" </w:instrText>
-          </w:r>
-          <w:r>
-            <w:fldChar w:fldCharType="separate"/>
-          </w:r>
-          <w:r>
-            <w:rPr>
-              <w:rStyle w:val="13"/>
-            </w:rPr>
-            <w:t>I. Overview</w:t>
-          </w:r>
-          <w:r>
-            <w:tab/>
-          </w:r>
-          <w:r>
-            <w:fldChar w:fldCharType="begin"/>
-          </w:r>
-          <w:r>
-            <w:instrText xml:space="preserve"> PAGEREF _Toc143617338 \h </w:instrText>
-          </w:r>
-          <w:r>
-            <w:fldChar w:fldCharType="separate"/>
-          </w:r>
-          <w:r>
-            <w:t>4</w:t>
-          </w:r>
-          <w:r>
-            <w:fldChar w:fldCharType="end"/>
-          </w:r>
-          <w:r>
-            <w:fldChar w:fldCharType="end"/>
           </w:r>
         </w:p>
         <w:p>
@@ -1520,23 +1415,73 @@
             <w:fldChar w:fldCharType="begin"/>
           </w:r>
           <w:r>
-            <w:instrText xml:space="preserve"> HYPERLINK \l "_Toc143617339" </w:instrText>
+            <w:instrText xml:space="preserve"> TOC \o "1-3" \h \z \u </w:instrText>
           </w:r>
           <w:r>
             <w:fldChar w:fldCharType="separate"/>
           </w:r>
           <w:r>
+            <w:fldChar w:fldCharType="begin"/>
+          </w:r>
+          <w:r>
+            <w:instrText xml:space="preserve"> HYPERLINK \l "_Toc143617337" </w:instrText>
+          </w:r>
+          <w:r>
+            <w:fldChar w:fldCharType="separate"/>
+          </w:r>
+          <w:r>
             <w:rPr>
-              <w:rStyle w:val="13"/>
-              <w:lang w:val="vi-VN"/>
+              <w:rStyle w:val="14"/>
             </w:rPr>
-            <w:t>1</w:t>
-          </w:r>
-          <w:r>
+            <w:t>Record of Changes</w:t>
+          </w:r>
+          <w:r>
+            <w:tab/>
+          </w:r>
+          <w:r>
+            <w:fldChar w:fldCharType="begin"/>
+          </w:r>
+          <w:r>
+            <w:instrText xml:space="preserve"> PAGEREF _Toc143617337 \h </w:instrText>
+          </w:r>
+          <w:r>
+            <w:fldChar w:fldCharType="separate"/>
+          </w:r>
+          <w:r>
+            <w:t>2</w:t>
+          </w:r>
+          <w:r>
+            <w:fldChar w:fldCharType="end"/>
+          </w:r>
+          <w:r>
+            <w:fldChar w:fldCharType="end"/>
+          </w:r>
+        </w:p>
+        <w:p>
+          <w:pPr>
+            <w:pStyle w:val="19"/>
+            <w:tabs>
+              <w:tab w:val="right" w:leader="dot" w:pos="9350"/>
+            </w:tabs>
             <w:rPr>
-              <w:rStyle w:val="13"/>
+              <w:rFonts w:asciiTheme="minorHAnsi" w:hAnsiTheme="minorHAnsi" w:eastAsiaTheme="minorEastAsia" w:cstheme="minorBidi"/>
+              <w:szCs w:val="22"/>
             </w:rPr>
-            <w:t>. User Requirements</w:t>
+          </w:pPr>
+          <w:r>
+            <w:fldChar w:fldCharType="begin"/>
+          </w:r>
+          <w:r>
+            <w:instrText xml:space="preserve"> HYPERLINK \l "_Toc143617338" </w:instrText>
+          </w:r>
+          <w:r>
+            <w:fldChar w:fldCharType="separate"/>
+          </w:r>
+          <w:r>
+            <w:rPr>
+              <w:rStyle w:val="14"/>
+            </w:rPr>
+            <w:t>I. Overview</w:t>
           </w:r>
           <w:r>
             <w:tab/>
@@ -1545,7 +1490,7 @@
             <w:fldChar w:fldCharType="begin"/>
           </w:r>
           <w:r>
-            <w:instrText xml:space="preserve"> PAGEREF _Toc143617339 \h </w:instrText>
+            <w:instrText xml:space="preserve"> PAGEREF _Toc143617338 \h </w:instrText>
           </w:r>
           <w:r>
             <w:fldChar w:fldCharType="separate"/>
@@ -1575,21 +1520,76 @@
             <w:fldChar w:fldCharType="begin"/>
           </w:r>
           <w:r>
-            <w:instrText xml:space="preserve"> HYPERLINK \l "_Toc143617340" </w:instrText>
+            <w:instrText xml:space="preserve"> HYPERLINK \l "_Toc143617339" </w:instrText>
           </w:r>
           <w:r>
             <w:fldChar w:fldCharType="separate"/>
           </w:r>
           <w:r>
             <w:rPr>
-              <w:rStyle w:val="13"/>
+              <w:rStyle w:val="14"/>
               <w:lang w:val="vi-VN"/>
             </w:rPr>
             <w:t>1</w:t>
           </w:r>
           <w:r>
             <w:rPr>
-              <w:rStyle w:val="13"/>
+              <w:rStyle w:val="14"/>
+            </w:rPr>
+            <w:t>. User Requirements</w:t>
+          </w:r>
+          <w:r>
+            <w:tab/>
+          </w:r>
+          <w:r>
+            <w:fldChar w:fldCharType="begin"/>
+          </w:r>
+          <w:r>
+            <w:instrText xml:space="preserve"> PAGEREF _Toc143617339 \h </w:instrText>
+          </w:r>
+          <w:r>
+            <w:fldChar w:fldCharType="separate"/>
+          </w:r>
+          <w:r>
+            <w:t>4</w:t>
+          </w:r>
+          <w:r>
+            <w:fldChar w:fldCharType="end"/>
+          </w:r>
+          <w:r>
+            <w:fldChar w:fldCharType="end"/>
+          </w:r>
+        </w:p>
+        <w:p>
+          <w:pPr>
+            <w:pStyle w:val="21"/>
+            <w:tabs>
+              <w:tab w:val="right" w:leader="dot" w:pos="9350"/>
+            </w:tabs>
+            <w:rPr>
+              <w:rFonts w:asciiTheme="minorHAnsi" w:hAnsiTheme="minorHAnsi" w:eastAsiaTheme="minorEastAsia" w:cstheme="minorBidi"/>
+              <w:szCs w:val="22"/>
+            </w:rPr>
+          </w:pPr>
+          <w:r>
+            <w:fldChar w:fldCharType="begin"/>
+          </w:r>
+          <w:r>
+            <w:instrText xml:space="preserve"> HYPERLINK \l "_Toc143617340" </w:instrText>
+          </w:r>
+          <w:r>
+            <w:fldChar w:fldCharType="separate"/>
+          </w:r>
+          <w:r>
+            <w:rPr>
+              <w:rStyle w:val="14"/>
+              <w:lang w:val="vi-VN"/>
+            </w:rPr>
+            <w:t>1</w:t>
+          </w:r>
+          <w:r>
+            <w:rPr>
+              <w:rStyle w:val="14"/>
             </w:rPr>
             <w:t>.1 Actors</w:t>
           </w:r>
@@ -1601,6 +1601,61 @@
           </w:r>
           <w:r>
             <w:instrText xml:space="preserve"> PAGEREF _Toc143617340 \h </w:instrText>
+          </w:r>
+          <w:r>
+            <w:fldChar w:fldCharType="separate"/>
+          </w:r>
+          <w:r>
+            <w:t>4</w:t>
+          </w:r>
+          <w:r>
+            <w:fldChar w:fldCharType="end"/>
+          </w:r>
+          <w:r>
+            <w:fldChar w:fldCharType="end"/>
+          </w:r>
+        </w:p>
+        <w:p>
+          <w:pPr>
+            <w:pStyle w:val="21"/>
+            <w:tabs>
+              <w:tab w:val="right" w:leader="dot" w:pos="9350"/>
+            </w:tabs>
+            <w:rPr>
+              <w:rFonts w:asciiTheme="minorHAnsi" w:hAnsiTheme="minorHAnsi" w:eastAsiaTheme="minorEastAsia" w:cstheme="minorBidi"/>
+              <w:szCs w:val="22"/>
+            </w:rPr>
+          </w:pPr>
+          <w:r>
+            <w:fldChar w:fldCharType="begin"/>
+          </w:r>
+          <w:r>
+            <w:instrText xml:space="preserve"> HYPERLINK \l "_Toc143617341" </w:instrText>
+          </w:r>
+          <w:r>
+            <w:fldChar w:fldCharType="separate"/>
+          </w:r>
+          <w:r>
+            <w:rPr>
+              <w:rStyle w:val="14"/>
+              <w:lang w:val="vi-VN"/>
+            </w:rPr>
+            <w:t>1</w:t>
+          </w:r>
+          <w:r>
+            <w:rPr>
+              <w:rStyle w:val="14"/>
+            </w:rPr>
+            <w:t>.2 Use Cases</w:t>
+          </w:r>
+          <w:r>
+            <w:tab/>
+          </w:r>
+          <w:r>
+            <w:fldChar w:fldCharType="begin"/>
+          </w:r>
+          <w:r>
+            <w:instrText xml:space="preserve"> PAGEREF _Toc143617341 \h </w:instrText>
           </w:r>
           <w:r>
             <w:fldChar w:fldCharType="separate"/>
@@ -1630,23 +1685,23 @@
             <w:fldChar w:fldCharType="begin"/>
           </w:r>
           <w:r>
-            <w:instrText xml:space="preserve"> HYPERLINK \l "_Toc143617341" </w:instrText>
+            <w:instrText xml:space="preserve"> HYPERLINK \l "_Toc143617342" </w:instrText>
           </w:r>
           <w:r>
             <w:fldChar w:fldCharType="separate"/>
           </w:r>
           <w:r>
             <w:rPr>
-              <w:rStyle w:val="13"/>
+              <w:rStyle w:val="14"/>
               <w:lang w:val="vi-VN"/>
             </w:rPr>
-            <w:t>1</w:t>
+            <w:t>2</w:t>
           </w:r>
           <w:r>
             <w:rPr>
-              <w:rStyle w:val="13"/>
+              <w:rStyle w:val="14"/>
             </w:rPr>
-            <w:t>.2 Use Cases</w:t>
+            <w:t>. Overall Functionalities</w:t>
           </w:r>
           <w:r>
             <w:tab/>
@@ -1655,13 +1710,392 @@
             <w:fldChar w:fldCharType="begin"/>
           </w:r>
           <w:r>
-            <w:instrText xml:space="preserve"> PAGEREF _Toc143617341 \h </w:instrText>
+            <w:instrText xml:space="preserve"> PAGEREF _Toc143617342 \h </w:instrText>
           </w:r>
           <w:r>
             <w:fldChar w:fldCharType="separate"/>
           </w:r>
           <w:r>
-            <w:t>4</w:t>
+            <w:t>5</w:t>
+          </w:r>
+          <w:r>
+            <w:fldChar w:fldCharType="end"/>
+          </w:r>
+          <w:r>
+            <w:fldChar w:fldCharType="end"/>
+          </w:r>
+        </w:p>
+        <w:p>
+          <w:pPr>
+            <w:pStyle w:val="21"/>
+            <w:tabs>
+              <w:tab w:val="right" w:leader="dot" w:pos="9350"/>
+            </w:tabs>
+            <w:rPr>
+              <w:rFonts w:asciiTheme="minorHAnsi" w:hAnsiTheme="minorHAnsi" w:eastAsiaTheme="minorEastAsia" w:cstheme="minorBidi"/>
+              <w:szCs w:val="22"/>
+            </w:rPr>
+          </w:pPr>
+          <w:r>
+            <w:fldChar w:fldCharType="begin"/>
+          </w:r>
+          <w:r>
+            <w:instrText xml:space="preserve"> HYPERLINK \l "_Toc143617343" </w:instrText>
+          </w:r>
+          <w:r>
+            <w:fldChar w:fldCharType="separate"/>
+          </w:r>
+          <w:r>
+            <w:rPr>
+              <w:rStyle w:val="14"/>
+              <w:lang w:val="vi-VN"/>
+            </w:rPr>
+            <w:t>2</w:t>
+          </w:r>
+          <w:r>
+            <w:rPr>
+              <w:rStyle w:val="14"/>
+            </w:rPr>
+            <w:t>.1 Screens Flow</w:t>
+          </w:r>
+          <w:r>
+            <w:tab/>
+          </w:r>
+          <w:r>
+            <w:fldChar w:fldCharType="begin"/>
+          </w:r>
+          <w:r>
+            <w:instrText xml:space="preserve"> PAGEREF _Toc143617343 \h </w:instrText>
+          </w:r>
+          <w:r>
+            <w:fldChar w:fldCharType="separate"/>
+          </w:r>
+          <w:r>
+            <w:t>5</w:t>
+          </w:r>
+          <w:r>
+            <w:fldChar w:fldCharType="end"/>
+          </w:r>
+          <w:r>
+            <w:fldChar w:fldCharType="end"/>
+          </w:r>
+        </w:p>
+        <w:p>
+          <w:pPr>
+            <w:pStyle w:val="21"/>
+            <w:tabs>
+              <w:tab w:val="right" w:leader="dot" w:pos="9350"/>
+            </w:tabs>
+            <w:rPr>
+              <w:rFonts w:asciiTheme="minorHAnsi" w:hAnsiTheme="minorHAnsi" w:eastAsiaTheme="minorEastAsia" w:cstheme="minorBidi"/>
+              <w:szCs w:val="22"/>
+            </w:rPr>
+          </w:pPr>
+          <w:r>
+            <w:fldChar w:fldCharType="begin"/>
+          </w:r>
+          <w:r>
+            <w:instrText xml:space="preserve"> HYPERLINK \l "_Toc143617344" </w:instrText>
+          </w:r>
+          <w:r>
+            <w:fldChar w:fldCharType="separate"/>
+          </w:r>
+          <w:r>
+            <w:rPr>
+              <w:rStyle w:val="14"/>
+              <w:lang w:val="vi-VN"/>
+            </w:rPr>
+            <w:t>2.2</w:t>
+          </w:r>
+          <w:r>
+            <w:rPr>
+              <w:rStyle w:val="14"/>
+            </w:rPr>
+            <w:t xml:space="preserve"> Screen Descriptions</w:t>
+          </w:r>
+          <w:r>
+            <w:tab/>
+          </w:r>
+          <w:r>
+            <w:fldChar w:fldCharType="begin"/>
+          </w:r>
+          <w:r>
+            <w:instrText xml:space="preserve"> PAGEREF _Toc143617344 \h </w:instrText>
+          </w:r>
+          <w:r>
+            <w:fldChar w:fldCharType="separate"/>
+          </w:r>
+          <w:r>
+            <w:t>5</w:t>
+          </w:r>
+          <w:r>
+            <w:fldChar w:fldCharType="end"/>
+          </w:r>
+          <w:r>
+            <w:fldChar w:fldCharType="end"/>
+          </w:r>
+        </w:p>
+        <w:p>
+          <w:pPr>
+            <w:pStyle w:val="21"/>
+            <w:tabs>
+              <w:tab w:val="right" w:leader="dot" w:pos="9350"/>
+            </w:tabs>
+            <w:rPr>
+              <w:rFonts w:asciiTheme="minorHAnsi" w:hAnsiTheme="minorHAnsi" w:eastAsiaTheme="minorEastAsia" w:cstheme="minorBidi"/>
+              <w:szCs w:val="22"/>
+            </w:rPr>
+          </w:pPr>
+          <w:r>
+            <w:fldChar w:fldCharType="begin"/>
+          </w:r>
+          <w:r>
+            <w:instrText xml:space="preserve"> HYPERLINK \l "_Toc143617345" </w:instrText>
+          </w:r>
+          <w:r>
+            <w:fldChar w:fldCharType="separate"/>
+          </w:r>
+          <w:r>
+            <w:rPr>
+              <w:rStyle w:val="14"/>
+              <w:lang w:val="vi-VN"/>
+            </w:rPr>
+            <w:t>2</w:t>
+          </w:r>
+          <w:r>
+            <w:rPr>
+              <w:rStyle w:val="14"/>
+            </w:rPr>
+            <w:t>.3 Screen Authorization</w:t>
+          </w:r>
+          <w:r>
+            <w:tab/>
+          </w:r>
+          <w:r>
+            <w:fldChar w:fldCharType="begin"/>
+          </w:r>
+          <w:r>
+            <w:instrText xml:space="preserve"> PAGEREF _Toc143617345 \h </w:instrText>
+          </w:r>
+          <w:r>
+            <w:fldChar w:fldCharType="separate"/>
+          </w:r>
+          <w:r>
+            <w:t>5</w:t>
+          </w:r>
+          <w:r>
+            <w:fldChar w:fldCharType="end"/>
+          </w:r>
+          <w:r>
+            <w:fldChar w:fldCharType="end"/>
+          </w:r>
+        </w:p>
+        <w:p>
+          <w:pPr>
+            <w:pStyle w:val="21"/>
+            <w:tabs>
+              <w:tab w:val="right" w:leader="dot" w:pos="9350"/>
+            </w:tabs>
+            <w:rPr>
+              <w:rFonts w:asciiTheme="minorHAnsi" w:hAnsiTheme="minorHAnsi" w:eastAsiaTheme="minorEastAsia" w:cstheme="minorBidi"/>
+              <w:szCs w:val="22"/>
+            </w:rPr>
+          </w:pPr>
+          <w:r>
+            <w:fldChar w:fldCharType="begin"/>
+          </w:r>
+          <w:r>
+            <w:instrText xml:space="preserve"> HYPERLINK \l "_Toc143617346" </w:instrText>
+          </w:r>
+          <w:r>
+            <w:fldChar w:fldCharType="separate"/>
+          </w:r>
+          <w:r>
+            <w:rPr>
+              <w:rStyle w:val="14"/>
+              <w:lang w:val="vi-VN"/>
+            </w:rPr>
+            <w:t>2</w:t>
+          </w:r>
+          <w:r>
+            <w:rPr>
+              <w:rStyle w:val="14"/>
+            </w:rPr>
+            <w:t>.4 Non-UI Functions</w:t>
+          </w:r>
+          <w:r>
+            <w:tab/>
+          </w:r>
+          <w:r>
+            <w:fldChar w:fldCharType="begin"/>
+          </w:r>
+          <w:r>
+            <w:instrText xml:space="preserve"> PAGEREF _Toc143617346 \h </w:instrText>
+          </w:r>
+          <w:r>
+            <w:fldChar w:fldCharType="separate"/>
+          </w:r>
+          <w:r>
+            <w:t>6</w:t>
+          </w:r>
+          <w:r>
+            <w:fldChar w:fldCharType="end"/>
+          </w:r>
+          <w:r>
+            <w:fldChar w:fldCharType="end"/>
+          </w:r>
+        </w:p>
+        <w:p>
+          <w:pPr>
+            <w:pStyle w:val="20"/>
+            <w:tabs>
+              <w:tab w:val="right" w:leader="dot" w:pos="9350"/>
+            </w:tabs>
+            <w:rPr>
+              <w:rFonts w:asciiTheme="minorHAnsi" w:hAnsiTheme="minorHAnsi" w:eastAsiaTheme="minorEastAsia" w:cstheme="minorBidi"/>
+              <w:szCs w:val="22"/>
+            </w:rPr>
+          </w:pPr>
+          <w:r>
+            <w:fldChar w:fldCharType="begin"/>
+          </w:r>
+          <w:r>
+            <w:instrText xml:space="preserve"> HYPERLINK \l "_Toc143617347" </w:instrText>
+          </w:r>
+          <w:r>
+            <w:fldChar w:fldCharType="separate"/>
+          </w:r>
+          <w:r>
+            <w:rPr>
+              <w:rStyle w:val="14"/>
+              <w:lang w:val="vi-VN"/>
+            </w:rPr>
+            <w:t>3. System High Level Design</w:t>
+          </w:r>
+          <w:r>
+            <w:tab/>
+          </w:r>
+          <w:r>
+            <w:fldChar w:fldCharType="begin"/>
+          </w:r>
+          <w:r>
+            <w:instrText xml:space="preserve"> PAGEREF _Toc143617347 \h </w:instrText>
+          </w:r>
+          <w:r>
+            <w:fldChar w:fldCharType="separate"/>
+          </w:r>
+          <w:r>
+            <w:t>6</w:t>
+          </w:r>
+          <w:r>
+            <w:fldChar w:fldCharType="end"/>
+          </w:r>
+          <w:r>
+            <w:fldChar w:fldCharType="end"/>
+          </w:r>
+        </w:p>
+        <w:p>
+          <w:pPr>
+            <w:pStyle w:val="21"/>
+            <w:tabs>
+              <w:tab w:val="right" w:leader="dot" w:pos="9350"/>
+            </w:tabs>
+            <w:rPr>
+              <w:rFonts w:asciiTheme="minorHAnsi" w:hAnsiTheme="minorHAnsi" w:eastAsiaTheme="minorEastAsia" w:cstheme="minorBidi"/>
+              <w:szCs w:val="22"/>
+            </w:rPr>
+          </w:pPr>
+          <w:r>
+            <w:fldChar w:fldCharType="begin"/>
+          </w:r>
+          <w:r>
+            <w:instrText xml:space="preserve"> HYPERLINK \l "_Toc143617348" </w:instrText>
+          </w:r>
+          <w:r>
+            <w:fldChar w:fldCharType="separate"/>
+          </w:r>
+          <w:r>
+            <w:rPr>
+              <w:rStyle w:val="14"/>
+              <w:lang w:val="vi-VN"/>
+            </w:rPr>
+            <w:t>3.</w:t>
+          </w:r>
+          <w:r>
+            <w:rPr>
+              <w:rStyle w:val="14"/>
+            </w:rPr>
+            <w:t>1 Database Design</w:t>
+          </w:r>
+          <w:r>
+            <w:tab/>
+          </w:r>
+          <w:r>
+            <w:fldChar w:fldCharType="begin"/>
+          </w:r>
+          <w:r>
+            <w:instrText xml:space="preserve"> PAGEREF _Toc143617348 \h </w:instrText>
+          </w:r>
+          <w:r>
+            <w:fldChar w:fldCharType="separate"/>
+          </w:r>
+          <w:r>
+            <w:t>6</w:t>
+          </w:r>
+          <w:r>
+            <w:fldChar w:fldCharType="end"/>
+          </w:r>
+          <w:r>
+            <w:fldChar w:fldCharType="end"/>
+          </w:r>
+        </w:p>
+        <w:p>
+          <w:pPr>
+            <w:pStyle w:val="21"/>
+            <w:tabs>
+              <w:tab w:val="right" w:leader="dot" w:pos="9350"/>
+            </w:tabs>
+            <w:rPr>
+              <w:rFonts w:asciiTheme="minorHAnsi" w:hAnsiTheme="minorHAnsi" w:eastAsiaTheme="minorEastAsia" w:cstheme="minorBidi"/>
+              <w:szCs w:val="22"/>
+            </w:rPr>
+          </w:pPr>
+          <w:r>
+            <w:fldChar w:fldCharType="begin"/>
+          </w:r>
+          <w:r>
+            <w:instrText xml:space="preserve"> HYPERLINK \l "_Toc143617349" </w:instrText>
+          </w:r>
+          <w:r>
+            <w:fldChar w:fldCharType="separate"/>
+          </w:r>
+          <w:r>
+            <w:rPr>
+              <w:rStyle w:val="14"/>
+              <w:lang w:val="vi-VN"/>
+            </w:rPr>
+            <w:t>3.</w:t>
+          </w:r>
+          <w:r>
+            <w:rPr>
+              <w:rStyle w:val="14"/>
+            </w:rPr>
+            <w:t>2 Code Packages</w:t>
+          </w:r>
+          <w:r>
+            <w:tab/>
+          </w:r>
+          <w:r>
+            <w:fldChar w:fldCharType="begin"/>
+          </w:r>
+          <w:r>
+            <w:instrText xml:space="preserve"> PAGEREF _Toc143617349 \h </w:instrText>
+          </w:r>
+          <w:r>
+            <w:fldChar w:fldCharType="separate"/>
+          </w:r>
+          <w:r>
+            <w:t>7</w:t>
           </w:r>
           <w:r>
             <w:fldChar w:fldCharType="end"/>
@@ -1685,23 +2119,49 @@
             <w:fldChar w:fldCharType="begin"/>
           </w:r>
           <w:r>
-            <w:instrText xml:space="preserve"> HYPERLINK \l "_Toc143617342" </w:instrText>
+            <w:instrText xml:space="preserve"> HYPERLINK \l "_Toc143617350" </w:instrText>
           </w:r>
           <w:r>
             <w:fldChar w:fldCharType="separate"/>
           </w:r>
           <w:r>
             <w:rPr>
-              <w:rStyle w:val="13"/>
+              <w:rStyle w:val="14"/>
+            </w:rPr>
+            <w:t>I</w:t>
+          </w:r>
+          <w:r>
+            <w:rPr>
+              <w:rStyle w:val="14"/>
               <w:lang w:val="vi-VN"/>
             </w:rPr>
-            <w:t>2</w:t>
+            <w:t>I</w:t>
           </w:r>
           <w:r>
             <w:rPr>
-              <w:rStyle w:val="13"/>
+              <w:rStyle w:val="14"/>
             </w:rPr>
-            <w:t>. Overall Functionalities</w:t>
+            <w:t xml:space="preserve">. </w:t>
+          </w:r>
+          <w:r>
+            <w:rPr>
+              <w:rStyle w:val="14"/>
+              <w:lang w:val="vi-VN"/>
+            </w:rPr>
+            <w:t>Requirement</w:t>
+          </w:r>
+          <w:r>
+            <w:rPr>
+              <w:rStyle w:val="14"/>
+            </w:rPr>
+            <w:t xml:space="preserve"> Specification</w:t>
+          </w:r>
+          <w:r>
+            <w:rPr>
+              <w:rStyle w:val="14"/>
+              <w:lang w:val="vi-VN"/>
+            </w:rPr>
+            <w:t>s</w:t>
           </w:r>
           <w:r>
             <w:tab/>
@@ -1710,13 +2170,13 @@
             <w:fldChar w:fldCharType="begin"/>
           </w:r>
           <w:r>
-            <w:instrText xml:space="preserve"> PAGEREF _Toc143617342 \h </w:instrText>
+            <w:instrText xml:space="preserve"> PAGEREF _Toc143617350 \h </w:instrText>
           </w:r>
           <w:r>
             <w:fldChar w:fldCharType="separate"/>
           </w:r>
           <w:r>
-            <w:t>5</w:t>
+            <w:t>8</w:t>
           </w:r>
           <w:r>
             <w:fldChar w:fldCharType="end"/>
@@ -1740,23 +2200,72 @@
             <w:fldChar w:fldCharType="begin"/>
           </w:r>
           <w:r>
-            <w:instrText xml:space="preserve"> HYPERLINK \l "_Toc143617343" </w:instrText>
+            <w:instrText xml:space="preserve"> HYPERLINK \l "_Toc143617351" </w:instrText>
           </w:r>
           <w:r>
             <w:fldChar w:fldCharType="separate"/>
           </w:r>
           <w:r>
             <w:rPr>
-              <w:rStyle w:val="13"/>
+              <w:rStyle w:val="14"/>
+            </w:rPr>
+            <w:t xml:space="preserve">1. </w:t>
+          </w:r>
+          <w:r>
+            <w:rPr>
+              <w:rStyle w:val="14"/>
               <w:lang w:val="vi-VN"/>
             </w:rPr>
-            <w:t>2</w:t>
-          </w:r>
-          <w:r>
+            <w:t>&lt;&lt;Feature Name&gt;&gt;</w:t>
+          </w:r>
+          <w:r>
+            <w:tab/>
+          </w:r>
+          <w:r>
+            <w:fldChar w:fldCharType="begin"/>
+          </w:r>
+          <w:r>
+            <w:instrText xml:space="preserve"> PAGEREF _Toc143617351 \h </w:instrText>
+          </w:r>
+          <w:r>
+            <w:fldChar w:fldCharType="separate"/>
+          </w:r>
+          <w:r>
+            <w:t>8</w:t>
+          </w:r>
+          <w:r>
+            <w:fldChar w:fldCharType="end"/>
+          </w:r>
+          <w:r>
+            <w:fldChar w:fldCharType="end"/>
+          </w:r>
+        </w:p>
+        <w:p>
+          <w:pPr>
+            <w:pStyle w:val="21"/>
+            <w:tabs>
+              <w:tab w:val="right" w:leader="dot" w:pos="9350"/>
+            </w:tabs>
             <w:rPr>
-              <w:rStyle w:val="13"/>
+              <w:rFonts w:asciiTheme="minorHAnsi" w:hAnsiTheme="minorHAnsi" w:eastAsiaTheme="minorEastAsia" w:cstheme="minorBidi"/>
+              <w:szCs w:val="22"/>
             </w:rPr>
-            <w:t>.1 Screens Flow</w:t>
+          </w:pPr>
+          <w:r>
+            <w:fldChar w:fldCharType="begin"/>
+          </w:r>
+          <w:r>
+            <w:instrText xml:space="preserve"> HYPERLINK \l "_Toc143617352" </w:instrText>
+          </w:r>
+          <w:r>
+            <w:fldChar w:fldCharType="separate"/>
+          </w:r>
+          <w:r>
+            <w:rPr>
+              <w:rStyle w:val="14"/>
+              <w:lang w:val="vi-VN"/>
+            </w:rPr>
+            <w:t>1.1 &lt;&lt;UseCaseCode_UC Name&gt;&gt;</w:t>
           </w:r>
           <w:r>
             <w:tab/>
@@ -1765,13 +2274,13 @@
             <w:fldChar w:fldCharType="begin"/>
           </w:r>
           <w:r>
-            <w:instrText xml:space="preserve"> PAGEREF _Toc143617343 \h </w:instrText>
+            <w:instrText xml:space="preserve"> PAGEREF _Toc143617352 \h </w:instrText>
           </w:r>
           <w:r>
             <w:fldChar w:fldCharType="separate"/>
           </w:r>
           <w:r>
-            <w:t>5</w:t>
+            <w:t>8</w:t>
           </w:r>
           <w:r>
             <w:fldChar w:fldCharType="end"/>
@@ -1795,23 +2304,77 @@
             <w:fldChar w:fldCharType="begin"/>
           </w:r>
           <w:r>
-            <w:instrText xml:space="preserve"> HYPERLINK \l "_Toc143617344" </w:instrText>
+            <w:instrText xml:space="preserve"> HYPERLINK \l "_Toc143617353" </w:instrText>
           </w:r>
           <w:r>
             <w:fldChar w:fldCharType="separate"/>
           </w:r>
           <w:r>
             <w:rPr>
-              <w:rStyle w:val="13"/>
+              <w:rStyle w:val="14"/>
+            </w:rPr>
+            <w:t>2. Common Functions</w:t>
+          </w:r>
+          <w:r>
+            <w:tab/>
+          </w:r>
+          <w:r>
+            <w:fldChar w:fldCharType="begin"/>
+          </w:r>
+          <w:r>
+            <w:instrText xml:space="preserve"> PAGEREF _Toc143617353 \h </w:instrText>
+          </w:r>
+          <w:r>
+            <w:fldChar w:fldCharType="separate"/>
+          </w:r>
+          <w:r>
+            <w:t>11</w:t>
+          </w:r>
+          <w:r>
+            <w:fldChar w:fldCharType="end"/>
+          </w:r>
+          <w:r>
+            <w:fldChar w:fldCharType="end"/>
+          </w:r>
+        </w:p>
+        <w:p>
+          <w:pPr>
+            <w:pStyle w:val="21"/>
+            <w:tabs>
+              <w:tab w:val="right" w:leader="dot" w:pos="9350"/>
+            </w:tabs>
+            <w:rPr>
+              <w:rFonts w:asciiTheme="minorHAnsi" w:hAnsiTheme="minorHAnsi" w:eastAsiaTheme="minorEastAsia" w:cstheme="minorBidi"/>
+              <w:szCs w:val="22"/>
+            </w:rPr>
+          </w:pPr>
+          <w:r>
+            <w:fldChar w:fldCharType="begin"/>
+          </w:r>
+          <w:r>
+            <w:instrText xml:space="preserve"> HYPERLINK \l "_Toc143617354" </w:instrText>
+          </w:r>
+          <w:r>
+            <w:fldChar w:fldCharType="separate"/>
+          </w:r>
+          <w:r>
+            <w:rPr>
+              <w:rStyle w:val="14"/>
+            </w:rPr>
+            <w:t>2.1</w:t>
+          </w:r>
+          <w:r>
+            <w:rPr>
+              <w:rStyle w:val="14"/>
               <w:lang w:val="vi-VN"/>
             </w:rPr>
-            <w:t>2.2</w:t>
+            <w:t xml:space="preserve"> </w:t>
           </w:r>
           <w:r>
             <w:rPr>
-              <w:rStyle w:val="13"/>
+              <w:rStyle w:val="14"/>
             </w:rPr>
-            <w:t xml:space="preserve"> Screen Descriptions</w:t>
+            <w:t>UC-2_Login System</w:t>
           </w:r>
           <w:r>
             <w:tab/>
@@ -1820,13 +2383,13 @@
             <w:fldChar w:fldCharType="begin"/>
           </w:r>
           <w:r>
-            <w:instrText xml:space="preserve"> PAGEREF _Toc143617344 \h </w:instrText>
+            <w:instrText xml:space="preserve"> PAGEREF _Toc143617354 \h </w:instrText>
           </w:r>
           <w:r>
             <w:fldChar w:fldCharType="separate"/>
           </w:r>
           <w:r>
-            <w:t>5</w:t>
+            <w:t>11</w:t>
           </w:r>
           <w:r>
             <w:fldChar w:fldCharType="end"/>
@@ -1850,23 +2413,167 @@
             <w:fldChar w:fldCharType="begin"/>
           </w:r>
           <w:r>
-            <w:instrText xml:space="preserve"> HYPERLINK \l "_Toc143617345" </w:instrText>
+            <w:instrText xml:space="preserve"> HYPERLINK \l "_Toc143617355" </w:instrText>
           </w:r>
           <w:r>
             <w:fldChar w:fldCharType="separate"/>
           </w:r>
           <w:r>
             <w:rPr>
-              <w:rStyle w:val="13"/>
+              <w:rStyle w:val="14"/>
+            </w:rPr>
+            <w:t>3. Patron Feature</w:t>
+          </w:r>
+          <w:r>
+            <w:tab/>
+          </w:r>
+          <w:r>
+            <w:fldChar w:fldCharType="begin"/>
+          </w:r>
+          <w:r>
+            <w:instrText xml:space="preserve"> PAGEREF _Toc143617355 \h </w:instrText>
+          </w:r>
+          <w:r>
+            <w:fldChar w:fldCharType="separate"/>
+          </w:r>
+          <w:r>
+            <w:t>12</w:t>
+          </w:r>
+          <w:r>
+            <w:fldChar w:fldCharType="end"/>
+          </w:r>
+          <w:r>
+            <w:fldChar w:fldCharType="end"/>
+          </w:r>
+        </w:p>
+        <w:p>
+          <w:pPr>
+            <w:pStyle w:val="21"/>
+            <w:tabs>
+              <w:tab w:val="right" w:leader="dot" w:pos="9350"/>
+            </w:tabs>
+            <w:rPr>
+              <w:rFonts w:asciiTheme="minorHAnsi" w:hAnsiTheme="minorHAnsi" w:eastAsiaTheme="minorEastAsia" w:cstheme="minorBidi"/>
+              <w:szCs w:val="22"/>
+            </w:rPr>
+          </w:pPr>
+          <w:r>
+            <w:fldChar w:fldCharType="begin"/>
+          </w:r>
+          <w:r>
+            <w:instrText xml:space="preserve"> HYPERLINK \l "_Toc143617356" </w:instrText>
+          </w:r>
+          <w:r>
+            <w:fldChar w:fldCharType="separate"/>
+          </w:r>
+          <w:r>
+            <w:rPr>
+              <w:rStyle w:val="14"/>
+            </w:rPr>
+            <w:t>3.1 UC-5_Order a Meal</w:t>
+          </w:r>
+          <w:r>
+            <w:tab/>
+          </w:r>
+          <w:r>
+            <w:fldChar w:fldCharType="begin"/>
+          </w:r>
+          <w:r>
+            <w:instrText xml:space="preserve"> PAGEREF _Toc143617356 \h </w:instrText>
+          </w:r>
+          <w:r>
+            <w:fldChar w:fldCharType="separate"/>
+          </w:r>
+          <w:r>
+            <w:t>12</w:t>
+          </w:r>
+          <w:r>
+            <w:fldChar w:fldCharType="end"/>
+          </w:r>
+          <w:r>
+            <w:fldChar w:fldCharType="end"/>
+          </w:r>
+        </w:p>
+        <w:p>
+          <w:pPr>
+            <w:pStyle w:val="21"/>
+            <w:tabs>
+              <w:tab w:val="right" w:leader="dot" w:pos="9350"/>
+            </w:tabs>
+            <w:rPr>
+              <w:rFonts w:asciiTheme="minorHAnsi" w:hAnsiTheme="minorHAnsi" w:eastAsiaTheme="minorEastAsia" w:cstheme="minorBidi"/>
+              <w:szCs w:val="22"/>
+            </w:rPr>
+          </w:pPr>
+          <w:r>
+            <w:fldChar w:fldCharType="begin"/>
+          </w:r>
+          <w:r>
+            <w:instrText xml:space="preserve"> HYPERLINK \l "_Toc143617357" </w:instrText>
+          </w:r>
+          <w:r>
+            <w:fldChar w:fldCharType="separate"/>
+          </w:r>
+          <w:r>
+            <w:rPr>
+              <w:rStyle w:val="14"/>
+            </w:rPr>
+            <w:t>3.2 UC-6_Register for Payroll Deduction</w:t>
+          </w:r>
+          <w:r>
+            <w:tab/>
+          </w:r>
+          <w:r>
+            <w:fldChar w:fldCharType="begin"/>
+          </w:r>
+          <w:r>
+            <w:instrText xml:space="preserve"> PAGEREF _Toc143617357 \h </w:instrText>
+          </w:r>
+          <w:r>
+            <w:fldChar w:fldCharType="separate"/>
+          </w:r>
+          <w:r>
+            <w:t>13</w:t>
+          </w:r>
+          <w:r>
+            <w:fldChar w:fldCharType="end"/>
+          </w:r>
+          <w:r>
+            <w:fldChar w:fldCharType="end"/>
+          </w:r>
+        </w:p>
+        <w:p>
+          <w:pPr>
+            <w:pStyle w:val="19"/>
+            <w:tabs>
+              <w:tab w:val="right" w:leader="dot" w:pos="9350"/>
+            </w:tabs>
+            <w:rPr>
+              <w:rFonts w:asciiTheme="minorHAnsi" w:hAnsiTheme="minorHAnsi" w:eastAsiaTheme="minorEastAsia" w:cstheme="minorBidi"/>
+              <w:szCs w:val="22"/>
+            </w:rPr>
+          </w:pPr>
+          <w:r>
+            <w:fldChar w:fldCharType="begin"/>
+          </w:r>
+          <w:r>
+            <w:instrText xml:space="preserve"> HYPERLINK \l "_Toc143617358" </w:instrText>
+          </w:r>
+          <w:r>
+            <w:fldChar w:fldCharType="separate"/>
+          </w:r>
+          <w:r>
+            <w:rPr>
+              <w:rStyle w:val="14"/>
               <w:lang w:val="vi-VN"/>
             </w:rPr>
-            <w:t>2</w:t>
+            <w:t xml:space="preserve">III. </w:t>
           </w:r>
           <w:r>
             <w:rPr>
-              <w:rStyle w:val="13"/>
+              <w:rStyle w:val="14"/>
             </w:rPr>
-            <w:t>.3 Screen Authorization</w:t>
+            <w:t>Design Specifications</w:t>
           </w:r>
           <w:r>
             <w:tab/>
@@ -1875,13 +2582,13 @@
             <w:fldChar w:fldCharType="begin"/>
           </w:r>
           <w:r>
-            <w:instrText xml:space="preserve"> PAGEREF _Toc143617345 \h </w:instrText>
+            <w:instrText xml:space="preserve"> PAGEREF _Toc143617358 \h </w:instrText>
           </w:r>
           <w:r>
             <w:fldChar w:fldCharType="separate"/>
           </w:r>
           <w:r>
-            <w:t>5</w:t>
+            <w:t>14</w:t>
           </w:r>
           <w:r>
             <w:fldChar w:fldCharType="end"/>
@@ -1905,23 +2612,72 @@
             <w:fldChar w:fldCharType="begin"/>
           </w:r>
           <w:r>
-            <w:instrText xml:space="preserve"> HYPERLINK \l "_Toc143617346" </w:instrText>
+            <w:instrText xml:space="preserve"> HYPERLINK \l "_Toc143617359" </w:instrText>
           </w:r>
           <w:r>
             <w:fldChar w:fldCharType="separate"/>
           </w:r>
           <w:r>
             <w:rPr>
-              <w:rStyle w:val="13"/>
+              <w:rStyle w:val="14"/>
+            </w:rPr>
+            <w:t xml:space="preserve">1. </w:t>
+          </w:r>
+          <w:r>
+            <w:rPr>
+              <w:rStyle w:val="14"/>
               <w:lang w:val="vi-VN"/>
             </w:rPr>
-            <w:t>2</w:t>
-          </w:r>
-          <w:r>
+            <w:t>&lt;&lt;Feature Name&gt;&gt;</w:t>
+          </w:r>
+          <w:r>
+            <w:tab/>
+          </w:r>
+          <w:r>
+            <w:fldChar w:fldCharType="begin"/>
+          </w:r>
+          <w:r>
+            <w:instrText xml:space="preserve"> PAGEREF _Toc143617359 \h </w:instrText>
+          </w:r>
+          <w:r>
+            <w:fldChar w:fldCharType="separate"/>
+          </w:r>
+          <w:r>
+            <w:t>14</w:t>
+          </w:r>
+          <w:r>
+            <w:fldChar w:fldCharType="end"/>
+          </w:r>
+          <w:r>
+            <w:fldChar w:fldCharType="end"/>
+          </w:r>
+        </w:p>
+        <w:p>
+          <w:pPr>
+            <w:pStyle w:val="21"/>
+            <w:tabs>
+              <w:tab w:val="right" w:leader="dot" w:pos="9350"/>
+            </w:tabs>
             <w:rPr>
-              <w:rStyle w:val="13"/>
+              <w:rFonts w:asciiTheme="minorHAnsi" w:hAnsiTheme="minorHAnsi" w:eastAsiaTheme="minorEastAsia" w:cstheme="minorBidi"/>
+              <w:szCs w:val="22"/>
             </w:rPr>
-            <w:t>.4 Non-UI Functions</w:t>
+          </w:pPr>
+          <w:r>
+            <w:fldChar w:fldCharType="begin"/>
+          </w:r>
+          <w:r>
+            <w:instrText xml:space="preserve"> HYPERLINK \l "_Toc143617360" </w:instrText>
+          </w:r>
+          <w:r>
+            <w:fldChar w:fldCharType="separate"/>
+          </w:r>
+          <w:r>
+            <w:rPr>
+              <w:rStyle w:val="14"/>
+              <w:lang w:val="vi-VN"/>
+            </w:rPr>
+            <w:t>1.1 &lt;&lt;SubFeature Name&gt;&gt;</w:t>
           </w:r>
           <w:r>
             <w:tab/>
@@ -1930,13 +2686,61 @@
             <w:fldChar w:fldCharType="begin"/>
           </w:r>
           <w:r>
-            <w:instrText xml:space="preserve"> PAGEREF _Toc143617346 \h </w:instrText>
+            <w:instrText xml:space="preserve"> PAGEREF _Toc143617360 \h </w:instrText>
           </w:r>
           <w:r>
             <w:fldChar w:fldCharType="separate"/>
           </w:r>
           <w:r>
-            <w:t>6</w:t>
+            <w:t>14</w:t>
+          </w:r>
+          <w:r>
+            <w:fldChar w:fldCharType="end"/>
+          </w:r>
+          <w:r>
+            <w:fldChar w:fldCharType="end"/>
+          </w:r>
+        </w:p>
+        <w:p>
+          <w:pPr>
+            <w:pStyle w:val="21"/>
+            <w:tabs>
+              <w:tab w:val="right" w:leader="dot" w:pos="9350"/>
+            </w:tabs>
+            <w:rPr>
+              <w:rFonts w:asciiTheme="minorHAnsi" w:hAnsiTheme="minorHAnsi" w:eastAsiaTheme="minorEastAsia" w:cstheme="minorBidi"/>
+              <w:szCs w:val="22"/>
+            </w:rPr>
+          </w:pPr>
+          <w:r>
+            <w:fldChar w:fldCharType="begin"/>
+          </w:r>
+          <w:r>
+            <w:instrText xml:space="preserve"> HYPERLINK \l "_Toc143617361" </w:instrText>
+          </w:r>
+          <w:r>
+            <w:fldChar w:fldCharType="separate"/>
+          </w:r>
+          <w:r>
+            <w:rPr>
+              <w:rStyle w:val="14"/>
+            </w:rPr>
+            <w:t>1.2 System Access</w:t>
+          </w:r>
+          <w:r>
+            <w:tab/>
+          </w:r>
+          <w:r>
+            <w:fldChar w:fldCharType="begin"/>
+          </w:r>
+          <w:r>
+            <w:instrText xml:space="preserve"> PAGEREF _Toc143617361 \h </w:instrText>
+          </w:r>
+          <w:r>
+            <w:fldChar w:fldCharType="separate"/>
+          </w:r>
+          <w:r>
+            <w:t>15</w:t>
           </w:r>
           <w:r>
             <w:fldChar w:fldCharType="end"/>
@@ -1960,17 +2764,16 @@
             <w:fldChar w:fldCharType="begin"/>
           </w:r>
           <w:r>
-            <w:instrText xml:space="preserve"> HYPERLINK \l "_Toc143617347" </w:instrText>
+            <w:instrText xml:space="preserve"> HYPERLINK \l "_Toc143617362" </w:instrText>
           </w:r>
           <w:r>
             <w:fldChar w:fldCharType="separate"/>
           </w:r>
           <w:r>
             <w:rPr>
-              <w:rStyle w:val="13"/>
-              <w:lang w:val="vi-VN"/>
+              <w:rStyle w:val="14"/>
             </w:rPr>
-            <w:t>3. System High Level Design</w:t>
+            <w:t>IV. Appendix</w:t>
           </w:r>
           <w:r>
             <w:tab/>
@@ -1979,13 +2782,13 @@
             <w:fldChar w:fldCharType="begin"/>
           </w:r>
           <w:r>
-            <w:instrText xml:space="preserve"> PAGEREF _Toc143617347 \h </w:instrText>
+            <w:instrText xml:space="preserve"> PAGEREF _Toc143617362 \h </w:instrText>
           </w:r>
           <w:r>
             <w:fldChar w:fldCharType="separate"/>
           </w:r>
           <w:r>
-            <w:t>6</w:t>
+            <w:t>19</w:t>
           </w:r>
           <w:r>
             <w:fldChar w:fldCharType="end"/>
@@ -2009,23 +2812,16 @@
             <w:fldChar w:fldCharType="begin"/>
           </w:r>
           <w:r>
-            <w:instrText xml:space="preserve"> HYPERLINK \l "_Toc143617348" </w:instrText>
+            <w:instrText xml:space="preserve"> HYPERLINK \l "_Toc143617366" </w:instrText>
           </w:r>
           <w:r>
             <w:fldChar w:fldCharType="separate"/>
           </w:r>
           <w:r>
             <w:rPr>
-              <w:rStyle w:val="13"/>
-              <w:lang w:val="vi-VN"/>
+              <w:rStyle w:val="14"/>
             </w:rPr>
-            <w:t>3.</w:t>
-          </w:r>
-          <w:r>
-            <w:rPr>
-              <w:rStyle w:val="13"/>
-            </w:rPr>
-            <w:t>1 Database Design</w:t>
+            <w:t>1. Assumptions &amp; Dependencies</w:t>
           </w:r>
           <w:r>
             <w:tab/>
@@ -2034,13 +2830,13 @@
             <w:fldChar w:fldCharType="begin"/>
           </w:r>
           <w:r>
-            <w:instrText xml:space="preserve"> PAGEREF _Toc143617348 \h </w:instrText>
+            <w:instrText xml:space="preserve"> PAGEREF _Toc143617366 \h </w:instrText>
           </w:r>
           <w:r>
             <w:fldChar w:fldCharType="separate"/>
           </w:r>
           <w:r>
-            <w:t>6</w:t>
+            <w:t>19</w:t>
           </w:r>
           <w:r>
             <w:fldChar w:fldCharType="end"/>
@@ -2064,23 +2860,16 @@
             <w:fldChar w:fldCharType="begin"/>
           </w:r>
           <w:r>
-            <w:instrText xml:space="preserve"> HYPERLINK \l "_Toc143617349" </w:instrText>
+            <w:instrText xml:space="preserve"> HYPERLINK \l "_Toc143617367" </w:instrText>
           </w:r>
           <w:r>
             <w:fldChar w:fldCharType="separate"/>
           </w:r>
           <w:r>
             <w:rPr>
-              <w:rStyle w:val="13"/>
-              <w:lang w:val="vi-VN"/>
+              <w:rStyle w:val="14"/>
             </w:rPr>
-            <w:t>3.</w:t>
-          </w:r>
-          <w:r>
-            <w:rPr>
-              <w:rStyle w:val="13"/>
-            </w:rPr>
-            <w:t>2 Code Packages</w:t>
+            <w:t>2. Limitations &amp; Exclusions</w:t>
           </w:r>
           <w:r>
             <w:tab/>
@@ -2089,149 +2878,13 @@
             <w:fldChar w:fldCharType="begin"/>
           </w:r>
           <w:r>
-            <w:instrText xml:space="preserve"> PAGEREF _Toc143617349 \h </w:instrText>
+            <w:instrText xml:space="preserve"> PAGEREF _Toc143617367 \h </w:instrText>
           </w:r>
           <w:r>
             <w:fldChar w:fldCharType="separate"/>
           </w:r>
           <w:r>
-            <w:t>7</w:t>
-          </w:r>
-          <w:r>
-            <w:fldChar w:fldCharType="end"/>
-          </w:r>
-          <w:r>
-            <w:fldChar w:fldCharType="end"/>
-          </w:r>
-        </w:p>
-        <w:p>
-          <w:pPr>
-            <w:pStyle w:val="18"/>
-            <w:tabs>
-              <w:tab w:val="right" w:leader="dot" w:pos="9350"/>
-            </w:tabs>
-            <w:rPr>
-              <w:rFonts w:asciiTheme="minorHAnsi" w:hAnsiTheme="minorHAnsi" w:eastAsiaTheme="minorEastAsia" w:cstheme="minorBidi"/>
-              <w:szCs w:val="22"/>
-            </w:rPr>
-          </w:pPr>
-          <w:r>
-            <w:fldChar w:fldCharType="begin"/>
-          </w:r>
-          <w:r>
-            <w:instrText xml:space="preserve"> HYPERLINK \l "_Toc143617350" </w:instrText>
-          </w:r>
-          <w:r>
-            <w:fldChar w:fldCharType="separate"/>
-          </w:r>
-          <w:r>
-            <w:rPr>
-              <w:rStyle w:val="13"/>
-            </w:rPr>
-            <w:t>I</w:t>
-          </w:r>
-          <w:r>
-            <w:rPr>
-              <w:rStyle w:val="13"/>
-              <w:lang w:val="vi-VN"/>
-            </w:rPr>
-            <w:t>I</w:t>
-          </w:r>
-          <w:r>
-            <w:rPr>
-              <w:rStyle w:val="13"/>
-            </w:rPr>
-            <w:t xml:space="preserve">. </w:t>
-          </w:r>
-          <w:r>
-            <w:rPr>
-              <w:rStyle w:val="13"/>
-              <w:lang w:val="vi-VN"/>
-            </w:rPr>
-            <w:t>Requirement</w:t>
-          </w:r>
-          <w:r>
-            <w:rPr>
-              <w:rStyle w:val="13"/>
-            </w:rPr>
-            <w:t xml:space="preserve"> Specification</w:t>
-          </w:r>
-          <w:r>
-            <w:rPr>
-              <w:rStyle w:val="13"/>
-              <w:lang w:val="vi-VN"/>
-            </w:rPr>
-            <w:t>s</w:t>
-          </w:r>
-          <w:r>
-            <w:tab/>
-          </w:r>
-          <w:r>
-            <w:fldChar w:fldCharType="begin"/>
-          </w:r>
-          <w:r>
-            <w:instrText xml:space="preserve"> PAGEREF _Toc143617350 \h </w:instrText>
-          </w:r>
-          <w:r>
-            <w:fldChar w:fldCharType="separate"/>
-          </w:r>
-          <w:r>
-            <w:t>8</w:t>
-          </w:r>
-          <w:r>
-            <w:fldChar w:fldCharType="end"/>
-          </w:r>
-          <w:r>
-            <w:fldChar w:fldCharType="end"/>
-          </w:r>
-        </w:p>
-        <w:p>
-          <w:pPr>
-            <w:pStyle w:val="19"/>
-            <w:tabs>
-              <w:tab w:val="right" w:leader="dot" w:pos="9350"/>
-            </w:tabs>
-            <w:rPr>
-              <w:rFonts w:asciiTheme="minorHAnsi" w:hAnsiTheme="minorHAnsi" w:eastAsiaTheme="minorEastAsia" w:cstheme="minorBidi"/>
-              <w:szCs w:val="22"/>
-            </w:rPr>
-          </w:pPr>
-          <w:r>
-            <w:fldChar w:fldCharType="begin"/>
-          </w:r>
-          <w:r>
-            <w:instrText xml:space="preserve"> HYPERLINK \l "_Toc143617351" </w:instrText>
-          </w:r>
-          <w:r>
-            <w:fldChar w:fldCharType="separate"/>
-          </w:r>
-          <w:r>
-            <w:rPr>
-              <w:rStyle w:val="13"/>
-            </w:rPr>
-            <w:t xml:space="preserve">1. </w:t>
-          </w:r>
-          <w:r>
-            <w:rPr>
-              <w:rStyle w:val="13"/>
-              <w:lang w:val="vi-VN"/>
-            </w:rPr>
-            <w:t>&lt;&lt;Feature Name&gt;&gt;</w:t>
-          </w:r>
-          <w:r>
-            <w:tab/>
-          </w:r>
-          <w:r>
-            <w:fldChar w:fldCharType="begin"/>
-          </w:r>
-          <w:r>
-            <w:instrText xml:space="preserve"> PAGEREF _Toc143617351 \h </w:instrText>
-          </w:r>
-          <w:r>
-            <w:fldChar w:fldCharType="separate"/>
-          </w:r>
-          <w:r>
-            <w:t>8</w:t>
+            <w:t>19</w:t>
           </w:r>
           <w:r>
             <w:fldChar w:fldCharType="end"/>
@@ -2255,17 +2908,16 @@
             <w:fldChar w:fldCharType="begin"/>
           </w:r>
           <w:r>
-            <w:instrText xml:space="preserve"> HYPERLINK \l "_Toc143617352" </w:instrText>
+            <w:instrText xml:space="preserve"> HYPERLINK \l "_Toc143617368" </w:instrText>
           </w:r>
           <w:r>
             <w:fldChar w:fldCharType="separate"/>
           </w:r>
           <w:r>
             <w:rPr>
-              <w:rStyle w:val="13"/>
-              <w:lang w:val="vi-VN"/>
+              <w:rStyle w:val="14"/>
             </w:rPr>
-            <w:t>1.1 &lt;&lt;UseCaseCode_UC Name&gt;&gt;</w:t>
+            <w:t>3. Business Rules</w:t>
           </w:r>
           <w:r>
             <w:tab/>
@@ -2274,61 +2926,13 @@
             <w:fldChar w:fldCharType="begin"/>
           </w:r>
           <w:r>
-            <w:instrText xml:space="preserve"> PAGEREF _Toc143617352 \h </w:instrText>
+            <w:instrText xml:space="preserve"> PAGEREF _Toc143617368 \h </w:instrText>
           </w:r>
           <w:r>
             <w:fldChar w:fldCharType="separate"/>
           </w:r>
           <w:r>
-            <w:t>8</w:t>
-          </w:r>
-          <w:r>
-            <w:fldChar w:fldCharType="end"/>
-          </w:r>
-          <w:r>
-            <w:fldChar w:fldCharType="end"/>
-          </w:r>
-        </w:p>
-        <w:p>
-          <w:pPr>
-            <w:pStyle w:val="19"/>
-            <w:tabs>
-              <w:tab w:val="right" w:leader="dot" w:pos="9350"/>
-            </w:tabs>
-            <w:rPr>
-              <w:rFonts w:asciiTheme="minorHAnsi" w:hAnsiTheme="minorHAnsi" w:eastAsiaTheme="minorEastAsia" w:cstheme="minorBidi"/>
-              <w:szCs w:val="22"/>
-            </w:rPr>
-          </w:pPr>
-          <w:r>
-            <w:fldChar w:fldCharType="begin"/>
-          </w:r>
-          <w:r>
-            <w:instrText xml:space="preserve"> HYPERLINK \l "_Toc143617353" </w:instrText>
-          </w:r>
-          <w:r>
-            <w:fldChar w:fldCharType="separate"/>
-          </w:r>
-          <w:r>
-            <w:rPr>
-              <w:rStyle w:val="13"/>
-            </w:rPr>
-            <w:t>2. Common Functions</w:t>
-          </w:r>
-          <w:r>
-            <w:tab/>
-          </w:r>
-          <w:r>
-            <w:fldChar w:fldCharType="begin"/>
-          </w:r>
-          <w:r>
-            <w:instrText xml:space="preserve"> PAGEREF _Toc143617353 \h </w:instrText>
-          </w:r>
-          <w:r>
-            <w:fldChar w:fldCharType="separate"/>
-          </w:r>
-          <w:r>
-            <w:t>11</w:t>
+            <w:t>19</w:t>
           </w:r>
           <w:r>
             <w:fldChar w:fldCharType="end"/>
@@ -2352,618 +2956,14 @@
             <w:fldChar w:fldCharType="begin"/>
           </w:r>
           <w:r>
-            <w:instrText xml:space="preserve"> HYPERLINK \l "_Toc143617354" </w:instrText>
+            <w:instrText xml:space="preserve"> HYPERLINK \l "_Toc143617369" </w:instrText>
           </w:r>
           <w:r>
             <w:fldChar w:fldCharType="separate"/>
           </w:r>
           <w:r>
             <w:rPr>
-              <w:rStyle w:val="13"/>
-            </w:rPr>
-            <w:t>2.1</w:t>
-          </w:r>
-          <w:r>
-            <w:rPr>
-              <w:rStyle w:val="13"/>
-              <w:lang w:val="vi-VN"/>
-            </w:rPr>
-            <w:t xml:space="preserve"> </w:t>
-          </w:r>
-          <w:r>
-            <w:rPr>
-              <w:rStyle w:val="13"/>
-            </w:rPr>
-            <w:t>UC-2_Login System</w:t>
-          </w:r>
-          <w:r>
-            <w:tab/>
-          </w:r>
-          <w:r>
-            <w:fldChar w:fldCharType="begin"/>
-          </w:r>
-          <w:r>
-            <w:instrText xml:space="preserve"> PAGEREF _Toc143617354 \h </w:instrText>
-          </w:r>
-          <w:r>
-            <w:fldChar w:fldCharType="separate"/>
-          </w:r>
-          <w:r>
-            <w:t>11</w:t>
-          </w:r>
-          <w:r>
-            <w:fldChar w:fldCharType="end"/>
-          </w:r>
-          <w:r>
-            <w:fldChar w:fldCharType="end"/>
-          </w:r>
-        </w:p>
-        <w:p>
-          <w:pPr>
-            <w:pStyle w:val="19"/>
-            <w:tabs>
-              <w:tab w:val="right" w:leader="dot" w:pos="9350"/>
-            </w:tabs>
-            <w:rPr>
-              <w:rFonts w:asciiTheme="minorHAnsi" w:hAnsiTheme="minorHAnsi" w:eastAsiaTheme="minorEastAsia" w:cstheme="minorBidi"/>
-              <w:szCs w:val="22"/>
-            </w:rPr>
-          </w:pPr>
-          <w:r>
-            <w:fldChar w:fldCharType="begin"/>
-          </w:r>
-          <w:r>
-            <w:instrText xml:space="preserve"> HYPERLINK \l "_Toc143617355" </w:instrText>
-          </w:r>
-          <w:r>
-            <w:fldChar w:fldCharType="separate"/>
-          </w:r>
-          <w:r>
-            <w:rPr>
-              <w:rStyle w:val="13"/>
-            </w:rPr>
-            <w:t>3. Patron Feature</w:t>
-          </w:r>
-          <w:r>
-            <w:tab/>
-          </w:r>
-          <w:r>
-            <w:fldChar w:fldCharType="begin"/>
-          </w:r>
-          <w:r>
-            <w:instrText xml:space="preserve"> PAGEREF _Toc143617355 \h </w:instrText>
-          </w:r>
-          <w:r>
-            <w:fldChar w:fldCharType="separate"/>
-          </w:r>
-          <w:r>
-            <w:t>12</w:t>
-          </w:r>
-          <w:r>
-            <w:fldChar w:fldCharType="end"/>
-          </w:r>
-          <w:r>
-            <w:fldChar w:fldCharType="end"/>
-          </w:r>
-        </w:p>
-        <w:p>
-          <w:pPr>
-            <w:pStyle w:val="20"/>
-            <w:tabs>
-              <w:tab w:val="right" w:leader="dot" w:pos="9350"/>
-            </w:tabs>
-            <w:rPr>
-              <w:rFonts w:asciiTheme="minorHAnsi" w:hAnsiTheme="minorHAnsi" w:eastAsiaTheme="minorEastAsia" w:cstheme="minorBidi"/>
-              <w:szCs w:val="22"/>
-            </w:rPr>
-          </w:pPr>
-          <w:r>
-            <w:fldChar w:fldCharType="begin"/>
-          </w:r>
-          <w:r>
-            <w:instrText xml:space="preserve"> HYPERLINK \l "_Toc143617356" </w:instrText>
-          </w:r>
-          <w:r>
-            <w:fldChar w:fldCharType="separate"/>
-          </w:r>
-          <w:r>
-            <w:rPr>
-              <w:rStyle w:val="13"/>
-            </w:rPr>
-            <w:t>3.1 UC-5_Order a Meal</w:t>
-          </w:r>
-          <w:r>
-            <w:tab/>
-          </w:r>
-          <w:r>
-            <w:fldChar w:fldCharType="begin"/>
-          </w:r>
-          <w:r>
-            <w:instrText xml:space="preserve"> PAGEREF _Toc143617356 \h </w:instrText>
-          </w:r>
-          <w:r>
-            <w:fldChar w:fldCharType="separate"/>
-          </w:r>
-          <w:r>
-            <w:t>12</w:t>
-          </w:r>
-          <w:r>
-            <w:fldChar w:fldCharType="end"/>
-          </w:r>
-          <w:r>
-            <w:fldChar w:fldCharType="end"/>
-          </w:r>
-        </w:p>
-        <w:p>
-          <w:pPr>
-            <w:pStyle w:val="20"/>
-            <w:tabs>
-              <w:tab w:val="right" w:leader="dot" w:pos="9350"/>
-            </w:tabs>
-            <w:rPr>
-              <w:rFonts w:asciiTheme="minorHAnsi" w:hAnsiTheme="minorHAnsi" w:eastAsiaTheme="minorEastAsia" w:cstheme="minorBidi"/>
-              <w:szCs w:val="22"/>
-            </w:rPr>
-          </w:pPr>
-          <w:r>
-            <w:fldChar w:fldCharType="begin"/>
-          </w:r>
-          <w:r>
-            <w:instrText xml:space="preserve"> HYPERLINK \l "_Toc143617357" </w:instrText>
-          </w:r>
-          <w:r>
-            <w:fldChar w:fldCharType="separate"/>
-          </w:r>
-          <w:r>
-            <w:rPr>
-              <w:rStyle w:val="13"/>
-            </w:rPr>
-            <w:t>3.2 UC-6_Register for Payroll Deduction</w:t>
-          </w:r>
-          <w:r>
-            <w:tab/>
-          </w:r>
-          <w:r>
-            <w:fldChar w:fldCharType="begin"/>
-          </w:r>
-          <w:r>
-            <w:instrText xml:space="preserve"> PAGEREF _Toc143617357 \h </w:instrText>
-          </w:r>
-          <w:r>
-            <w:fldChar w:fldCharType="separate"/>
-          </w:r>
-          <w:r>
-            <w:t>13</w:t>
-          </w:r>
-          <w:r>
-            <w:fldChar w:fldCharType="end"/>
-          </w:r>
-          <w:r>
-            <w:fldChar w:fldCharType="end"/>
-          </w:r>
-        </w:p>
-        <w:p>
-          <w:pPr>
-            <w:pStyle w:val="18"/>
-            <w:tabs>
-              <w:tab w:val="right" w:leader="dot" w:pos="9350"/>
-            </w:tabs>
-            <w:rPr>
-              <w:rFonts w:asciiTheme="minorHAnsi" w:hAnsiTheme="minorHAnsi" w:eastAsiaTheme="minorEastAsia" w:cstheme="minorBidi"/>
-              <w:szCs w:val="22"/>
-            </w:rPr>
-          </w:pPr>
-          <w:r>
-            <w:fldChar w:fldCharType="begin"/>
-          </w:r>
-          <w:r>
-            <w:instrText xml:space="preserve"> HYPERLINK \l "_Toc143617358" </w:instrText>
-          </w:r>
-          <w:r>
-            <w:fldChar w:fldCharType="separate"/>
-          </w:r>
-          <w:r>
-            <w:rPr>
-              <w:rStyle w:val="13"/>
-              <w:lang w:val="vi-VN"/>
-            </w:rPr>
-            <w:t xml:space="preserve">III. </w:t>
-          </w:r>
-          <w:r>
-            <w:rPr>
-              <w:rStyle w:val="13"/>
-            </w:rPr>
-            <w:t>Design Specifications</w:t>
-          </w:r>
-          <w:r>
-            <w:tab/>
-          </w:r>
-          <w:r>
-            <w:fldChar w:fldCharType="begin"/>
-          </w:r>
-          <w:r>
-            <w:instrText xml:space="preserve"> PAGEREF _Toc143617358 \h </w:instrText>
-          </w:r>
-          <w:r>
-            <w:fldChar w:fldCharType="separate"/>
-          </w:r>
-          <w:r>
-            <w:t>14</w:t>
-          </w:r>
-          <w:r>
-            <w:fldChar w:fldCharType="end"/>
-          </w:r>
-          <w:r>
-            <w:fldChar w:fldCharType="end"/>
-          </w:r>
-        </w:p>
-        <w:p>
-          <w:pPr>
-            <w:pStyle w:val="19"/>
-            <w:tabs>
-              <w:tab w:val="right" w:leader="dot" w:pos="9350"/>
-            </w:tabs>
-            <w:rPr>
-              <w:rFonts w:asciiTheme="minorHAnsi" w:hAnsiTheme="minorHAnsi" w:eastAsiaTheme="minorEastAsia" w:cstheme="minorBidi"/>
-              <w:szCs w:val="22"/>
-            </w:rPr>
-          </w:pPr>
-          <w:r>
-            <w:fldChar w:fldCharType="begin"/>
-          </w:r>
-          <w:r>
-            <w:instrText xml:space="preserve"> HYPERLINK \l "_Toc143617359" </w:instrText>
-          </w:r>
-          <w:r>
-            <w:fldChar w:fldCharType="separate"/>
-          </w:r>
-          <w:r>
-            <w:rPr>
-              <w:rStyle w:val="13"/>
-            </w:rPr>
-            <w:t xml:space="preserve">1. </w:t>
-          </w:r>
-          <w:r>
-            <w:rPr>
-              <w:rStyle w:val="13"/>
-              <w:lang w:val="vi-VN"/>
-            </w:rPr>
-            <w:t>&lt;&lt;Feature Name&gt;&gt;</w:t>
-          </w:r>
-          <w:r>
-            <w:tab/>
-          </w:r>
-          <w:r>
-            <w:fldChar w:fldCharType="begin"/>
-          </w:r>
-          <w:r>
-            <w:instrText xml:space="preserve"> PAGEREF _Toc143617359 \h </w:instrText>
-          </w:r>
-          <w:r>
-            <w:fldChar w:fldCharType="separate"/>
-          </w:r>
-          <w:r>
-            <w:t>14</w:t>
-          </w:r>
-          <w:r>
-            <w:fldChar w:fldCharType="end"/>
-          </w:r>
-          <w:r>
-            <w:fldChar w:fldCharType="end"/>
-          </w:r>
-        </w:p>
-        <w:p>
-          <w:pPr>
-            <w:pStyle w:val="20"/>
-            <w:tabs>
-              <w:tab w:val="right" w:leader="dot" w:pos="9350"/>
-            </w:tabs>
-            <w:rPr>
-              <w:rFonts w:asciiTheme="minorHAnsi" w:hAnsiTheme="minorHAnsi" w:eastAsiaTheme="minorEastAsia" w:cstheme="minorBidi"/>
-              <w:szCs w:val="22"/>
-            </w:rPr>
-          </w:pPr>
-          <w:r>
-            <w:fldChar w:fldCharType="begin"/>
-          </w:r>
-          <w:r>
-            <w:instrText xml:space="preserve"> HYPERLINK \l "_Toc143617360" </w:instrText>
-          </w:r>
-          <w:r>
-            <w:fldChar w:fldCharType="separate"/>
-          </w:r>
-          <w:r>
-            <w:rPr>
-              <w:rStyle w:val="13"/>
-              <w:lang w:val="vi-VN"/>
-            </w:rPr>
-            <w:t>1.1 &lt;&lt;SubFeature Name&gt;&gt;</w:t>
-          </w:r>
-          <w:r>
-            <w:tab/>
-          </w:r>
-          <w:r>
-            <w:fldChar w:fldCharType="begin"/>
-          </w:r>
-          <w:r>
-            <w:instrText xml:space="preserve"> PAGEREF _Toc143617360 \h </w:instrText>
-          </w:r>
-          <w:r>
-            <w:fldChar w:fldCharType="separate"/>
-          </w:r>
-          <w:r>
-            <w:t>14</w:t>
-          </w:r>
-          <w:r>
-            <w:fldChar w:fldCharType="end"/>
-          </w:r>
-          <w:r>
-            <w:fldChar w:fldCharType="end"/>
-          </w:r>
-        </w:p>
-        <w:p>
-          <w:pPr>
-            <w:pStyle w:val="20"/>
-            <w:tabs>
-              <w:tab w:val="right" w:leader="dot" w:pos="9350"/>
-            </w:tabs>
-            <w:rPr>
-              <w:rFonts w:asciiTheme="minorHAnsi" w:hAnsiTheme="minorHAnsi" w:eastAsiaTheme="minorEastAsia" w:cstheme="minorBidi"/>
-              <w:szCs w:val="22"/>
-            </w:rPr>
-          </w:pPr>
-          <w:r>
-            <w:fldChar w:fldCharType="begin"/>
-          </w:r>
-          <w:r>
-            <w:instrText xml:space="preserve"> HYPERLINK \l "_Toc143617361" </w:instrText>
-          </w:r>
-          <w:r>
-            <w:fldChar w:fldCharType="separate"/>
-          </w:r>
-          <w:r>
-            <w:rPr>
-              <w:rStyle w:val="13"/>
-            </w:rPr>
-            <w:t>1.2 System Access</w:t>
-          </w:r>
-          <w:r>
-            <w:tab/>
-          </w:r>
-          <w:r>
-            <w:fldChar w:fldCharType="begin"/>
-          </w:r>
-          <w:r>
-            <w:instrText xml:space="preserve"> PAGEREF _Toc143617361 \h </w:instrText>
-          </w:r>
-          <w:r>
-            <w:fldChar w:fldCharType="separate"/>
-          </w:r>
-          <w:r>
-            <w:t>15</w:t>
-          </w:r>
-          <w:r>
-            <w:fldChar w:fldCharType="end"/>
-          </w:r>
-          <w:r>
-            <w:fldChar w:fldCharType="end"/>
-          </w:r>
-        </w:p>
-        <w:p>
-          <w:pPr>
-            <w:pStyle w:val="18"/>
-            <w:tabs>
-              <w:tab w:val="right" w:leader="dot" w:pos="9350"/>
-            </w:tabs>
-            <w:rPr>
-              <w:rFonts w:asciiTheme="minorHAnsi" w:hAnsiTheme="minorHAnsi" w:eastAsiaTheme="minorEastAsia" w:cstheme="minorBidi"/>
-              <w:szCs w:val="22"/>
-            </w:rPr>
-          </w:pPr>
-          <w:r>
-            <w:fldChar w:fldCharType="begin"/>
-          </w:r>
-          <w:r>
-            <w:instrText xml:space="preserve"> HYPERLINK \l "_Toc143617362" </w:instrText>
-          </w:r>
-          <w:r>
-            <w:fldChar w:fldCharType="separate"/>
-          </w:r>
-          <w:r>
-            <w:rPr>
-              <w:rStyle w:val="13"/>
-            </w:rPr>
-            <w:t>IV. Appendix</w:t>
-          </w:r>
-          <w:r>
-            <w:tab/>
-          </w:r>
-          <w:r>
-            <w:fldChar w:fldCharType="begin"/>
-          </w:r>
-          <w:r>
-            <w:instrText xml:space="preserve"> PAGEREF _Toc143617362 \h </w:instrText>
-          </w:r>
-          <w:r>
-            <w:fldChar w:fldCharType="separate"/>
-          </w:r>
-          <w:r>
-            <w:t>19</w:t>
-          </w:r>
-          <w:r>
-            <w:fldChar w:fldCharType="end"/>
-          </w:r>
-          <w:r>
-            <w:fldChar w:fldCharType="end"/>
-          </w:r>
-        </w:p>
-        <w:p>
-          <w:pPr>
-            <w:pStyle w:val="19"/>
-            <w:tabs>
-              <w:tab w:val="right" w:leader="dot" w:pos="9350"/>
-            </w:tabs>
-            <w:rPr>
-              <w:rFonts w:asciiTheme="minorHAnsi" w:hAnsiTheme="minorHAnsi" w:eastAsiaTheme="minorEastAsia" w:cstheme="minorBidi"/>
-              <w:szCs w:val="22"/>
-            </w:rPr>
-          </w:pPr>
-          <w:r>
-            <w:fldChar w:fldCharType="begin"/>
-          </w:r>
-          <w:r>
-            <w:instrText xml:space="preserve"> HYPERLINK \l "_Toc143617366" </w:instrText>
-          </w:r>
-          <w:r>
-            <w:fldChar w:fldCharType="separate"/>
-          </w:r>
-          <w:r>
-            <w:rPr>
-              <w:rStyle w:val="13"/>
-            </w:rPr>
-            <w:t>1. Assumptions &amp; Dependencies</w:t>
-          </w:r>
-          <w:r>
-            <w:tab/>
-          </w:r>
-          <w:r>
-            <w:fldChar w:fldCharType="begin"/>
-          </w:r>
-          <w:r>
-            <w:instrText xml:space="preserve"> PAGEREF _Toc143617366 \h </w:instrText>
-          </w:r>
-          <w:r>
-            <w:fldChar w:fldCharType="separate"/>
-          </w:r>
-          <w:r>
-            <w:t>19</w:t>
-          </w:r>
-          <w:r>
-            <w:fldChar w:fldCharType="end"/>
-          </w:r>
-          <w:r>
-            <w:fldChar w:fldCharType="end"/>
-          </w:r>
-        </w:p>
-        <w:p>
-          <w:pPr>
-            <w:pStyle w:val="19"/>
-            <w:tabs>
-              <w:tab w:val="right" w:leader="dot" w:pos="9350"/>
-            </w:tabs>
-            <w:rPr>
-              <w:rFonts w:asciiTheme="minorHAnsi" w:hAnsiTheme="minorHAnsi" w:eastAsiaTheme="minorEastAsia" w:cstheme="minorBidi"/>
-              <w:szCs w:val="22"/>
-            </w:rPr>
-          </w:pPr>
-          <w:r>
-            <w:fldChar w:fldCharType="begin"/>
-          </w:r>
-          <w:r>
-            <w:instrText xml:space="preserve"> HYPERLINK \l "_Toc143617367" </w:instrText>
-          </w:r>
-          <w:r>
-            <w:fldChar w:fldCharType="separate"/>
-          </w:r>
-          <w:r>
-            <w:rPr>
-              <w:rStyle w:val="13"/>
-            </w:rPr>
-            <w:t>2. Limitations &amp; Exclusions</w:t>
-          </w:r>
-          <w:r>
-            <w:tab/>
-          </w:r>
-          <w:r>
-            <w:fldChar w:fldCharType="begin"/>
-          </w:r>
-          <w:r>
-            <w:instrText xml:space="preserve"> PAGEREF _Toc143617367 \h </w:instrText>
-          </w:r>
-          <w:r>
-            <w:fldChar w:fldCharType="separate"/>
-          </w:r>
-          <w:r>
-            <w:t>19</w:t>
-          </w:r>
-          <w:r>
-            <w:fldChar w:fldCharType="end"/>
-          </w:r>
-          <w:r>
-            <w:fldChar w:fldCharType="end"/>
-          </w:r>
-        </w:p>
-        <w:p>
-          <w:pPr>
-            <w:pStyle w:val="19"/>
-            <w:tabs>
-              <w:tab w:val="right" w:leader="dot" w:pos="9350"/>
-            </w:tabs>
-            <w:rPr>
-              <w:rFonts w:asciiTheme="minorHAnsi" w:hAnsiTheme="minorHAnsi" w:eastAsiaTheme="minorEastAsia" w:cstheme="minorBidi"/>
-              <w:szCs w:val="22"/>
-            </w:rPr>
-          </w:pPr>
-          <w:r>
-            <w:fldChar w:fldCharType="begin"/>
-          </w:r>
-          <w:r>
-            <w:instrText xml:space="preserve"> HYPERLINK \l "_Toc143617368" </w:instrText>
-          </w:r>
-          <w:r>
-            <w:fldChar w:fldCharType="separate"/>
-          </w:r>
-          <w:r>
-            <w:rPr>
-              <w:rStyle w:val="13"/>
-            </w:rPr>
-            <w:t>3. Business Rules</w:t>
-          </w:r>
-          <w:r>
-            <w:tab/>
-          </w:r>
-          <w:r>
-            <w:fldChar w:fldCharType="begin"/>
-          </w:r>
-          <w:r>
-            <w:instrText xml:space="preserve"> PAGEREF _Toc143617368 \h </w:instrText>
-          </w:r>
-          <w:r>
-            <w:fldChar w:fldCharType="separate"/>
-          </w:r>
-          <w:r>
-            <w:t>19</w:t>
-          </w:r>
-          <w:r>
-            <w:fldChar w:fldCharType="end"/>
-          </w:r>
-          <w:r>
-            <w:fldChar w:fldCharType="end"/>
-          </w:r>
-        </w:p>
-        <w:p>
-          <w:pPr>
-            <w:pStyle w:val="19"/>
-            <w:tabs>
-              <w:tab w:val="right" w:leader="dot" w:pos="9350"/>
-            </w:tabs>
-            <w:rPr>
-              <w:rFonts w:asciiTheme="minorHAnsi" w:hAnsiTheme="minorHAnsi" w:eastAsiaTheme="minorEastAsia" w:cstheme="minorBidi"/>
-              <w:szCs w:val="22"/>
-            </w:rPr>
-          </w:pPr>
-          <w:r>
-            <w:fldChar w:fldCharType="begin"/>
-          </w:r>
-          <w:r>
-            <w:instrText xml:space="preserve"> HYPERLINK \l "_Toc143617369" </w:instrText>
-          </w:r>
-          <w:r>
-            <w:fldChar w:fldCharType="separate"/>
-          </w:r>
-          <w:r>
-            <w:rPr>
-              <w:rStyle w:val="13"/>
+              <w:rStyle w:val="14"/>
             </w:rPr>
             <w:t>4. ..</w:t>
           </w:r>
@@ -3028,8 +3028,8 @@
       <w:pPr>
         <w:pStyle w:val="3"/>
       </w:pPr>
-      <w:bookmarkStart w:id="6" w:name="_Toc72138561"/>
-      <w:bookmarkStart w:id="7" w:name="_Toc143617339"/>
+      <w:bookmarkStart w:id="6" w:name="_Toc143617339"/>
+      <w:bookmarkStart w:id="7" w:name="_Toc72138561"/>
       <w:r>
         <w:rPr>
           <w:lang w:val="vi-VN"/>
@@ -3959,9 +3959,9 @@
       <w:r>
         <w:drawing>
           <wp:inline distT="0" distB="0" distL="114300" distR="114300">
-            <wp:extent cx="5941060" cy="3497580"/>
-            <wp:effectExtent l="0" t="0" r="2540" b="7620"/>
-            <wp:docPr id="3" name="Picture 2"/>
+            <wp:extent cx="5913755" cy="5309235"/>
+            <wp:effectExtent l="0" t="0" r="14605" b="9525"/>
+            <wp:docPr id="1" name="Picture 1"/>
             <wp:cNvGraphicFramePr>
               <a:graphicFrameLocks xmlns:a="http://schemas.openxmlformats.org/drawingml/2006/main" noChangeAspect="1"/>
             </wp:cNvGraphicFramePr>
@@ -3969,7 +3969,7 @@
               <a:graphicData uri="http://schemas.openxmlformats.org/drawingml/2006/picture">
                 <pic:pic xmlns:pic="http://schemas.openxmlformats.org/drawingml/2006/picture">
                   <pic:nvPicPr>
-                    <pic:cNvPr id="3" name="Picture 2"/>
+                    <pic:cNvPr id="1" name="Picture 1"/>
                     <pic:cNvPicPr>
                       <a:picLocks noChangeAspect="1"/>
                     </pic:cNvPicPr>
@@ -3983,7 +3983,77 @@
                   <pic:spPr>
                     <a:xfrm>
                       <a:off x="0" y="0"/>
-                      <a:ext cx="5941060" cy="3497580"/>
+                      <a:ext cx="5913755" cy="5309235"/>
+                    </a:xfrm>
+                    <a:prstGeom prst="rect">
+                      <a:avLst/>
+                    </a:prstGeom>
+                    <a:noFill/>
+                    <a:ln>
+                      <a:noFill/>
+                    </a:ln>
+                  </pic:spPr>
+                </pic:pic>
+              </a:graphicData>
+            </a:graphic>
+          </wp:inline>
+        </w:drawing>
+      </w:r>
+    </w:p>
+    <w:p>
+      <w:pPr>
+        <w:jc w:val="center"/>
+        <w:rPr>
+          <w:rFonts w:hint="default"/>
+          <w:lang w:val="en-US"/>
+        </w:rPr>
+      </w:pPr>
+    </w:p>
+    <w:p>
+      <w:pPr>
+        <w:jc w:val="center"/>
+        <w:rPr>
+          <w:rFonts w:hint="default"/>
+          <w:lang w:val="en-US"/>
+        </w:rPr>
+      </w:pPr>
+      <w:r>
+        <w:rPr>
+          <w:rFonts w:hint="default"/>
+          <w:lang w:val="en-US"/>
+        </w:rPr>
+        <w:t>Auction online system usecase diagram</w:t>
+      </w:r>
+    </w:p>
+    <w:p>
+      <w:r>
+        <w:drawing>
+          <wp:inline distT="0" distB="0" distL="114300" distR="114300">
+            <wp:extent cx="5936615" cy="5133340"/>
+            <wp:effectExtent l="0" t="0" r="6985" b="2540"/>
+            <wp:docPr id="10" name="Picture 2"/>
+            <wp:cNvGraphicFramePr>
+              <a:graphicFrameLocks xmlns:a="http://schemas.openxmlformats.org/drawingml/2006/main" noChangeAspect="1"/>
+            </wp:cNvGraphicFramePr>
+            <a:graphic xmlns:a="http://schemas.openxmlformats.org/drawingml/2006/main">
+              <a:graphicData uri="http://schemas.openxmlformats.org/drawingml/2006/picture">
+                <pic:pic xmlns:pic="http://schemas.openxmlformats.org/drawingml/2006/picture">
+                  <pic:nvPicPr>
+                    <pic:cNvPr id="10" name="Picture 2"/>
+                    <pic:cNvPicPr>
+                      <a:picLocks noChangeAspect="1"/>
+                    </pic:cNvPicPr>
+                  </pic:nvPicPr>
+                  <pic:blipFill>
+                    <a:blip r:embed="rId9"/>
+                    <a:stretch>
+                      <a:fillRect/>
+                    </a:stretch>
+                  </pic:blipFill>
+                  <pic:spPr>
+                    <a:xfrm>
+                      <a:off x="0" y="0"/>
+                      <a:ext cx="5936615" cy="5133340"/>
                     </a:xfrm>
                     <a:prstGeom prst="rect">
                       <a:avLst/>
@@ -4002,12 +4072,40 @@
     </w:p>
     <w:p/>
     <w:p>
+      <w:pPr>
+        <w:jc w:val="center"/>
+        <w:rPr>
+          <w:rFonts w:hint="default"/>
+          <w:lang w:val="en-US"/>
+        </w:rPr>
+      </w:pPr>
+      <w:r>
+        <w:rPr>
+          <w:rFonts w:hint="default"/>
+          <w:lang w:val="en-US"/>
+        </w:rPr>
+        <w:t>Authentication and account management use case diagram</w:t>
+      </w:r>
+    </w:p>
+    <w:p>
+      <w:pPr>
+        <w:jc w:val="center"/>
+        <w:rPr>
+          <w:rFonts w:hint="default"/>
+          <w:lang w:val="en-US"/>
+        </w:rPr>
+      </w:pPr>
+    </w:p>
+    <w:p>
+      <w:pPr>
+        <w:jc w:val="center"/>
+      </w:pPr>
       <w:r>
         <w:drawing>
           <wp:inline distT="0" distB="0" distL="114300" distR="114300">
-            <wp:extent cx="5937885" cy="4624705"/>
-            <wp:effectExtent l="0" t="0" r="5715" b="8255"/>
-            <wp:docPr id="4" name="Picture 3"/>
+            <wp:extent cx="5181600" cy="2743200"/>
+            <wp:effectExtent l="0" t="0" r="0" b="0"/>
+            <wp:docPr id="3" name="Picture 2"/>
             <wp:cNvGraphicFramePr>
               <a:graphicFrameLocks xmlns:a="http://schemas.openxmlformats.org/drawingml/2006/main" noChangeAspect="1"/>
             </wp:cNvGraphicFramePr>
@@ -4015,13 +4113,13 @@
               <a:graphicData uri="http://schemas.openxmlformats.org/drawingml/2006/picture">
                 <pic:pic xmlns:pic="http://schemas.openxmlformats.org/drawingml/2006/picture">
                   <pic:nvPicPr>
-                    <pic:cNvPr id="4" name="Picture 3"/>
+                    <pic:cNvPr id="3" name="Picture 2"/>
                     <pic:cNvPicPr>
                       <a:picLocks noChangeAspect="1"/>
                     </pic:cNvPicPr>
                   </pic:nvPicPr>
                   <pic:blipFill>
-                    <a:blip r:embed="rId9"/>
+                    <a:blip r:embed="rId10"/>
                     <a:stretch>
                       <a:fillRect/>
                     </a:stretch>
@@ -4029,7 +4127,7 @@
                   <pic:spPr>
                     <a:xfrm>
                       <a:off x="0" y="0"/>
-                      <a:ext cx="5937885" cy="4624705"/>
+                      <a:ext cx="5181600" cy="2743200"/>
                     </a:xfrm>
                     <a:prstGeom prst="rect">
                       <a:avLst/>
@@ -4048,12 +4146,32 @@
     </w:p>
     <w:p/>
     <w:p>
+      <w:pPr>
+        <w:jc w:val="center"/>
+        <w:rPr>
+          <w:rFonts w:hint="default"/>
+          <w:lang w:val="en-US"/>
+        </w:rPr>
+      </w:pPr>
+      <w:r>
+        <w:rPr>
+          <w:rFonts w:hint="default"/>
+          <w:lang w:val="en-US"/>
+        </w:rPr>
+        <w:t>Buyer use case diagram</w:t>
+      </w:r>
+    </w:p>
+    <w:p/>
+    <w:p>
+      <w:pPr>
+        <w:jc w:val="center"/>
+      </w:pPr>
       <w:r>
         <w:drawing>
           <wp:inline distT="0" distB="0" distL="114300" distR="114300">
-            <wp:extent cx="5940425" cy="3051810"/>
-            <wp:effectExtent l="0" t="0" r="3175" b="11430"/>
-            <wp:docPr id="5" name="Picture 4"/>
+            <wp:extent cx="4476750" cy="2314575"/>
+            <wp:effectExtent l="0" t="0" r="3810" b="1905"/>
+            <wp:docPr id="4" name="Picture 3"/>
             <wp:cNvGraphicFramePr>
               <a:graphicFrameLocks xmlns:a="http://schemas.openxmlformats.org/drawingml/2006/main" noChangeAspect="1"/>
             </wp:cNvGraphicFramePr>
@@ -4061,13 +4179,13 @@
               <a:graphicData uri="http://schemas.openxmlformats.org/drawingml/2006/picture">
                 <pic:pic xmlns:pic="http://schemas.openxmlformats.org/drawingml/2006/picture">
                   <pic:nvPicPr>
-                    <pic:cNvPr id="5" name="Picture 4"/>
+                    <pic:cNvPr id="4" name="Picture 3"/>
                     <pic:cNvPicPr>
                       <a:picLocks noChangeAspect="1"/>
                     </pic:cNvPicPr>
                   </pic:nvPicPr>
                   <pic:blipFill>
-                    <a:blip r:embed="rId10"/>
+                    <a:blip r:embed="rId11"/>
                     <a:stretch>
                       <a:fillRect/>
                     </a:stretch>
@@ -4075,7 +4193,7 @@
                   <pic:spPr>
                     <a:xfrm>
                       <a:off x="0" y="0"/>
-                      <a:ext cx="5940425" cy="3051810"/>
+                      <a:ext cx="4476750" cy="2314575"/>
                     </a:xfrm>
                     <a:prstGeom prst="rect">
                       <a:avLst/>
@@ -4092,19 +4210,30 @@
         </w:drawing>
       </w:r>
     </w:p>
+    <w:p/>
     <w:p>
       <w:pPr>
+        <w:jc w:val="center"/>
         <w:rPr>
           <w:rFonts w:hint="default"/>
-          <w:lang w:val="vi-VN"/>
+          <w:lang w:val="en-US"/>
         </w:rPr>
       </w:pPr>
       <w:r>
+        <w:rPr>
+          <w:rFonts w:hint="default"/>
+          <w:lang w:val="en-US"/>
+        </w:rPr>
+        <w:t>Seller use case diagram</w:t>
+      </w:r>
+    </w:p>
+    <w:p>
+      <w:r>
         <w:drawing>
           <wp:inline distT="0" distB="0" distL="114300" distR="114300">
-            <wp:extent cx="5940425" cy="4134485"/>
-            <wp:effectExtent l="0" t="0" r="3175" b="10795"/>
-            <wp:docPr id="1" name="Picture 1"/>
+            <wp:extent cx="5942330" cy="3696335"/>
+            <wp:effectExtent l="0" t="0" r="1270" b="6985"/>
+            <wp:docPr id="15" name="Picture 5"/>
             <wp:cNvGraphicFramePr>
               <a:graphicFrameLocks xmlns:a="http://schemas.openxmlformats.org/drawingml/2006/main" noChangeAspect="1"/>
             </wp:cNvGraphicFramePr>
@@ -4112,13 +4241,13 @@
               <a:graphicData uri="http://schemas.openxmlformats.org/drawingml/2006/picture">
                 <pic:pic xmlns:pic="http://schemas.openxmlformats.org/drawingml/2006/picture">
                   <pic:nvPicPr>
-                    <pic:cNvPr id="1" name="Picture 1"/>
+                    <pic:cNvPr id="15" name="Picture 5"/>
                     <pic:cNvPicPr>
                       <a:picLocks noChangeAspect="1"/>
                     </pic:cNvPicPr>
                   </pic:nvPicPr>
                   <pic:blipFill>
-                    <a:blip r:embed="rId11"/>
+                    <a:blip r:embed="rId12"/>
                     <a:stretch>
                       <a:fillRect/>
                     </a:stretch>
@@ -4126,7 +4255,7 @@
                   <pic:spPr>
                     <a:xfrm>
                       <a:off x="0" y="0"/>
-                      <a:ext cx="5940425" cy="4134485"/>
+                      <a:ext cx="5942330" cy="3696335"/>
                     </a:xfrm>
                     <a:prstGeom prst="rect">
                       <a:avLst/>
@@ -4143,6 +4272,101 @@
         </w:drawing>
       </w:r>
     </w:p>
+    <w:p/>
+    <w:p>
+      <w:pPr>
+        <w:jc w:val="center"/>
+        <w:rPr>
+          <w:rFonts w:hint="default"/>
+          <w:lang w:val="en-US"/>
+        </w:rPr>
+      </w:pPr>
+      <w:r>
+        <w:rPr>
+          <w:rFonts w:hint="default"/>
+          <w:lang w:val="en-US"/>
+        </w:rPr>
+        <w:t>Staff use case diagram</w:t>
+      </w:r>
+    </w:p>
+    <w:p/>
+    <w:p>
+      <w:pPr>
+        <w:jc w:val="center"/>
+      </w:pPr>
+      <w:r>
+        <w:drawing>
+          <wp:inline distT="0" distB="0" distL="114300" distR="114300">
+            <wp:extent cx="4943475" cy="4219575"/>
+            <wp:effectExtent l="0" t="0" r="9525" b="1905"/>
+            <wp:docPr id="5" name="Picture 4"/>
+            <wp:cNvGraphicFramePr>
+              <a:graphicFrameLocks xmlns:a="http://schemas.openxmlformats.org/drawingml/2006/main" noChangeAspect="1"/>
+            </wp:cNvGraphicFramePr>
+            <a:graphic xmlns:a="http://schemas.openxmlformats.org/drawingml/2006/main">
+              <a:graphicData uri="http://schemas.openxmlformats.org/drawingml/2006/picture">
+                <pic:pic xmlns:pic="http://schemas.openxmlformats.org/drawingml/2006/picture">
+                  <pic:nvPicPr>
+                    <pic:cNvPr id="5" name="Picture 4"/>
+                    <pic:cNvPicPr>
+                      <a:picLocks noChangeAspect="1"/>
+                    </pic:cNvPicPr>
+                  </pic:nvPicPr>
+                  <pic:blipFill>
+                    <a:blip r:embed="rId13"/>
+                    <a:stretch>
+                      <a:fillRect/>
+                    </a:stretch>
+                  </pic:blipFill>
+                  <pic:spPr>
+                    <a:xfrm>
+                      <a:off x="0" y="0"/>
+                      <a:ext cx="4943475" cy="4219575"/>
+                    </a:xfrm>
+                    <a:prstGeom prst="rect">
+                      <a:avLst/>
+                    </a:prstGeom>
+                    <a:noFill/>
+                    <a:ln>
+                      <a:noFill/>
+                    </a:ln>
+                  </pic:spPr>
+                </pic:pic>
+              </a:graphicData>
+            </a:graphic>
+          </wp:inline>
+        </w:drawing>
+      </w:r>
+    </w:p>
+    <w:p/>
+    <w:p>
+      <w:pPr>
+        <w:jc w:val="center"/>
+        <w:rPr>
+          <w:rFonts w:hint="default"/>
+          <w:lang w:val="en-US"/>
+        </w:rPr>
+      </w:pPr>
+      <w:r>
+        <w:rPr>
+          <w:rFonts w:hint="default"/>
+          <w:lang w:val="en-US"/>
+        </w:rPr>
+        <w:t>Admin use case diagram</w:t>
+      </w:r>
+    </w:p>
+    <w:p/>
+    <w:p/>
+    <w:p/>
+    <w:p/>
+    <w:p>
+      <w:pPr>
+        <w:rPr>
+          <w:rFonts w:hint="default"/>
+          <w:lang w:val="vi-VN"/>
+        </w:rPr>
+      </w:pPr>
+    </w:p>
     <w:p>
       <w:pPr>
         <w:pStyle w:val="5"/>
@@ -4151,10 +4375,7 @@
         <w:t>b. Descriptions</w:t>
       </w:r>
     </w:p>
-    <w:p>
-      <w:bookmarkStart w:id="121" w:name="_GoBack"/>
-      <w:bookmarkEnd w:id="121"/>
-    </w:p>
+    <w:p/>
     <w:tbl>
       <w:tblPr>
         <w:tblStyle w:val="8"/>
@@ -4733,7 +4954,7 @@
               <w:bottom w:val="single" w:color="auto" w:sz="4" w:space="0"/>
               <w:right w:val="single" w:color="auto" w:sz="4" w:space="0"/>
             </w:tcBorders>
-            <w:shd w:val="clear"/>
+            <w:shd w:val="clear" w:color="auto" w:fill="auto"/>
             <w:vAlign w:val="top"/>
           </w:tcPr>
           <w:p>
@@ -4865,7 +5086,7 @@
               <w:bottom w:val="single" w:color="auto" w:sz="4" w:space="0"/>
               <w:right w:val="single" w:color="auto" w:sz="4" w:space="0"/>
             </w:tcBorders>
-            <w:shd w:val="clear"/>
+            <w:shd w:val="clear" w:color="auto" w:fill="auto"/>
             <w:vAlign w:val="top"/>
           </w:tcPr>
           <w:p>
@@ -4997,7 +5218,7 @@
               <w:bottom w:val="single" w:color="auto" w:sz="4" w:space="0"/>
               <w:right w:val="single" w:color="auto" w:sz="4" w:space="0"/>
             </w:tcBorders>
-            <w:shd w:val="clear"/>
+            <w:shd w:val="clear" w:color="auto" w:fill="auto"/>
             <w:vAlign w:val="top"/>
           </w:tcPr>
           <w:p>
@@ -5127,7 +5348,7 @@
               <w:bottom w:val="single" w:color="auto" w:sz="4" w:space="0"/>
               <w:right w:val="single" w:color="auto" w:sz="4" w:space="0"/>
             </w:tcBorders>
-            <w:shd w:val="clear"/>
+            <w:shd w:val="clear" w:color="auto" w:fill="auto"/>
             <w:vAlign w:val="top"/>
           </w:tcPr>
           <w:p>
@@ -5203,6 +5424,128 @@
                 <w:szCs w:val="22"/>
               </w:rPr>
               <w:t>Allows a Buyer to find specific products using keywords, categories, or price filters.</w:t>
+            </w:r>
+          </w:p>
+        </w:tc>
+      </w:tr>
+      <w:tr>
+        <w:trPr>
+          <w:trHeight w:val="288" w:hRule="atLeast"/>
+        </w:trPr>
+        <w:tc>
+          <w:tcPr>
+            <w:tcW w:w="495" w:type="dxa"/>
+            <w:tcBorders>
+              <w:top w:val="single" w:color="auto" w:sz="4" w:space="0"/>
+              <w:left w:val="single" w:color="auto" w:sz="4" w:space="0"/>
+              <w:bottom w:val="single" w:color="auto" w:sz="4" w:space="0"/>
+              <w:right w:val="single" w:color="auto" w:sz="4" w:space="0"/>
+            </w:tcBorders>
+          </w:tcPr>
+          <w:p>
+            <w:pPr>
+              <w:jc w:val="center"/>
+              <w:rPr>
+                <w:rFonts w:hint="default" w:cstheme="minorHAnsi"/>
+                <w:color w:val="000000"/>
+                <w:lang w:val="vi-VN"/>
+              </w:rPr>
+            </w:pPr>
+            <w:r>
+              <w:rPr>
+                <w:rFonts w:hint="default" w:cstheme="minorHAnsi"/>
+                <w:color w:val="000000"/>
+                <w:lang w:val="vi-VN"/>
+              </w:rPr>
+              <w:t>08</w:t>
+            </w:r>
+          </w:p>
+        </w:tc>
+        <w:tc>
+          <w:tcPr>
+            <w:tcW w:w="1867" w:type="dxa"/>
+            <w:tcBorders>
+              <w:top w:val="single" w:color="auto" w:sz="4" w:space="0"/>
+              <w:left w:val="nil"/>
+              <w:bottom w:val="single" w:color="auto" w:sz="4" w:space="0"/>
+              <w:right w:val="single" w:color="auto" w:sz="4" w:space="0"/>
+            </w:tcBorders>
+            <w:shd w:val="clear" w:color="auto" w:fill="auto"/>
+            <w:vAlign w:val="top"/>
+          </w:tcPr>
+          <w:p>
+            <w:pPr>
+              <w:rPr>
+                <w:rFonts w:hint="default" w:ascii="Times New Roman" w:hAnsi="Times New Roman" w:eastAsia="SimSun" w:cs="Times New Roman"/>
+                <w:sz w:val="22"/>
+                <w:szCs w:val="22"/>
+              </w:rPr>
+            </w:pPr>
+            <w:r>
+              <w:rPr>
+                <w:rFonts w:hint="default" w:ascii="Times New Roman" w:hAnsi="Times New Roman" w:eastAsia="SimSun" w:cs="Times New Roman"/>
+                <w:sz w:val="22"/>
+                <w:szCs w:val="22"/>
+              </w:rPr>
+              <w:t>Core Bidding</w:t>
+            </w:r>
+          </w:p>
+        </w:tc>
+        <w:tc>
+          <w:tcPr>
+            <w:tcW w:w="1776" w:type="dxa"/>
+            <w:tcBorders>
+              <w:top w:val="single" w:color="auto" w:sz="4" w:space="0"/>
+              <w:left w:val="single" w:color="auto" w:sz="4" w:space="0"/>
+              <w:bottom w:val="single" w:color="auto" w:sz="4" w:space="0"/>
+              <w:right w:val="single" w:color="auto" w:sz="4" w:space="0"/>
+            </w:tcBorders>
+            <w:shd w:val="clear" w:color="auto" w:fill="auto"/>
+            <w:noWrap/>
+          </w:tcPr>
+          <w:p>
+            <w:pPr>
+              <w:rPr>
+                <w:rFonts w:hint="default" w:ascii="Times New Roman" w:hAnsi="Times New Roman" w:eastAsia="SimSun" w:cs="Times New Roman"/>
+                <w:sz w:val="22"/>
+                <w:szCs w:val="22"/>
+              </w:rPr>
+            </w:pPr>
+            <w:r>
+              <w:rPr>
+                <w:rFonts w:hint="default" w:ascii="Times New Roman" w:hAnsi="Times New Roman" w:eastAsia="SimSun" w:cs="Times New Roman"/>
+                <w:sz w:val="22"/>
+                <w:szCs w:val="22"/>
+              </w:rPr>
+              <w:t>Register for Auction</w:t>
+            </w:r>
+          </w:p>
+        </w:tc>
+        <w:tc>
+          <w:tcPr>
+            <w:tcW w:w="4793" w:type="dxa"/>
+            <w:tcBorders>
+              <w:top w:val="single" w:color="auto" w:sz="4" w:space="0"/>
+              <w:left w:val="nil"/>
+              <w:bottom w:val="single" w:color="auto" w:sz="4" w:space="0"/>
+              <w:right w:val="single" w:color="auto" w:sz="4" w:space="0"/>
+            </w:tcBorders>
+          </w:tcPr>
+          <w:p>
+            <w:pPr>
+              <w:rPr>
+                <w:rFonts w:hint="default" w:ascii="Times New Roman" w:hAnsi="Times New Roman" w:eastAsia="SimSun" w:cs="Times New Roman"/>
+                <w:sz w:val="22"/>
+                <w:szCs w:val="22"/>
+              </w:rPr>
+            </w:pPr>
+            <w:r>
+              <w:rPr>
+                <w:rFonts w:hint="default" w:ascii="Times New Roman" w:hAnsi="Times New Roman" w:eastAsia="SimSun" w:cs="Times New Roman"/>
+                <w:sz w:val="22"/>
+                <w:szCs w:val="22"/>
+              </w:rPr>
+              <w:t>Allows a Buyer to register their intent to participate in a specific upcoming auction session.</w:t>
             </w:r>
           </w:p>
         </w:tc>
@@ -5244,7 +5587,7 @@
                 <w:color w:val="000000"/>
                 <w:lang w:val="vi-VN"/>
               </w:rPr>
-              <w:t>08</w:t>
+              <w:t>09</w:t>
             </w:r>
           </w:p>
         </w:tc>
@@ -5257,7 +5600,7 @@
               <w:bottom w:val="single" w:color="auto" w:sz="4" w:space="0"/>
               <w:right w:val="single" w:color="auto" w:sz="4" w:space="0"/>
             </w:tcBorders>
-            <w:shd w:val="clear"/>
+            <w:shd w:val="clear" w:color="auto" w:fill="auto"/>
             <w:vAlign w:val="top"/>
           </w:tcPr>
           <w:p>
@@ -5304,7 +5647,7 @@
                 <w:sz w:val="22"/>
                 <w:szCs w:val="22"/>
               </w:rPr>
-              <w:t>Register for Auction</w:t>
+              <w:t>Verify Room Access</w:t>
             </w:r>
           </w:p>
         </w:tc>
@@ -5332,7 +5675,7 @@
                 <w:sz w:val="22"/>
                 <w:szCs w:val="22"/>
               </w:rPr>
-              <w:t>Allows a Buyer to register their intent to participate in a specific upcoming auction session.</w:t>
+              <w:t>An internal check to ensure the Buyer meets all requirements (e.g., paid deposit, KYC approved) before entering a live room.</w:t>
             </w:r>
           </w:p>
         </w:tc>
@@ -5374,7 +5717,7 @@
                 <w:color w:val="000000"/>
                 <w:lang w:val="vi-VN"/>
               </w:rPr>
-              <w:t>09</w:t>
+              <w:t>10</w:t>
             </w:r>
           </w:p>
         </w:tc>
@@ -5387,7 +5730,7 @@
               <w:bottom w:val="single" w:color="auto" w:sz="4" w:space="0"/>
               <w:right w:val="single" w:color="auto" w:sz="4" w:space="0"/>
             </w:tcBorders>
-            <w:shd w:val="clear"/>
+            <w:shd w:val="clear" w:color="auto" w:fill="auto"/>
             <w:vAlign w:val="top"/>
           </w:tcPr>
           <w:p>
@@ -5434,7 +5777,7 @@
                 <w:sz w:val="22"/>
                 <w:szCs w:val="22"/>
               </w:rPr>
-              <w:t>Verify Room Access</w:t>
+              <w:t>Join Auction Room</w:t>
             </w:r>
           </w:p>
         </w:tc>
@@ -5462,7 +5805,7 @@
                 <w:sz w:val="22"/>
                 <w:szCs w:val="22"/>
               </w:rPr>
-              <w:t>An internal check to ensure the Buyer meets all requirements (e.g., paid deposit, KYC approved) before entering a live room.</w:t>
+              <w:t>Allows a qualified Buyer to enter a live auction room to observe or place bids.</w:t>
             </w:r>
           </w:p>
         </w:tc>
@@ -5504,7 +5847,7 @@
                 <w:color w:val="000000"/>
                 <w:lang w:val="vi-VN"/>
               </w:rPr>
-              <w:t>10</w:t>
+              <w:t>11</w:t>
             </w:r>
           </w:p>
         </w:tc>
@@ -5517,7 +5860,7 @@
               <w:bottom w:val="single" w:color="auto" w:sz="4" w:space="0"/>
               <w:right w:val="single" w:color="auto" w:sz="4" w:space="0"/>
             </w:tcBorders>
-            <w:shd w:val="clear"/>
+            <w:shd w:val="clear" w:color="auto" w:fill="auto"/>
             <w:vAlign w:val="top"/>
           </w:tcPr>
           <w:p>
@@ -5564,7 +5907,7 @@
                 <w:sz w:val="22"/>
                 <w:szCs w:val="22"/>
               </w:rPr>
-              <w:t>Join Auction Room</w:t>
+              <w:t>Place Bid</w:t>
             </w:r>
           </w:p>
         </w:tc>
@@ -5592,7 +5935,7 @@
                 <w:sz w:val="22"/>
                 <w:szCs w:val="22"/>
               </w:rPr>
-              <w:t>Allows a qualified Buyer to enter a live auction room to observe or place bids.</w:t>
+              <w:t>Allows a Buyer to submit a new price for a product during a live auction session.</w:t>
             </w:r>
           </w:p>
         </w:tc>
@@ -5634,7 +5977,7 @@
                 <w:color w:val="000000"/>
                 <w:lang w:val="vi-VN"/>
               </w:rPr>
-              <w:t>11</w:t>
+              <w:t>12</w:t>
             </w:r>
           </w:p>
         </w:tc>
@@ -5647,7 +5990,7 @@
               <w:bottom w:val="single" w:color="auto" w:sz="4" w:space="0"/>
               <w:right w:val="single" w:color="auto" w:sz="4" w:space="0"/>
             </w:tcBorders>
-            <w:shd w:val="clear"/>
+            <w:shd w:val="clear" w:color="auto" w:fill="auto"/>
             <w:vAlign w:val="top"/>
           </w:tcPr>
           <w:p>
@@ -5694,7 +6037,7 @@
                 <w:sz w:val="22"/>
                 <w:szCs w:val="22"/>
               </w:rPr>
-              <w:t>Place Bid</w:t>
+              <w:t>Request Auction Creation</w:t>
             </w:r>
           </w:p>
         </w:tc>
@@ -5722,7 +6065,7 @@
                 <w:sz w:val="22"/>
                 <w:szCs w:val="22"/>
               </w:rPr>
-              <w:t>Allows a Buyer to submit a new price for a product during a live auction session.</w:t>
+              <w:t>Allows a Seller to create a new auction listing by providing product details, images, and starting price.</w:t>
             </w:r>
           </w:p>
         </w:tc>
@@ -5764,7 +6107,7 @@
                 <w:color w:val="000000"/>
                 <w:lang w:val="vi-VN"/>
               </w:rPr>
-              <w:t>12</w:t>
+              <w:t>13</w:t>
             </w:r>
           </w:p>
         </w:tc>
@@ -5777,7 +6120,7 @@
               <w:bottom w:val="single" w:color="auto" w:sz="4" w:space="0"/>
               <w:right w:val="single" w:color="auto" w:sz="4" w:space="0"/>
             </w:tcBorders>
-            <w:shd w:val="clear"/>
+            <w:shd w:val="clear" w:color="auto" w:fill="auto"/>
             <w:vAlign w:val="top"/>
           </w:tcPr>
           <w:p>
@@ -5824,7 +6167,7 @@
                 <w:sz w:val="22"/>
                 <w:szCs w:val="22"/>
               </w:rPr>
-              <w:t>Request Auction Creation</w:t>
+              <w:t>Sign Product Commitment</w:t>
             </w:r>
           </w:p>
         </w:tc>
@@ -5852,7 +6195,7 @@
                 <w:sz w:val="22"/>
                 <w:szCs w:val="22"/>
               </w:rPr>
-              <w:t>Allows a Seller to create a new auction listing by providing product details, images, and starting price.</w:t>
+              <w:t>A mandatory step for a Seller to digitally agree to terms regarding product authenticity and condition.</w:t>
             </w:r>
           </w:p>
         </w:tc>
@@ -5894,7 +6237,7 @@
                 <w:color w:val="000000"/>
                 <w:lang w:val="vi-VN"/>
               </w:rPr>
-              <w:t>13</w:t>
+              <w:t>14</w:t>
             </w:r>
           </w:p>
         </w:tc>
@@ -5907,7 +6250,7 @@
               <w:bottom w:val="single" w:color="auto" w:sz="4" w:space="0"/>
               <w:right w:val="single" w:color="auto" w:sz="4" w:space="0"/>
             </w:tcBorders>
-            <w:shd w:val="clear"/>
+            <w:shd w:val="clear" w:color="auto" w:fill="auto"/>
             <w:vAlign w:val="top"/>
           </w:tcPr>
           <w:p>
@@ -5954,7 +6297,7 @@
                 <w:sz w:val="22"/>
                 <w:szCs w:val="22"/>
               </w:rPr>
-              <w:t>Sign Product Commitment</w:t>
+              <w:t>Evaluate Product via AI</w:t>
             </w:r>
           </w:p>
         </w:tc>
@@ -5982,7 +6325,7 @@
                 <w:sz w:val="22"/>
                 <w:szCs w:val="22"/>
               </w:rPr>
-              <w:t>A mandatory step for a Seller to digitally agree to terms regarding product authenticity and condition.</w:t>
+              <w:t>Provides an AI-generated price suggestion and evaluation based on the product description and images.</w:t>
             </w:r>
           </w:p>
         </w:tc>
@@ -6024,7 +6367,7 @@
                 <w:color w:val="000000"/>
                 <w:lang w:val="vi-VN"/>
               </w:rPr>
-              <w:t>14</w:t>
+              <w:t>15</w:t>
             </w:r>
           </w:p>
         </w:tc>
@@ -6037,7 +6380,7 @@
               <w:bottom w:val="single" w:color="auto" w:sz="4" w:space="0"/>
               <w:right w:val="single" w:color="auto" w:sz="4" w:space="0"/>
             </w:tcBorders>
-            <w:shd w:val="clear"/>
+            <w:shd w:val="clear" w:color="auto" w:fill="auto"/>
             <w:vAlign w:val="top"/>
           </w:tcPr>
           <w:p>
@@ -6084,7 +6427,7 @@
                 <w:sz w:val="22"/>
                 <w:szCs w:val="22"/>
               </w:rPr>
-              <w:t>Evaluate Product via AI</w:t>
+              <w:t>Monitor Auction</w:t>
             </w:r>
           </w:p>
         </w:tc>
@@ -6112,7 +6455,7 @@
                 <w:sz w:val="22"/>
                 <w:szCs w:val="22"/>
               </w:rPr>
-              <w:t>Provides an AI-generated price suggestion and evaluation based on the product description and images.</w:t>
+              <w:t>Allows a Seller to track the live bidding status, current highest bid, and participants of their active auctions.</w:t>
             </w:r>
           </w:p>
         </w:tc>
@@ -6154,7 +6497,7 @@
                 <w:color w:val="000000"/>
                 <w:lang w:val="vi-VN"/>
               </w:rPr>
-              <w:t>15</w:t>
+              <w:t>16</w:t>
             </w:r>
           </w:p>
         </w:tc>
@@ -6167,7 +6510,7 @@
               <w:bottom w:val="single" w:color="auto" w:sz="4" w:space="0"/>
               <w:right w:val="single" w:color="auto" w:sz="4" w:space="0"/>
             </w:tcBorders>
-            <w:shd w:val="clear"/>
+            <w:shd w:val="clear" w:color="auto" w:fill="auto"/>
             <w:vAlign w:val="top"/>
           </w:tcPr>
           <w:p>
@@ -6214,7 +6557,7 @@
                 <w:sz w:val="22"/>
                 <w:szCs w:val="22"/>
               </w:rPr>
-              <w:t>Monitor Auction</w:t>
+              <w:t>Close Auction Automatically</w:t>
             </w:r>
           </w:p>
         </w:tc>
@@ -6242,7 +6585,7 @@
                 <w:sz w:val="22"/>
                 <w:szCs w:val="22"/>
               </w:rPr>
-              <w:t>Allows a Seller to track the live bidding status, current highest bid, and participants of their active auctions.</w:t>
+              <w:t>The system Scheduler automatically ends the auction at the specified time, locks bidding, and determines the final winner.</w:t>
             </w:r>
           </w:p>
         </w:tc>
@@ -6284,7 +6627,7 @@
                 <w:color w:val="000000"/>
                 <w:lang w:val="vi-VN"/>
               </w:rPr>
-              <w:t>16</w:t>
+              <w:t>17</w:t>
             </w:r>
           </w:p>
         </w:tc>
@@ -6297,7 +6640,7 @@
               <w:bottom w:val="single" w:color="auto" w:sz="4" w:space="0"/>
               <w:right w:val="single" w:color="auto" w:sz="4" w:space="0"/>
             </w:tcBorders>
-            <w:shd w:val="clear"/>
+            <w:shd w:val="clear" w:color="auto" w:fill="auto"/>
             <w:vAlign w:val="top"/>
           </w:tcPr>
           <w:p>
@@ -6314,7 +6657,7 @@
                 <w:sz w:val="22"/>
                 <w:szCs w:val="22"/>
               </w:rPr>
-              <w:t>Core Bidding</w:t>
+              <w:t>Payment &amp; Wallet</w:t>
             </w:r>
           </w:p>
         </w:tc>
@@ -6344,7 +6687,7 @@
                 <w:sz w:val="22"/>
                 <w:szCs w:val="22"/>
               </w:rPr>
-              <w:t>Close Auction Automatically</w:t>
+              <w:t>Access Wallet Dashboard</w:t>
             </w:r>
           </w:p>
         </w:tc>
@@ -6372,7 +6715,7 @@
                 <w:sz w:val="22"/>
                 <w:szCs w:val="22"/>
               </w:rPr>
-              <w:t>The system Scheduler automatically ends the auction at the specified time, locks bidding, and determines the final winner.</w:t>
+              <w:t>Allows a Member to view their current e-wallet balance and transaction history.</w:t>
             </w:r>
           </w:p>
         </w:tc>
@@ -6414,7 +6757,7 @@
                 <w:color w:val="000000"/>
                 <w:lang w:val="vi-VN"/>
               </w:rPr>
-              <w:t>17</w:t>
+              <w:t>18</w:t>
             </w:r>
           </w:p>
         </w:tc>
@@ -6427,7 +6770,7 @@
               <w:bottom w:val="single" w:color="auto" w:sz="4" w:space="0"/>
               <w:right w:val="single" w:color="auto" w:sz="4" w:space="0"/>
             </w:tcBorders>
-            <w:shd w:val="clear"/>
+            <w:shd w:val="clear" w:color="auto" w:fill="auto"/>
             <w:vAlign w:val="top"/>
           </w:tcPr>
           <w:p>
@@ -6474,7 +6817,7 @@
                 <w:sz w:val="22"/>
                 <w:szCs w:val="22"/>
               </w:rPr>
-              <w:t>Access Wallet Dashboard</w:t>
+              <w:t>Deposit Funds</w:t>
             </w:r>
           </w:p>
         </w:tc>
@@ -6502,7 +6845,7 @@
                 <w:sz w:val="22"/>
                 <w:szCs w:val="22"/>
               </w:rPr>
-              <w:t>Allows a Member to view their current e-wallet balance and transaction history.</w:t>
+              <w:t>Allows a Member to add money to their e-wallet via an external Payment Gateway.</w:t>
             </w:r>
           </w:p>
         </w:tc>
@@ -6544,7 +6887,7 @@
                 <w:color w:val="000000"/>
                 <w:lang w:val="vi-VN"/>
               </w:rPr>
-              <w:t>18</w:t>
+              <w:t>19</w:t>
             </w:r>
           </w:p>
         </w:tc>
@@ -6557,7 +6900,7 @@
               <w:bottom w:val="single" w:color="auto" w:sz="4" w:space="0"/>
               <w:right w:val="single" w:color="auto" w:sz="4" w:space="0"/>
             </w:tcBorders>
-            <w:shd w:val="clear"/>
+            <w:shd w:val="clear" w:color="auto" w:fill="auto"/>
             <w:vAlign w:val="top"/>
           </w:tcPr>
           <w:p>
@@ -6604,7 +6947,7 @@
                 <w:sz w:val="22"/>
                 <w:szCs w:val="22"/>
               </w:rPr>
-              <w:t>Deposit Funds</w:t>
+              <w:t>Request Withdrawal</w:t>
             </w:r>
           </w:p>
         </w:tc>
@@ -6632,7 +6975,7 @@
                 <w:sz w:val="22"/>
                 <w:szCs w:val="22"/>
               </w:rPr>
-              <w:t>Allows a Member to add money to their e-wallet via an external Payment Gateway.</w:t>
+              <w:t>Allows a Member to request a cash-out of their wallet funds to their personal bank account.</w:t>
             </w:r>
           </w:p>
         </w:tc>
@@ -6674,7 +7017,7 @@
                 <w:color w:val="000000"/>
                 <w:lang w:val="vi-VN"/>
               </w:rPr>
-              <w:t>19</w:t>
+              <w:t>20</w:t>
             </w:r>
           </w:p>
         </w:tc>
@@ -6687,7 +7030,7 @@
               <w:bottom w:val="single" w:color="auto" w:sz="4" w:space="0"/>
               <w:right w:val="single" w:color="auto" w:sz="4" w:space="0"/>
             </w:tcBorders>
-            <w:shd w:val="clear"/>
+            <w:shd w:val="clear" w:color="auto" w:fill="auto"/>
             <w:vAlign w:val="top"/>
           </w:tcPr>
           <w:p>
@@ -6734,7 +7077,7 @@
                 <w:sz w:val="22"/>
                 <w:szCs w:val="22"/>
               </w:rPr>
-              <w:t>Request Withdrawal</w:t>
+              <w:t>Pay Deposit</w:t>
             </w:r>
           </w:p>
         </w:tc>
@@ -6762,7 +7105,7 @@
                 <w:sz w:val="22"/>
                 <w:szCs w:val="22"/>
               </w:rPr>
-              <w:t>Allows a Member to request a cash-out of their wallet funds to their personal bank account.</w:t>
+              <w:t>Allows a Buyer to pay the required upfront deposit from their wallet to secure a spot in an auction room.</w:t>
             </w:r>
           </w:p>
         </w:tc>
@@ -6804,7 +7147,7 @@
                 <w:color w:val="000000"/>
                 <w:lang w:val="vi-VN"/>
               </w:rPr>
-              <w:t>20</w:t>
+              <w:t>21</w:t>
             </w:r>
           </w:p>
         </w:tc>
@@ -6817,7 +7160,7 @@
               <w:bottom w:val="single" w:color="auto" w:sz="4" w:space="0"/>
               <w:right w:val="single" w:color="auto" w:sz="4" w:space="0"/>
             </w:tcBorders>
-            <w:shd w:val="clear"/>
+            <w:shd w:val="clear" w:color="auto" w:fill="auto"/>
             <w:vAlign w:val="top"/>
           </w:tcPr>
           <w:p>
@@ -6864,7 +7207,7 @@
                 <w:sz w:val="22"/>
                 <w:szCs w:val="22"/>
               </w:rPr>
-              <w:t>Pay Deposit</w:t>
+              <w:t>Settle Order Payment</w:t>
             </w:r>
           </w:p>
         </w:tc>
@@ -6892,7 +7235,7 @@
                 <w:sz w:val="22"/>
                 <w:szCs w:val="22"/>
               </w:rPr>
-              <w:t>Allows a Buyer to pay the required upfront deposit from their wallet to secure a spot in an auction room.</w:t>
+              <w:t>Allows the winning Buyer to pay the final remaining balance for the won product.</w:t>
             </w:r>
           </w:p>
         </w:tc>
@@ -6934,7 +7277,7 @@
                 <w:color w:val="000000"/>
                 <w:lang w:val="vi-VN"/>
               </w:rPr>
-              <w:t>21</w:t>
+              <w:t>22</w:t>
             </w:r>
           </w:p>
         </w:tc>
@@ -6947,7 +7290,7 @@
               <w:bottom w:val="single" w:color="auto" w:sz="4" w:space="0"/>
               <w:right w:val="single" w:color="auto" w:sz="4" w:space="0"/>
             </w:tcBorders>
-            <w:shd w:val="clear"/>
+            <w:shd w:val="clear" w:color="auto" w:fill="auto"/>
             <w:vAlign w:val="top"/>
           </w:tcPr>
           <w:p>
@@ -6956,6 +7299,7 @@
                 <w:rFonts w:hint="default" w:ascii="Times New Roman" w:hAnsi="Times New Roman" w:eastAsia="SimSun" w:cs="Times New Roman"/>
                 <w:sz w:val="22"/>
                 <w:szCs w:val="22"/>
+                <w:lang w:val="en-US" w:eastAsia="en-US" w:bidi="ar-SA"/>
               </w:rPr>
             </w:pPr>
             <w:r>
@@ -6994,7 +7338,7 @@
                 <w:sz w:val="22"/>
                 <w:szCs w:val="22"/>
               </w:rPr>
-              <w:t>Settle Order Payment</w:t>
+              <w:t>Refund Deposit</w:t>
             </w:r>
           </w:p>
         </w:tc>
@@ -7022,7 +7366,7 @@
                 <w:sz w:val="22"/>
                 <w:szCs w:val="22"/>
               </w:rPr>
-              <w:t>Allows the winning Buyer to pay the final remaining balance for the won product.</w:t>
+              <w:t>System automatically returns the initial deposit to Buyers who participated but did not win the auction.</w:t>
             </w:r>
           </w:p>
         </w:tc>
@@ -7064,7 +7408,7 @@
                 <w:color w:val="000000"/>
                 <w:lang w:val="vi-VN"/>
               </w:rPr>
-              <w:t>22</w:t>
+              <w:t>23</w:t>
             </w:r>
           </w:p>
         </w:tc>
@@ -7086,7 +7430,6 @@
                 <w:rFonts w:hint="default" w:ascii="Times New Roman" w:hAnsi="Times New Roman" w:eastAsia="SimSun" w:cs="Times New Roman"/>
                 <w:sz w:val="22"/>
                 <w:szCs w:val="22"/>
-                <w:lang w:val="en-US" w:eastAsia="en-US" w:bidi="ar-SA"/>
               </w:rPr>
             </w:pPr>
             <w:r>
@@ -7095,7 +7438,7 @@
                 <w:sz w:val="22"/>
                 <w:szCs w:val="22"/>
               </w:rPr>
-              <w:t>Payment &amp; Wallet</w:t>
+              <w:t>Staff</w:t>
             </w:r>
           </w:p>
         </w:tc>
@@ -7125,7 +7468,7 @@
                 <w:sz w:val="22"/>
                 <w:szCs w:val="22"/>
               </w:rPr>
-              <w:t>Refund Deposit</w:t>
+              <w:t>Verify and Approve Products</w:t>
             </w:r>
           </w:p>
         </w:tc>
@@ -7153,7 +7496,7 @@
                 <w:sz w:val="22"/>
                 <w:szCs w:val="22"/>
               </w:rPr>
-              <w:t>System automatically returns the initial deposit to Buyers who participated but did not win the auction.</w:t>
+              <w:t>Allows Staff to review and approve/reject new auction requests created by Sellers.</w:t>
             </w:r>
           </w:p>
         </w:tc>
@@ -7195,7 +7538,7 @@
                 <w:color w:val="000000"/>
                 <w:lang w:val="vi-VN"/>
               </w:rPr>
-              <w:t>23</w:t>
+              <w:t>24</w:t>
             </w:r>
           </w:p>
         </w:tc>
@@ -7255,7 +7598,7 @@
                 <w:sz w:val="22"/>
                 <w:szCs w:val="22"/>
               </w:rPr>
-              <w:t>Verify and Approve Products</w:t>
+              <w:t>Approve KYC Profiles</w:t>
             </w:r>
           </w:p>
         </w:tc>
@@ -7283,7 +7626,7 @@
                 <w:sz w:val="22"/>
                 <w:szCs w:val="22"/>
               </w:rPr>
-              <w:t>Allows Staff to review and approve/reject new auction requests created by Sellers.</w:t>
+              <w:t>Allows Staff to manually review users' submitted identity documents and update their verification status.</w:t>
             </w:r>
           </w:p>
         </w:tc>
@@ -7312,7 +7655,7 @@
           </w:tcPr>
           <w:p>
             <w:pPr>
-              <w:jc w:val="center"/>
+              <w:jc w:val="both"/>
               <w:rPr>
                 <w:rFonts w:hint="default" w:cstheme="minorHAnsi"/>
                 <w:color w:val="000000"/>
@@ -7325,7 +7668,7 @@
                 <w:color w:val="000000"/>
                 <w:lang w:val="vi-VN"/>
               </w:rPr>
-              <w:t>24</w:t>
+              <w:t>25</w:t>
             </w:r>
           </w:p>
         </w:tc>
@@ -7385,7 +7728,7 @@
                 <w:sz w:val="22"/>
                 <w:szCs w:val="22"/>
               </w:rPr>
-              <w:t>Approve KYC Profiles</w:t>
+              <w:t>Approve Withdrawal Requests</w:t>
             </w:r>
           </w:p>
         </w:tc>
@@ -7413,7 +7756,7 @@
                 <w:sz w:val="22"/>
                 <w:szCs w:val="22"/>
               </w:rPr>
-              <w:t>Allows Staff to manually review users' submitted identity documents and update their verification status.</w:t>
+              <w:t>Allows Staff to review and approve users' requests to withdraw funds to ensure no fraudulent activity.</w:t>
             </w:r>
           </w:p>
         </w:tc>
@@ -7442,7 +7785,7 @@
           </w:tcPr>
           <w:p>
             <w:pPr>
-              <w:jc w:val="both"/>
+              <w:jc w:val="center"/>
               <w:rPr>
                 <w:rFonts w:hint="default" w:cstheme="minorHAnsi"/>
                 <w:color w:val="000000"/>
@@ -7455,7 +7798,7 @@
                 <w:color w:val="000000"/>
                 <w:lang w:val="vi-VN"/>
               </w:rPr>
-              <w:t>25</w:t>
+              <w:t>26</w:t>
             </w:r>
           </w:p>
         </w:tc>
@@ -7515,7 +7858,7 @@
                 <w:sz w:val="22"/>
                 <w:szCs w:val="22"/>
               </w:rPr>
-              <w:t>Approve Withdrawal Requests</w:t>
+              <w:t>Handle Support Requests</w:t>
             </w:r>
           </w:p>
         </w:tc>
@@ -7543,7 +7886,7 @@
                 <w:sz w:val="22"/>
                 <w:szCs w:val="22"/>
               </w:rPr>
-              <w:t>Allows Staff to review and approve users' requests to withdraw funds to ensure no fraudulent activity.</w:t>
+              <w:t>Allows Staff to respond to user inquiries, tickets, and general platform issues.</w:t>
             </w:r>
           </w:p>
         </w:tc>
@@ -7585,7 +7928,7 @@
                 <w:color w:val="000000"/>
                 <w:lang w:val="vi-VN"/>
               </w:rPr>
-              <w:t>26</w:t>
+              <w:t>27</w:t>
             </w:r>
           </w:p>
         </w:tc>
@@ -7615,7 +7958,7 @@
                 <w:sz w:val="22"/>
                 <w:szCs w:val="22"/>
               </w:rPr>
-              <w:t>Staff</w:t>
+              <w:t xml:space="preserve">Admin </w:t>
             </w:r>
           </w:p>
         </w:tc>
@@ -7645,7 +7988,7 @@
                 <w:sz w:val="22"/>
                 <w:szCs w:val="22"/>
               </w:rPr>
-              <w:t>Handle Support Requests</w:t>
+              <w:t>Resolve Disputes</w:t>
             </w:r>
           </w:p>
         </w:tc>
@@ -7673,7 +8016,7 @@
                 <w:sz w:val="22"/>
                 <w:szCs w:val="22"/>
               </w:rPr>
-              <w:t>Allows Staff to respond to user inquiries, tickets, and general platform issues.</w:t>
+              <w:t>Allows Admin to handle escalated conflicts (e.g., payment issues, fake products) and make final judgments.</w:t>
             </w:r>
           </w:p>
         </w:tc>
@@ -7715,7 +8058,7 @@
                 <w:color w:val="000000"/>
                 <w:lang w:val="vi-VN"/>
               </w:rPr>
-              <w:t>27</w:t>
+              <w:t>28</w:t>
             </w:r>
           </w:p>
         </w:tc>
@@ -7771,11 +8114,20 @@
             </w:pPr>
             <w:r>
               <w:rPr>
+                <w:rFonts w:hint="default" w:eastAsia="SimSun" w:cs="Times New Roman"/>
+                <w:sz w:val="22"/>
+                <w:szCs w:val="22"/>
+                <w:lang w:val="vi-VN"/>
+              </w:rPr>
+              <w:t>Set</w:t>
+            </w:r>
+            <w:r>
+              <w:rPr>
                 <w:rFonts w:hint="default" w:ascii="Times New Roman" w:hAnsi="Times New Roman" w:eastAsia="SimSun" w:cs="Times New Roman"/>
                 <w:sz w:val="22"/>
                 <w:szCs w:val="22"/>
               </w:rPr>
-              <w:t>Resolve Disputes</w:t>
+              <w:t xml:space="preserve"> Roles &amp; Permissions</w:t>
             </w:r>
           </w:p>
         </w:tc>
@@ -7803,7 +8155,7 @@
                 <w:sz w:val="22"/>
                 <w:szCs w:val="22"/>
               </w:rPr>
-              <w:t>Allows Admin to handle escalated conflicts (e.g., payment issues, fake products) and make final judgments.</w:t>
+              <w:t>Allows Admin to assign specific roles and system access levels to different Staff members.</w:t>
             </w:r>
           </w:p>
         </w:tc>
@@ -7845,7 +8197,7 @@
                 <w:color w:val="000000"/>
                 <w:lang w:val="vi-VN"/>
               </w:rPr>
-              <w:t>28</w:t>
+              <w:t>29</w:t>
             </w:r>
           </w:p>
         </w:tc>
@@ -7905,7 +8257,7 @@
                 <w:sz w:val="22"/>
                 <w:szCs w:val="22"/>
               </w:rPr>
-              <w:t>Manage Roles &amp; Permissions</w:t>
+              <w:t>Configure Bidding Rules</w:t>
             </w:r>
           </w:p>
         </w:tc>
@@ -7933,7 +8285,7 @@
                 <w:sz w:val="22"/>
                 <w:szCs w:val="22"/>
               </w:rPr>
-              <w:t>Allows Admin to assign specific roles and system access levels to different Staff members.</w:t>
+              <w:t>Allows Admin to adjust settings that affect the live auction experience, such as anti-sniping time, minimum bid increments, and maximum auction duration.</w:t>
             </w:r>
           </w:p>
         </w:tc>
@@ -7975,7 +8327,7 @@
                 <w:color w:val="000000"/>
                 <w:lang w:val="vi-VN"/>
               </w:rPr>
-              <w:t>29</w:t>
+              <w:t>30</w:t>
             </w:r>
           </w:p>
         </w:tc>
@@ -8031,11 +8383,20 @@
             </w:pPr>
             <w:r>
               <w:rPr>
+                <w:rFonts w:hint="default" w:eastAsia="SimSun" w:cs="Times New Roman"/>
+                <w:sz w:val="22"/>
+                <w:szCs w:val="22"/>
+                <w:lang w:val="vi-VN"/>
+              </w:rPr>
+              <w:t>Edit</w:t>
+            </w:r>
+            <w:r>
+              <w:rPr>
                 <w:rFonts w:hint="default" w:ascii="Times New Roman" w:hAnsi="Times New Roman" w:eastAsia="SimSun" w:cs="Times New Roman"/>
                 <w:sz w:val="22"/>
                 <w:szCs w:val="22"/>
               </w:rPr>
-              <w:t>Manage System Configurations</w:t>
+              <w:t xml:space="preserve"> Categories &amp; Attributes</w:t>
             </w:r>
           </w:p>
         </w:tc>
@@ -8063,7 +8424,7 @@
                 <w:sz w:val="22"/>
                 <w:szCs w:val="22"/>
               </w:rPr>
-              <w:t>Allows Admin to adjust global settings like commission rates, default deposit percentages, and anti-sniping rules.</w:t>
+              <w:t>Allows Admin to define and edit product categories and their specific descriptive attributes.</w:t>
             </w:r>
           </w:p>
         </w:tc>
@@ -8105,7 +8466,7 @@
                 <w:color w:val="000000"/>
                 <w:lang w:val="vi-VN"/>
               </w:rPr>
-              <w:t>30</w:t>
+              <w:t>31</w:t>
             </w:r>
           </w:p>
         </w:tc>
@@ -8165,7 +8526,7 @@
                 <w:sz w:val="22"/>
                 <w:szCs w:val="22"/>
               </w:rPr>
-              <w:t>Manage Categories &amp; Attributes</w:t>
+              <w:t>Manage Notifications</w:t>
             </w:r>
           </w:p>
         </w:tc>
@@ -8193,7 +8554,7 @@
                 <w:sz w:val="22"/>
                 <w:szCs w:val="22"/>
               </w:rPr>
-              <w:t>Allows Admin to define and edit product categories and their specific descriptive attributes.</w:t>
+              <w:t>Allows Admin to broadcast system-wide alerts, emails, or push notifications to specific user groups.</w:t>
             </w:r>
           </w:p>
         </w:tc>
@@ -8235,7 +8596,7 @@
                 <w:color w:val="000000"/>
                 <w:lang w:val="vi-VN"/>
               </w:rPr>
-              <w:t>31</w:t>
+              <w:t>32</w:t>
             </w:r>
           </w:p>
         </w:tc>
@@ -8295,7 +8656,7 @@
                 <w:sz w:val="22"/>
                 <w:szCs w:val="22"/>
               </w:rPr>
-              <w:t>Manage Notifications</w:t>
+              <w:t>View System-wide History</w:t>
             </w:r>
           </w:p>
         </w:tc>
@@ -8323,7 +8684,7 @@
                 <w:sz w:val="22"/>
                 <w:szCs w:val="22"/>
               </w:rPr>
-              <w:t>Allows Admin to broadcast system-wide alerts, emails, or push notifications to specific user groups.</w:t>
+              <w:t>Allows Admin to monitor all past and present auction sessions for auditing and transparency purposes.</w:t>
             </w:r>
           </w:p>
         </w:tc>
@@ -8365,7 +8726,7 @@
                 <w:color w:val="000000"/>
                 <w:lang w:val="vi-VN"/>
               </w:rPr>
-              <w:t>32</w:t>
+              <w:t>33</w:t>
             </w:r>
           </w:p>
         </w:tc>
@@ -8425,7 +8786,7 @@
                 <w:sz w:val="22"/>
                 <w:szCs w:val="22"/>
               </w:rPr>
-              <w:t>View System-wide History</w:t>
+              <w:t>View Revenue Statistics</w:t>
             </w:r>
           </w:p>
         </w:tc>
@@ -8453,7 +8814,7 @@
                 <w:sz w:val="22"/>
                 <w:szCs w:val="22"/>
               </w:rPr>
-              <w:t>Allows Admin to monitor all past and present auction sessions for auditing and transparency purposes.</w:t>
+              <w:t>Allows Admin to view visual dashboards, graphs, and data regarding platform earnings and commissions.</w:t>
             </w:r>
           </w:p>
         </w:tc>
@@ -8495,7 +8856,7 @@
                 <w:color w:val="000000"/>
                 <w:lang w:val="vi-VN"/>
               </w:rPr>
-              <w:t>33</w:t>
+              <w:t>34</w:t>
             </w:r>
           </w:p>
         </w:tc>
@@ -8555,7 +8916,7 @@
                 <w:sz w:val="22"/>
                 <w:szCs w:val="22"/>
               </w:rPr>
-              <w:t>View Revenue Statistics</w:t>
+              <w:t>Export Data Reports</w:t>
             </w:r>
           </w:p>
         </w:tc>
@@ -8583,7 +8944,7 @@
                 <w:sz w:val="22"/>
                 <w:szCs w:val="22"/>
               </w:rPr>
-              <w:t>Allows Admin to view visual dashboards, graphs, and data regarding platform earnings and commissions.</w:t>
+              <w:t>Allows Admin to download revenue or activity data into structured files (e.g., CSV, PDF) for external reporting.</w:t>
             </w:r>
           </w:p>
         </w:tc>
@@ -8625,7 +8986,7 @@
                 <w:color w:val="000000"/>
                 <w:lang w:val="vi-VN"/>
               </w:rPr>
-              <w:t>34</w:t>
+              <w:t>35</w:t>
             </w:r>
           </w:p>
         </w:tc>
@@ -8655,7 +9016,7 @@
                 <w:sz w:val="22"/>
                 <w:szCs w:val="22"/>
               </w:rPr>
-              <w:t xml:space="preserve">Admin </w:t>
+              <w:t>Admin</w:t>
             </w:r>
           </w:p>
         </w:tc>
@@ -8685,7 +9046,7 @@
                 <w:sz w:val="22"/>
                 <w:szCs w:val="22"/>
               </w:rPr>
-              <w:t>Export Data Reports</w:t>
+              <w:t>View System Audit Logs</w:t>
             </w:r>
           </w:p>
         </w:tc>
@@ -8713,7 +9074,7 @@
                 <w:sz w:val="22"/>
                 <w:szCs w:val="22"/>
               </w:rPr>
-              <w:t>Allows Admin to download revenue or activity data into structured files (e.g., CSV, PDF) for external reporting.</w:t>
+              <w:t>Allows Admin to view detailed logs of all system events and Staff actions for security tracking.</w:t>
             </w:r>
           </w:p>
         </w:tc>
@@ -8755,7 +9116,7 @@
                 <w:color w:val="000000"/>
                 <w:lang w:val="vi-VN"/>
               </w:rPr>
-              <w:t>35</w:t>
+              <w:t>36</w:t>
             </w:r>
           </w:p>
         </w:tc>
@@ -8785,7 +9146,7 @@
                 <w:sz w:val="22"/>
                 <w:szCs w:val="22"/>
               </w:rPr>
-              <w:t>Admin</w:t>
+              <w:t>Auth &amp; Account</w:t>
             </w:r>
           </w:p>
         </w:tc>
@@ -8815,7 +9176,7 @@
                 <w:sz w:val="22"/>
                 <w:szCs w:val="22"/>
               </w:rPr>
-              <w:t>View System Audit Logs</w:t>
+              <w:t>Manage User Accounts</w:t>
             </w:r>
           </w:p>
         </w:tc>
@@ -8843,7 +9204,7 @@
                 <w:sz w:val="22"/>
                 <w:szCs w:val="22"/>
               </w:rPr>
-              <w:t>Allows Admin to view detailed logs of all system events and Staff actions for security tracking.</w:t>
+              <w:t>Allows Admin to view user details, suspend, ban, or unban user accounts based on platform policy violations.</w:t>
             </w:r>
           </w:p>
         </w:tc>
@@ -8885,7 +9246,7 @@
                 <w:color w:val="000000"/>
                 <w:lang w:val="vi-VN"/>
               </w:rPr>
-              <w:t>36</w:t>
+              <w:t>37</w:t>
             </w:r>
           </w:p>
         </w:tc>
@@ -8907,15 +9268,17 @@
                 <w:rFonts w:hint="default" w:ascii="Times New Roman" w:hAnsi="Times New Roman" w:eastAsia="SimSun" w:cs="Times New Roman"/>
                 <w:sz w:val="22"/>
                 <w:szCs w:val="22"/>
-              </w:rPr>
-            </w:pPr>
-            <w:r>
-              <w:rPr>
-                <w:rFonts w:hint="default" w:ascii="Times New Roman" w:hAnsi="Times New Roman" w:eastAsia="SimSun" w:cs="Times New Roman"/>
+                <w:lang w:val="vi-VN"/>
+              </w:rPr>
+            </w:pPr>
+            <w:r>
+              <w:rPr>
+                <w:rFonts w:hint="default" w:eastAsia="SimSun" w:cs="Times New Roman"/>
                 <w:sz w:val="22"/>
                 <w:szCs w:val="22"/>
-              </w:rPr>
-              <w:t>Auth &amp; Account</w:t>
+                <w:lang w:val="vi-VN"/>
+              </w:rPr>
+              <w:t>Admin</w:t>
             </w:r>
           </w:p>
         </w:tc>
@@ -8945,7 +9308,7 @@
                 <w:sz w:val="22"/>
                 <w:szCs w:val="22"/>
               </w:rPr>
-              <w:t>Manage User Accounts</w:t>
+              <w:t>Configure Financial Policies</w:t>
             </w:r>
           </w:p>
         </w:tc>
@@ -8973,7 +9336,7 @@
                 <w:sz w:val="22"/>
                 <w:szCs w:val="22"/>
               </w:rPr>
-              <w:t>Allows Admin to view user details, suspend, ban, or unban user accounts based on platform policy violations.</w:t>
+              <w:t>Allows Admin to set monetary rules for the platform, including commission rates, required deposit percentages, and payment deadlines.</w:t>
             </w:r>
           </w:p>
         </w:tc>
@@ -9064,7 +9427,7 @@
                     </pic:cNvPicPr>
                   </pic:nvPicPr>
                   <pic:blipFill>
-                    <a:blip r:embed="rId12"/>
+                    <a:blip r:embed="rId14"/>
                     <a:stretch>
                       <a:fillRect/>
                     </a:stretch>
@@ -10517,14 +10880,6 @@
       </w:tr>
       <w:tr>
         <w:tblPrEx>
-          <w:tblBorders>
-            <w:top w:val="single" w:color="auto" w:sz="4" w:space="0"/>
-            <w:left w:val="single" w:color="auto" w:sz="4" w:space="0"/>
-            <w:bottom w:val="single" w:color="auto" w:sz="4" w:space="0"/>
-            <w:right w:val="single" w:color="auto" w:sz="4" w:space="0"/>
-            <w:insideH w:val="single" w:color="auto" w:sz="4" w:space="0"/>
-            <w:insideV w:val="single" w:color="auto" w:sz="4" w:space="0"/>
-          </w:tblBorders>
           <w:tblCellMar>
             <w:top w:w="0" w:type="dxa"/>
             <w:left w:w="108" w:type="dxa"/>
@@ -11550,8 +11905,8 @@
       <w:pPr>
         <w:pStyle w:val="4"/>
       </w:pPr>
-      <w:bookmarkStart w:id="20" w:name="_Toc135985794"/>
-      <w:bookmarkStart w:id="21" w:name="_Toc133678706"/>
+      <w:bookmarkStart w:id="20" w:name="_Toc133678706"/>
+      <w:bookmarkStart w:id="21" w:name="_Toc135985794"/>
       <w:bookmarkStart w:id="22" w:name="_Toc143617348"/>
       <w:bookmarkStart w:id="23" w:name="_Toc135985793"/>
       <w:r>
@@ -11569,26 +11924,10 @@
     </w:p>
     <w:p>
       <w:pPr>
-        <w:jc w:val="both"/>
-        <w:rPr>
-          <w:i/>
-          <w:color w:val="0000FF"/>
-        </w:rPr>
+        <w:pStyle w:val="5"/>
       </w:pPr>
       <w:bookmarkStart w:id="24" w:name="_Toc135985795"/>
       <w:bookmarkStart w:id="25" w:name="_Toc133678707"/>
-      <w:r>
-        <w:rPr>
-          <w:i/>
-          <w:color w:val="0000FF"/>
-        </w:rPr>
-        <w:t>[Provide the tables relationship like example below]</w:t>
-      </w:r>
-    </w:p>
-    <w:p>
-      <w:pPr>
-        <w:pStyle w:val="5"/>
-      </w:pPr>
       <w:r>
         <w:t>a. Database Schema</w:t>
       </w:r>
@@ -11603,15 +11942,11 @@
         </w:rPr>
       </w:pPr>
       <w:r>
-        <w:rPr>
-          <w:sz w:val="24"/>
-          <w:szCs w:val="24"/>
-        </w:rPr>
         <w:drawing>
-          <wp:inline distT="0" distB="0" distL="0" distR="0">
-            <wp:extent cx="5658485" cy="5020310"/>
-            <wp:effectExtent l="0" t="0" r="0" b="8890"/>
-            <wp:docPr id="8" name="Picture 8"/>
+          <wp:inline distT="0" distB="0" distL="114300" distR="114300">
+            <wp:extent cx="5936615" cy="5586730"/>
+            <wp:effectExtent l="0" t="0" r="6985" b="6350"/>
+            <wp:docPr id="9" name="Picture 5"/>
             <wp:cNvGraphicFramePr>
               <a:graphicFrameLocks xmlns:a="http://schemas.openxmlformats.org/drawingml/2006/main" noChangeAspect="1"/>
             </wp:cNvGraphicFramePr>
@@ -11619,13 +11954,13 @@
               <a:graphicData uri="http://schemas.openxmlformats.org/drawingml/2006/picture">
                 <pic:pic xmlns:pic="http://schemas.openxmlformats.org/drawingml/2006/picture">
                   <pic:nvPicPr>
-                    <pic:cNvPr id="8" name="Picture 8"/>
+                    <pic:cNvPr id="9" name="Picture 5"/>
                     <pic:cNvPicPr>
                       <a:picLocks noChangeAspect="1"/>
                     </pic:cNvPicPr>
                   </pic:nvPicPr>
                   <pic:blipFill>
-                    <a:blip r:embed="rId13"/>
+                    <a:blip r:embed="rId15"/>
                     <a:stretch>
                       <a:fillRect/>
                     </a:stretch>
@@ -11633,11 +11968,15 @@
                   <pic:spPr>
                     <a:xfrm>
                       <a:off x="0" y="0"/>
-                      <a:ext cx="5669077" cy="5029436"/>
+                      <a:ext cx="5936615" cy="5586730"/>
                     </a:xfrm>
                     <a:prstGeom prst="rect">
                       <a:avLst/>
                     </a:prstGeom>
+                    <a:noFill/>
+                    <a:ln>
+                      <a:noFill/>
+                    </a:ln>
                   </pic:spPr>
                 </pic:pic>
               </a:graphicData>
@@ -11658,8 +11997,8 @@
       <w:pPr>
         <w:pStyle w:val="5"/>
       </w:pPr>
-      <w:bookmarkStart w:id="26" w:name="_Toc133678708"/>
-      <w:bookmarkStart w:id="27" w:name="_Toc135985796"/>
+      <w:bookmarkStart w:id="26" w:name="_Toc135985796"/>
+      <w:bookmarkStart w:id="27" w:name="_Toc133678708"/>
       <w:r>
         <w:t>b. Table Descriptions</w:t>
       </w:r>
@@ -11846,37 +12185,11 @@
           </w:tcPr>
           <w:p>
             <w:pPr>
-              <w:rPr>
-                <w:i/>
-                <w:iCs/>
-                <w:color w:val="0432FF"/>
-              </w:rPr>
-            </w:pPr>
-            <w:r>
-              <w:rPr>
-                <w:rFonts w:hint="eastAsia"/>
-                <w:i/>
-                <w:iCs/>
-                <w:color w:val="0432FF"/>
-              </w:rPr>
-              <w:t>&lt;</w:t>
-            </w:r>
-            <w:r>
-              <w:rPr>
-                <w:i/>
-                <w:iCs/>
-                <w:color w:val="0432FF"/>
-              </w:rPr>
-              <w:t>Table</w:t>
-            </w:r>
-            <w:r>
-              <w:rPr>
-                <w:rFonts w:hint="eastAsia"/>
-                <w:i/>
-                <w:iCs/>
-                <w:color w:val="0432FF"/>
-              </w:rPr>
-              <w:t xml:space="preserve"> name&gt;</w:t>
+              <w:pStyle w:val="23"/>
+              <w:bidi w:val="0"/>
+            </w:pPr>
+            <w:r>
+              <w:t>Roles</w:t>
             </w:r>
           </w:p>
         </w:tc>
@@ -11886,72 +12199,32 @@
           </w:tcPr>
           <w:p>
             <w:pPr>
-              <w:rPr>
-                <w:i/>
-                <w:iCs/>
-                <w:color w:val="0432FF"/>
-              </w:rPr>
-            </w:pPr>
-            <w:r>
-              <w:rPr>
-                <w:rFonts w:hint="eastAsia"/>
-                <w:i/>
-                <w:iCs/>
-                <w:color w:val="0432FF"/>
-              </w:rPr>
-              <w:t xml:space="preserve">&lt;Description of </w:t>
-            </w:r>
-            <w:r>
-              <w:rPr>
-                <w:i/>
-                <w:iCs/>
-                <w:color w:val="0432FF"/>
-              </w:rPr>
-              <w:t>the table</w:t>
-            </w:r>
-            <w:r>
-              <w:rPr>
-                <w:rFonts w:hint="eastAsia"/>
-                <w:i/>
-                <w:iCs/>
-                <w:color w:val="0432FF"/>
-              </w:rPr>
-              <w:t>&gt;</w:t>
-            </w:r>
-          </w:p>
-          <w:p>
-            <w:pPr>
-              <w:rPr>
-                <w:i/>
-                <w:iCs/>
-                <w:color w:val="0432FF"/>
-              </w:rPr>
-            </w:pPr>
-            <w:r>
-              <w:rPr>
-                <w:i/>
-                <w:iCs/>
-                <w:color w:val="0432FF"/>
-              </w:rPr>
-              <w:t>- Primary keys: &lt;&lt;list of primary key fields&gt;&gt;</w:t>
-            </w:r>
-          </w:p>
-          <w:p>
-            <w:pPr>
-              <w:rPr>
-                <w:i/>
-                <w:iCs/>
-                <w:color w:val="0432FF"/>
-              </w:rPr>
-            </w:pPr>
-            <w:r>
-              <w:rPr>
-                <w:i/>
-                <w:iCs/>
-                <w:color w:val="0432FF"/>
-              </w:rPr>
-              <w:t>- Foreign keys: &lt;&lt;list of foreign key fields&gt;&gt;</w:t>
-            </w:r>
+              <w:pStyle w:val="23"/>
+              <w:bidi w:val="0"/>
+            </w:pPr>
+            <w:r>
+              <w:t>Stores user roles within the system.</w:t>
+            </w:r>
+          </w:p>
+          <w:p>
+            <w:pPr>
+              <w:pStyle w:val="23"/>
+              <w:bidi w:val="0"/>
+            </w:pPr>
+            <w:r>
+              <w:t>- Primary keys: RoleID</w:t>
+            </w:r>
+          </w:p>
+          <w:p>
+            <w:pPr>
+              <w:pStyle w:val="23"/>
+              <w:bidi w:val="0"/>
+            </w:pPr>
+            <w:r>
+              <w:t>- Foreign keys: None</w:t>
+            </w:r>
+            <w:bookmarkStart w:id="121" w:name="_GoBack"/>
+            <w:bookmarkEnd w:id="121"/>
           </w:p>
         </w:tc>
       </w:tr>
@@ -12000,54 +12273,281 @@
           </w:tcPr>
           <w:p>
             <w:pPr>
-              <w:rPr>
+              <w:pStyle w:val="23"/>
+              <w:bidi w:val="0"/>
+            </w:pPr>
+            <w:r>
+              <w:t>Users</w:t>
+            </w:r>
+          </w:p>
+        </w:tc>
+        <w:tc>
+          <w:tcPr>
+            <w:tcW w:w="6946" w:type="dxa"/>
+          </w:tcPr>
+          <w:p>
+            <w:pPr>
+              <w:pStyle w:val="23"/>
+              <w:bidi w:val="0"/>
+            </w:pPr>
+            <w:r>
+              <w:t>Stores user account information.</w:t>
+            </w:r>
+          </w:p>
+          <w:p>
+            <w:pPr>
+              <w:pStyle w:val="23"/>
+              <w:bidi w:val="0"/>
+            </w:pPr>
+            <w:r>
+              <w:t>- Primary keys: UserID</w:t>
+            </w:r>
+          </w:p>
+          <w:p>
+            <w:pPr>
+              <w:pStyle w:val="23"/>
+              <w:bidi w:val="0"/>
+            </w:pPr>
+            <w:r>
+              <w:t>- Foreign keys: RoleID</w:t>
+            </w:r>
+          </w:p>
+        </w:tc>
+      </w:tr>
+      <w:tr>
+        <w:tblPrEx>
+          <w:tblBorders>
+            <w:top w:val="single" w:color="auto" w:sz="4" w:space="0"/>
+            <w:left w:val="single" w:color="auto" w:sz="4" w:space="0"/>
+            <w:bottom w:val="single" w:color="auto" w:sz="4" w:space="0"/>
+            <w:right w:val="single" w:color="auto" w:sz="4" w:space="0"/>
+            <w:insideH w:val="single" w:color="auto" w:sz="4" w:space="0"/>
+            <w:insideV w:val="single" w:color="auto" w:sz="4" w:space="0"/>
+          </w:tblBorders>
+          <w:tblCellMar>
+            <w:top w:w="0" w:type="dxa"/>
+            <w:left w:w="108" w:type="dxa"/>
+            <w:bottom w:w="0" w:type="dxa"/>
+            <w:right w:w="108" w:type="dxa"/>
+          </w:tblCellMar>
+        </w:tblPrEx>
+        <w:tc>
+          <w:tcPr>
+            <w:tcW w:w="567" w:type="dxa"/>
+          </w:tcPr>
+          <w:p>
+            <w:pPr>
+              <w:rPr>
+                <w:rFonts w:hint="default"/>
                 <w:i/>
                 <w:iCs/>
                 <w:color w:val="0432FF"/>
-              </w:rPr>
-            </w:pPr>
-            <w:r>
-              <w:rPr>
-                <w:rFonts w:hint="eastAsia"/>
+                <w:lang w:val="en-US"/>
+              </w:rPr>
+            </w:pPr>
+            <w:r>
+              <w:rPr>
+                <w:rFonts w:hint="default"/>
                 <w:i/>
                 <w:iCs/>
                 <w:color w:val="0432FF"/>
-              </w:rPr>
-              <w:t>&lt;</w:t>
-            </w:r>
-            <w:r>
-              <w:rPr>
+                <w:lang w:val="en-US"/>
+              </w:rPr>
+              <w:t>03</w:t>
+            </w:r>
+          </w:p>
+        </w:tc>
+        <w:tc>
+          <w:tcPr>
+            <w:tcW w:w="1559" w:type="dxa"/>
+          </w:tcPr>
+          <w:p>
+            <w:pPr>
+              <w:pStyle w:val="23"/>
+              <w:bidi w:val="0"/>
+            </w:pPr>
+            <w:r>
+              <w:t>KycProfiles</w:t>
+            </w:r>
+          </w:p>
+        </w:tc>
+        <w:tc>
+          <w:tcPr>
+            <w:tcW w:w="6946" w:type="dxa"/>
+          </w:tcPr>
+          <w:p>
+            <w:pPr>
+              <w:pStyle w:val="23"/>
+              <w:bidi w:val="0"/>
+            </w:pPr>
+            <w:r>
+              <w:t>Stores user identity verification (KYC) profiles.</w:t>
+            </w:r>
+          </w:p>
+          <w:p>
+            <w:pPr>
+              <w:pStyle w:val="23"/>
+              <w:bidi w:val="0"/>
+            </w:pPr>
+            <w:r>
+              <w:t>- Primary keys: KycId</w:t>
+            </w:r>
+          </w:p>
+          <w:p>
+            <w:pPr>
+              <w:pStyle w:val="23"/>
+              <w:bidi w:val="0"/>
+            </w:pPr>
+            <w:r>
+              <w:t>- Foreign keys: UserID</w:t>
+            </w:r>
+          </w:p>
+        </w:tc>
+      </w:tr>
+      <w:tr>
+        <w:tblPrEx>
+          <w:tblBorders>
+            <w:top w:val="single" w:color="auto" w:sz="4" w:space="0"/>
+            <w:left w:val="single" w:color="auto" w:sz="4" w:space="0"/>
+            <w:bottom w:val="single" w:color="auto" w:sz="4" w:space="0"/>
+            <w:right w:val="single" w:color="auto" w:sz="4" w:space="0"/>
+            <w:insideH w:val="single" w:color="auto" w:sz="4" w:space="0"/>
+            <w:insideV w:val="single" w:color="auto" w:sz="4" w:space="0"/>
+          </w:tblBorders>
+          <w:tblCellMar>
+            <w:top w:w="0" w:type="dxa"/>
+            <w:left w:w="108" w:type="dxa"/>
+            <w:bottom w:w="0" w:type="dxa"/>
+            <w:right w:w="108" w:type="dxa"/>
+          </w:tblCellMar>
+        </w:tblPrEx>
+        <w:tc>
+          <w:tcPr>
+            <w:tcW w:w="567" w:type="dxa"/>
+          </w:tcPr>
+          <w:p>
+            <w:pPr>
+              <w:rPr>
+                <w:rFonts w:hint="default"/>
                 <w:i/>
                 <w:iCs/>
                 <w:color w:val="0432FF"/>
-              </w:rPr>
-              <w:t>Table</w:t>
-            </w:r>
-            <w:r>
-              <w:rPr>
-                <w:rFonts w:hint="eastAsia"/>
+                <w:lang w:val="en-US"/>
+              </w:rPr>
+            </w:pPr>
+            <w:r>
+              <w:rPr>
+                <w:rFonts w:hint="default"/>
                 <w:i/>
                 <w:iCs/>
                 <w:color w:val="0432FF"/>
-              </w:rPr>
-              <w:t xml:space="preserve"> name</w:t>
-            </w:r>
-            <w:r>
-              <w:rPr>
+                <w:lang w:val="en-US"/>
+              </w:rPr>
+              <w:t>04</w:t>
+            </w:r>
+          </w:p>
+        </w:tc>
+        <w:tc>
+          <w:tcPr>
+            <w:tcW w:w="1559" w:type="dxa"/>
+          </w:tcPr>
+          <w:p>
+            <w:pPr>
+              <w:pStyle w:val="23"/>
+              <w:bidi w:val="0"/>
+            </w:pPr>
+            <w:r>
+              <w:t>Categories</w:t>
+            </w:r>
+          </w:p>
+        </w:tc>
+        <w:tc>
+          <w:tcPr>
+            <w:tcW w:w="6946" w:type="dxa"/>
+          </w:tcPr>
+          <w:p>
+            <w:pPr>
+              <w:pStyle w:val="23"/>
+              <w:bidi w:val="0"/>
+            </w:pPr>
+            <w:r>
+              <w:t>Manages product categories.</w:t>
+            </w:r>
+          </w:p>
+          <w:p>
+            <w:pPr>
+              <w:pStyle w:val="23"/>
+              <w:bidi w:val="0"/>
+            </w:pPr>
+            <w:r>
+              <w:t>- Primary keys: CategoryId</w:t>
+            </w:r>
+          </w:p>
+          <w:p>
+            <w:pPr>
+              <w:pStyle w:val="23"/>
+              <w:bidi w:val="0"/>
+            </w:pPr>
+            <w:r>
+              <w:t>- Foreign keys: None</w:t>
+            </w:r>
+          </w:p>
+        </w:tc>
+      </w:tr>
+      <w:tr>
+        <w:tblPrEx>
+          <w:tblBorders>
+            <w:top w:val="single" w:color="auto" w:sz="4" w:space="0"/>
+            <w:left w:val="single" w:color="auto" w:sz="4" w:space="0"/>
+            <w:bottom w:val="single" w:color="auto" w:sz="4" w:space="0"/>
+            <w:right w:val="single" w:color="auto" w:sz="4" w:space="0"/>
+            <w:insideH w:val="single" w:color="auto" w:sz="4" w:space="0"/>
+            <w:insideV w:val="single" w:color="auto" w:sz="4" w:space="0"/>
+          </w:tblBorders>
+          <w:tblCellMar>
+            <w:top w:w="0" w:type="dxa"/>
+            <w:left w:w="108" w:type="dxa"/>
+            <w:bottom w:w="0" w:type="dxa"/>
+            <w:right w:w="108" w:type="dxa"/>
+          </w:tblCellMar>
+        </w:tblPrEx>
+        <w:tc>
+          <w:tcPr>
+            <w:tcW w:w="567" w:type="dxa"/>
+          </w:tcPr>
+          <w:p>
+            <w:pPr>
+              <w:rPr>
+                <w:rFonts w:hint="default"/>
                 <w:i/>
                 <w:iCs/>
                 <w:color w:val="0432FF"/>
-              </w:rPr>
-              <w:t>2</w:t>
-            </w:r>
-            <w:r>
-              <w:rPr>
-                <w:rFonts w:hint="eastAsia"/>
+                <w:lang w:val="en-US"/>
+              </w:rPr>
+            </w:pPr>
+            <w:r>
+              <w:rPr>
+                <w:rFonts w:hint="default"/>
                 <w:i/>
                 <w:iCs/>
                 <w:color w:val="0432FF"/>
-              </w:rPr>
-              <w:t>&gt;</w:t>
+                <w:lang w:val="en-US"/>
+              </w:rPr>
+              <w:t>05</w:t>
+            </w:r>
+          </w:p>
+        </w:tc>
+        <w:tc>
+          <w:tcPr>
+            <w:tcW w:w="1559" w:type="dxa"/>
+          </w:tcPr>
+          <w:p>
+            <w:pPr>
+              <w:pStyle w:val="23"/>
+              <w:bidi w:val="0"/>
+            </w:pPr>
+            <w:r>
+              <w:t>Products</w:t>
             </w:r>
           </w:p>
         </w:tc>
@@ -12057,19 +12557,659 @@
           </w:tcPr>
           <w:p>
             <w:pPr>
-              <w:rPr>
+              <w:pStyle w:val="23"/>
+              <w:bidi w:val="0"/>
+            </w:pPr>
+            <w:r>
+              <w:t>Stores detailed information about products.</w:t>
+            </w:r>
+          </w:p>
+          <w:p>
+            <w:pPr>
+              <w:pStyle w:val="23"/>
+              <w:bidi w:val="0"/>
+            </w:pPr>
+            <w:r>
+              <w:t>- Primary keys: ProductId</w:t>
+            </w:r>
+          </w:p>
+          <w:p>
+            <w:pPr>
+              <w:pStyle w:val="23"/>
+              <w:bidi w:val="0"/>
+            </w:pPr>
+            <w:r>
+              <w:t>- Foreign keys: SellerId, CategoryId</w:t>
+            </w:r>
+          </w:p>
+        </w:tc>
+      </w:tr>
+      <w:tr>
+        <w:tblPrEx>
+          <w:tblBorders>
+            <w:top w:val="single" w:color="auto" w:sz="4" w:space="0"/>
+            <w:left w:val="single" w:color="auto" w:sz="4" w:space="0"/>
+            <w:bottom w:val="single" w:color="auto" w:sz="4" w:space="0"/>
+            <w:right w:val="single" w:color="auto" w:sz="4" w:space="0"/>
+            <w:insideH w:val="single" w:color="auto" w:sz="4" w:space="0"/>
+            <w:insideV w:val="single" w:color="auto" w:sz="4" w:space="0"/>
+          </w:tblBorders>
+          <w:tblCellMar>
+            <w:top w:w="0" w:type="dxa"/>
+            <w:left w:w="108" w:type="dxa"/>
+            <w:bottom w:w="0" w:type="dxa"/>
+            <w:right w:w="108" w:type="dxa"/>
+          </w:tblCellMar>
+        </w:tblPrEx>
+        <w:tc>
+          <w:tcPr>
+            <w:tcW w:w="567" w:type="dxa"/>
+          </w:tcPr>
+          <w:p>
+            <w:pPr>
+              <w:rPr>
+                <w:rFonts w:hint="default"/>
                 <w:i/>
-                <w:sz w:val="18"/>
-                <w:szCs w:val="18"/>
-              </w:rPr>
-            </w:pPr>
-            <w:r>
-              <w:rPr>
+                <w:iCs/>
+                <w:color w:val="0432FF"/>
+                <w:lang w:val="en-US"/>
+              </w:rPr>
+            </w:pPr>
+            <w:r>
+              <w:rPr>
+                <w:rFonts w:hint="default"/>
                 <w:i/>
-                <w:sz w:val="18"/>
-                <w:szCs w:val="18"/>
-              </w:rPr>
-              <w:t>…</w:t>
+                <w:iCs/>
+                <w:color w:val="0432FF"/>
+                <w:lang w:val="en-US"/>
+              </w:rPr>
+              <w:t>06</w:t>
+            </w:r>
+          </w:p>
+        </w:tc>
+        <w:tc>
+          <w:tcPr>
+            <w:tcW w:w="1559" w:type="dxa"/>
+          </w:tcPr>
+          <w:p>
+            <w:pPr>
+              <w:pStyle w:val="23"/>
+              <w:bidi w:val="0"/>
+            </w:pPr>
+            <w:r>
+              <w:t>ProductApprovals</w:t>
+            </w:r>
+          </w:p>
+        </w:tc>
+        <w:tc>
+          <w:tcPr>
+            <w:tcW w:w="6946" w:type="dxa"/>
+          </w:tcPr>
+          <w:p>
+            <w:pPr>
+              <w:pStyle w:val="23"/>
+              <w:bidi w:val="0"/>
+            </w:pPr>
+            <w:r>
+              <w:t>Stores information and the approval status of products.</w:t>
+            </w:r>
+          </w:p>
+          <w:p>
+            <w:pPr>
+              <w:pStyle w:val="23"/>
+              <w:bidi w:val="0"/>
+            </w:pPr>
+            <w:r>
+              <w:t>- Primary keys: ApprovalId</w:t>
+            </w:r>
+          </w:p>
+          <w:p>
+            <w:pPr>
+              <w:pStyle w:val="23"/>
+              <w:bidi w:val="0"/>
+            </w:pPr>
+            <w:r>
+              <w:t>- Foreign keys: ProductId, ReviewedBy</w:t>
+            </w:r>
+          </w:p>
+        </w:tc>
+      </w:tr>
+      <w:tr>
+        <w:tblPrEx>
+          <w:tblBorders>
+            <w:top w:val="single" w:color="auto" w:sz="4" w:space="0"/>
+            <w:left w:val="single" w:color="auto" w:sz="4" w:space="0"/>
+            <w:bottom w:val="single" w:color="auto" w:sz="4" w:space="0"/>
+            <w:right w:val="single" w:color="auto" w:sz="4" w:space="0"/>
+            <w:insideH w:val="single" w:color="auto" w:sz="4" w:space="0"/>
+            <w:insideV w:val="single" w:color="auto" w:sz="4" w:space="0"/>
+          </w:tblBorders>
+          <w:tblCellMar>
+            <w:top w:w="0" w:type="dxa"/>
+            <w:left w:w="108" w:type="dxa"/>
+            <w:bottom w:w="0" w:type="dxa"/>
+            <w:right w:w="108" w:type="dxa"/>
+          </w:tblCellMar>
+        </w:tblPrEx>
+        <w:tc>
+          <w:tcPr>
+            <w:tcW w:w="567" w:type="dxa"/>
+          </w:tcPr>
+          <w:p>
+            <w:pPr>
+              <w:rPr>
+                <w:rFonts w:hint="default"/>
+                <w:i/>
+                <w:iCs/>
+                <w:color w:val="0432FF"/>
+                <w:lang w:val="en-US"/>
+              </w:rPr>
+            </w:pPr>
+            <w:r>
+              <w:rPr>
+                <w:rFonts w:hint="default"/>
+                <w:i/>
+                <w:iCs/>
+                <w:color w:val="0432FF"/>
+                <w:lang w:val="en-US"/>
+              </w:rPr>
+              <w:t>07</w:t>
+            </w:r>
+          </w:p>
+        </w:tc>
+        <w:tc>
+          <w:tcPr>
+            <w:tcW w:w="1559" w:type="dxa"/>
+          </w:tcPr>
+          <w:p>
+            <w:pPr>
+              <w:pStyle w:val="23"/>
+              <w:bidi w:val="0"/>
+            </w:pPr>
+            <w:r>
+              <w:t>Contracts</w:t>
+            </w:r>
+          </w:p>
+        </w:tc>
+        <w:tc>
+          <w:tcPr>
+            <w:tcW w:w="6946" w:type="dxa"/>
+          </w:tcPr>
+          <w:p>
+            <w:pPr>
+              <w:pStyle w:val="23"/>
+              <w:bidi w:val="0"/>
+            </w:pPr>
+            <w:r>
+              <w:t>Stores contracts or related documents.</w:t>
+            </w:r>
+          </w:p>
+          <w:p>
+            <w:pPr>
+              <w:pStyle w:val="23"/>
+              <w:bidi w:val="0"/>
+            </w:pPr>
+            <w:r>
+              <w:t>- Primary keys: ContractId</w:t>
+            </w:r>
+          </w:p>
+          <w:p>
+            <w:pPr>
+              <w:pStyle w:val="23"/>
+              <w:bidi w:val="0"/>
+            </w:pPr>
+            <w:r>
+              <w:t>- Foreign keys: None</w:t>
+            </w:r>
+          </w:p>
+        </w:tc>
+      </w:tr>
+      <w:tr>
+        <w:tblPrEx>
+          <w:tblBorders>
+            <w:top w:val="single" w:color="auto" w:sz="4" w:space="0"/>
+            <w:left w:val="single" w:color="auto" w:sz="4" w:space="0"/>
+            <w:bottom w:val="single" w:color="auto" w:sz="4" w:space="0"/>
+            <w:right w:val="single" w:color="auto" w:sz="4" w:space="0"/>
+            <w:insideH w:val="single" w:color="auto" w:sz="4" w:space="0"/>
+            <w:insideV w:val="single" w:color="auto" w:sz="4" w:space="0"/>
+          </w:tblBorders>
+          <w:tblCellMar>
+            <w:top w:w="0" w:type="dxa"/>
+            <w:left w:w="108" w:type="dxa"/>
+            <w:bottom w:w="0" w:type="dxa"/>
+            <w:right w:w="108" w:type="dxa"/>
+          </w:tblCellMar>
+        </w:tblPrEx>
+        <w:tc>
+          <w:tcPr>
+            <w:tcW w:w="567" w:type="dxa"/>
+          </w:tcPr>
+          <w:p>
+            <w:pPr>
+              <w:rPr>
+                <w:rFonts w:hint="default"/>
+                <w:i/>
+                <w:iCs/>
+                <w:color w:val="0432FF"/>
+                <w:lang w:val="en-US"/>
+              </w:rPr>
+            </w:pPr>
+            <w:r>
+              <w:rPr>
+                <w:rFonts w:hint="default"/>
+                <w:i/>
+                <w:iCs/>
+                <w:color w:val="0432FF"/>
+                <w:lang w:val="en-US"/>
+              </w:rPr>
+              <w:t>08</w:t>
+            </w:r>
+          </w:p>
+        </w:tc>
+        <w:tc>
+          <w:tcPr>
+            <w:tcW w:w="1559" w:type="dxa"/>
+          </w:tcPr>
+          <w:p>
+            <w:pPr>
+              <w:pStyle w:val="23"/>
+              <w:bidi w:val="0"/>
+            </w:pPr>
+            <w:r>
+              <w:t>Auctions</w:t>
+            </w:r>
+          </w:p>
+        </w:tc>
+        <w:tc>
+          <w:tcPr>
+            <w:tcW w:w="6946" w:type="dxa"/>
+          </w:tcPr>
+          <w:p>
+            <w:pPr>
+              <w:pStyle w:val="23"/>
+              <w:bidi w:val="0"/>
+            </w:pPr>
+            <w:r>
+              <w:t>Stores information about auction sessions.</w:t>
+            </w:r>
+          </w:p>
+          <w:p>
+            <w:pPr>
+              <w:pStyle w:val="23"/>
+              <w:bidi w:val="0"/>
+            </w:pPr>
+            <w:r>
+              <w:t>- Primary keys: AuctionId</w:t>
+            </w:r>
+          </w:p>
+          <w:p>
+            <w:pPr>
+              <w:pStyle w:val="23"/>
+              <w:bidi w:val="0"/>
+            </w:pPr>
+            <w:r>
+              <w:t>- Foreign keys: ProductId</w:t>
+            </w:r>
+          </w:p>
+        </w:tc>
+      </w:tr>
+      <w:tr>
+        <w:tblPrEx>
+          <w:tblBorders>
+            <w:top w:val="single" w:color="auto" w:sz="4" w:space="0"/>
+            <w:left w:val="single" w:color="auto" w:sz="4" w:space="0"/>
+            <w:bottom w:val="single" w:color="auto" w:sz="4" w:space="0"/>
+            <w:right w:val="single" w:color="auto" w:sz="4" w:space="0"/>
+            <w:insideH w:val="single" w:color="auto" w:sz="4" w:space="0"/>
+            <w:insideV w:val="single" w:color="auto" w:sz="4" w:space="0"/>
+          </w:tblBorders>
+          <w:tblCellMar>
+            <w:top w:w="0" w:type="dxa"/>
+            <w:left w:w="108" w:type="dxa"/>
+            <w:bottom w:w="0" w:type="dxa"/>
+            <w:right w:w="108" w:type="dxa"/>
+          </w:tblCellMar>
+        </w:tblPrEx>
+        <w:tc>
+          <w:tcPr>
+            <w:tcW w:w="567" w:type="dxa"/>
+          </w:tcPr>
+          <w:p>
+            <w:pPr>
+              <w:rPr>
+                <w:rFonts w:hint="default"/>
+                <w:i/>
+                <w:iCs/>
+                <w:color w:val="0432FF"/>
+                <w:lang w:val="en-US"/>
+              </w:rPr>
+            </w:pPr>
+            <w:r>
+              <w:rPr>
+                <w:rFonts w:hint="default"/>
+                <w:i/>
+                <w:iCs/>
+                <w:color w:val="0432FF"/>
+                <w:lang w:val="en-US"/>
+              </w:rPr>
+              <w:t>09</w:t>
+            </w:r>
+          </w:p>
+        </w:tc>
+        <w:tc>
+          <w:tcPr>
+            <w:tcW w:w="1559" w:type="dxa"/>
+          </w:tcPr>
+          <w:p>
+            <w:pPr>
+              <w:pStyle w:val="23"/>
+              <w:bidi w:val="0"/>
+            </w:pPr>
+            <w:r>
+              <w:t>Bids</w:t>
+            </w:r>
+          </w:p>
+        </w:tc>
+        <w:tc>
+          <w:tcPr>
+            <w:tcW w:w="6946" w:type="dxa"/>
+          </w:tcPr>
+          <w:p>
+            <w:pPr>
+              <w:pStyle w:val="23"/>
+              <w:bidi w:val="0"/>
+            </w:pPr>
+            <w:r>
+              <w:t>Stores the bidding history of users in auction sessions.</w:t>
+            </w:r>
+          </w:p>
+          <w:p>
+            <w:pPr>
+              <w:pStyle w:val="23"/>
+              <w:bidi w:val="0"/>
+            </w:pPr>
+            <w:r>
+              <w:t>- Primary keys: BidId</w:t>
+            </w:r>
+          </w:p>
+          <w:p>
+            <w:pPr>
+              <w:pStyle w:val="23"/>
+              <w:bidi w:val="0"/>
+            </w:pPr>
+            <w:r>
+              <w:t>- Foreign keys: AuctionId, UserId</w:t>
+            </w:r>
+          </w:p>
+        </w:tc>
+      </w:tr>
+      <w:tr>
+        <w:tblPrEx>
+          <w:tblBorders>
+            <w:top w:val="single" w:color="auto" w:sz="4" w:space="0"/>
+            <w:left w:val="single" w:color="auto" w:sz="4" w:space="0"/>
+            <w:bottom w:val="single" w:color="auto" w:sz="4" w:space="0"/>
+            <w:right w:val="single" w:color="auto" w:sz="4" w:space="0"/>
+            <w:insideH w:val="single" w:color="auto" w:sz="4" w:space="0"/>
+            <w:insideV w:val="single" w:color="auto" w:sz="4" w:space="0"/>
+          </w:tblBorders>
+          <w:tblCellMar>
+            <w:top w:w="0" w:type="dxa"/>
+            <w:left w:w="108" w:type="dxa"/>
+            <w:bottom w:w="0" w:type="dxa"/>
+            <w:right w:w="108" w:type="dxa"/>
+          </w:tblCellMar>
+        </w:tblPrEx>
+        <w:tc>
+          <w:tcPr>
+            <w:tcW w:w="567" w:type="dxa"/>
+          </w:tcPr>
+          <w:p>
+            <w:pPr>
+              <w:rPr>
+                <w:rFonts w:hint="default"/>
+                <w:i/>
+                <w:iCs/>
+                <w:color w:val="0432FF"/>
+                <w:lang w:val="en-US"/>
+              </w:rPr>
+            </w:pPr>
+            <w:r>
+              <w:rPr>
+                <w:rFonts w:hint="default"/>
+                <w:i/>
+                <w:iCs/>
+                <w:color w:val="0432FF"/>
+                <w:lang w:val="en-US"/>
+              </w:rPr>
+              <w:t>10</w:t>
+            </w:r>
+          </w:p>
+        </w:tc>
+        <w:tc>
+          <w:tcPr>
+            <w:tcW w:w="1559" w:type="dxa"/>
+          </w:tcPr>
+          <w:p>
+            <w:pPr>
+              <w:pStyle w:val="23"/>
+              <w:bidi w:val="0"/>
+            </w:pPr>
+            <w:r>
+              <w:t>Auction_Deposits</w:t>
+            </w:r>
+          </w:p>
+        </w:tc>
+        <w:tc>
+          <w:tcPr>
+            <w:tcW w:w="6946" w:type="dxa"/>
+          </w:tcPr>
+          <w:p>
+            <w:pPr>
+              <w:pStyle w:val="23"/>
+              <w:bidi w:val="0"/>
+            </w:pPr>
+            <w:r>
+              <w:t>Stores information about user deposits for participating in auctions.</w:t>
+            </w:r>
+          </w:p>
+          <w:p>
+            <w:pPr>
+              <w:pStyle w:val="23"/>
+              <w:bidi w:val="0"/>
+            </w:pPr>
+            <w:r>
+              <w:t>- Primary keys: DepositId</w:t>
+            </w:r>
+          </w:p>
+          <w:p>
+            <w:pPr>
+              <w:pStyle w:val="23"/>
+              <w:bidi w:val="0"/>
+            </w:pPr>
+            <w:r>
+              <w:t>- Foreign keys: AuctionId, UserId</w:t>
+            </w:r>
+          </w:p>
+        </w:tc>
+      </w:tr>
+      <w:tr>
+        <w:tblPrEx>
+          <w:tblBorders>
+            <w:top w:val="single" w:color="auto" w:sz="4" w:space="0"/>
+            <w:left w:val="single" w:color="auto" w:sz="4" w:space="0"/>
+            <w:bottom w:val="single" w:color="auto" w:sz="4" w:space="0"/>
+            <w:right w:val="single" w:color="auto" w:sz="4" w:space="0"/>
+            <w:insideH w:val="single" w:color="auto" w:sz="4" w:space="0"/>
+            <w:insideV w:val="single" w:color="auto" w:sz="4" w:space="0"/>
+          </w:tblBorders>
+          <w:tblCellMar>
+            <w:top w:w="0" w:type="dxa"/>
+            <w:left w:w="108" w:type="dxa"/>
+            <w:bottom w:w="0" w:type="dxa"/>
+            <w:right w:w="108" w:type="dxa"/>
+          </w:tblCellMar>
+        </w:tblPrEx>
+        <w:tc>
+          <w:tcPr>
+            <w:tcW w:w="567" w:type="dxa"/>
+          </w:tcPr>
+          <w:p>
+            <w:pPr>
+              <w:rPr>
+                <w:rFonts w:hint="default"/>
+                <w:i/>
+                <w:iCs/>
+                <w:color w:val="0432FF"/>
+                <w:lang w:val="en-US"/>
+              </w:rPr>
+            </w:pPr>
+            <w:r>
+              <w:rPr>
+                <w:rFonts w:hint="default"/>
+                <w:i/>
+                <w:iCs/>
+                <w:color w:val="0432FF"/>
+                <w:lang w:val="en-US"/>
+              </w:rPr>
+              <w:t>11</w:t>
+            </w:r>
+          </w:p>
+        </w:tc>
+        <w:tc>
+          <w:tcPr>
+            <w:tcW w:w="1559" w:type="dxa"/>
+          </w:tcPr>
+          <w:p>
+            <w:pPr>
+              <w:pStyle w:val="23"/>
+              <w:bidi w:val="0"/>
+            </w:pPr>
+            <w:r>
+              <w:t>Wallets</w:t>
+            </w:r>
+          </w:p>
+        </w:tc>
+        <w:tc>
+          <w:tcPr>
+            <w:tcW w:w="6946" w:type="dxa"/>
+          </w:tcPr>
+          <w:p>
+            <w:pPr>
+              <w:pStyle w:val="23"/>
+              <w:bidi w:val="0"/>
+            </w:pPr>
+            <w:r>
+              <w:t>Manages user e-wallets and balances.</w:t>
+            </w:r>
+          </w:p>
+          <w:p>
+            <w:pPr>
+              <w:pStyle w:val="23"/>
+              <w:bidi w:val="0"/>
+            </w:pPr>
+            <w:r>
+              <w:t>- Primary keys: WalletId</w:t>
+            </w:r>
+          </w:p>
+          <w:p>
+            <w:pPr>
+              <w:pStyle w:val="23"/>
+              <w:bidi w:val="0"/>
+            </w:pPr>
+            <w:r>
+              <w:t>- Foreign keys: UserID</w:t>
+            </w:r>
+          </w:p>
+        </w:tc>
+      </w:tr>
+      <w:tr>
+        <w:tblPrEx>
+          <w:tblBorders>
+            <w:top w:val="single" w:color="auto" w:sz="4" w:space="0"/>
+            <w:left w:val="single" w:color="auto" w:sz="4" w:space="0"/>
+            <w:bottom w:val="single" w:color="auto" w:sz="4" w:space="0"/>
+            <w:right w:val="single" w:color="auto" w:sz="4" w:space="0"/>
+            <w:insideH w:val="single" w:color="auto" w:sz="4" w:space="0"/>
+            <w:insideV w:val="single" w:color="auto" w:sz="4" w:space="0"/>
+          </w:tblBorders>
+          <w:tblCellMar>
+            <w:top w:w="0" w:type="dxa"/>
+            <w:left w:w="108" w:type="dxa"/>
+            <w:bottom w:w="0" w:type="dxa"/>
+            <w:right w:w="108" w:type="dxa"/>
+          </w:tblCellMar>
+        </w:tblPrEx>
+        <w:tc>
+          <w:tcPr>
+            <w:tcW w:w="567" w:type="dxa"/>
+          </w:tcPr>
+          <w:p>
+            <w:pPr>
+              <w:rPr>
+                <w:rFonts w:hint="default"/>
+                <w:i/>
+                <w:iCs/>
+                <w:color w:val="0432FF"/>
+                <w:lang w:val="en-US"/>
+              </w:rPr>
+            </w:pPr>
+            <w:r>
+              <w:rPr>
+                <w:rFonts w:hint="default"/>
+                <w:i/>
+                <w:iCs/>
+                <w:color w:val="0432FF"/>
+                <w:lang w:val="en-US"/>
+              </w:rPr>
+              <w:t>12</w:t>
+            </w:r>
+          </w:p>
+        </w:tc>
+        <w:tc>
+          <w:tcPr>
+            <w:tcW w:w="1559" w:type="dxa"/>
+          </w:tcPr>
+          <w:p>
+            <w:pPr>
+              <w:pStyle w:val="23"/>
+              <w:bidi w:val="0"/>
+            </w:pPr>
+            <w:r>
+              <w:t>Transactions</w:t>
+            </w:r>
+          </w:p>
+        </w:tc>
+        <w:tc>
+          <w:tcPr>
+            <w:tcW w:w="6946" w:type="dxa"/>
+          </w:tcPr>
+          <w:p>
+            <w:pPr>
+              <w:pStyle w:val="23"/>
+              <w:bidi w:val="0"/>
+            </w:pPr>
+            <w:r>
+              <w:t>Stores the history of wallet transactions (deposits, withdrawals, payments).</w:t>
+            </w:r>
+          </w:p>
+          <w:p>
+            <w:pPr>
+              <w:pStyle w:val="23"/>
+              <w:bidi w:val="0"/>
+            </w:pPr>
+            <w:r>
+              <w:t>- Primary keys: TransactionId</w:t>
+            </w:r>
+          </w:p>
+          <w:p>
+            <w:pPr>
+              <w:pStyle w:val="23"/>
+              <w:bidi w:val="0"/>
+            </w:pPr>
+            <w:r>
+              <w:t>- Foreign keys: WalletId</w:t>
             </w:r>
           </w:p>
         </w:tc>
@@ -12138,7 +13278,7 @@
                     </pic:cNvPicPr>
                   </pic:nvPicPr>
                   <pic:blipFill>
-                    <a:blip r:embed="rId14"/>
+                    <a:blip r:embed="rId16"/>
                     <a:stretch>
                       <a:fillRect/>
                     </a:stretch>
@@ -12779,6 +13919,12 @@
             <w:insideH w:val="single" w:color="auto" w:sz="6" w:space="0"/>
             <w:insideV w:val="single" w:color="auto" w:sz="6" w:space="0"/>
           </w:tblBorders>
+          <w:tblCellMar>
+            <w:top w:w="0" w:type="dxa"/>
+            <w:left w:w="108" w:type="dxa"/>
+            <w:bottom w:w="0" w:type="dxa"/>
+            <w:right w:w="108" w:type="dxa"/>
+          </w:tblCellMar>
         </w:tblPrEx>
         <w:tc>
           <w:tcPr>
@@ -13051,6 +14197,12 @@
             <w:insideH w:val="single" w:color="auto" w:sz="6" w:space="0"/>
             <w:insideV w:val="single" w:color="auto" w:sz="6" w:space="0"/>
           </w:tblBorders>
+          <w:tblCellMar>
+            <w:top w:w="0" w:type="dxa"/>
+            <w:left w:w="108" w:type="dxa"/>
+            <w:bottom w:w="0" w:type="dxa"/>
+            <w:right w:w="108" w:type="dxa"/>
+          </w:tblCellMar>
         </w:tblPrEx>
         <w:tc>
           <w:tcPr>
@@ -13151,6 +14303,12 @@
             <w:insideH w:val="single" w:color="auto" w:sz="6" w:space="0"/>
             <w:insideV w:val="single" w:color="auto" w:sz="6" w:space="0"/>
           </w:tblBorders>
+          <w:tblCellMar>
+            <w:top w:w="0" w:type="dxa"/>
+            <w:left w:w="108" w:type="dxa"/>
+            <w:bottom w:w="0" w:type="dxa"/>
+            <w:right w:w="108" w:type="dxa"/>
+          </w:tblCellMar>
         </w:tblPrEx>
         <w:tc>
           <w:tcPr>
@@ -13470,12 +14628,6 @@
             <w:insideH w:val="single" w:color="auto" w:sz="6" w:space="0"/>
             <w:insideV w:val="single" w:color="auto" w:sz="6" w:space="0"/>
           </w:tblBorders>
-          <w:tblCellMar>
-            <w:top w:w="0" w:type="dxa"/>
-            <w:left w:w="108" w:type="dxa"/>
-            <w:bottom w:w="0" w:type="dxa"/>
-            <w:right w:w="108" w:type="dxa"/>
-          </w:tblCellMar>
         </w:tblPrEx>
         <w:tc>
           <w:tcPr>
@@ -14295,7 +15447,7 @@
     </w:p>
     <w:tbl>
       <w:tblPr>
-        <w:tblStyle w:val="16"/>
+        <w:tblStyle w:val="17"/>
         <w:tblW w:w="0" w:type="auto"/>
         <w:tblInd w:w="0" w:type="dxa"/>
         <w:tblBorders>
@@ -16054,7 +17206,7 @@
     </w:p>
     <w:tbl>
       <w:tblPr>
-        <w:tblStyle w:val="16"/>
+        <w:tblStyle w:val="17"/>
         <w:tblW w:w="9341" w:type="dxa"/>
         <w:tblInd w:w="0" w:type="dxa"/>
         <w:tblBorders>
@@ -16518,8 +17670,8 @@
         <w:pStyle w:val="3"/>
       </w:pPr>
       <w:bookmarkStart w:id="35" w:name="_Toc143617355"/>
-      <w:bookmarkStart w:id="36" w:name="_Toc134475472"/>
-      <w:bookmarkStart w:id="37" w:name="_Toc136258913"/>
+      <w:bookmarkStart w:id="36" w:name="_Toc136258913"/>
+      <w:bookmarkStart w:id="37" w:name="_Toc134475472"/>
       <w:bookmarkStart w:id="38" w:name="_Toc132100607"/>
       <w:r>
         <w:t>3. Patron Feature</w:t>
@@ -16581,6 +17733,12 @@
             <w:insideH w:val="single" w:color="auto" w:sz="6" w:space="0"/>
             <w:insideV w:val="single" w:color="auto" w:sz="6" w:space="0"/>
           </w:tblBorders>
+          <w:tblCellMar>
+            <w:top w:w="0" w:type="dxa"/>
+            <w:left w:w="108" w:type="dxa"/>
+            <w:bottom w:w="0" w:type="dxa"/>
+            <w:right w:w="108" w:type="dxa"/>
+          </w:tblCellMar>
         </w:tblPrEx>
         <w:tc>
           <w:tcPr>
@@ -17175,7 +18333,7 @@
           </w:p>
           <w:p>
             <w:pPr>
-              <w:pStyle w:val="22"/>
+              <w:pStyle w:val="24"/>
               <w:numPr>
                 <w:ilvl w:val="0"/>
                 <w:numId w:val="2"/>
@@ -17196,7 +18354,7 @@
           </w:p>
           <w:p>
             <w:pPr>
-              <w:pStyle w:val="22"/>
+              <w:pStyle w:val="24"/>
               <w:numPr>
                 <w:ilvl w:val="0"/>
                 <w:numId w:val="2"/>
@@ -17217,7 +18375,7 @@
           </w:p>
           <w:p>
             <w:pPr>
-              <w:pStyle w:val="22"/>
+              <w:pStyle w:val="24"/>
               <w:numPr>
                 <w:ilvl w:val="0"/>
                 <w:numId w:val="2"/>
@@ -17238,7 +18396,7 @@
           </w:p>
           <w:p>
             <w:pPr>
-              <w:pStyle w:val="22"/>
+              <w:pStyle w:val="24"/>
               <w:numPr>
                 <w:ilvl w:val="0"/>
                 <w:numId w:val="2"/>
@@ -17259,7 +18417,7 @@
           </w:p>
           <w:p>
             <w:pPr>
-              <w:pStyle w:val="22"/>
+              <w:pStyle w:val="24"/>
               <w:numPr>
                 <w:ilvl w:val="0"/>
                 <w:numId w:val="2"/>
@@ -17280,7 +18438,7 @@
           </w:p>
           <w:p>
             <w:pPr>
-              <w:pStyle w:val="22"/>
+              <w:pStyle w:val="24"/>
               <w:numPr>
                 <w:ilvl w:val="0"/>
                 <w:numId w:val="2"/>
@@ -17301,7 +18459,7 @@
           </w:p>
           <w:p>
             <w:pPr>
-              <w:pStyle w:val="22"/>
+              <w:pStyle w:val="24"/>
               <w:numPr>
                 <w:ilvl w:val="0"/>
                 <w:numId w:val="2"/>
@@ -17322,7 +18480,7 @@
           </w:p>
           <w:p>
             <w:pPr>
-              <w:pStyle w:val="22"/>
+              <w:pStyle w:val="24"/>
               <w:numPr>
                 <w:ilvl w:val="0"/>
                 <w:numId w:val="2"/>
@@ -17343,7 +18501,7 @@
           </w:p>
           <w:p>
             <w:pPr>
-              <w:pStyle w:val="22"/>
+              <w:pStyle w:val="24"/>
               <w:numPr>
                 <w:ilvl w:val="0"/>
                 <w:numId w:val="2"/>
@@ -17364,7 +18522,7 @@
           </w:p>
           <w:p>
             <w:pPr>
-              <w:pStyle w:val="22"/>
+              <w:pStyle w:val="24"/>
               <w:numPr>
                 <w:ilvl w:val="0"/>
                 <w:numId w:val="2"/>
@@ -17385,7 +18543,7 @@
           </w:p>
           <w:p>
             <w:pPr>
-              <w:pStyle w:val="22"/>
+              <w:pStyle w:val="24"/>
               <w:numPr>
                 <w:ilvl w:val="0"/>
                 <w:numId w:val="2"/>
@@ -17406,7 +18564,7 @@
           </w:p>
           <w:p>
             <w:pPr>
-              <w:pStyle w:val="22"/>
+              <w:pStyle w:val="24"/>
               <w:numPr>
                 <w:ilvl w:val="0"/>
                 <w:numId w:val="2"/>
@@ -17472,7 +18630,7 @@
           </w:tcPr>
           <w:p>
             <w:pPr>
-              <w:pStyle w:val="41"/>
+              <w:pStyle w:val="43"/>
               <w:ind w:left="0"/>
               <w:rPr>
                 <w:rFonts w:asciiTheme="minorHAnsi" w:hAnsiTheme="minorHAnsi" w:cstheme="minorHAnsi"/>
@@ -17492,7 +18650,7 @@
           </w:p>
           <w:p>
             <w:pPr>
-              <w:pStyle w:val="22"/>
+              <w:pStyle w:val="24"/>
               <w:numPr>
                 <w:ilvl w:val="0"/>
                 <w:numId w:val="3"/>
@@ -17512,7 +18670,7 @@
           </w:p>
           <w:p>
             <w:pPr>
-              <w:pStyle w:val="22"/>
+              <w:pStyle w:val="24"/>
               <w:numPr>
                 <w:ilvl w:val="0"/>
                 <w:numId w:val="3"/>
@@ -17532,7 +18690,7 @@
           </w:p>
           <w:p>
             <w:pPr>
-              <w:pStyle w:val="41"/>
+              <w:pStyle w:val="43"/>
               <w:ind w:left="-18"/>
               <w:rPr>
                 <w:rFonts w:asciiTheme="minorHAnsi" w:hAnsiTheme="minorHAnsi" w:cstheme="minorHAnsi"/>
@@ -17553,7 +18711,7 @@
           </w:p>
           <w:p>
             <w:pPr>
-              <w:pStyle w:val="22"/>
+              <w:pStyle w:val="24"/>
               <w:numPr>
                 <w:ilvl w:val="0"/>
                 <w:numId w:val="4"/>
@@ -17573,7 +18731,7 @@
           </w:p>
           <w:p>
             <w:pPr>
-              <w:pStyle w:val="22"/>
+              <w:pStyle w:val="24"/>
               <w:numPr>
                 <w:ilvl w:val="0"/>
                 <w:numId w:val="4"/>
@@ -17638,7 +18796,7 @@
           </w:tcPr>
           <w:p>
             <w:pPr>
-              <w:pStyle w:val="41"/>
+              <w:pStyle w:val="43"/>
               <w:ind w:left="-18"/>
               <w:rPr>
                 <w:rFonts w:asciiTheme="minorHAnsi" w:hAnsiTheme="minorHAnsi" w:cstheme="minorHAnsi"/>
@@ -17705,7 +18863,7 @@
           </w:p>
           <w:p>
             <w:pPr>
-              <w:pStyle w:val="41"/>
+              <w:pStyle w:val="43"/>
               <w:ind w:left="-18"/>
               <w:rPr>
                 <w:rFonts w:asciiTheme="minorHAnsi" w:hAnsiTheme="minorHAnsi" w:cstheme="minorHAnsi"/>
@@ -17772,7 +18930,7 @@
           </w:p>
           <w:p>
             <w:pPr>
-              <w:pStyle w:val="41"/>
+              <w:pStyle w:val="43"/>
               <w:ind w:left="-18"/>
               <w:rPr>
                 <w:rFonts w:asciiTheme="minorHAnsi" w:hAnsiTheme="minorHAnsi" w:cstheme="minorHAnsi"/>
@@ -18066,7 +19224,7 @@
           </w:tcPr>
           <w:p>
             <w:pPr>
-              <w:pStyle w:val="41"/>
+              <w:pStyle w:val="43"/>
               <w:numPr>
                 <w:ilvl w:val="0"/>
                 <w:numId w:val="5"/>
@@ -18087,7 +19245,7 @@
           </w:p>
           <w:p>
             <w:pPr>
-              <w:pStyle w:val="41"/>
+              <w:pStyle w:val="43"/>
               <w:numPr>
                 <w:ilvl w:val="0"/>
                 <w:numId w:val="5"/>
@@ -18796,7 +19954,7 @@
           </w:p>
           <w:p>
             <w:pPr>
-              <w:pStyle w:val="22"/>
+              <w:pStyle w:val="24"/>
               <w:numPr>
                 <w:ilvl w:val="0"/>
                 <w:numId w:val="6"/>
@@ -18815,7 +19973,7 @@
           </w:p>
           <w:p>
             <w:pPr>
-              <w:pStyle w:val="22"/>
+              <w:pStyle w:val="24"/>
               <w:numPr>
                 <w:ilvl w:val="0"/>
                 <w:numId w:val="6"/>
@@ -18834,7 +19992,7 @@
           </w:p>
           <w:p>
             <w:pPr>
-              <w:pStyle w:val="22"/>
+              <w:pStyle w:val="24"/>
               <w:numPr>
                 <w:ilvl w:val="0"/>
                 <w:numId w:val="6"/>
@@ -18853,7 +20011,7 @@
           </w:p>
           <w:p>
             <w:pPr>
-              <w:pStyle w:val="22"/>
+              <w:pStyle w:val="24"/>
               <w:numPr>
                 <w:ilvl w:val="0"/>
                 <w:numId w:val="6"/>
@@ -18872,7 +20030,7 @@
           </w:p>
           <w:p>
             <w:pPr>
-              <w:pStyle w:val="22"/>
+              <w:pStyle w:val="24"/>
               <w:numPr>
                 <w:ilvl w:val="0"/>
                 <w:numId w:val="6"/>
@@ -18891,7 +20049,7 @@
           </w:p>
           <w:p>
             <w:pPr>
-              <w:pStyle w:val="22"/>
+              <w:pStyle w:val="24"/>
               <w:numPr>
                 <w:ilvl w:val="0"/>
                 <w:numId w:val="6"/>
@@ -19365,7 +20523,7 @@
     </w:p>
     <w:tbl>
       <w:tblPr>
-        <w:tblStyle w:val="16"/>
+        <w:tblStyle w:val="17"/>
         <w:tblW w:w="9341" w:type="dxa"/>
         <w:tblInd w:w="0" w:type="dxa"/>
         <w:tblBorders>
@@ -19653,7 +20811,7 @@
     </w:p>
     <w:tbl>
       <w:tblPr>
-        <w:tblStyle w:val="16"/>
+        <w:tblStyle w:val="17"/>
         <w:tblW w:w="9341" w:type="dxa"/>
         <w:tblInd w:w="0" w:type="dxa"/>
         <w:tblBorders>
@@ -19687,6 +20845,12 @@
             <w:insideH w:val="single" w:color="auto" w:sz="8" w:space="0"/>
             <w:insideV w:val="single" w:color="auto" w:sz="8" w:space="0"/>
           </w:tblBorders>
+          <w:tblCellMar>
+            <w:top w:w="0" w:type="dxa"/>
+            <w:left w:w="108" w:type="dxa"/>
+            <w:bottom w:w="0" w:type="dxa"/>
+            <w:right w:w="108" w:type="dxa"/>
+          </w:tblCellMar>
         </w:tblPrEx>
         <w:tc>
           <w:tcPr>
@@ -20024,7 +21188,7 @@
     </w:p>
     <w:p>
       <w:pPr>
-        <w:pStyle w:val="22"/>
+        <w:pStyle w:val="24"/>
         <w:numPr>
           <w:ilvl w:val="0"/>
           <w:numId w:val="7"/>
@@ -20044,14 +21208,14 @@
       </w:r>
       <w:r>
         <w:rPr>
-          <w:rStyle w:val="13"/>
+          <w:rStyle w:val="14"/>
           <w:rFonts w:asciiTheme="minorHAnsi" w:hAnsiTheme="minorHAnsi" w:cstheme="minorHAnsi"/>
         </w:rPr>
         <w:t>UC02_Login System</w:t>
       </w:r>
       <w:r>
         <w:rPr>
-          <w:rStyle w:val="13"/>
+          <w:rStyle w:val="14"/>
           <w:rFonts w:asciiTheme="minorHAnsi" w:hAnsiTheme="minorHAnsi" w:cstheme="minorHAnsi"/>
         </w:rPr>
         <w:fldChar w:fldCharType="end"/>
@@ -20086,7 +21250,7 @@
                     </pic:cNvPicPr>
                   </pic:nvPicPr>
                   <pic:blipFill>
-                    <a:blip r:embed="rId15"/>
+                    <a:blip r:embed="rId17"/>
                     <a:stretch>
                       <a:fillRect/>
                     </a:stretch>
@@ -20110,7 +21274,7 @@
     <w:p/>
     <w:tbl>
       <w:tblPr>
-        <w:tblStyle w:val="16"/>
+        <w:tblStyle w:val="17"/>
         <w:tblW w:w="9341" w:type="dxa"/>
         <w:tblInd w:w="0" w:type="dxa"/>
         <w:tblBorders>
@@ -20854,7 +22018,7 @@
     </w:p>
     <w:tbl>
       <w:tblPr>
-        <w:tblStyle w:val="16"/>
+        <w:tblStyle w:val="17"/>
         <w:tblW w:w="9341" w:type="dxa"/>
         <w:tblInd w:w="0" w:type="dxa"/>
         <w:tblBorders>
@@ -21076,6 +22240,12 @@
             <w:insideH w:val="single" w:color="auto" w:sz="8" w:space="0"/>
             <w:insideV w:val="single" w:color="auto" w:sz="8" w:space="0"/>
           </w:tblBorders>
+          <w:tblCellMar>
+            <w:top w:w="0" w:type="dxa"/>
+            <w:left w:w="108" w:type="dxa"/>
+            <w:bottom w:w="0" w:type="dxa"/>
+            <w:right w:w="108" w:type="dxa"/>
+          </w:tblCellMar>
         </w:tblPrEx>
         <w:tc>
           <w:tcPr>
@@ -21316,7 +22486,7 @@
                     </pic:cNvPicPr>
                   </pic:nvPicPr>
                   <pic:blipFill>
-                    <a:blip r:embed="rId16"/>
+                    <a:blip r:embed="rId18"/>
                     <a:stretch>
                       <a:fillRect/>
                     </a:stretch>
@@ -21340,7 +22510,7 @@
     <w:p/>
     <w:tbl>
       <w:tblPr>
-        <w:tblStyle w:val="16"/>
+        <w:tblStyle w:val="17"/>
         <w:tblW w:w="9341" w:type="dxa"/>
         <w:tblInd w:w="0" w:type="dxa"/>
         <w:tblBorders>
@@ -22916,7 +24086,7 @@
     </w:p>
     <w:tbl>
       <w:tblPr>
-        <w:tblStyle w:val="16"/>
+        <w:tblStyle w:val="17"/>
         <w:tblW w:w="9341" w:type="dxa"/>
         <w:tblInd w:w="0" w:type="dxa"/>
         <w:tblBorders>
@@ -23288,7 +24458,7 @@
                     </pic:cNvPicPr>
                   </pic:nvPicPr>
                   <pic:blipFill>
-                    <a:blip r:embed="rId17"/>
+                    <a:blip r:embed="rId19"/>
                     <a:stretch>
                       <a:fillRect/>
                     </a:stretch>
@@ -23321,7 +24491,7 @@
     </w:p>
     <w:tbl>
       <w:tblPr>
-        <w:tblStyle w:val="16"/>
+        <w:tblStyle w:val="17"/>
         <w:tblW w:w="9341" w:type="dxa"/>
         <w:tblInd w:w="0" w:type="dxa"/>
         <w:tblBorders>
@@ -24331,9 +25501,9 @@
       <w:pPr>
         <w:pStyle w:val="2"/>
       </w:pPr>
-      <w:bookmarkStart w:id="45" w:name="_Toc136258920"/>
-      <w:bookmarkStart w:id="46" w:name="_Toc134475479"/>
-      <w:bookmarkStart w:id="47" w:name="_Toc143617362"/>
+      <w:bookmarkStart w:id="45" w:name="_Toc143617362"/>
+      <w:bookmarkStart w:id="46" w:name="_Toc136258920"/>
+      <w:bookmarkStart w:id="47" w:name="_Toc134475479"/>
       <w:r>
         <w:t>IV. Appendix</w:t>
       </w:r>
@@ -24344,7 +25514,7 @@
     </w:p>
     <w:p>
       <w:pPr>
-        <w:pStyle w:val="22"/>
+        <w:pStyle w:val="24"/>
         <w:numPr>
           <w:ilvl w:val="0"/>
           <w:numId w:val="8"/>
@@ -24364,50 +25534,50 @@
       </w:pPr>
       <w:bookmarkStart w:id="48" w:name="_Toc132103126"/>
       <w:bookmarkEnd w:id="48"/>
-      <w:bookmarkStart w:id="49" w:name="_Toc132103161"/>
+      <w:bookmarkStart w:id="49" w:name="_Toc133679416"/>
       <w:bookmarkEnd w:id="49"/>
-      <w:bookmarkStart w:id="50" w:name="_Toc132126589"/>
+      <w:bookmarkStart w:id="50" w:name="_Toc136258063"/>
       <w:bookmarkEnd w:id="50"/>
-      <w:bookmarkStart w:id="51" w:name="_Toc133733796"/>
+      <w:bookmarkStart w:id="51" w:name="_Toc136258876"/>
       <w:bookmarkEnd w:id="51"/>
-      <w:bookmarkStart w:id="52" w:name="_Toc136258063"/>
+      <w:bookmarkStart w:id="52" w:name="_Toc134475480"/>
       <w:bookmarkEnd w:id="52"/>
-      <w:bookmarkStart w:id="53" w:name="_Toc134475480"/>
+      <w:bookmarkStart w:id="53" w:name="_Toc133735039"/>
       <w:bookmarkEnd w:id="53"/>
-      <w:bookmarkStart w:id="54" w:name="_Toc133735039"/>
+      <w:bookmarkStart w:id="54" w:name="_Toc143617363"/>
       <w:bookmarkEnd w:id="54"/>
-      <w:bookmarkStart w:id="55" w:name="_Toc137970203"/>
+      <w:bookmarkStart w:id="55" w:name="_Toc133673884"/>
       <w:bookmarkEnd w:id="55"/>
-      <w:bookmarkStart w:id="56" w:name="_Toc133679416"/>
+      <w:bookmarkStart w:id="56" w:name="_Toc133734800"/>
       <w:bookmarkEnd w:id="56"/>
-      <w:bookmarkStart w:id="57" w:name="_Toc136258876"/>
+      <w:bookmarkStart w:id="57" w:name="_Toc133733796"/>
       <w:bookmarkEnd w:id="57"/>
-      <w:bookmarkStart w:id="58" w:name="_Toc137970005"/>
+      <w:bookmarkStart w:id="58" w:name="_Toc132103161"/>
       <w:bookmarkEnd w:id="58"/>
-      <w:bookmarkStart w:id="59" w:name="_Toc143617363"/>
+      <w:bookmarkStart w:id="59" w:name="_Toc137970005"/>
       <w:bookmarkEnd w:id="59"/>
-      <w:bookmarkStart w:id="60" w:name="_Toc133673884"/>
+      <w:bookmarkStart w:id="60" w:name="_Toc132126589"/>
       <w:bookmarkEnd w:id="60"/>
-      <w:bookmarkStart w:id="61" w:name="_Toc136258921"/>
+      <w:bookmarkStart w:id="61" w:name="_Toc137970203"/>
       <w:bookmarkEnd w:id="61"/>
-      <w:bookmarkStart w:id="62" w:name="_Toc133734942"/>
+      <w:bookmarkStart w:id="62" w:name="_Toc136258921"/>
       <w:bookmarkEnd w:id="62"/>
-      <w:bookmarkStart w:id="63" w:name="_Toc143617294"/>
+      <w:bookmarkStart w:id="63" w:name="_Toc133734942"/>
       <w:bookmarkEnd w:id="63"/>
-      <w:bookmarkStart w:id="64" w:name="_Toc132360520"/>
+      <w:bookmarkStart w:id="64" w:name="_Toc143617294"/>
       <w:bookmarkEnd w:id="64"/>
-      <w:bookmarkStart w:id="65" w:name="_Toc133734848"/>
+      <w:bookmarkStart w:id="65" w:name="_Toc132360520"/>
       <w:bookmarkEnd w:id="65"/>
-      <w:bookmarkStart w:id="66" w:name="_Toc143617329"/>
+      <w:bookmarkStart w:id="66" w:name="_Toc133734991"/>
       <w:bookmarkEnd w:id="66"/>
-      <w:bookmarkStart w:id="67" w:name="_Toc133734800"/>
+      <w:bookmarkStart w:id="67" w:name="_Toc143617329"/>
       <w:bookmarkEnd w:id="67"/>
-      <w:bookmarkStart w:id="68" w:name="_Toc133734991"/>
+      <w:bookmarkStart w:id="68" w:name="_Toc133734848"/>
       <w:bookmarkEnd w:id="68"/>
     </w:p>
     <w:p>
       <w:pPr>
-        <w:pStyle w:val="22"/>
+        <w:pStyle w:val="24"/>
         <w:numPr>
           <w:ilvl w:val="0"/>
           <w:numId w:val="8"/>
@@ -24425,52 +25595,52 @@
           <w:szCs w:val="28"/>
         </w:rPr>
       </w:pPr>
-      <w:bookmarkStart w:id="69" w:name="_Toc133673885"/>
+      <w:bookmarkStart w:id="69" w:name="_Toc132103127"/>
       <w:bookmarkEnd w:id="69"/>
-      <w:bookmarkStart w:id="70" w:name="_Toc132103127"/>
+      <w:bookmarkStart w:id="70" w:name="_Toc133679417"/>
       <w:bookmarkEnd w:id="70"/>
-      <w:bookmarkStart w:id="71" w:name="_Toc133679417"/>
+      <w:bookmarkStart w:id="71" w:name="_Toc136258064"/>
       <w:bookmarkEnd w:id="71"/>
-      <w:bookmarkStart w:id="72" w:name="_Toc133733797"/>
+      <w:bookmarkStart w:id="72" w:name="_Toc133673885"/>
       <w:bookmarkEnd w:id="72"/>
-      <w:bookmarkStart w:id="73" w:name="_Toc132103162"/>
+      <w:bookmarkStart w:id="73" w:name="_Toc134475481"/>
       <w:bookmarkEnd w:id="73"/>
-      <w:bookmarkStart w:id="74" w:name="_Toc132126590"/>
+      <w:bookmarkStart w:id="74" w:name="_Toc137970204"/>
       <w:bookmarkEnd w:id="74"/>
-      <w:bookmarkStart w:id="75" w:name="_Toc132360521"/>
+      <w:bookmarkStart w:id="75" w:name="_Toc137970006"/>
       <w:bookmarkEnd w:id="75"/>
-      <w:bookmarkStart w:id="76" w:name="_Toc137970006"/>
+      <w:bookmarkStart w:id="76" w:name="_Toc132360521"/>
       <w:bookmarkEnd w:id="76"/>
-      <w:bookmarkStart w:id="77" w:name="_Toc133734801"/>
+      <w:bookmarkStart w:id="77" w:name="_Toc133734849"/>
       <w:bookmarkEnd w:id="77"/>
-      <w:bookmarkStart w:id="78" w:name="_Toc143617330"/>
+      <w:bookmarkStart w:id="78" w:name="_Toc133734801"/>
       <w:bookmarkEnd w:id="78"/>
-      <w:bookmarkStart w:id="79" w:name="_Toc143617364"/>
+      <w:bookmarkStart w:id="79" w:name="_Toc133734992"/>
       <w:bookmarkEnd w:id="79"/>
-      <w:bookmarkStart w:id="80" w:name="_Toc134475481"/>
+      <w:bookmarkStart w:id="80" w:name="_Toc132103162"/>
       <w:bookmarkEnd w:id="80"/>
-      <w:bookmarkStart w:id="81" w:name="_Toc143617295"/>
+      <w:bookmarkStart w:id="81" w:name="_Toc136258877"/>
       <w:bookmarkEnd w:id="81"/>
       <w:bookmarkStart w:id="82" w:name="_Toc133735040"/>
       <w:bookmarkEnd w:id="82"/>
-      <w:bookmarkStart w:id="83" w:name="_Toc136258922"/>
+      <w:bookmarkStart w:id="83" w:name="_Toc133733797"/>
       <w:bookmarkEnd w:id="83"/>
-      <w:bookmarkStart w:id="84" w:name="_Toc137970204"/>
+      <w:bookmarkStart w:id="84" w:name="_Toc143617295"/>
       <w:bookmarkEnd w:id="84"/>
-      <w:bookmarkStart w:id="85" w:name="_Toc136258064"/>
+      <w:bookmarkStart w:id="85" w:name="_Toc143617364"/>
       <w:bookmarkEnd w:id="85"/>
-      <w:bookmarkStart w:id="86" w:name="_Toc136258877"/>
+      <w:bookmarkStart w:id="86" w:name="_Toc133734943"/>
       <w:bookmarkEnd w:id="86"/>
-      <w:bookmarkStart w:id="87" w:name="_Toc133734849"/>
+      <w:bookmarkStart w:id="87" w:name="_Toc136258922"/>
       <w:bookmarkEnd w:id="87"/>
-      <w:bookmarkStart w:id="88" w:name="_Toc133734943"/>
+      <w:bookmarkStart w:id="88" w:name="_Toc132126590"/>
       <w:bookmarkEnd w:id="88"/>
-      <w:bookmarkStart w:id="89" w:name="_Toc133734992"/>
+      <w:bookmarkStart w:id="89" w:name="_Toc143617330"/>
       <w:bookmarkEnd w:id="89"/>
     </w:p>
     <w:p>
       <w:pPr>
-        <w:pStyle w:val="22"/>
+        <w:pStyle w:val="24"/>
         <w:numPr>
           <w:ilvl w:val="0"/>
           <w:numId w:val="8"/>
@@ -24490,45 +25660,45 @@
       </w:pPr>
       <w:bookmarkStart w:id="90" w:name="_Toc133733798"/>
       <w:bookmarkEnd w:id="90"/>
-      <w:bookmarkStart w:id="91" w:name="_Toc133734802"/>
+      <w:bookmarkStart w:id="91" w:name="_Toc132103128"/>
       <w:bookmarkEnd w:id="91"/>
-      <w:bookmarkStart w:id="92" w:name="_Toc132103128"/>
+      <w:bookmarkStart w:id="92" w:name="_Toc132103163"/>
       <w:bookmarkEnd w:id="92"/>
-      <w:bookmarkStart w:id="93" w:name="_Toc132126591"/>
+      <w:bookmarkStart w:id="93" w:name="_Toc133734802"/>
       <w:bookmarkEnd w:id="93"/>
-      <w:bookmarkStart w:id="94" w:name="_Toc132103163"/>
+      <w:bookmarkStart w:id="94" w:name="_Toc132126591"/>
       <w:bookmarkEnd w:id="94"/>
-      <w:bookmarkStart w:id="95" w:name="_Toc133673886"/>
+      <w:bookmarkStart w:id="95" w:name="_Toc136258878"/>
       <w:bookmarkEnd w:id="95"/>
-      <w:bookmarkStart w:id="96" w:name="_Toc132360522"/>
+      <w:bookmarkStart w:id="96" w:name="_Toc133735041"/>
       <w:bookmarkEnd w:id="96"/>
-      <w:bookmarkStart w:id="97" w:name="_Toc133679418"/>
+      <w:bookmarkStart w:id="97" w:name="_Toc137970007"/>
       <w:bookmarkEnd w:id="97"/>
-      <w:bookmarkStart w:id="98" w:name="_Toc137970007"/>
+      <w:bookmarkStart w:id="98" w:name="_Toc132360522"/>
       <w:bookmarkEnd w:id="98"/>
-      <w:bookmarkStart w:id="99" w:name="_Toc134475482"/>
+      <w:bookmarkStart w:id="99" w:name="_Toc136258065"/>
       <w:bookmarkEnd w:id="99"/>
-      <w:bookmarkStart w:id="100" w:name="_Toc133734993"/>
+      <w:bookmarkStart w:id="100" w:name="_Toc133673886"/>
       <w:bookmarkEnd w:id="100"/>
       <w:bookmarkStart w:id="101" w:name="_Toc137970205"/>
       <w:bookmarkEnd w:id="101"/>
-      <w:bookmarkStart w:id="102" w:name="_Toc133734850"/>
+      <w:bookmarkStart w:id="102" w:name="_Toc143617296"/>
       <w:bookmarkEnd w:id="102"/>
-      <w:bookmarkStart w:id="103" w:name="_Toc143617331"/>
+      <w:bookmarkStart w:id="103" w:name="_Toc133734944"/>
       <w:bookmarkEnd w:id="103"/>
-      <w:bookmarkStart w:id="104" w:name="_Toc136258878"/>
+      <w:bookmarkStart w:id="104" w:name="_Toc133734850"/>
       <w:bookmarkEnd w:id="104"/>
-      <w:bookmarkStart w:id="105" w:name="_Toc136258065"/>
+      <w:bookmarkStart w:id="105" w:name="_Toc133734993"/>
       <w:bookmarkEnd w:id="105"/>
-      <w:bookmarkStart w:id="106" w:name="_Toc133734944"/>
+      <w:bookmarkStart w:id="106" w:name="_Toc134475482"/>
       <w:bookmarkEnd w:id="106"/>
       <w:bookmarkStart w:id="107" w:name="_Toc136258923"/>
       <w:bookmarkEnd w:id="107"/>
-      <w:bookmarkStart w:id="108" w:name="_Toc133735041"/>
+      <w:bookmarkStart w:id="108" w:name="_Toc143617365"/>
       <w:bookmarkEnd w:id="108"/>
-      <w:bookmarkStart w:id="109" w:name="_Toc143617296"/>
+      <w:bookmarkStart w:id="109" w:name="_Toc143617331"/>
       <w:bookmarkEnd w:id="109"/>
-      <w:bookmarkStart w:id="110" w:name="_Toc143617365"/>
+      <w:bookmarkStart w:id="110" w:name="_Toc133679418"/>
       <w:bookmarkEnd w:id="110"/>
     </w:p>
     <w:p>
@@ -24537,8 +25707,8 @@
       </w:pPr>
       <w:bookmarkStart w:id="111" w:name="_Toc143617366"/>
       <w:bookmarkStart w:id="112" w:name="_Toc136258924"/>
-      <w:bookmarkStart w:id="113" w:name="_Toc134475483"/>
-      <w:bookmarkStart w:id="114" w:name="_Toc132100608"/>
+      <w:bookmarkStart w:id="113" w:name="_Toc132100608"/>
+      <w:bookmarkStart w:id="114" w:name="_Toc134475483"/>
       <w:r>
         <w:t>1. Assumptions &amp; Dependencies</w:t>
       </w:r>
@@ -24563,7 +25733,7 @@
     </w:p>
     <w:p>
       <w:pPr>
-        <w:pStyle w:val="14"/>
+        <w:pStyle w:val="15"/>
         <w:ind w:left="851"/>
         <w:jc w:val="both"/>
         <w:rPr>
@@ -24583,7 +25753,7 @@
     </w:p>
     <w:p>
       <w:pPr>
-        <w:pStyle w:val="14"/>
+        <w:pStyle w:val="15"/>
         <w:ind w:left="851"/>
         <w:jc w:val="both"/>
         <w:rPr>
@@ -24619,7 +25789,7 @@
     </w:p>
     <w:p>
       <w:pPr>
-        <w:pStyle w:val="14"/>
+        <w:pStyle w:val="15"/>
         <w:ind w:left="851"/>
         <w:jc w:val="both"/>
         <w:rPr>
@@ -24655,7 +25825,7 @@
     </w:p>
     <w:p>
       <w:pPr>
-        <w:pStyle w:val="14"/>
+        <w:pStyle w:val="15"/>
         <w:ind w:left="851"/>
         <w:jc w:val="both"/>
         <w:rPr>
@@ -24691,7 +25861,7 @@
     </w:p>
     <w:p>
       <w:pPr>
-        <w:pStyle w:val="14"/>
+        <w:pStyle w:val="15"/>
         <w:ind w:left="851"/>
         <w:jc w:val="both"/>
         <w:rPr>
@@ -24711,7 +25881,7 @@
     </w:p>
     <w:p>
       <w:pPr>
-        <w:pStyle w:val="14"/>
+        <w:pStyle w:val="15"/>
         <w:ind w:left="851"/>
         <w:jc w:val="both"/>
         <w:rPr>
@@ -24725,8 +25895,8 @@
       <w:pPr>
         <w:pStyle w:val="3"/>
       </w:pPr>
-      <w:bookmarkStart w:id="115" w:name="_Toc136258925"/>
-      <w:bookmarkStart w:id="116" w:name="_Toc356192845"/>
+      <w:bookmarkStart w:id="115" w:name="_Toc356192845"/>
+      <w:bookmarkStart w:id="116" w:name="_Toc136258925"/>
       <w:bookmarkStart w:id="117" w:name="_Toc143617367"/>
       <w:r>
         <w:t>2. Limitations &amp; Exclusions</w:t>
@@ -26553,7 +27723,7 @@
     <w:lsdException w:qFormat="1" w:unhideWhenUsed="0" w:uiPriority="63" w:semiHidden="0" w:name="Medium Shading 1"/>
     <w:lsdException w:qFormat="1" w:unhideWhenUsed="0" w:uiPriority="64" w:semiHidden="0" w:name="Medium Shading 2"/>
     <w:lsdException w:unhideWhenUsed="0" w:uiPriority="65" w:semiHidden="0" w:name="Medium List 1"/>
-    <w:lsdException w:qFormat="1" w:unhideWhenUsed="0" w:uiPriority="66" w:semiHidden="0" w:name="Medium List 2"/>
+    <w:lsdException w:unhideWhenUsed="0" w:uiPriority="66" w:semiHidden="0" w:name="Medium List 2"/>
     <w:lsdException w:unhideWhenUsed="0" w:uiPriority="67" w:semiHidden="0" w:name="Medium Grid 1"/>
     <w:lsdException w:unhideWhenUsed="0" w:uiPriority="68" w:semiHidden="0" w:name="Medium Grid 2"/>
     <w:lsdException w:qFormat="1" w:unhideWhenUsed="0" w:uiPriority="69" w:semiHidden="0" w:name="Medium Grid 3"/>
@@ -26580,11 +27750,11 @@
     <w:lsdException w:qFormat="1" w:unhideWhenUsed="0" w:uiPriority="61" w:semiHidden="0" w:name="Light List Accent 2"/>
     <w:lsdException w:qFormat="1" w:unhideWhenUsed="0" w:uiPriority="62" w:semiHidden="0" w:name="Light Grid Accent 2"/>
     <w:lsdException w:qFormat="1" w:unhideWhenUsed="0" w:uiPriority="63" w:semiHidden="0" w:name="Medium Shading 1 Accent 2"/>
-    <w:lsdException w:qFormat="1" w:unhideWhenUsed="0" w:uiPriority="64" w:semiHidden="0" w:name="Medium Shading 2 Accent 2"/>
+    <w:lsdException w:unhideWhenUsed="0" w:uiPriority="64" w:semiHidden="0" w:name="Medium Shading 2 Accent 2"/>
     <w:lsdException w:unhideWhenUsed="0" w:uiPriority="65" w:semiHidden="0" w:name="Medium List 1 Accent 2"/>
-    <w:lsdException w:qFormat="1" w:unhideWhenUsed="0" w:uiPriority="66" w:semiHidden="0" w:name="Medium List 2 Accent 2"/>
-    <w:lsdException w:qFormat="1" w:unhideWhenUsed="0" w:uiPriority="67" w:semiHidden="0" w:name="Medium Grid 1 Accent 2"/>
-    <w:lsdException w:qFormat="1" w:unhideWhenUsed="0" w:uiPriority="68" w:semiHidden="0" w:name="Medium Grid 2 Accent 2"/>
+    <w:lsdException w:unhideWhenUsed="0" w:uiPriority="66" w:semiHidden="0" w:name="Medium List 2 Accent 2"/>
+    <w:lsdException w:unhideWhenUsed="0" w:uiPriority="67" w:semiHidden="0" w:name="Medium Grid 1 Accent 2"/>
+    <w:lsdException w:unhideWhenUsed="0" w:uiPriority="68" w:semiHidden="0" w:name="Medium Grid 2 Accent 2"/>
     <w:lsdException w:unhideWhenUsed="0" w:uiPriority="69" w:semiHidden="0" w:name="Medium Grid 3 Accent 2"/>
     <w:lsdException w:unhideWhenUsed="0" w:uiPriority="70" w:semiHidden="0" w:name="Dark List Accent 2"/>
     <w:lsdException w:unhideWhenUsed="0" w:uiPriority="71" w:semiHidden="0" w:name="Colorful Shading Accent 2"/>
@@ -26597,7 +27767,7 @@
     <w:lsdException w:unhideWhenUsed="0" w:uiPriority="64" w:semiHidden="0" w:name="Medium Shading 2 Accent 3"/>
     <w:lsdException w:unhideWhenUsed="0" w:uiPriority="65" w:semiHidden="0" w:name="Medium List 1 Accent 3"/>
     <w:lsdException w:unhideWhenUsed="0" w:uiPriority="66" w:semiHidden="0" w:name="Medium List 2 Accent 3"/>
-    <w:lsdException w:qFormat="1" w:unhideWhenUsed="0" w:uiPriority="67" w:semiHidden="0" w:name="Medium Grid 1 Accent 3"/>
+    <w:lsdException w:unhideWhenUsed="0" w:uiPriority="67" w:semiHidden="0" w:name="Medium Grid 1 Accent 3"/>
     <w:lsdException w:unhideWhenUsed="0" w:uiPriority="68" w:semiHidden="0" w:name="Medium Grid 2 Accent 3"/>
     <w:lsdException w:unhideWhenUsed="0" w:uiPriority="69" w:semiHidden="0" w:name="Medium Grid 3 Accent 3"/>
     <w:lsdException w:unhideWhenUsed="0" w:uiPriority="70" w:semiHidden="0" w:name="Dark List Accent 3"/>
@@ -26609,9 +27779,9 @@
     <w:lsdException w:qFormat="1" w:unhideWhenUsed="0" w:uiPriority="62" w:semiHidden="0" w:name="Light Grid Accent 4"/>
     <w:lsdException w:qFormat="1" w:unhideWhenUsed="0" w:uiPriority="63" w:semiHidden="0" w:name="Medium Shading 1 Accent 4"/>
     <w:lsdException w:unhideWhenUsed="0" w:uiPriority="64" w:semiHidden="0" w:name="Medium Shading 2 Accent 4"/>
-    <w:lsdException w:qFormat="1" w:unhideWhenUsed="0" w:uiPriority="65" w:semiHidden="0" w:name="Medium List 1 Accent 4"/>
+    <w:lsdException w:unhideWhenUsed="0" w:uiPriority="65" w:semiHidden="0" w:name="Medium List 1 Accent 4"/>
     <w:lsdException w:unhideWhenUsed="0" w:uiPriority="66" w:semiHidden="0" w:name="Medium List 2 Accent 4"/>
-    <w:lsdException w:qFormat="1" w:unhideWhenUsed="0" w:uiPriority="67" w:semiHidden="0" w:name="Medium Grid 1 Accent 4"/>
+    <w:lsdException w:unhideWhenUsed="0" w:uiPriority="67" w:semiHidden="0" w:name="Medium Grid 1 Accent 4"/>
     <w:lsdException w:unhideWhenUsed="0" w:uiPriority="68" w:semiHidden="0" w:name="Medium Grid 2 Accent 4"/>
     <w:lsdException w:unhideWhenUsed="0" w:uiPriority="69" w:semiHidden="0" w:name="Medium Grid 3 Accent 4"/>
     <w:lsdException w:unhideWhenUsed="0" w:uiPriority="70" w:semiHidden="0" w:name="Dark List Accent 4"/>
@@ -26622,10 +27792,10 @@
     <w:lsdException w:qFormat="1" w:unhideWhenUsed="0" w:uiPriority="61" w:semiHidden="0" w:name="Light List Accent 5"/>
     <w:lsdException w:qFormat="1" w:unhideWhenUsed="0" w:uiPriority="62" w:semiHidden="0" w:name="Light Grid Accent 5"/>
     <w:lsdException w:qFormat="1" w:unhideWhenUsed="0" w:uiPriority="63" w:semiHidden="0" w:name="Medium Shading 1 Accent 5"/>
-    <w:lsdException w:qFormat="1" w:unhideWhenUsed="0" w:uiPriority="64" w:semiHidden="0" w:name="Medium Shading 2 Accent 5"/>
-    <w:lsdException w:qFormat="1" w:unhideWhenUsed="0" w:uiPriority="65" w:semiHidden="0" w:name="Medium List 1 Accent 5"/>
-    <w:lsdException w:qFormat="1" w:unhideWhenUsed="0" w:uiPriority="66" w:semiHidden="0" w:name="Medium List 2 Accent 5"/>
-    <w:lsdException w:qFormat="1" w:unhideWhenUsed="0" w:uiPriority="67" w:semiHidden="0" w:name="Medium Grid 1 Accent 5"/>
+    <w:lsdException w:unhideWhenUsed="0" w:uiPriority="64" w:semiHidden="0" w:name="Medium Shading 2 Accent 5"/>
+    <w:lsdException w:unhideWhenUsed="0" w:uiPriority="65" w:semiHidden="0" w:name="Medium List 1 Accent 5"/>
+    <w:lsdException w:unhideWhenUsed="0" w:uiPriority="66" w:semiHidden="0" w:name="Medium List 2 Accent 5"/>
+    <w:lsdException w:unhideWhenUsed="0" w:uiPriority="67" w:semiHidden="0" w:name="Medium Grid 1 Accent 5"/>
     <w:lsdException w:unhideWhenUsed="0" w:uiPriority="68" w:semiHidden="0" w:name="Medium Grid 2 Accent 5"/>
     <w:lsdException w:unhideWhenUsed="0" w:uiPriority="69" w:semiHidden="0" w:name="Medium Grid 3 Accent 5"/>
     <w:lsdException w:unhideWhenUsed="0" w:uiPriority="70" w:semiHidden="0" w:name="Dark List Accent 5"/>
@@ -26636,10 +27806,10 @@
     <w:lsdException w:qFormat="1" w:unhideWhenUsed="0" w:uiPriority="61" w:semiHidden="0" w:name="Light List Accent 6"/>
     <w:lsdException w:qFormat="1" w:unhideWhenUsed="0" w:uiPriority="62" w:semiHidden="0" w:name="Light Grid Accent 6"/>
     <w:lsdException w:qFormat="1" w:unhideWhenUsed="0" w:uiPriority="63" w:semiHidden="0" w:name="Medium Shading 1 Accent 6"/>
-    <w:lsdException w:qFormat="1" w:unhideWhenUsed="0" w:uiPriority="64" w:semiHidden="0" w:name="Medium Shading 2 Accent 6"/>
+    <w:lsdException w:unhideWhenUsed="0" w:uiPriority="64" w:semiHidden="0" w:name="Medium Shading 2 Accent 6"/>
     <w:lsdException w:unhideWhenUsed="0" w:uiPriority="65" w:semiHidden="0" w:name="Medium List 1 Accent 6"/>
     <w:lsdException w:unhideWhenUsed="0" w:uiPriority="66" w:semiHidden="0" w:name="Medium List 2 Accent 6"/>
-    <w:lsdException w:qFormat="1" w:unhideWhenUsed="0" w:uiPriority="67" w:semiHidden="0" w:name="Medium Grid 1 Accent 6"/>
+    <w:lsdException w:unhideWhenUsed="0" w:uiPriority="67" w:semiHidden="0" w:name="Medium Grid 1 Accent 6"/>
     <w:lsdException w:unhideWhenUsed="0" w:uiPriority="68" w:semiHidden="0" w:name="Medium Grid 2 Accent 6"/>
     <w:lsdException w:unhideWhenUsed="0" w:uiPriority="69" w:semiHidden="0" w:name="Medium Grid 3 Accent 6"/>
     <w:lsdException w:unhideWhenUsed="0" w:uiPriority="70" w:semiHidden="0" w:name="Dark List Accent 6"/>
@@ -26665,7 +27835,7 @@
     <w:name w:val="heading 1"/>
     <w:basedOn w:val="1"/>
     <w:next w:val="1"/>
-    <w:link w:val="27"/>
+    <w:link w:val="29"/>
     <w:qFormat/>
     <w:uiPriority w:val="9"/>
     <w:pPr>
@@ -26685,7 +27855,7 @@
     <w:name w:val="heading 2"/>
     <w:basedOn w:val="1"/>
     <w:next w:val="1"/>
-    <w:link w:val="26"/>
+    <w:link w:val="28"/>
     <w:unhideWhenUsed/>
     <w:qFormat/>
     <w:uiPriority w:val="9"/>
@@ -26706,7 +27876,7 @@
     <w:name w:val="heading 3"/>
     <w:basedOn w:val="1"/>
     <w:next w:val="1"/>
-    <w:link w:val="24"/>
+    <w:link w:val="26"/>
     <w:unhideWhenUsed/>
     <w:qFormat/>
     <w:uiPriority w:val="9"/>
@@ -26727,7 +27897,7 @@
     <w:name w:val="heading 4"/>
     <w:basedOn w:val="1"/>
     <w:next w:val="1"/>
-    <w:link w:val="25"/>
+    <w:link w:val="27"/>
     <w:unhideWhenUsed/>
     <w:qFormat/>
     <w:uiPriority w:val="9"/>
@@ -26748,7 +27918,7 @@
     <w:name w:val="heading 5"/>
     <w:basedOn w:val="1"/>
     <w:next w:val="1"/>
-    <w:link w:val="29"/>
+    <w:link w:val="31"/>
     <w:autoRedefine/>
     <w:unhideWhenUsed/>
     <w:qFormat/>
@@ -26790,7 +27960,7 @@
   <w:style w:type="paragraph" w:styleId="9">
     <w:name w:val="Body Text"/>
     <w:basedOn w:val="1"/>
-    <w:link w:val="28"/>
+    <w:link w:val="30"/>
     <w:qFormat/>
     <w:uiPriority w:val="0"/>
     <w:pPr>
@@ -26810,7 +27980,7 @@
   <w:style w:type="paragraph" w:styleId="11">
     <w:name w:val="footer"/>
     <w:basedOn w:val="1"/>
-    <w:link w:val="37"/>
+    <w:link w:val="39"/>
     <w:unhideWhenUsed/>
     <w:qFormat/>
     <w:uiPriority w:val="99"/>
@@ -26824,7 +27994,7 @@
   <w:style w:type="paragraph" w:styleId="12">
     <w:name w:val="header"/>
     <w:basedOn w:val="1"/>
-    <w:link w:val="36"/>
+    <w:link w:val="38"/>
     <w:unhideWhenUsed/>
     <w:qFormat/>
     <w:uiPriority w:val="99"/>
@@ -26836,6 +28006,18 @@
     </w:pPr>
   </w:style>
   <w:style w:type="character" w:styleId="13">
+    <w:name w:val="HTML Code"/>
+    <w:basedOn w:val="7"/>
+    <w:semiHidden/>
+    <w:unhideWhenUsed/>
+    <w:uiPriority w:val="99"/>
+    <w:rPr>
+      <w:rFonts w:ascii="Courier New" w:hAnsi="Courier New" w:cs="Courier New"/>
+      <w:sz w:val="20"/>
+      <w:szCs w:val="20"/>
+    </w:rPr>
+  </w:style>
+  <w:style w:type="character" w:styleId="14">
     <w:name w:val="Hyperlink"/>
     <w:basedOn w:val="7"/>
     <w:unhideWhenUsed/>
@@ -26851,7 +28033,7 @@
       </w14:textFill>
     </w:rPr>
   </w:style>
-  <w:style w:type="paragraph" w:styleId="14">
+  <w:style w:type="paragraph" w:styleId="15">
     <w:name w:val="List"/>
     <w:basedOn w:val="1"/>
     <w:semiHidden/>
@@ -26865,7 +28047,7 @@
       <w:sz w:val="24"/>
     </w:rPr>
   </w:style>
-  <w:style w:type="paragraph" w:styleId="15">
+  <w:style w:type="paragraph" w:styleId="16">
     <w:name w:val="Normal (Web)"/>
     <w:basedOn w:val="1"/>
     <w:semiHidden/>
@@ -26880,7 +28062,7 @@
       <w:szCs w:val="24"/>
     </w:rPr>
   </w:style>
-  <w:style w:type="table" w:styleId="16">
+  <w:style w:type="table" w:styleId="17">
     <w:name w:val="Table Grid"/>
     <w:basedOn w:val="8"/>
     <w:qFormat/>
@@ -26899,10 +28081,10 @@
       </w:tblBorders>
     </w:tblPr>
   </w:style>
-  <w:style w:type="paragraph" w:styleId="17">
+  <w:style w:type="paragraph" w:styleId="18">
     <w:name w:val="Title"/>
     <w:basedOn w:val="1"/>
-    <w:link w:val="32"/>
+    <w:link w:val="34"/>
     <w:qFormat/>
     <w:uiPriority w:val="0"/>
     <w:pPr>
@@ -26916,7 +28098,7 @@
       <w:szCs w:val="52"/>
     </w:rPr>
   </w:style>
-  <w:style w:type="paragraph" w:styleId="18">
+  <w:style w:type="paragraph" w:styleId="19">
     <w:name w:val="toc 1"/>
     <w:basedOn w:val="1"/>
     <w:next w:val="1"/>
@@ -26928,7 +28110,7 @@
       <w:spacing w:after="100"/>
     </w:pPr>
   </w:style>
-  <w:style w:type="paragraph" w:styleId="19">
+  <w:style w:type="paragraph" w:styleId="20">
     <w:name w:val="toc 2"/>
     <w:basedOn w:val="1"/>
     <w:next w:val="1"/>
@@ -26941,7 +28123,7 @@
       <w:ind w:left="220"/>
     </w:pPr>
   </w:style>
-  <w:style w:type="paragraph" w:styleId="20">
+  <w:style w:type="paragraph" w:styleId="21">
     <w:name w:val="toc 3"/>
     <w:basedOn w:val="1"/>
     <w:next w:val="1"/>
@@ -26954,10 +28136,10 @@
       <w:ind w:left="440"/>
     </w:pPr>
   </w:style>
-  <w:style w:type="paragraph" w:customStyle="1" w:styleId="21">
+  <w:style w:type="paragraph" w:customStyle="1" w:styleId="22">
     <w:name w:val="Paragraph"/>
     <w:basedOn w:val="1"/>
-    <w:link w:val="30"/>
+    <w:link w:val="32"/>
     <w:qFormat/>
     <w:uiPriority w:val="0"/>
     <w:pPr>
@@ -26970,10 +28152,26 @@
       <w:szCs w:val="24"/>
     </w:rPr>
   </w:style>
-  <w:style w:type="paragraph" w:styleId="22">
+  <w:style w:type="paragraph" w:customStyle="1" w:styleId="23">
+    <w:name w:val="Doan Van"/>
+    <w:basedOn w:val="1"/>
+    <w:next w:val="1"/>
+    <w:uiPriority w:val="0"/>
+    <w:pPr>
+      <w:spacing w:after="100" w:line="276" w:lineRule="auto"/>
+      <w:ind w:firstLine="0"/>
+    </w:pPr>
+    <w:rPr>
+      <w:rFonts w:ascii="Times New Roman" w:hAnsi="Times New Roman" w:eastAsia="SimSun" w:cs="SimSun"/>
+      <w:bCs/>
+      <w:sz w:val="24"/>
+      <w:szCs w:val="24"/>
+    </w:rPr>
+  </w:style>
+  <w:style w:type="paragraph" w:styleId="24">
     <w:name w:val="List Paragraph"/>
     <w:basedOn w:val="1"/>
-    <w:link w:val="39"/>
+    <w:link w:val="41"/>
     <w:qFormat/>
     <w:uiPriority w:val="34"/>
     <w:pPr>
@@ -26981,7 +28179,7 @@
       <w:contextualSpacing/>
     </w:pPr>
   </w:style>
-  <w:style w:type="table" w:customStyle="1" w:styleId="23">
+  <w:style w:type="table" w:customStyle="1" w:styleId="25">
     <w:name w:val="Grid Table Light"/>
     <w:basedOn w:val="8"/>
     <w:qFormat/>
@@ -27000,7 +28198,7 @@
       </w:tblBorders>
     </w:tblPr>
   </w:style>
-  <w:style w:type="character" w:customStyle="1" w:styleId="24">
+  <w:style w:type="character" w:customStyle="1" w:styleId="26">
     <w:name w:val="Heading 3 Char"/>
     <w:basedOn w:val="7"/>
     <w:link w:val="4"/>
@@ -27013,7 +28211,7 @@
       <w:szCs w:val="24"/>
     </w:rPr>
   </w:style>
-  <w:style w:type="character" w:customStyle="1" w:styleId="25">
+  <w:style w:type="character" w:customStyle="1" w:styleId="27">
     <w:name w:val="Heading 4 Char"/>
     <w:basedOn w:val="7"/>
     <w:link w:val="5"/>
@@ -27027,7 +28225,7 @@
       <w:szCs w:val="20"/>
     </w:rPr>
   </w:style>
-  <w:style w:type="character" w:customStyle="1" w:styleId="26">
+  <w:style w:type="character" w:customStyle="1" w:styleId="28">
     <w:name w:val="Heading 2 Char"/>
     <w:basedOn w:val="7"/>
     <w:link w:val="3"/>
@@ -27040,7 +28238,7 @@
       <w:szCs w:val="26"/>
     </w:rPr>
   </w:style>
-  <w:style w:type="character" w:customStyle="1" w:styleId="27">
+  <w:style w:type="character" w:customStyle="1" w:styleId="29">
     <w:name w:val="Heading 1 Char"/>
     <w:basedOn w:val="7"/>
     <w:link w:val="2"/>
@@ -27053,7 +28251,7 @@
       <w:szCs w:val="32"/>
     </w:rPr>
   </w:style>
-  <w:style w:type="character" w:customStyle="1" w:styleId="28">
+  <w:style w:type="character" w:customStyle="1" w:styleId="30">
     <w:name w:val="Body Text Char"/>
     <w:basedOn w:val="7"/>
     <w:link w:val="9"/>
@@ -27064,7 +28262,7 @@
       <w:szCs w:val="20"/>
     </w:rPr>
   </w:style>
-  <w:style w:type="character" w:customStyle="1" w:styleId="29">
+  <w:style w:type="character" w:customStyle="1" w:styleId="31">
     <w:name w:val="Heading 5 Char"/>
     <w:basedOn w:val="7"/>
     <w:link w:val="6"/>
@@ -27077,10 +28275,10 @@
       <w:u w:val="single"/>
     </w:rPr>
   </w:style>
-  <w:style w:type="character" w:customStyle="1" w:styleId="30">
+  <w:style w:type="character" w:customStyle="1" w:styleId="32">
     <w:name w:val="Paragraph Char"/>
     <w:basedOn w:val="7"/>
-    <w:link w:val="21"/>
+    <w:link w:val="22"/>
     <w:qFormat/>
     <w:uiPriority w:val="0"/>
     <w:rPr>
@@ -27088,7 +28286,7 @@
       <w:szCs w:val="24"/>
     </w:rPr>
   </w:style>
-  <w:style w:type="paragraph" w:customStyle="1" w:styleId="31">
+  <w:style w:type="paragraph" w:customStyle="1" w:styleId="33">
     <w:name w:val="template"/>
     <w:basedOn w:val="1"/>
     <w:qFormat/>
@@ -27101,10 +28299,10 @@
       <w:i/>
     </w:rPr>
   </w:style>
-  <w:style w:type="character" w:customStyle="1" w:styleId="32">
+  <w:style w:type="character" w:customStyle="1" w:styleId="34">
     <w:name w:val="Title Char"/>
     <w:basedOn w:val="7"/>
-    <w:link w:val="17"/>
+    <w:link w:val="18"/>
     <w:qFormat/>
     <w:uiPriority w:val="0"/>
     <w:rPr>
@@ -27114,7 +28312,7 @@
       <w:szCs w:val="52"/>
     </w:rPr>
   </w:style>
-  <w:style w:type="paragraph" w:customStyle="1" w:styleId="33">
+  <w:style w:type="paragraph" w:customStyle="1" w:styleId="35">
     <w:name w:val="Bang"/>
     <w:basedOn w:val="1"/>
     <w:qFormat/>
@@ -27128,7 +28326,7 @@
       <w:szCs w:val="18"/>
     </w:rPr>
   </w:style>
-  <w:style w:type="paragraph" w:customStyle="1" w:styleId="34">
+  <w:style w:type="paragraph" w:customStyle="1" w:styleId="36">
     <w:name w:val="Heading Lv1"/>
     <w:basedOn w:val="1"/>
     <w:qFormat/>
@@ -27146,7 +28344,7 @@
       <w:sz w:val="20"/>
     </w:rPr>
   </w:style>
-  <w:style w:type="paragraph" w:customStyle="1" w:styleId="35">
+  <w:style w:type="paragraph" w:customStyle="1" w:styleId="37">
     <w:name w:val="TOC Heading"/>
     <w:basedOn w:val="2"/>
     <w:next w:val="1"/>
@@ -27158,7 +28356,7 @@
       <w:outlineLvl w:val="9"/>
     </w:pPr>
   </w:style>
-  <w:style w:type="character" w:customStyle="1" w:styleId="36">
+  <w:style w:type="character" w:customStyle="1" w:styleId="38">
     <w:name w:val="Header Char"/>
     <w:basedOn w:val="7"/>
     <w:link w:val="12"/>
@@ -27169,7 +28367,7 @@
       <w:szCs w:val="20"/>
     </w:rPr>
   </w:style>
-  <w:style w:type="character" w:customStyle="1" w:styleId="37">
+  <w:style w:type="character" w:customStyle="1" w:styleId="39">
     <w:name w:val="Footer Char"/>
     <w:basedOn w:val="7"/>
     <w:link w:val="11"/>
@@ -27180,7 +28378,7 @@
       <w:szCs w:val="20"/>
     </w:rPr>
   </w:style>
-  <w:style w:type="table" w:customStyle="1" w:styleId="38">
+  <w:style w:type="table" w:customStyle="1" w:styleId="40">
     <w:name w:val="Kiểu2"/>
     <w:basedOn w:val="8"/>
     <w:qFormat/>
@@ -27219,10 +28417,10 @@
       </w:tcPr>
     </w:tblStylePr>
   </w:style>
-  <w:style w:type="character" w:customStyle="1" w:styleId="39">
+  <w:style w:type="character" w:customStyle="1" w:styleId="41">
     <w:name w:val="List Paragraph Char"/>
     <w:basedOn w:val="7"/>
-    <w:link w:val="22"/>
+    <w:link w:val="24"/>
     <w:qFormat/>
     <w:uiPriority w:val="34"/>
     <w:rPr>
@@ -27230,7 +28428,7 @@
       <w:szCs w:val="20"/>
     </w:rPr>
   </w:style>
-  <w:style w:type="character" w:customStyle="1" w:styleId="40">
+  <w:style w:type="character" w:customStyle="1" w:styleId="42">
     <w:name w:val="Unresolved Mention"/>
     <w:basedOn w:val="7"/>
     <w:semiHidden/>
@@ -27242,7 +28440,7 @@
       <w:shd w:val="clear" w:color="auto" w:fill="E1DFDD"/>
     </w:rPr>
   </w:style>
-  <w:style w:type="paragraph" w:customStyle="1" w:styleId="41">
+  <w:style w:type="paragraph" w:customStyle="1" w:styleId="43">
     <w:name w:val="Table Text"/>
     <w:basedOn w:val="1"/>
     <w:qFormat/>

--- a/Auction_Online_System_RDS .docx
+++ b/Auction_Online_System_RDS .docx
@@ -166,11 +166,21 @@
       </w:pPr>
       <w:r>
         <w:rPr>
+          <w:rFonts w:hint="default"/>
+          <w:b/>
+          <w:sz w:val="36"/>
+          <w:szCs w:val="36"/>
+          <w:lang w:val="vi-VN"/>
+        </w:rPr>
+        <w:t>Auction Online</w:t>
+      </w:r>
+      <w:r>
+        <w:rPr>
           <w:b/>
           <w:sz w:val="36"/>
           <w:szCs w:val="36"/>
         </w:rPr>
-        <w:t>Global Access Management System (GAMS)</w:t>
+        <w:t xml:space="preserve"> System</w:t>
       </w:r>
     </w:p>
     <w:p>
@@ -321,7 +331,41 @@
           <w:sz w:val="28"/>
           <w:szCs w:val="28"/>
         </w:rPr>
-        <w:t>– Hanoi, August 2022 –</w:t>
+        <w:t xml:space="preserve">– </w:t>
+      </w:r>
+      <w:r>
+        <w:rPr>
+          <w:rFonts w:hint="default" w:cstheme="minorHAnsi"/>
+          <w:sz w:val="28"/>
+          <w:szCs w:val="28"/>
+          <w:lang w:val="vi-VN"/>
+        </w:rPr>
+        <w:t>Da Nang</w:t>
+      </w:r>
+      <w:r>
+        <w:rPr>
+          <w:rFonts w:cstheme="minorHAnsi"/>
+          <w:sz w:val="28"/>
+          <w:szCs w:val="28"/>
+        </w:rPr>
+        <w:t xml:space="preserve">, </w:t>
+      </w:r>
+      <w:r>
+        <w:rPr>
+          <w:rFonts w:hint="default" w:cstheme="minorHAnsi"/>
+          <w:sz w:val="28"/>
+          <w:szCs w:val="28"/>
+          <w:lang w:val="vi-VN"/>
+        </w:rPr>
+        <w:t>June 2026</w:t>
+      </w:r>
+      <w:r>
+        <w:rPr>
+          <w:rFonts w:cstheme="minorHAnsi"/>
+          <w:sz w:val="28"/>
+          <w:szCs w:val="28"/>
+        </w:rPr>
+        <w:t xml:space="preserve"> –</w:t>
       </w:r>
     </w:p>
     <w:p>
@@ -340,8 +384,8 @@
       </w:pPr>
       <w:bookmarkStart w:id="0" w:name="_Toc83330272"/>
       <w:bookmarkStart w:id="1" w:name="_Toc126827254"/>
-      <w:bookmarkStart w:id="2" w:name="_Toc134475437"/>
-      <w:bookmarkStart w:id="3" w:name="_Toc83330363"/>
+      <w:bookmarkStart w:id="2" w:name="_Toc83330363"/>
+      <w:bookmarkStart w:id="3" w:name="_Toc134475437"/>
       <w:bookmarkStart w:id="4" w:name="_Toc143617337"/>
       <w:r>
         <w:t>Record of Changes</w:t>
@@ -606,7 +650,18 @@
           <w:p>
             <w:pPr>
               <w:pStyle w:val="35"/>
-            </w:pPr>
+              <w:rPr>
+                <w:rFonts w:hint="default"/>
+                <w:lang w:val="vi-VN"/>
+              </w:rPr>
+            </w:pPr>
+            <w:r>
+              <w:rPr>
+                <w:rFonts w:hint="default"/>
+                <w:lang w:val="vi-VN"/>
+              </w:rPr>
+              <w:t>v1.1</w:t>
+            </w:r>
           </w:p>
         </w:tc>
         <w:tc>
@@ -617,7 +672,18 @@
             <w:pPr>
               <w:pStyle w:val="35"/>
               <w:jc w:val="center"/>
-            </w:pPr>
+              <w:rPr>
+                <w:rFonts w:hint="default"/>
+                <w:lang w:val="vi-VN"/>
+              </w:rPr>
+            </w:pPr>
+            <w:r>
+              <w:rPr>
+                <w:rFonts w:hint="default"/>
+                <w:lang w:val="vi-VN"/>
+              </w:rPr>
+              <w:t>15/6</w:t>
+            </w:r>
           </w:p>
         </w:tc>
         <w:tc>
@@ -627,7 +693,18 @@
           <w:p>
             <w:pPr>
               <w:pStyle w:val="35"/>
-            </w:pPr>
+              <w:rPr>
+                <w:rFonts w:hint="default"/>
+                <w:lang w:val="vi-VN"/>
+              </w:rPr>
+            </w:pPr>
+            <w:r>
+              <w:rPr>
+                <w:rFonts w:hint="default"/>
+                <w:lang w:val="vi-VN"/>
+              </w:rPr>
+              <w:t>A</w:t>
+            </w:r>
           </w:p>
         </w:tc>
         <w:tc>
@@ -637,7 +714,18 @@
           <w:p>
             <w:pPr>
               <w:pStyle w:val="35"/>
-            </w:pPr>
+              <w:rPr>
+                <w:rFonts w:hint="default"/>
+                <w:lang w:val="vi-VN"/>
+              </w:rPr>
+            </w:pPr>
+            <w:r>
+              <w:rPr>
+                <w:rFonts w:hint="default"/>
+                <w:lang w:val="vi-VN"/>
+              </w:rPr>
+              <w:t>Tuan</w:t>
+            </w:r>
           </w:p>
         </w:tc>
         <w:tc>
@@ -647,7 +735,18 @@
           <w:p>
             <w:pPr>
               <w:pStyle w:val="35"/>
-            </w:pPr>
+              <w:rPr>
+                <w:rFonts w:hint="default"/>
+                <w:lang w:val="vi-VN"/>
+              </w:rPr>
+            </w:pPr>
+            <w:r>
+              <w:rPr>
+                <w:rFonts w:hint="default"/>
+                <w:lang w:val="vi-VN"/>
+              </w:rPr>
+              <w:t>Add screen flow</w:t>
+            </w:r>
           </w:p>
         </w:tc>
       </w:tr>
@@ -3028,8 +3127,8 @@
       <w:pPr>
         <w:pStyle w:val="3"/>
       </w:pPr>
-      <w:bookmarkStart w:id="6" w:name="_Toc143617339"/>
-      <w:bookmarkStart w:id="7" w:name="_Toc72138561"/>
+      <w:bookmarkStart w:id="6" w:name="_Toc72138561"/>
+      <w:bookmarkStart w:id="7" w:name="_Toc143617339"/>
       <w:r>
         <w:rPr>
           <w:lang w:val="vi-VN"/>
@@ -3932,8 +4031,8 @@
       <w:pPr>
         <w:pStyle w:val="4"/>
       </w:pPr>
-      <w:bookmarkStart w:id="10" w:name="_Toc72138563"/>
-      <w:bookmarkStart w:id="11" w:name="_Toc143617341"/>
+      <w:bookmarkStart w:id="10" w:name="_Toc143617341"/>
+      <w:bookmarkStart w:id="11" w:name="_Toc72138563"/>
       <w:r>
         <w:rPr>
           <w:lang w:val="vi-VN"/>
@@ -4020,6 +4119,13 @@
       <w:r>
         <w:rPr>
           <w:rFonts w:hint="default"/>
+          <w:lang w:val="vi-VN"/>
+        </w:rPr>
+        <w:t xml:space="preserve">Picture 1. </w:t>
+      </w:r>
+      <w:r>
+        <w:rPr>
+          <w:rFonts w:hint="default"/>
           <w:lang w:val="en-US"/>
         </w:rPr>
         <w:t>Auction online system usecase diagram</w:t>
@@ -4079,6 +4185,13 @@
           <w:lang w:val="en-US"/>
         </w:rPr>
       </w:pPr>
+      <w:r>
+        <w:rPr>
+          <w:rFonts w:hint="default"/>
+          <w:lang w:val="vi-VN"/>
+        </w:rPr>
+        <w:t xml:space="preserve">Picture 2. </w:t>
+      </w:r>
       <w:r>
         <w:rPr>
           <w:rFonts w:hint="default"/>
@@ -4156,6 +4269,13 @@
       <w:r>
         <w:rPr>
           <w:rFonts w:hint="default"/>
+          <w:lang w:val="vi-VN"/>
+        </w:rPr>
+        <w:t xml:space="preserve">Picture 3. </w:t>
+      </w:r>
+      <w:r>
+        <w:rPr>
+          <w:rFonts w:hint="default"/>
           <w:lang w:val="en-US"/>
         </w:rPr>
         <w:t>Buyer use case diagram</w:t>
@@ -4222,6 +4342,13 @@
       <w:r>
         <w:rPr>
           <w:rFonts w:hint="default"/>
+          <w:lang w:val="vi-VN"/>
+        </w:rPr>
+        <w:t xml:space="preserve">Picture 4. </w:t>
+      </w:r>
+      <w:r>
+        <w:rPr>
+          <w:rFonts w:hint="default"/>
           <w:lang w:val="en-US"/>
         </w:rPr>
         <w:t>Seller use case diagram</w:t>
@@ -4281,6 +4408,13 @@
           <w:lang w:val="en-US"/>
         </w:rPr>
       </w:pPr>
+      <w:r>
+        <w:rPr>
+          <w:rFonts w:hint="default"/>
+          <w:lang w:val="vi-VN"/>
+        </w:rPr>
+        <w:t xml:space="preserve">Picture 5. </w:t>
+      </w:r>
       <w:r>
         <w:rPr>
           <w:rFonts w:hint="default"/>
@@ -4350,6 +4484,13 @@
       <w:r>
         <w:rPr>
           <w:rFonts w:hint="default"/>
+          <w:lang w:val="vi-VN"/>
+        </w:rPr>
+        <w:t xml:space="preserve">Picture 6. </w:t>
+      </w:r>
+      <w:r>
+        <w:rPr>
+          <w:rFonts w:hint="default"/>
           <w:lang w:val="en-US"/>
         </w:rPr>
         <w:t>Admin use case diagram</w:t>
@@ -5429,6 +5570,14 @@
         </w:tc>
       </w:tr>
       <w:tr>
+        <w:tblPrEx>
+          <w:tblCellMar>
+            <w:top w:w="0" w:type="dxa"/>
+            <w:left w:w="108" w:type="dxa"/>
+            <w:bottom w:w="0" w:type="dxa"/>
+            <w:right w:w="108" w:type="dxa"/>
+          </w:tblCellMar>
+        </w:tblPrEx>
         <w:trPr>
           <w:trHeight w:val="288" w:hRule="atLeast"/>
         </w:trPr>
@@ -9370,10 +9519,6 @@
     <w:p>
       <w:pPr>
         <w:pStyle w:val="4"/>
-        <w:rPr>
-          <w:i/>
-          <w:color w:val="0000FF"/>
-        </w:rPr>
       </w:pPr>
       <w:bookmarkStart w:id="14" w:name="_Toc143617343"/>
       <w:bookmarkStart w:id="15" w:name="_Toc72138566"/>
@@ -9388,32 +9533,14 @@
       </w:r>
       <w:bookmarkEnd w:id="14"/>
     </w:p>
+    <w:p/>
     <w:p>
-      <w:pPr>
-        <w:jc w:val="both"/>
-        <w:rPr>
-          <w:i/>
-          <w:color w:val="0000FF"/>
-        </w:rPr>
-      </w:pPr>
-      <w:r>
-        <w:rPr>
-          <w:i/>
-          <w:color w:val="0000FF"/>
-        </w:rPr>
-        <w:t>[This part shows the system screens and the relationship among screens. You can draw the Screens Flow for the system in the form of diagram as below. Please note that beside the normal flat screen, we might have the oval notation for pop-up screen (Import Order) or a screen with multiple information tab (Order Details), etc. You may also use text or background format for different visuality purpose]</w:t>
-      </w:r>
-    </w:p>
-    <w:p>
-      <w:pPr>
-        <w:jc w:val="center"/>
-      </w:pPr>
       <w:r>
         <w:drawing>
-          <wp:inline distT="0" distB="0" distL="0" distR="0">
-            <wp:extent cx="5943600" cy="2539365"/>
-            <wp:effectExtent l="0" t="0" r="0" b="0"/>
-            <wp:docPr id="6" name="Picture 6"/>
+          <wp:inline distT="0" distB="0" distL="114300" distR="114300">
+            <wp:extent cx="5936615" cy="2947670"/>
+            <wp:effectExtent l="0" t="0" r="6985" b="8890"/>
+            <wp:docPr id="11" name="Picture 2"/>
             <wp:cNvGraphicFramePr>
               <a:graphicFrameLocks xmlns:a="http://schemas.openxmlformats.org/drawingml/2006/main" noChangeAspect="1"/>
             </wp:cNvGraphicFramePr>
@@ -9421,7 +9548,7 @@
               <a:graphicData uri="http://schemas.openxmlformats.org/drawingml/2006/picture">
                 <pic:pic xmlns:pic="http://schemas.openxmlformats.org/drawingml/2006/picture">
                   <pic:nvPicPr>
-                    <pic:cNvPr id="6" name="Picture 6"/>
+                    <pic:cNvPr id="11" name="Picture 2"/>
                     <pic:cNvPicPr>
                       <a:picLocks noChangeAspect="1"/>
                     </pic:cNvPicPr>
@@ -9435,11 +9562,15 @@
                   <pic:spPr>
                     <a:xfrm>
                       <a:off x="0" y="0"/>
-                      <a:ext cx="5943600" cy="2539365"/>
+                      <a:ext cx="5936615" cy="2947670"/>
                     </a:xfrm>
                     <a:prstGeom prst="rect">
                       <a:avLst/>
                     </a:prstGeom>
+                    <a:noFill/>
+                    <a:ln>
+                      <a:noFill/>
+                    </a:ln>
                   </pic:spPr>
                 </pic:pic>
               </a:graphicData>
@@ -9447,6 +9578,39 @@
           </wp:inline>
         </w:drawing>
       </w:r>
+    </w:p>
+    <w:p>
+      <w:pPr>
+        <w:jc w:val="center"/>
+        <w:rPr>
+          <w:rFonts w:hint="default"/>
+          <w:lang w:val="vi-VN"/>
+        </w:rPr>
+      </w:pPr>
+      <w:r>
+        <w:rPr>
+          <w:rFonts w:hint="default"/>
+          <w:lang w:val="vi-VN"/>
+        </w:rPr>
+        <w:t>Picture 7. Screens flow</w:t>
+      </w:r>
+    </w:p>
+    <w:p>
+      <w:pPr>
+        <w:jc w:val="center"/>
+      </w:pPr>
+    </w:p>
+    <w:p>
+      <w:pPr>
+        <w:jc w:val="center"/>
+      </w:pPr>
+    </w:p>
+    <w:p>
+      <w:pPr>
+        <w:jc w:val="center"/>
+      </w:pPr>
+      <w:bookmarkStart w:id="121" w:name="_GoBack"/>
+      <w:bookmarkEnd w:id="121"/>
     </w:p>
     <w:p>
       <w:pPr>
@@ -10880,6 +11044,14 @@
       </w:tr>
       <w:tr>
         <w:tblPrEx>
+          <w:tblBorders>
+            <w:top w:val="single" w:color="auto" w:sz="4" w:space="0"/>
+            <w:left w:val="single" w:color="auto" w:sz="4" w:space="0"/>
+            <w:bottom w:val="single" w:color="auto" w:sz="4" w:space="0"/>
+            <w:right w:val="single" w:color="auto" w:sz="4" w:space="0"/>
+            <w:insideH w:val="single" w:color="auto" w:sz="4" w:space="0"/>
+            <w:insideV w:val="single" w:color="auto" w:sz="4" w:space="0"/>
+          </w:tblBorders>
           <w:tblCellMar>
             <w:top w:w="0" w:type="dxa"/>
             <w:left w:w="108" w:type="dxa"/>
@@ -11905,8 +12077,8 @@
       <w:pPr>
         <w:pStyle w:val="4"/>
       </w:pPr>
-      <w:bookmarkStart w:id="20" w:name="_Toc133678706"/>
-      <w:bookmarkStart w:id="21" w:name="_Toc135985794"/>
+      <w:bookmarkStart w:id="20" w:name="_Toc135985794"/>
+      <w:bookmarkStart w:id="21" w:name="_Toc133678706"/>
       <w:bookmarkStart w:id="22" w:name="_Toc143617348"/>
       <w:bookmarkStart w:id="23" w:name="_Toc135985793"/>
       <w:r>
@@ -12223,8 +12395,6 @@
             <w:r>
               <w:t>- Foreign keys: None</w:t>
             </w:r>
-            <w:bookmarkStart w:id="121" w:name="_GoBack"/>
-            <w:bookmarkEnd w:id="121"/>
           </w:p>
         </w:tc>
       </w:tr>
@@ -14197,12 +14367,6 @@
             <w:insideH w:val="single" w:color="auto" w:sz="6" w:space="0"/>
             <w:insideV w:val="single" w:color="auto" w:sz="6" w:space="0"/>
           </w:tblBorders>
-          <w:tblCellMar>
-            <w:top w:w="0" w:type="dxa"/>
-            <w:left w:w="108" w:type="dxa"/>
-            <w:bottom w:w="0" w:type="dxa"/>
-            <w:right w:w="108" w:type="dxa"/>
-          </w:tblCellMar>
         </w:tblPrEx>
         <w:tc>
           <w:tcPr>
@@ -14409,12 +14573,6 @@
             <w:insideH w:val="single" w:color="auto" w:sz="6" w:space="0"/>
             <w:insideV w:val="single" w:color="auto" w:sz="6" w:space="0"/>
           </w:tblBorders>
-          <w:tblCellMar>
-            <w:top w:w="0" w:type="dxa"/>
-            <w:left w:w="108" w:type="dxa"/>
-            <w:bottom w:w="0" w:type="dxa"/>
-            <w:right w:w="108" w:type="dxa"/>
-          </w:tblCellMar>
         </w:tblPrEx>
         <w:tc>
           <w:tcPr>
@@ -14628,6 +14786,12 @@
             <w:insideH w:val="single" w:color="auto" w:sz="6" w:space="0"/>
             <w:insideV w:val="single" w:color="auto" w:sz="6" w:space="0"/>
           </w:tblBorders>
+          <w:tblCellMar>
+            <w:top w:w="0" w:type="dxa"/>
+            <w:left w:w="108" w:type="dxa"/>
+            <w:bottom w:w="0" w:type="dxa"/>
+            <w:right w:w="108" w:type="dxa"/>
+          </w:tblCellMar>
         </w:tblPrEx>
         <w:tc>
           <w:tcPr>
@@ -14728,12 +14892,6 @@
             <w:insideH w:val="single" w:color="auto" w:sz="6" w:space="0"/>
             <w:insideV w:val="single" w:color="auto" w:sz="6" w:space="0"/>
           </w:tblBorders>
-          <w:tblCellMar>
-            <w:top w:w="0" w:type="dxa"/>
-            <w:left w:w="108" w:type="dxa"/>
-            <w:bottom w:w="0" w:type="dxa"/>
-            <w:right w:w="108" w:type="dxa"/>
-          </w:tblCellMar>
         </w:tblPrEx>
         <w:tc>
           <w:tcPr>
@@ -17670,8 +17828,8 @@
         <w:pStyle w:val="3"/>
       </w:pPr>
       <w:bookmarkStart w:id="35" w:name="_Toc143617355"/>
-      <w:bookmarkStart w:id="36" w:name="_Toc136258913"/>
-      <w:bookmarkStart w:id="37" w:name="_Toc134475472"/>
+      <w:bookmarkStart w:id="36" w:name="_Toc134475472"/>
+      <w:bookmarkStart w:id="37" w:name="_Toc136258913"/>
       <w:bookmarkStart w:id="38" w:name="_Toc132100607"/>
       <w:r>
         <w:t>3. Patron Feature</w:t>
@@ -24120,12 +24278,6 @@
             <w:insideH w:val="single" w:color="auto" w:sz="8" w:space="0"/>
             <w:insideV w:val="single" w:color="auto" w:sz="8" w:space="0"/>
           </w:tblBorders>
-          <w:tblCellMar>
-            <w:top w:w="0" w:type="dxa"/>
-            <w:left w:w="108" w:type="dxa"/>
-            <w:bottom w:w="0" w:type="dxa"/>
-            <w:right w:w="108" w:type="dxa"/>
-          </w:tblCellMar>
         </w:tblPrEx>
         <w:tc>
           <w:tcPr>
@@ -25501,9 +25653,9 @@
       <w:pPr>
         <w:pStyle w:val="2"/>
       </w:pPr>
-      <w:bookmarkStart w:id="45" w:name="_Toc143617362"/>
-      <w:bookmarkStart w:id="46" w:name="_Toc136258920"/>
-      <w:bookmarkStart w:id="47" w:name="_Toc134475479"/>
+      <w:bookmarkStart w:id="45" w:name="_Toc136258920"/>
+      <w:bookmarkStart w:id="46" w:name="_Toc134475479"/>
+      <w:bookmarkStart w:id="47" w:name="_Toc143617362"/>
       <w:r>
         <w:t>IV. Appendix</w:t>
       </w:r>
@@ -25532,47 +25684,47 @@
           <w:szCs w:val="28"/>
         </w:rPr>
       </w:pPr>
-      <w:bookmarkStart w:id="48" w:name="_Toc132103126"/>
+      <w:bookmarkStart w:id="48" w:name="_Toc137970203"/>
       <w:bookmarkEnd w:id="48"/>
-      <w:bookmarkStart w:id="49" w:name="_Toc133679416"/>
+      <w:bookmarkStart w:id="49" w:name="_Toc133734800"/>
       <w:bookmarkEnd w:id="49"/>
-      <w:bookmarkStart w:id="50" w:name="_Toc136258063"/>
+      <w:bookmarkStart w:id="50" w:name="_Toc132103161"/>
       <w:bookmarkEnd w:id="50"/>
-      <w:bookmarkStart w:id="51" w:name="_Toc136258876"/>
+      <w:bookmarkStart w:id="51" w:name="_Toc132126589"/>
       <w:bookmarkEnd w:id="51"/>
-      <w:bookmarkStart w:id="52" w:name="_Toc134475480"/>
+      <w:bookmarkStart w:id="52" w:name="_Toc132360520"/>
       <w:bookmarkEnd w:id="52"/>
-      <w:bookmarkStart w:id="53" w:name="_Toc133735039"/>
+      <w:bookmarkStart w:id="53" w:name="_Toc133673884"/>
       <w:bookmarkEnd w:id="53"/>
-      <w:bookmarkStart w:id="54" w:name="_Toc143617363"/>
+      <w:bookmarkStart w:id="54" w:name="_Toc133734991"/>
       <w:bookmarkEnd w:id="54"/>
-      <w:bookmarkStart w:id="55" w:name="_Toc133673884"/>
+      <w:bookmarkStart w:id="55" w:name="_Toc133734942"/>
       <w:bookmarkEnd w:id="55"/>
-      <w:bookmarkStart w:id="56" w:name="_Toc133734800"/>
+      <w:bookmarkStart w:id="56" w:name="_Toc134475480"/>
       <w:bookmarkEnd w:id="56"/>
-      <w:bookmarkStart w:id="57" w:name="_Toc133733796"/>
+      <w:bookmarkStart w:id="57" w:name="_Toc143617294"/>
       <w:bookmarkEnd w:id="57"/>
-      <w:bookmarkStart w:id="58" w:name="_Toc132103161"/>
+      <w:bookmarkStart w:id="58" w:name="_Toc133734848"/>
       <w:bookmarkEnd w:id="58"/>
-      <w:bookmarkStart w:id="59" w:name="_Toc137970005"/>
+      <w:bookmarkStart w:id="59" w:name="_Toc133679416"/>
       <w:bookmarkEnd w:id="59"/>
-      <w:bookmarkStart w:id="60" w:name="_Toc132126589"/>
+      <w:bookmarkStart w:id="60" w:name="_Toc136258063"/>
       <w:bookmarkEnd w:id="60"/>
-      <w:bookmarkStart w:id="61" w:name="_Toc137970203"/>
+      <w:bookmarkStart w:id="61" w:name="_Toc136258876"/>
       <w:bookmarkEnd w:id="61"/>
       <w:bookmarkStart w:id="62" w:name="_Toc136258921"/>
       <w:bookmarkEnd w:id="62"/>
-      <w:bookmarkStart w:id="63" w:name="_Toc133734942"/>
+      <w:bookmarkStart w:id="63" w:name="_Toc137970005"/>
       <w:bookmarkEnd w:id="63"/>
-      <w:bookmarkStart w:id="64" w:name="_Toc143617294"/>
+      <w:bookmarkStart w:id="64" w:name="_Toc132103126"/>
       <w:bookmarkEnd w:id="64"/>
-      <w:bookmarkStart w:id="65" w:name="_Toc132360520"/>
+      <w:bookmarkStart w:id="65" w:name="_Toc133735039"/>
       <w:bookmarkEnd w:id="65"/>
-      <w:bookmarkStart w:id="66" w:name="_Toc133734991"/>
+      <w:bookmarkStart w:id="66" w:name="_Toc133733796"/>
       <w:bookmarkEnd w:id="66"/>
-      <w:bookmarkStart w:id="67" w:name="_Toc143617329"/>
+      <w:bookmarkStart w:id="67" w:name="_Toc143617363"/>
       <w:bookmarkEnd w:id="67"/>
-      <w:bookmarkStart w:id="68" w:name="_Toc133734848"/>
+      <w:bookmarkStart w:id="68" w:name="_Toc143617329"/>
       <w:bookmarkEnd w:id="68"/>
     </w:p>
     <w:p>
@@ -25595,47 +25747,47 @@
           <w:szCs w:val="28"/>
         </w:rPr>
       </w:pPr>
-      <w:bookmarkStart w:id="69" w:name="_Toc132103127"/>
+      <w:bookmarkStart w:id="69" w:name="_Toc137970204"/>
       <w:bookmarkEnd w:id="69"/>
-      <w:bookmarkStart w:id="70" w:name="_Toc133679417"/>
+      <w:bookmarkStart w:id="70" w:name="_Toc133673885"/>
       <w:bookmarkEnd w:id="70"/>
       <w:bookmarkStart w:id="71" w:name="_Toc136258064"/>
       <w:bookmarkEnd w:id="71"/>
-      <w:bookmarkStart w:id="72" w:name="_Toc133673885"/>
+      <w:bookmarkStart w:id="72" w:name="_Toc132103127"/>
       <w:bookmarkEnd w:id="72"/>
       <w:bookmarkStart w:id="73" w:name="_Toc134475481"/>
       <w:bookmarkEnd w:id="73"/>
-      <w:bookmarkStart w:id="74" w:name="_Toc137970204"/>
+      <w:bookmarkStart w:id="74" w:name="_Toc137970006"/>
       <w:bookmarkEnd w:id="74"/>
-      <w:bookmarkStart w:id="75" w:name="_Toc137970006"/>
+      <w:bookmarkStart w:id="75" w:name="_Toc133679417"/>
       <w:bookmarkEnd w:id="75"/>
-      <w:bookmarkStart w:id="76" w:name="_Toc132360521"/>
+      <w:bookmarkStart w:id="76" w:name="_Toc136258877"/>
       <w:bookmarkEnd w:id="76"/>
-      <w:bookmarkStart w:id="77" w:name="_Toc133734849"/>
+      <w:bookmarkStart w:id="77" w:name="_Toc143617295"/>
       <w:bookmarkEnd w:id="77"/>
-      <w:bookmarkStart w:id="78" w:name="_Toc133734801"/>
+      <w:bookmarkStart w:id="78" w:name="_Toc132103162"/>
       <w:bookmarkEnd w:id="78"/>
-      <w:bookmarkStart w:id="79" w:name="_Toc133734992"/>
+      <w:bookmarkStart w:id="79" w:name="_Toc133734943"/>
       <w:bookmarkEnd w:id="79"/>
-      <w:bookmarkStart w:id="80" w:name="_Toc132103162"/>
+      <w:bookmarkStart w:id="80" w:name="_Toc136258922"/>
       <w:bookmarkEnd w:id="80"/>
-      <w:bookmarkStart w:id="81" w:name="_Toc136258877"/>
+      <w:bookmarkStart w:id="81" w:name="_Toc133735040"/>
       <w:bookmarkEnd w:id="81"/>
-      <w:bookmarkStart w:id="82" w:name="_Toc133735040"/>
+      <w:bookmarkStart w:id="82" w:name="_Toc133734849"/>
       <w:bookmarkEnd w:id="82"/>
-      <w:bookmarkStart w:id="83" w:name="_Toc133733797"/>
+      <w:bookmarkStart w:id="83" w:name="_Toc143617364"/>
       <w:bookmarkEnd w:id="83"/>
-      <w:bookmarkStart w:id="84" w:name="_Toc143617295"/>
+      <w:bookmarkStart w:id="84" w:name="_Toc133734801"/>
       <w:bookmarkEnd w:id="84"/>
-      <w:bookmarkStart w:id="85" w:name="_Toc143617364"/>
+      <w:bookmarkStart w:id="85" w:name="_Toc133733797"/>
       <w:bookmarkEnd w:id="85"/>
-      <w:bookmarkStart w:id="86" w:name="_Toc133734943"/>
+      <w:bookmarkStart w:id="86" w:name="_Toc132126590"/>
       <w:bookmarkEnd w:id="86"/>
-      <w:bookmarkStart w:id="87" w:name="_Toc136258922"/>
+      <w:bookmarkStart w:id="87" w:name="_Toc132360521"/>
       <w:bookmarkEnd w:id="87"/>
-      <w:bookmarkStart w:id="88" w:name="_Toc132126590"/>
+      <w:bookmarkStart w:id="88" w:name="_Toc143617330"/>
       <w:bookmarkEnd w:id="88"/>
-      <w:bookmarkStart w:id="89" w:name="_Toc143617330"/>
+      <w:bookmarkStart w:id="89" w:name="_Toc133734992"/>
       <w:bookmarkEnd w:id="89"/>
     </w:p>
     <w:p>
@@ -25660,37 +25812,37 @@
       </w:pPr>
       <w:bookmarkStart w:id="90" w:name="_Toc133733798"/>
       <w:bookmarkEnd w:id="90"/>
-      <w:bookmarkStart w:id="91" w:name="_Toc132103128"/>
+      <w:bookmarkStart w:id="91" w:name="_Toc132103163"/>
       <w:bookmarkEnd w:id="91"/>
-      <w:bookmarkStart w:id="92" w:name="_Toc132103163"/>
+      <w:bookmarkStart w:id="92" w:name="_Toc133735041"/>
       <w:bookmarkEnd w:id="92"/>
-      <w:bookmarkStart w:id="93" w:name="_Toc133734802"/>
+      <w:bookmarkStart w:id="93" w:name="_Toc132360522"/>
       <w:bookmarkEnd w:id="93"/>
-      <w:bookmarkStart w:id="94" w:name="_Toc132126591"/>
+      <w:bookmarkStart w:id="94" w:name="_Toc133734802"/>
       <w:bookmarkEnd w:id="94"/>
-      <w:bookmarkStart w:id="95" w:name="_Toc136258878"/>
+      <w:bookmarkStart w:id="95" w:name="_Toc136258065"/>
       <w:bookmarkEnd w:id="95"/>
-      <w:bookmarkStart w:id="96" w:name="_Toc133735041"/>
+      <w:bookmarkStart w:id="96" w:name="_Toc136258878"/>
       <w:bookmarkEnd w:id="96"/>
-      <w:bookmarkStart w:id="97" w:name="_Toc137970007"/>
+      <w:bookmarkStart w:id="97" w:name="_Toc132126591"/>
       <w:bookmarkEnd w:id="97"/>
-      <w:bookmarkStart w:id="98" w:name="_Toc132360522"/>
+      <w:bookmarkStart w:id="98" w:name="_Toc133673886"/>
       <w:bookmarkEnd w:id="98"/>
-      <w:bookmarkStart w:id="99" w:name="_Toc136258065"/>
+      <w:bookmarkStart w:id="99" w:name="_Toc132103128"/>
       <w:bookmarkEnd w:id="99"/>
-      <w:bookmarkStart w:id="100" w:name="_Toc133673886"/>
+      <w:bookmarkStart w:id="100" w:name="_Toc137970007"/>
       <w:bookmarkEnd w:id="100"/>
-      <w:bookmarkStart w:id="101" w:name="_Toc137970205"/>
+      <w:bookmarkStart w:id="101" w:name="_Toc143617296"/>
       <w:bookmarkEnd w:id="101"/>
-      <w:bookmarkStart w:id="102" w:name="_Toc143617296"/>
+      <w:bookmarkStart w:id="102" w:name="_Toc133734944"/>
       <w:bookmarkEnd w:id="102"/>
-      <w:bookmarkStart w:id="103" w:name="_Toc133734944"/>
+      <w:bookmarkStart w:id="103" w:name="_Toc133679418"/>
       <w:bookmarkEnd w:id="103"/>
-      <w:bookmarkStart w:id="104" w:name="_Toc133734850"/>
+      <w:bookmarkStart w:id="104" w:name="_Toc134475482"/>
       <w:bookmarkEnd w:id="104"/>
       <w:bookmarkStart w:id="105" w:name="_Toc133734993"/>
       <w:bookmarkEnd w:id="105"/>
-      <w:bookmarkStart w:id="106" w:name="_Toc134475482"/>
+      <w:bookmarkStart w:id="106" w:name="_Toc133734850"/>
       <w:bookmarkEnd w:id="106"/>
       <w:bookmarkStart w:id="107" w:name="_Toc136258923"/>
       <w:bookmarkEnd w:id="107"/>
@@ -25698,7 +25850,7 @@
       <w:bookmarkEnd w:id="108"/>
       <w:bookmarkStart w:id="109" w:name="_Toc143617331"/>
       <w:bookmarkEnd w:id="109"/>
-      <w:bookmarkStart w:id="110" w:name="_Toc133679418"/>
+      <w:bookmarkStart w:id="110" w:name="_Toc137970205"/>
       <w:bookmarkEnd w:id="110"/>
     </w:p>
     <w:p>
@@ -25895,9 +26047,9 @@
       <w:pPr>
         <w:pStyle w:val="3"/>
       </w:pPr>
-      <w:bookmarkStart w:id="115" w:name="_Toc356192845"/>
+      <w:bookmarkStart w:id="115" w:name="_Toc143617367"/>
       <w:bookmarkStart w:id="116" w:name="_Toc136258925"/>
-      <w:bookmarkStart w:id="117" w:name="_Toc143617367"/>
+      <w:bookmarkStart w:id="117" w:name="_Toc356192845"/>
       <w:r>
         <w:t>2. Limitations &amp; Exclusions</w:t>
       </w:r>
@@ -25926,8 +26078,8 @@
       <w:pPr>
         <w:pStyle w:val="3"/>
       </w:pPr>
-      <w:bookmarkStart w:id="118" w:name="_Toc136258929"/>
-      <w:bookmarkStart w:id="119" w:name="_Toc143617368"/>
+      <w:bookmarkStart w:id="118" w:name="_Toc143617368"/>
+      <w:bookmarkStart w:id="119" w:name="_Toc136258929"/>
       <w:r>
         <w:t>3. Business Rules</w:t>
       </w:r>
@@ -27663,7 +27815,7 @@
     <w:lsdException w:uiPriority="99" w:name="HTML Acronym"/>
     <w:lsdException w:uiPriority="99" w:name="HTML Address"/>
     <w:lsdException w:uiPriority="99" w:name="HTML Cite"/>
-    <w:lsdException w:uiPriority="99" w:name="HTML Code"/>
+    <w:lsdException w:qFormat="1" w:uiPriority="99" w:name="HTML Code"/>
     <w:lsdException w:uiPriority="99" w:name="HTML Definition"/>
     <w:lsdException w:uiPriority="99" w:name="HTML Keyboard"/>
     <w:lsdException w:uiPriority="99" w:name="HTML Preformatted"/>
@@ -27722,100 +27874,100 @@
     <w:lsdException w:qFormat="1" w:unhideWhenUsed="0" w:uiPriority="62" w:semiHidden="0" w:name="Light Grid"/>
     <w:lsdException w:qFormat="1" w:unhideWhenUsed="0" w:uiPriority="63" w:semiHidden="0" w:name="Medium Shading 1"/>
     <w:lsdException w:qFormat="1" w:unhideWhenUsed="0" w:uiPriority="64" w:semiHidden="0" w:name="Medium Shading 2"/>
-    <w:lsdException w:unhideWhenUsed="0" w:uiPriority="65" w:semiHidden="0" w:name="Medium List 1"/>
-    <w:lsdException w:unhideWhenUsed="0" w:uiPriority="66" w:semiHidden="0" w:name="Medium List 2"/>
-    <w:lsdException w:unhideWhenUsed="0" w:uiPriority="67" w:semiHidden="0" w:name="Medium Grid 1"/>
+    <w:lsdException w:qFormat="1" w:unhideWhenUsed="0" w:uiPriority="65" w:semiHidden="0" w:name="Medium List 1"/>
+    <w:lsdException w:qFormat="1" w:unhideWhenUsed="0" w:uiPriority="66" w:semiHidden="0" w:name="Medium List 2"/>
+    <w:lsdException w:qFormat="1" w:unhideWhenUsed="0" w:uiPriority="67" w:semiHidden="0" w:name="Medium Grid 1"/>
     <w:lsdException w:unhideWhenUsed="0" w:uiPriority="68" w:semiHidden="0" w:name="Medium Grid 2"/>
     <w:lsdException w:qFormat="1" w:unhideWhenUsed="0" w:uiPriority="69" w:semiHidden="0" w:name="Medium Grid 3"/>
     <w:lsdException w:qFormat="1" w:unhideWhenUsed="0" w:uiPriority="70" w:semiHidden="0" w:name="Dark List"/>
-    <w:lsdException w:unhideWhenUsed="0" w:uiPriority="71" w:semiHidden="0" w:name="Colorful Shading"/>
-    <w:lsdException w:unhideWhenUsed="0" w:uiPriority="72" w:semiHidden="0" w:name="Colorful List"/>
-    <w:lsdException w:unhideWhenUsed="0" w:uiPriority="73" w:semiHidden="0" w:name="Colorful Grid"/>
+    <w:lsdException w:qFormat="1" w:unhideWhenUsed="0" w:uiPriority="71" w:semiHidden="0" w:name="Colorful Shading"/>
+    <w:lsdException w:qFormat="1" w:unhideWhenUsed="0" w:uiPriority="72" w:semiHidden="0" w:name="Colorful List"/>
+    <w:lsdException w:qFormat="1" w:unhideWhenUsed="0" w:uiPriority="73" w:semiHidden="0" w:name="Colorful Grid"/>
     <w:lsdException w:qFormat="1" w:unhideWhenUsed="0" w:uiPriority="60" w:semiHidden="0" w:name="Light Shading Accent 1"/>
     <w:lsdException w:qFormat="1" w:unhideWhenUsed="0" w:uiPriority="61" w:semiHidden="0" w:name="Light List Accent 1"/>
     <w:lsdException w:qFormat="1" w:unhideWhenUsed="0" w:uiPriority="62" w:semiHidden="0" w:name="Light Grid Accent 1"/>
     <w:lsdException w:qFormat="1" w:unhideWhenUsed="0" w:uiPriority="63" w:semiHidden="0" w:name="Medium Shading 1 Accent 1"/>
     <w:lsdException w:qFormat="1" w:unhideWhenUsed="0" w:uiPriority="64" w:semiHidden="0" w:name="Medium Shading 2 Accent 1"/>
-    <w:lsdException w:unhideWhenUsed="0" w:uiPriority="65" w:semiHidden="0" w:name="Medium List 1 Accent 1"/>
+    <w:lsdException w:qFormat="1" w:unhideWhenUsed="0" w:uiPriority="65" w:semiHidden="0" w:name="Medium List 1 Accent 1"/>
     <w:lsdException w:qFormat="1" w:unhideWhenUsed="0" w:uiPriority="34" w:semiHidden="0" w:name="List Paragraph"/>
-    <w:lsdException w:unhideWhenUsed="0" w:uiPriority="66" w:semiHidden="0" w:name="Medium List 2 Accent 1"/>
-    <w:lsdException w:unhideWhenUsed="0" w:uiPriority="67" w:semiHidden="0" w:name="Medium Grid 1 Accent 1"/>
-    <w:lsdException w:unhideWhenUsed="0" w:uiPriority="68" w:semiHidden="0" w:name="Medium Grid 2 Accent 1"/>
-    <w:lsdException w:unhideWhenUsed="0" w:uiPriority="69" w:semiHidden="0" w:name="Medium Grid 3 Accent 1"/>
-    <w:lsdException w:unhideWhenUsed="0" w:uiPriority="70" w:semiHidden="0" w:name="Dark List Accent 1"/>
-    <w:lsdException w:unhideWhenUsed="0" w:uiPriority="71" w:semiHidden="0" w:name="Colorful Shading Accent 1"/>
-    <w:lsdException w:unhideWhenUsed="0" w:uiPriority="72" w:semiHidden="0" w:name="Colorful List Accent 1"/>
-    <w:lsdException w:unhideWhenUsed="0" w:uiPriority="73" w:semiHidden="0" w:name="Colorful Grid Accent 1"/>
+    <w:lsdException w:qFormat="1" w:unhideWhenUsed="0" w:uiPriority="66" w:semiHidden="0" w:name="Medium List 2 Accent 1"/>
+    <w:lsdException w:qFormat="1" w:unhideWhenUsed="0" w:uiPriority="67" w:semiHidden="0" w:name="Medium Grid 1 Accent 1"/>
+    <w:lsdException w:qFormat="1" w:unhideWhenUsed="0" w:uiPriority="68" w:semiHidden="0" w:name="Medium Grid 2 Accent 1"/>
+    <w:lsdException w:qFormat="1" w:unhideWhenUsed="0" w:uiPriority="69" w:semiHidden="0" w:name="Medium Grid 3 Accent 1"/>
+    <w:lsdException w:qFormat="1" w:unhideWhenUsed="0" w:uiPriority="70" w:semiHidden="0" w:name="Dark List Accent 1"/>
+    <w:lsdException w:qFormat="1" w:unhideWhenUsed="0" w:uiPriority="71" w:semiHidden="0" w:name="Colorful Shading Accent 1"/>
+    <w:lsdException w:qFormat="1" w:unhideWhenUsed="0" w:uiPriority="72" w:semiHidden="0" w:name="Colorful List Accent 1"/>
+    <w:lsdException w:qFormat="1" w:unhideWhenUsed="0" w:uiPriority="73" w:semiHidden="0" w:name="Colorful Grid Accent 1"/>
     <w:lsdException w:qFormat="1" w:unhideWhenUsed="0" w:uiPriority="60" w:semiHidden="0" w:name="Light Shading Accent 2"/>
     <w:lsdException w:qFormat="1" w:unhideWhenUsed="0" w:uiPriority="61" w:semiHidden="0" w:name="Light List Accent 2"/>
     <w:lsdException w:qFormat="1" w:unhideWhenUsed="0" w:uiPriority="62" w:semiHidden="0" w:name="Light Grid Accent 2"/>
     <w:lsdException w:qFormat="1" w:unhideWhenUsed="0" w:uiPriority="63" w:semiHidden="0" w:name="Medium Shading 1 Accent 2"/>
-    <w:lsdException w:unhideWhenUsed="0" w:uiPriority="64" w:semiHidden="0" w:name="Medium Shading 2 Accent 2"/>
+    <w:lsdException w:qFormat="1" w:unhideWhenUsed="0" w:uiPriority="64" w:semiHidden="0" w:name="Medium Shading 2 Accent 2"/>
     <w:lsdException w:unhideWhenUsed="0" w:uiPriority="65" w:semiHidden="0" w:name="Medium List 1 Accent 2"/>
-    <w:lsdException w:unhideWhenUsed="0" w:uiPriority="66" w:semiHidden="0" w:name="Medium List 2 Accent 2"/>
-    <w:lsdException w:unhideWhenUsed="0" w:uiPriority="67" w:semiHidden="0" w:name="Medium Grid 1 Accent 2"/>
-    <w:lsdException w:unhideWhenUsed="0" w:uiPriority="68" w:semiHidden="0" w:name="Medium Grid 2 Accent 2"/>
-    <w:lsdException w:unhideWhenUsed="0" w:uiPriority="69" w:semiHidden="0" w:name="Medium Grid 3 Accent 2"/>
-    <w:lsdException w:unhideWhenUsed="0" w:uiPriority="70" w:semiHidden="0" w:name="Dark List Accent 2"/>
-    <w:lsdException w:unhideWhenUsed="0" w:uiPriority="71" w:semiHidden="0" w:name="Colorful Shading Accent 2"/>
-    <w:lsdException w:unhideWhenUsed="0" w:uiPriority="72" w:semiHidden="0" w:name="Colorful List Accent 2"/>
-    <w:lsdException w:unhideWhenUsed="0" w:uiPriority="73" w:semiHidden="0" w:name="Colorful Grid Accent 2"/>
+    <w:lsdException w:qFormat="1" w:unhideWhenUsed="0" w:uiPriority="66" w:semiHidden="0" w:name="Medium List 2 Accent 2"/>
+    <w:lsdException w:qFormat="1" w:unhideWhenUsed="0" w:uiPriority="67" w:semiHidden="0" w:name="Medium Grid 1 Accent 2"/>
+    <w:lsdException w:qFormat="1" w:unhideWhenUsed="0" w:uiPriority="68" w:semiHidden="0" w:name="Medium Grid 2 Accent 2"/>
+    <w:lsdException w:qFormat="1" w:unhideWhenUsed="0" w:uiPriority="69" w:semiHidden="0" w:name="Medium Grid 3 Accent 2"/>
+    <w:lsdException w:qFormat="1" w:unhideWhenUsed="0" w:uiPriority="70" w:semiHidden="0" w:name="Dark List Accent 2"/>
+    <w:lsdException w:qFormat="1" w:unhideWhenUsed="0" w:uiPriority="71" w:semiHidden="0" w:name="Colorful Shading Accent 2"/>
+    <w:lsdException w:qFormat="1" w:unhideWhenUsed="0" w:uiPriority="72" w:semiHidden="0" w:name="Colorful List Accent 2"/>
+    <w:lsdException w:qFormat="1" w:unhideWhenUsed="0" w:uiPriority="73" w:semiHidden="0" w:name="Colorful Grid Accent 2"/>
     <w:lsdException w:qFormat="1" w:unhideWhenUsed="0" w:uiPriority="60" w:semiHidden="0" w:name="Light Shading Accent 3"/>
     <w:lsdException w:qFormat="1" w:unhideWhenUsed="0" w:uiPriority="61" w:semiHidden="0" w:name="Light List Accent 3"/>
     <w:lsdException w:qFormat="1" w:unhideWhenUsed="0" w:uiPriority="62" w:semiHidden="0" w:name="Light Grid Accent 3"/>
     <w:lsdException w:qFormat="1" w:unhideWhenUsed="0" w:uiPriority="63" w:semiHidden="0" w:name="Medium Shading 1 Accent 3"/>
-    <w:lsdException w:unhideWhenUsed="0" w:uiPriority="64" w:semiHidden="0" w:name="Medium Shading 2 Accent 3"/>
+    <w:lsdException w:qFormat="1" w:unhideWhenUsed="0" w:uiPriority="64" w:semiHidden="0" w:name="Medium Shading 2 Accent 3"/>
     <w:lsdException w:unhideWhenUsed="0" w:uiPriority="65" w:semiHidden="0" w:name="Medium List 1 Accent 3"/>
-    <w:lsdException w:unhideWhenUsed="0" w:uiPriority="66" w:semiHidden="0" w:name="Medium List 2 Accent 3"/>
-    <w:lsdException w:unhideWhenUsed="0" w:uiPriority="67" w:semiHidden="0" w:name="Medium Grid 1 Accent 3"/>
-    <w:lsdException w:unhideWhenUsed="0" w:uiPriority="68" w:semiHidden="0" w:name="Medium Grid 2 Accent 3"/>
+    <w:lsdException w:qFormat="1" w:unhideWhenUsed="0" w:uiPriority="66" w:semiHidden="0" w:name="Medium List 2 Accent 3"/>
+    <w:lsdException w:qFormat="1" w:unhideWhenUsed="0" w:uiPriority="67" w:semiHidden="0" w:name="Medium Grid 1 Accent 3"/>
+    <w:lsdException w:qFormat="1" w:unhideWhenUsed="0" w:uiPriority="68" w:semiHidden="0" w:name="Medium Grid 2 Accent 3"/>
     <w:lsdException w:unhideWhenUsed="0" w:uiPriority="69" w:semiHidden="0" w:name="Medium Grid 3 Accent 3"/>
-    <w:lsdException w:unhideWhenUsed="0" w:uiPriority="70" w:semiHidden="0" w:name="Dark List Accent 3"/>
-    <w:lsdException w:unhideWhenUsed="0" w:uiPriority="71" w:semiHidden="0" w:name="Colorful Shading Accent 3"/>
-    <w:lsdException w:unhideWhenUsed="0" w:uiPriority="72" w:semiHidden="0" w:name="Colorful List Accent 3"/>
-    <w:lsdException w:unhideWhenUsed="0" w:uiPriority="73" w:semiHidden="0" w:name="Colorful Grid Accent 3"/>
+    <w:lsdException w:qFormat="1" w:unhideWhenUsed="0" w:uiPriority="70" w:semiHidden="0" w:name="Dark List Accent 3"/>
+    <w:lsdException w:qFormat="1" w:unhideWhenUsed="0" w:uiPriority="71" w:semiHidden="0" w:name="Colorful Shading Accent 3"/>
+    <w:lsdException w:qFormat="1" w:unhideWhenUsed="0" w:uiPriority="72" w:semiHidden="0" w:name="Colorful List Accent 3"/>
+    <w:lsdException w:qFormat="1" w:unhideWhenUsed="0" w:uiPriority="73" w:semiHidden="0" w:name="Colorful Grid Accent 3"/>
     <w:lsdException w:qFormat="1" w:unhideWhenUsed="0" w:uiPriority="60" w:semiHidden="0" w:name="Light Shading Accent 4"/>
     <w:lsdException w:qFormat="1" w:unhideWhenUsed="0" w:uiPriority="61" w:semiHidden="0" w:name="Light List Accent 4"/>
     <w:lsdException w:qFormat="1" w:unhideWhenUsed="0" w:uiPriority="62" w:semiHidden="0" w:name="Light Grid Accent 4"/>
     <w:lsdException w:qFormat="1" w:unhideWhenUsed="0" w:uiPriority="63" w:semiHidden="0" w:name="Medium Shading 1 Accent 4"/>
-    <w:lsdException w:unhideWhenUsed="0" w:uiPriority="64" w:semiHidden="0" w:name="Medium Shading 2 Accent 4"/>
-    <w:lsdException w:unhideWhenUsed="0" w:uiPriority="65" w:semiHidden="0" w:name="Medium List 1 Accent 4"/>
+    <w:lsdException w:qFormat="1" w:unhideWhenUsed="0" w:uiPriority="64" w:semiHidden="0" w:name="Medium Shading 2 Accent 4"/>
+    <w:lsdException w:qFormat="1" w:unhideWhenUsed="0" w:uiPriority="65" w:semiHidden="0" w:name="Medium List 1 Accent 4"/>
     <w:lsdException w:unhideWhenUsed="0" w:uiPriority="66" w:semiHidden="0" w:name="Medium List 2 Accent 4"/>
-    <w:lsdException w:unhideWhenUsed="0" w:uiPriority="67" w:semiHidden="0" w:name="Medium Grid 1 Accent 4"/>
+    <w:lsdException w:qFormat="1" w:unhideWhenUsed="0" w:uiPriority="67" w:semiHidden="0" w:name="Medium Grid 1 Accent 4"/>
     <w:lsdException w:unhideWhenUsed="0" w:uiPriority="68" w:semiHidden="0" w:name="Medium Grid 2 Accent 4"/>
-    <w:lsdException w:unhideWhenUsed="0" w:uiPriority="69" w:semiHidden="0" w:name="Medium Grid 3 Accent 4"/>
-    <w:lsdException w:unhideWhenUsed="0" w:uiPriority="70" w:semiHidden="0" w:name="Dark List Accent 4"/>
-    <w:lsdException w:unhideWhenUsed="0" w:uiPriority="71" w:semiHidden="0" w:name="Colorful Shading Accent 4"/>
-    <w:lsdException w:unhideWhenUsed="0" w:uiPriority="72" w:semiHidden="0" w:name="Colorful List Accent 4"/>
-    <w:lsdException w:unhideWhenUsed="0" w:uiPriority="73" w:semiHidden="0" w:name="Colorful Grid Accent 4"/>
+    <w:lsdException w:qFormat="1" w:unhideWhenUsed="0" w:uiPriority="69" w:semiHidden="0" w:name="Medium Grid 3 Accent 4"/>
+    <w:lsdException w:qFormat="1" w:unhideWhenUsed="0" w:uiPriority="70" w:semiHidden="0" w:name="Dark List Accent 4"/>
+    <w:lsdException w:qFormat="1" w:unhideWhenUsed="0" w:uiPriority="71" w:semiHidden="0" w:name="Colorful Shading Accent 4"/>
+    <w:lsdException w:qFormat="1" w:unhideWhenUsed="0" w:uiPriority="72" w:semiHidden="0" w:name="Colorful List Accent 4"/>
+    <w:lsdException w:qFormat="1" w:unhideWhenUsed="0" w:uiPriority="73" w:semiHidden="0" w:name="Colorful Grid Accent 4"/>
     <w:lsdException w:qFormat="1" w:unhideWhenUsed="0" w:uiPriority="60" w:semiHidden="0" w:name="Light Shading Accent 5"/>
     <w:lsdException w:qFormat="1" w:unhideWhenUsed="0" w:uiPriority="61" w:semiHidden="0" w:name="Light List Accent 5"/>
     <w:lsdException w:qFormat="1" w:unhideWhenUsed="0" w:uiPriority="62" w:semiHidden="0" w:name="Light Grid Accent 5"/>
     <w:lsdException w:qFormat="1" w:unhideWhenUsed="0" w:uiPriority="63" w:semiHidden="0" w:name="Medium Shading 1 Accent 5"/>
-    <w:lsdException w:unhideWhenUsed="0" w:uiPriority="64" w:semiHidden="0" w:name="Medium Shading 2 Accent 5"/>
-    <w:lsdException w:unhideWhenUsed="0" w:uiPriority="65" w:semiHidden="0" w:name="Medium List 1 Accent 5"/>
-    <w:lsdException w:unhideWhenUsed="0" w:uiPriority="66" w:semiHidden="0" w:name="Medium List 2 Accent 5"/>
-    <w:lsdException w:unhideWhenUsed="0" w:uiPriority="67" w:semiHidden="0" w:name="Medium Grid 1 Accent 5"/>
-    <w:lsdException w:unhideWhenUsed="0" w:uiPriority="68" w:semiHidden="0" w:name="Medium Grid 2 Accent 5"/>
-    <w:lsdException w:unhideWhenUsed="0" w:uiPriority="69" w:semiHidden="0" w:name="Medium Grid 3 Accent 5"/>
-    <w:lsdException w:unhideWhenUsed="0" w:uiPriority="70" w:semiHidden="0" w:name="Dark List Accent 5"/>
-    <w:lsdException w:unhideWhenUsed="0" w:uiPriority="71" w:semiHidden="0" w:name="Colorful Shading Accent 5"/>
-    <w:lsdException w:unhideWhenUsed="0" w:uiPriority="72" w:semiHidden="0" w:name="Colorful List Accent 5"/>
-    <w:lsdException w:unhideWhenUsed="0" w:uiPriority="73" w:semiHidden="0" w:name="Colorful Grid Accent 5"/>
+    <w:lsdException w:qFormat="1" w:unhideWhenUsed="0" w:uiPriority="64" w:semiHidden="0" w:name="Medium Shading 2 Accent 5"/>
+    <w:lsdException w:qFormat="1" w:unhideWhenUsed="0" w:uiPriority="65" w:semiHidden="0" w:name="Medium List 1 Accent 5"/>
+    <w:lsdException w:qFormat="1" w:unhideWhenUsed="0" w:uiPriority="66" w:semiHidden="0" w:name="Medium List 2 Accent 5"/>
+    <w:lsdException w:qFormat="1" w:unhideWhenUsed="0" w:uiPriority="67" w:semiHidden="0" w:name="Medium Grid 1 Accent 5"/>
+    <w:lsdException w:qFormat="1" w:unhideWhenUsed="0" w:uiPriority="68" w:semiHidden="0" w:name="Medium Grid 2 Accent 5"/>
+    <w:lsdException w:qFormat="1" w:unhideWhenUsed="0" w:uiPriority="69" w:semiHidden="0" w:name="Medium Grid 3 Accent 5"/>
+    <w:lsdException w:qFormat="1" w:unhideWhenUsed="0" w:uiPriority="70" w:semiHidden="0" w:name="Dark List Accent 5"/>
+    <w:lsdException w:qFormat="1" w:unhideWhenUsed="0" w:uiPriority="71" w:semiHidden="0" w:name="Colorful Shading Accent 5"/>
+    <w:lsdException w:qFormat="1" w:unhideWhenUsed="0" w:uiPriority="72" w:semiHidden="0" w:name="Colorful List Accent 5"/>
+    <w:lsdException w:qFormat="1" w:unhideWhenUsed="0" w:uiPriority="73" w:semiHidden="0" w:name="Colorful Grid Accent 5"/>
     <w:lsdException w:qFormat="1" w:unhideWhenUsed="0" w:uiPriority="60" w:semiHidden="0" w:name="Light Shading Accent 6"/>
     <w:lsdException w:qFormat="1" w:unhideWhenUsed="0" w:uiPriority="61" w:semiHidden="0" w:name="Light List Accent 6"/>
     <w:lsdException w:qFormat="1" w:unhideWhenUsed="0" w:uiPriority="62" w:semiHidden="0" w:name="Light Grid Accent 6"/>
     <w:lsdException w:qFormat="1" w:unhideWhenUsed="0" w:uiPriority="63" w:semiHidden="0" w:name="Medium Shading 1 Accent 6"/>
-    <w:lsdException w:unhideWhenUsed="0" w:uiPriority="64" w:semiHidden="0" w:name="Medium Shading 2 Accent 6"/>
-    <w:lsdException w:unhideWhenUsed="0" w:uiPriority="65" w:semiHidden="0" w:name="Medium List 1 Accent 6"/>
-    <w:lsdException w:unhideWhenUsed="0" w:uiPriority="66" w:semiHidden="0" w:name="Medium List 2 Accent 6"/>
-    <w:lsdException w:unhideWhenUsed="0" w:uiPriority="67" w:semiHidden="0" w:name="Medium Grid 1 Accent 6"/>
-    <w:lsdException w:unhideWhenUsed="0" w:uiPriority="68" w:semiHidden="0" w:name="Medium Grid 2 Accent 6"/>
-    <w:lsdException w:unhideWhenUsed="0" w:uiPriority="69" w:semiHidden="0" w:name="Medium Grid 3 Accent 6"/>
-    <w:lsdException w:unhideWhenUsed="0" w:uiPriority="70" w:semiHidden="0" w:name="Dark List Accent 6"/>
-    <w:lsdException w:unhideWhenUsed="0" w:uiPriority="71" w:semiHidden="0" w:name="Colorful Shading Accent 6"/>
-    <w:lsdException w:unhideWhenUsed="0" w:uiPriority="72" w:semiHidden="0" w:name="Colorful List Accent 6"/>
-    <w:lsdException w:unhideWhenUsed="0" w:uiPriority="73" w:semiHidden="0" w:name="Colorful Grid Accent 6"/>
+    <w:lsdException w:qFormat="1" w:unhideWhenUsed="0" w:uiPriority="64" w:semiHidden="0" w:name="Medium Shading 2 Accent 6"/>
+    <w:lsdException w:qFormat="1" w:unhideWhenUsed="0" w:uiPriority="65" w:semiHidden="0" w:name="Medium List 1 Accent 6"/>
+    <w:lsdException w:qFormat="1" w:unhideWhenUsed="0" w:uiPriority="66" w:semiHidden="0" w:name="Medium List 2 Accent 6"/>
+    <w:lsdException w:qFormat="1" w:unhideWhenUsed="0" w:uiPriority="67" w:semiHidden="0" w:name="Medium Grid 1 Accent 6"/>
+    <w:lsdException w:qFormat="1" w:unhideWhenUsed="0" w:uiPriority="68" w:semiHidden="0" w:name="Medium Grid 2 Accent 6"/>
+    <w:lsdException w:qFormat="1" w:unhideWhenUsed="0" w:uiPriority="69" w:semiHidden="0" w:name="Medium Grid 3 Accent 6"/>
+    <w:lsdException w:qFormat="1" w:unhideWhenUsed="0" w:uiPriority="70" w:semiHidden="0" w:name="Dark List Accent 6"/>
+    <w:lsdException w:qFormat="1" w:unhideWhenUsed="0" w:uiPriority="71" w:semiHidden="0" w:name="Colorful Shading Accent 6"/>
+    <w:lsdException w:qFormat="1" w:unhideWhenUsed="0" w:uiPriority="72" w:semiHidden="0" w:name="Colorful List Accent 6"/>
+    <w:lsdException w:qFormat="1" w:unhideWhenUsed="0" w:uiPriority="73" w:semiHidden="0" w:name="Colorful Grid Accent 6"/>
   </w:latentStyles>
   <w:style w:type="paragraph" w:default="1" w:styleId="1">
     <w:name w:val="Normal"/>
@@ -28010,6 +28162,7 @@
     <w:basedOn w:val="7"/>
     <w:semiHidden/>
     <w:unhideWhenUsed/>
+    <w:qFormat/>
     <w:uiPriority w:val="99"/>
     <w:rPr>
       <w:rFonts w:ascii="Courier New" w:hAnsi="Courier New" w:cs="Courier New"/>

--- a/Auction_Online_System_RDS .docx
+++ b/Auction_Online_System_RDS .docx
@@ -829,12 +829,6 @@
             <w:insideH w:val="single" w:color="auto" w:sz="4" w:space="0"/>
             <w:insideV w:val="single" w:color="auto" w:sz="4" w:space="0"/>
           </w:tblBorders>
-          <w:tblCellMar>
-            <w:top w:w="0" w:type="dxa"/>
-            <w:left w:w="80" w:type="dxa"/>
-            <w:bottom w:w="0" w:type="dxa"/>
-            <w:right w:w="80" w:type="dxa"/>
-          </w:tblCellMar>
         </w:tblPrEx>
         <w:tc>
           <w:tcPr>
@@ -1243,12 +1237,6 @@
             <w:insideH w:val="single" w:color="auto" w:sz="4" w:space="0"/>
             <w:insideV w:val="single" w:color="auto" w:sz="4" w:space="0"/>
           </w:tblBorders>
-          <w:tblCellMar>
-            <w:top w:w="0" w:type="dxa"/>
-            <w:left w:w="80" w:type="dxa"/>
-            <w:bottom w:w="0" w:type="dxa"/>
-            <w:right w:w="80" w:type="dxa"/>
-          </w:tblCellMar>
         </w:tblPrEx>
         <w:tc>
           <w:tcPr>
@@ -9609,8 +9597,6 @@
       <w:pPr>
         <w:jc w:val="center"/>
       </w:pPr>
-      <w:bookmarkStart w:id="121" w:name="_GoBack"/>
-      <w:bookmarkEnd w:id="121"/>
     </w:p>
     <w:p>
       <w:pPr>
@@ -9648,9 +9634,9 @@
     <w:tbl>
       <w:tblPr>
         <w:tblStyle w:val="8"/>
-        <w:tblW w:w="9214" w:type="dxa"/>
+        <w:tblW w:w="9326" w:type="dxa"/>
         <w:tblInd w:w="-5" w:type="dxa"/>
-        <w:tblLayout w:type="autofit"/>
+        <w:tblLayout w:type="fixed"/>
         <w:tblCellMar>
           <w:top w:w="0" w:type="dxa"/>
           <w:left w:w="108" w:type="dxa"/>
@@ -9659,10 +9645,10 @@
         </w:tblCellMar>
       </w:tblPr>
       <w:tblGrid>
-        <w:gridCol w:w="328"/>
+        <w:gridCol w:w="440"/>
         <w:gridCol w:w="1799"/>
-        <w:gridCol w:w="1701"/>
-        <w:gridCol w:w="5386"/>
+        <w:gridCol w:w="2110"/>
+        <w:gridCol w:w="4977"/>
       </w:tblGrid>
       <w:tr>
         <w:tblPrEx>
@@ -9678,7 +9664,7 @@
         </w:trPr>
         <w:tc>
           <w:tcPr>
-            <w:tcW w:w="328" w:type="dxa"/>
+            <w:tcW w:w="440" w:type="dxa"/>
             <w:tcBorders>
               <w:top w:val="single" w:color="auto" w:sz="4" w:space="0"/>
               <w:left w:val="single" w:color="auto" w:sz="4" w:space="0"/>
@@ -9734,7 +9720,7 @@
         </w:tc>
         <w:tc>
           <w:tcPr>
-            <w:tcW w:w="1701" w:type="dxa"/>
+            <w:tcW w:w="2110" w:type="dxa"/>
             <w:tcBorders>
               <w:top w:val="single" w:color="auto" w:sz="4" w:space="0"/>
               <w:left w:val="nil"/>
@@ -9763,7 +9749,7 @@
         </w:tc>
         <w:tc>
           <w:tcPr>
-            <w:tcW w:w="5386" w:type="dxa"/>
+            <w:tcW w:w="4977" w:type="dxa"/>
             <w:tcBorders>
               <w:top w:val="single" w:color="auto" w:sz="4" w:space="0"/>
               <w:left w:val="nil"/>
@@ -9787,6 +9773,138 @@
                 <w:b/>
               </w:rPr>
               <w:t>Description</w:t>
+            </w:r>
+          </w:p>
+        </w:tc>
+      </w:tr>
+      <w:tr>
+        <w:tblPrEx>
+          <w:tblCellMar>
+            <w:top w:w="0" w:type="dxa"/>
+            <w:left w:w="108" w:type="dxa"/>
+            <w:bottom w:w="0" w:type="dxa"/>
+            <w:right w:w="108" w:type="dxa"/>
+          </w:tblCellMar>
+        </w:tblPrEx>
+        <w:trPr>
+          <w:trHeight w:val="275" w:hRule="atLeast"/>
+        </w:trPr>
+        <w:tc>
+          <w:tcPr>
+            <w:tcW w:w="440" w:type="dxa"/>
+            <w:tcBorders>
+              <w:top w:val="nil"/>
+              <w:left w:val="single" w:color="auto" w:sz="4" w:space="0"/>
+              <w:bottom w:val="single" w:color="auto" w:sz="4" w:space="0"/>
+              <w:right w:val="single" w:color="auto" w:sz="4" w:space="0"/>
+            </w:tcBorders>
+            <w:vAlign w:val="center"/>
+          </w:tcPr>
+          <w:p>
+            <w:pPr>
+              <w:jc w:val="center"/>
+              <w:rPr>
+                <w:rFonts w:hint="default" w:ascii="Times New Roman" w:hAnsi="Times New Roman" w:cs="Times New Roman"/>
+                <w:color w:val="000000"/>
+              </w:rPr>
+            </w:pPr>
+            <w:r>
+              <w:rPr>
+                <w:rFonts w:hint="default" w:ascii="Times New Roman" w:hAnsi="Times New Roman" w:cs="Times New Roman"/>
+                <w:color w:val="000000"/>
+              </w:rPr>
+              <w:t>1</w:t>
+            </w:r>
+          </w:p>
+        </w:tc>
+        <w:tc>
+          <w:tcPr>
+            <w:tcW w:w="1799" w:type="dxa"/>
+            <w:tcBorders>
+              <w:top w:val="nil"/>
+              <w:left w:val="single" w:color="auto" w:sz="4" w:space="0"/>
+              <w:bottom w:val="single" w:color="auto" w:sz="4" w:space="0"/>
+              <w:right w:val="single" w:color="auto" w:sz="4" w:space="0"/>
+            </w:tcBorders>
+            <w:shd w:val="clear" w:color="auto" w:fill="auto"/>
+            <w:noWrap/>
+            <w:vAlign w:val="center"/>
+          </w:tcPr>
+          <w:p>
+            <w:pPr>
+              <w:jc w:val="center"/>
+              <w:rPr>
+                <w:rFonts w:hint="default" w:ascii="Times New Roman" w:hAnsi="Times New Roman" w:cs="Times New Roman"/>
+                <w:color w:val="000000"/>
+              </w:rPr>
+            </w:pPr>
+            <w:r>
+              <w:rPr>
+                <w:rFonts w:hint="default" w:ascii="Times New Roman" w:hAnsi="Times New Roman" w:eastAsia="SimSun" w:cs="Times New Roman"/>
+                <w:sz w:val="24"/>
+                <w:szCs w:val="24"/>
+              </w:rPr>
+              <w:t>Auth &amp; Account</w:t>
+            </w:r>
+          </w:p>
+        </w:tc>
+        <w:tc>
+          <w:tcPr>
+            <w:tcW w:w="2110" w:type="dxa"/>
+            <w:tcBorders>
+              <w:top w:val="nil"/>
+              <w:left w:val="nil"/>
+              <w:bottom w:val="single" w:color="auto" w:sz="4" w:space="0"/>
+              <w:right w:val="single" w:color="auto" w:sz="4" w:space="0"/>
+            </w:tcBorders>
+            <w:shd w:val="clear" w:color="auto" w:fill="auto"/>
+            <w:noWrap/>
+            <w:vAlign w:val="center"/>
+          </w:tcPr>
+          <w:p>
+            <w:pPr>
+              <w:jc w:val="center"/>
+              <w:rPr>
+                <w:rFonts w:hint="default" w:ascii="Times New Roman" w:hAnsi="Times New Roman" w:cs="Times New Roman"/>
+                <w:color w:val="000000"/>
+              </w:rPr>
+            </w:pPr>
+            <w:r>
+              <w:rPr>
+                <w:rFonts w:hint="default" w:ascii="Times New Roman" w:hAnsi="Times New Roman" w:eastAsia="SimSun" w:cs="Times New Roman"/>
+                <w:sz w:val="24"/>
+                <w:szCs w:val="24"/>
+              </w:rPr>
+              <w:t>Home Page</w:t>
+            </w:r>
+          </w:p>
+        </w:tc>
+        <w:tc>
+          <w:tcPr>
+            <w:tcW w:w="4977" w:type="dxa"/>
+            <w:tcBorders>
+              <w:top w:val="nil"/>
+              <w:left w:val="nil"/>
+              <w:bottom w:val="single" w:color="auto" w:sz="4" w:space="0"/>
+              <w:right w:val="single" w:color="auto" w:sz="4" w:space="0"/>
+            </w:tcBorders>
+            <w:shd w:val="clear" w:color="auto" w:fill="auto"/>
+            <w:noWrap/>
+            <w:vAlign w:val="bottom"/>
+          </w:tcPr>
+          <w:p>
+            <w:pPr>
+              <w:pStyle w:val="23"/>
+              <w:bidi w:val="0"/>
+              <w:rPr>
+                <w:rFonts w:hint="default"/>
+              </w:rPr>
+            </w:pPr>
+            <w:r>
+              <w:rPr>
+                <w:rFonts w:hint="default"/>
+              </w:rPr>
+              <w:t>Displays general information, highlighted auction sessions, and public menus for all users (Guests and Members).</w:t>
             </w:r>
           </w:p>
         </w:tc>
@@ -9805,27 +9923,29 @@
         </w:trPr>
         <w:tc>
           <w:tcPr>
-            <w:tcW w:w="328" w:type="dxa"/>
+            <w:tcW w:w="440" w:type="dxa"/>
             <w:tcBorders>
               <w:top w:val="nil"/>
               <w:left w:val="single" w:color="auto" w:sz="4" w:space="0"/>
               <w:bottom w:val="single" w:color="auto" w:sz="4" w:space="0"/>
               <w:right w:val="single" w:color="auto" w:sz="4" w:space="0"/>
             </w:tcBorders>
-          </w:tcPr>
-          <w:p>
-            <w:pPr>
-              <w:rPr>
-                <w:rFonts w:ascii="Calibri" w:hAnsi="Calibri" w:cs="Calibri"/>
-                <w:color w:val="000000"/>
-              </w:rPr>
-            </w:pPr>
-            <w:r>
-              <w:rPr>
-                <w:rFonts w:ascii="Calibri" w:hAnsi="Calibri" w:cs="Calibri"/>
-                <w:color w:val="000000"/>
-              </w:rPr>
-              <w:t>1</w:t>
+            <w:vAlign w:val="center"/>
+          </w:tcPr>
+          <w:p>
+            <w:pPr>
+              <w:jc w:val="center"/>
+              <w:rPr>
+                <w:rFonts w:hint="default" w:ascii="Times New Roman" w:hAnsi="Times New Roman" w:cs="Times New Roman"/>
+                <w:color w:val="000000"/>
+              </w:rPr>
+            </w:pPr>
+            <w:r>
+              <w:rPr>
+                <w:rFonts w:hint="default" w:ascii="Times New Roman" w:hAnsi="Times New Roman" w:cs="Times New Roman"/>
+                <w:color w:val="000000"/>
+              </w:rPr>
+              <w:t>2</w:t>
             </w:r>
           </w:p>
         </w:tc>
@@ -9840,27 +9960,60 @@
             </w:tcBorders>
             <w:shd w:val="clear" w:color="auto" w:fill="auto"/>
             <w:noWrap/>
-            <w:vAlign w:val="bottom"/>
-          </w:tcPr>
-          <w:p>
-            <w:pPr>
-              <w:rPr>
-                <w:rFonts w:ascii="Calibri" w:hAnsi="Calibri" w:cs="Calibri"/>
-                <w:color w:val="000000"/>
-              </w:rPr>
-            </w:pPr>
-            <w:r>
-              <w:rPr>
-                <w:rFonts w:ascii="Calibri" w:hAnsi="Calibri" w:cs="Calibri"/>
-                <w:color w:val="000000"/>
-              </w:rPr>
-              <w:t>Order Meals</w:t>
-            </w:r>
-          </w:p>
-        </w:tc>
-        <w:tc>
-          <w:tcPr>
-            <w:tcW w:w="1701" w:type="dxa"/>
+            <w:vAlign w:val="center"/>
+          </w:tcPr>
+          <w:p>
+            <w:pPr>
+              <w:jc w:val="center"/>
+              <w:rPr>
+                <w:rFonts w:hint="default" w:ascii="Times New Roman" w:hAnsi="Times New Roman" w:cs="Times New Roman"/>
+                <w:color w:val="000000"/>
+              </w:rPr>
+            </w:pPr>
+            <w:r>
+              <w:rPr>
+                <w:rFonts w:hint="default" w:ascii="Times New Roman" w:hAnsi="Times New Roman" w:eastAsia="SimSun" w:cs="Times New Roman"/>
+                <w:sz w:val="24"/>
+                <w:szCs w:val="24"/>
+              </w:rPr>
+              <w:t>Auth &amp; Account</w:t>
+            </w:r>
+          </w:p>
+        </w:tc>
+        <w:tc>
+          <w:tcPr>
+            <w:tcW w:w="2110" w:type="dxa"/>
+            <w:tcBorders>
+              <w:top w:val="nil"/>
+              <w:left w:val="nil"/>
+              <w:bottom w:val="single" w:color="auto" w:sz="4" w:space="0"/>
+              <w:right w:val="single" w:color="auto" w:sz="4" w:space="0"/>
+            </w:tcBorders>
+            <w:shd w:val="clear" w:color="auto" w:fill="auto"/>
+            <w:noWrap/>
+            <w:vAlign w:val="center"/>
+          </w:tcPr>
+          <w:p>
+            <w:pPr>
+              <w:jc w:val="center"/>
+              <w:rPr>
+                <w:rFonts w:hint="default" w:ascii="Times New Roman" w:hAnsi="Times New Roman" w:cs="Times New Roman"/>
+                <w:color w:val="000000"/>
+              </w:rPr>
+            </w:pPr>
+            <w:r>
+              <w:rPr>
+                <w:rFonts w:hint="default" w:ascii="Times New Roman" w:hAnsi="Times New Roman" w:eastAsia="SimSun" w:cs="Times New Roman"/>
+                <w:sz w:val="24"/>
+                <w:szCs w:val="24"/>
+              </w:rPr>
+              <w:t>Login Screen</w:t>
+            </w:r>
+          </w:p>
+        </w:tc>
+        <w:tc>
+          <w:tcPr>
+            <w:tcW w:w="4977" w:type="dxa"/>
             <w:tcBorders>
               <w:top w:val="nil"/>
               <w:left w:val="nil"/>
@@ -9873,46 +10026,17 @@
           </w:tcPr>
           <w:p>
             <w:pPr>
-              <w:rPr>
-                <w:rFonts w:ascii="Calibri" w:hAnsi="Calibri" w:cs="Calibri"/>
-                <w:color w:val="000000"/>
-              </w:rPr>
-            </w:pPr>
-            <w:r>
-              <w:rPr>
-                <w:rFonts w:ascii="Calibri" w:hAnsi="Calibri" w:cs="Calibri"/>
-                <w:color w:val="000000"/>
-              </w:rPr>
-              <w:t>Create Order</w:t>
-            </w:r>
-          </w:p>
-        </w:tc>
-        <w:tc>
-          <w:tcPr>
-            <w:tcW w:w="5386" w:type="dxa"/>
-            <w:tcBorders>
-              <w:top w:val="nil"/>
-              <w:left w:val="nil"/>
-              <w:bottom w:val="single" w:color="auto" w:sz="4" w:space="0"/>
-              <w:right w:val="single" w:color="auto" w:sz="4" w:space="0"/>
-            </w:tcBorders>
-            <w:shd w:val="clear" w:color="auto" w:fill="auto"/>
-            <w:noWrap/>
-            <w:vAlign w:val="bottom"/>
-          </w:tcPr>
-          <w:p>
-            <w:pPr>
-              <w:rPr>
-                <w:rFonts w:ascii="Calibri" w:hAnsi="Calibri" w:cs="Calibri"/>
-                <w:color w:val="000000"/>
-              </w:rPr>
-            </w:pPr>
-            <w:r>
-              <w:rPr>
-                <w:rFonts w:ascii="Calibri" w:hAnsi="Calibri" w:cs="Calibri"/>
-                <w:color w:val="000000"/>
-              </w:rPr>
-              <w:t> &lt;&lt;Screen Brief description&gt;&gt;</w:t>
+              <w:pStyle w:val="23"/>
+              <w:bidi w:val="0"/>
+              <w:rPr>
+                <w:rFonts w:hint="default"/>
+              </w:rPr>
+            </w:pPr>
+            <w:r>
+              <w:rPr>
+                <w:rFonts w:hint="default"/>
+              </w:rPr>
+              <w:t> Allows users to authenticate and access the system using their email and password or social accounts (Google/Facebook).</w:t>
             </w:r>
           </w:p>
         </w:tc>
@@ -9931,27 +10055,29 @@
         </w:trPr>
         <w:tc>
           <w:tcPr>
-            <w:tcW w:w="328" w:type="dxa"/>
+            <w:tcW w:w="440" w:type="dxa"/>
             <w:tcBorders>
               <w:top w:val="nil"/>
               <w:left w:val="single" w:color="auto" w:sz="4" w:space="0"/>
-              <w:bottom w:val="single" w:color="auto" w:sz="4" w:space="0"/>
+              <w:bottom w:val="nil"/>
               <w:right w:val="single" w:color="auto" w:sz="4" w:space="0"/>
             </w:tcBorders>
-          </w:tcPr>
-          <w:p>
-            <w:pPr>
-              <w:rPr>
-                <w:rFonts w:ascii="Calibri" w:hAnsi="Calibri" w:cs="Calibri"/>
-                <w:color w:val="000000"/>
-              </w:rPr>
-            </w:pPr>
-            <w:r>
-              <w:rPr>
-                <w:rFonts w:ascii="Calibri" w:hAnsi="Calibri" w:cs="Calibri"/>
-                <w:color w:val="000000"/>
-              </w:rPr>
-              <w:t>2</w:t>
+            <w:vAlign w:val="center"/>
+          </w:tcPr>
+          <w:p>
+            <w:pPr>
+              <w:jc w:val="center"/>
+              <w:rPr>
+                <w:rFonts w:hint="default" w:ascii="Times New Roman" w:hAnsi="Times New Roman" w:cs="Times New Roman"/>
+                <w:color w:val="000000"/>
+              </w:rPr>
+            </w:pPr>
+            <w:r>
+              <w:rPr>
+                <w:rFonts w:hint="default" w:ascii="Times New Roman" w:hAnsi="Times New Roman" w:cs="Times New Roman"/>
+                <w:color w:val="000000"/>
+              </w:rPr>
+              <w:t>3</w:t>
             </w:r>
           </w:p>
         </w:tc>
@@ -9961,7 +10087,69 @@
             <w:tcBorders>
               <w:top w:val="nil"/>
               <w:left w:val="single" w:color="auto" w:sz="4" w:space="0"/>
-              <w:bottom w:val="single" w:color="auto" w:sz="4" w:space="0"/>
+              <w:bottom w:val="nil"/>
+              <w:right w:val="single" w:color="auto" w:sz="4" w:space="0"/>
+            </w:tcBorders>
+            <w:shd w:val="clear" w:color="auto" w:fill="auto"/>
+            <w:noWrap/>
+            <w:vAlign w:val="center"/>
+          </w:tcPr>
+          <w:p>
+            <w:pPr>
+              <w:jc w:val="center"/>
+              <w:rPr>
+                <w:rFonts w:hint="default" w:ascii="Times New Roman" w:hAnsi="Times New Roman" w:cs="Times New Roman"/>
+                <w:color w:val="000000"/>
+              </w:rPr>
+            </w:pPr>
+            <w:r>
+              <w:rPr>
+                <w:rFonts w:hint="default" w:ascii="Times New Roman" w:hAnsi="Times New Roman" w:eastAsia="SimSun" w:cs="Times New Roman"/>
+                <w:sz w:val="24"/>
+                <w:szCs w:val="24"/>
+              </w:rPr>
+              <w:t>Auth &amp; Account</w:t>
+            </w:r>
+          </w:p>
+        </w:tc>
+        <w:tc>
+          <w:tcPr>
+            <w:tcW w:w="2110" w:type="dxa"/>
+            <w:tcBorders>
+              <w:top w:val="nil"/>
+              <w:left w:val="nil"/>
+              <w:bottom w:val="nil"/>
+              <w:right w:val="single" w:color="auto" w:sz="4" w:space="0"/>
+            </w:tcBorders>
+            <w:shd w:val="clear" w:color="auto" w:fill="auto"/>
+            <w:noWrap/>
+            <w:vAlign w:val="center"/>
+          </w:tcPr>
+          <w:p>
+            <w:pPr>
+              <w:jc w:val="center"/>
+              <w:rPr>
+                <w:rFonts w:hint="default" w:ascii="Times New Roman" w:hAnsi="Times New Roman" w:cs="Times New Roman"/>
+                <w:color w:val="000000"/>
+              </w:rPr>
+            </w:pPr>
+            <w:r>
+              <w:rPr>
+                <w:rFonts w:hint="default" w:ascii="Times New Roman" w:hAnsi="Times New Roman" w:eastAsia="SimSun" w:cs="Times New Roman"/>
+                <w:sz w:val="24"/>
+                <w:szCs w:val="24"/>
+              </w:rPr>
+              <w:t>Register Screen</w:t>
+            </w:r>
+          </w:p>
+        </w:tc>
+        <w:tc>
+          <w:tcPr>
+            <w:tcW w:w="4977" w:type="dxa"/>
+            <w:tcBorders>
+              <w:top w:val="nil"/>
+              <w:left w:val="nil"/>
+              <w:bottom w:val="nil"/>
               <w:right w:val="single" w:color="auto" w:sz="4" w:space="0"/>
             </w:tcBorders>
             <w:shd w:val="clear" w:color="auto" w:fill="auto"/>
@@ -9970,75 +10158,17 @@
           </w:tcPr>
           <w:p>
             <w:pPr>
-              <w:rPr>
-                <w:rFonts w:ascii="Calibri" w:hAnsi="Calibri" w:cs="Calibri"/>
-                <w:color w:val="000000"/>
-              </w:rPr>
-            </w:pPr>
-            <w:r>
-              <w:rPr>
-                <w:rFonts w:ascii="Calibri" w:hAnsi="Calibri" w:cs="Calibri"/>
-                <w:color w:val="000000"/>
-              </w:rPr>
-              <w:t>Order Meals</w:t>
-            </w:r>
-          </w:p>
-        </w:tc>
-        <w:tc>
-          <w:tcPr>
-            <w:tcW w:w="1701" w:type="dxa"/>
-            <w:tcBorders>
-              <w:top w:val="nil"/>
-              <w:left w:val="nil"/>
-              <w:bottom w:val="single" w:color="auto" w:sz="4" w:space="0"/>
-              <w:right w:val="single" w:color="auto" w:sz="4" w:space="0"/>
-            </w:tcBorders>
-            <w:shd w:val="clear" w:color="auto" w:fill="auto"/>
-            <w:noWrap/>
-            <w:vAlign w:val="bottom"/>
-          </w:tcPr>
-          <w:p>
-            <w:pPr>
-              <w:rPr>
-                <w:rFonts w:ascii="Calibri" w:hAnsi="Calibri" w:cs="Calibri"/>
-                <w:color w:val="000000"/>
-              </w:rPr>
-            </w:pPr>
-            <w:r>
-              <w:rPr>
-                <w:rFonts w:ascii="Calibri" w:hAnsi="Calibri" w:cs="Calibri"/>
-                <w:color w:val="000000"/>
-              </w:rPr>
-              <w:t>Change Order</w:t>
-            </w:r>
-          </w:p>
-        </w:tc>
-        <w:tc>
-          <w:tcPr>
-            <w:tcW w:w="5386" w:type="dxa"/>
-            <w:tcBorders>
-              <w:top w:val="nil"/>
-              <w:left w:val="nil"/>
-              <w:bottom w:val="single" w:color="auto" w:sz="4" w:space="0"/>
-              <w:right w:val="single" w:color="auto" w:sz="4" w:space="0"/>
-            </w:tcBorders>
-            <w:shd w:val="clear" w:color="auto" w:fill="auto"/>
-            <w:noWrap/>
-            <w:vAlign w:val="bottom"/>
-          </w:tcPr>
-          <w:p>
-            <w:pPr>
-              <w:rPr>
-                <w:rFonts w:ascii="Calibri" w:hAnsi="Calibri" w:cs="Calibri"/>
-                <w:color w:val="000000"/>
-              </w:rPr>
-            </w:pPr>
-            <w:r>
-              <w:rPr>
-                <w:rFonts w:ascii="Calibri" w:hAnsi="Calibri" w:cs="Calibri"/>
-                <w:color w:val="000000"/>
-              </w:rPr>
-              <w:t> </w:t>
+              <w:pStyle w:val="23"/>
+              <w:bidi w:val="0"/>
+              <w:rPr>
+                <w:rFonts w:hint="default"/>
+              </w:rPr>
+            </w:pPr>
+            <w:r>
+              <w:rPr>
+                <w:rFonts w:hint="default"/>
+              </w:rPr>
+              <w:t>Allows Guests to create a new Member account by providing necessary registration details.</w:t>
             </w:r>
           </w:p>
         </w:tc>
@@ -10057,27 +10187,1663 @@
         </w:trPr>
         <w:tc>
           <w:tcPr>
-            <w:tcW w:w="328" w:type="dxa"/>
+            <w:tcW w:w="440" w:type="dxa"/>
+            <w:tcBorders>
+              <w:top w:val="nil"/>
+              <w:left w:val="single" w:color="auto" w:sz="4" w:space="0"/>
+              <w:bottom w:val="nil"/>
+              <w:right w:val="single" w:color="auto" w:sz="4" w:space="0"/>
+            </w:tcBorders>
+            <w:vAlign w:val="center"/>
+          </w:tcPr>
+          <w:p>
+            <w:pPr>
+              <w:jc w:val="center"/>
+              <w:rPr>
+                <w:rFonts w:hint="default" w:ascii="Times New Roman" w:hAnsi="Times New Roman" w:cs="Times New Roman"/>
+                <w:color w:val="000000"/>
+                <w:lang w:val="vi-VN"/>
+              </w:rPr>
+            </w:pPr>
+            <w:r>
+              <w:rPr>
+                <w:rFonts w:hint="default" w:ascii="Times New Roman" w:hAnsi="Times New Roman" w:cs="Times New Roman"/>
+                <w:color w:val="000000"/>
+                <w:lang w:val="vi-VN"/>
+              </w:rPr>
+              <w:t>4</w:t>
+            </w:r>
+          </w:p>
+        </w:tc>
+        <w:tc>
+          <w:tcPr>
+            <w:tcW w:w="1799" w:type="dxa"/>
+            <w:tcBorders>
+              <w:top w:val="nil"/>
+              <w:left w:val="single" w:color="auto" w:sz="4" w:space="0"/>
+              <w:bottom w:val="nil"/>
+              <w:right w:val="single" w:color="auto" w:sz="4" w:space="0"/>
+            </w:tcBorders>
+            <w:shd w:val="clear" w:color="auto" w:fill="auto"/>
+            <w:noWrap/>
+            <w:vAlign w:val="center"/>
+          </w:tcPr>
+          <w:p>
+            <w:pPr>
+              <w:jc w:val="center"/>
+              <w:rPr>
+                <w:rFonts w:hint="default" w:ascii="Times New Roman" w:hAnsi="Times New Roman" w:eastAsia="SimSun" w:cs="Times New Roman"/>
+                <w:sz w:val="24"/>
+                <w:szCs w:val="24"/>
+              </w:rPr>
+            </w:pPr>
+            <w:r>
+              <w:rPr>
+                <w:rFonts w:hint="default" w:ascii="Times New Roman" w:hAnsi="Times New Roman" w:eastAsia="SimSun" w:cs="Times New Roman"/>
+                <w:sz w:val="24"/>
+                <w:szCs w:val="24"/>
+              </w:rPr>
+              <w:t>Auth &amp; Account</w:t>
+            </w:r>
+          </w:p>
+        </w:tc>
+        <w:tc>
+          <w:tcPr>
+            <w:tcW w:w="2110" w:type="dxa"/>
+            <w:tcBorders>
+              <w:top w:val="nil"/>
+              <w:left w:val="nil"/>
+              <w:bottom w:val="nil"/>
+              <w:right w:val="single" w:color="auto" w:sz="4" w:space="0"/>
+            </w:tcBorders>
+            <w:shd w:val="clear" w:color="auto" w:fill="auto"/>
+            <w:noWrap/>
+            <w:vAlign w:val="center"/>
+          </w:tcPr>
+          <w:p>
+            <w:pPr>
+              <w:jc w:val="center"/>
+              <w:rPr>
+                <w:rFonts w:hint="default" w:ascii="Times New Roman" w:hAnsi="Times New Roman" w:eastAsia="SimSun" w:cs="Times New Roman"/>
+                <w:sz w:val="24"/>
+                <w:szCs w:val="24"/>
+              </w:rPr>
+            </w:pPr>
+            <w:r>
+              <w:rPr>
+                <w:rFonts w:hint="default" w:ascii="Times New Roman" w:hAnsi="Times New Roman" w:eastAsia="SimSun" w:cs="Times New Roman"/>
+                <w:sz w:val="24"/>
+                <w:szCs w:val="24"/>
+              </w:rPr>
+              <w:t>Member Dashboard</w:t>
+            </w:r>
+          </w:p>
+        </w:tc>
+        <w:tc>
+          <w:tcPr>
+            <w:tcW w:w="4977" w:type="dxa"/>
+            <w:tcBorders>
+              <w:top w:val="nil"/>
+              <w:left w:val="nil"/>
+              <w:bottom w:val="nil"/>
+              <w:right w:val="single" w:color="auto" w:sz="4" w:space="0"/>
+            </w:tcBorders>
+            <w:shd w:val="clear" w:color="auto" w:fill="auto"/>
+            <w:noWrap/>
+            <w:vAlign w:val="bottom"/>
+          </w:tcPr>
+          <w:p>
+            <w:pPr>
+              <w:pStyle w:val="23"/>
+              <w:bidi w:val="0"/>
+              <w:rPr>
+                <w:rFonts w:hint="default"/>
+              </w:rPr>
+            </w:pPr>
+            <w:r>
+              <w:rPr>
+                <w:rFonts w:hint="default"/>
+              </w:rPr>
+              <w:t>The main hub for authenticated members to navigate to their personal profile, KYC verification, and e-wallet features.</w:t>
+            </w:r>
+          </w:p>
+        </w:tc>
+      </w:tr>
+      <w:tr>
+        <w:tblPrEx>
+          <w:tblCellMar>
+            <w:top w:w="0" w:type="dxa"/>
+            <w:left w:w="108" w:type="dxa"/>
+            <w:bottom w:w="0" w:type="dxa"/>
+            <w:right w:w="108" w:type="dxa"/>
+          </w:tblCellMar>
+        </w:tblPrEx>
+        <w:trPr>
+          <w:trHeight w:val="288" w:hRule="atLeast"/>
+        </w:trPr>
+        <w:tc>
+          <w:tcPr>
+            <w:tcW w:w="440" w:type="dxa"/>
+            <w:tcBorders>
+              <w:top w:val="nil"/>
+              <w:left w:val="single" w:color="auto" w:sz="4" w:space="0"/>
+              <w:bottom w:val="nil"/>
+              <w:right w:val="single" w:color="auto" w:sz="4" w:space="0"/>
+            </w:tcBorders>
+            <w:vAlign w:val="center"/>
+          </w:tcPr>
+          <w:p>
+            <w:pPr>
+              <w:jc w:val="center"/>
+              <w:rPr>
+                <w:rFonts w:hint="default" w:ascii="Times New Roman" w:hAnsi="Times New Roman" w:cs="Times New Roman"/>
+                <w:color w:val="000000"/>
+                <w:lang w:val="vi-VN"/>
+              </w:rPr>
+            </w:pPr>
+            <w:r>
+              <w:rPr>
+                <w:rFonts w:hint="default" w:ascii="Times New Roman" w:hAnsi="Times New Roman" w:cs="Times New Roman"/>
+                <w:color w:val="000000"/>
+                <w:lang w:val="vi-VN"/>
+              </w:rPr>
+              <w:t>5</w:t>
+            </w:r>
+          </w:p>
+        </w:tc>
+        <w:tc>
+          <w:tcPr>
+            <w:tcW w:w="1799" w:type="dxa"/>
+            <w:tcBorders>
+              <w:top w:val="nil"/>
+              <w:left w:val="single" w:color="auto" w:sz="4" w:space="0"/>
+              <w:bottom w:val="nil"/>
+              <w:right w:val="single" w:color="auto" w:sz="4" w:space="0"/>
+            </w:tcBorders>
+            <w:shd w:val="clear" w:color="auto" w:fill="auto"/>
+            <w:noWrap/>
+            <w:vAlign w:val="center"/>
+          </w:tcPr>
+          <w:p>
+            <w:pPr>
+              <w:jc w:val="center"/>
+              <w:rPr>
+                <w:rFonts w:hint="default" w:ascii="Times New Roman" w:hAnsi="Times New Roman" w:eastAsia="SimSun" w:cs="Times New Roman"/>
+                <w:sz w:val="24"/>
+                <w:szCs w:val="24"/>
+              </w:rPr>
+            </w:pPr>
+            <w:r>
+              <w:rPr>
+                <w:rFonts w:hint="default" w:ascii="Times New Roman" w:hAnsi="Times New Roman" w:eastAsia="SimSun" w:cs="Times New Roman"/>
+                <w:sz w:val="24"/>
+                <w:szCs w:val="24"/>
+              </w:rPr>
+              <w:t>Auth &amp; Account</w:t>
+            </w:r>
+          </w:p>
+        </w:tc>
+        <w:tc>
+          <w:tcPr>
+            <w:tcW w:w="2110" w:type="dxa"/>
+            <w:tcBorders>
+              <w:top w:val="nil"/>
+              <w:left w:val="nil"/>
+              <w:bottom w:val="nil"/>
+              <w:right w:val="single" w:color="auto" w:sz="4" w:space="0"/>
+            </w:tcBorders>
+            <w:shd w:val="clear" w:color="auto" w:fill="auto"/>
+            <w:noWrap/>
+            <w:vAlign w:val="center"/>
+          </w:tcPr>
+          <w:p>
+            <w:pPr>
+              <w:jc w:val="center"/>
+              <w:rPr>
+                <w:rFonts w:hint="default" w:ascii="Times New Roman" w:hAnsi="Times New Roman" w:eastAsia="SimSun" w:cs="Times New Roman"/>
+                <w:sz w:val="24"/>
+                <w:szCs w:val="24"/>
+              </w:rPr>
+            </w:pPr>
+            <w:r>
+              <w:rPr>
+                <w:rFonts w:hint="default" w:ascii="Times New Roman" w:hAnsi="Times New Roman" w:eastAsia="SimSun" w:cs="Times New Roman"/>
+                <w:sz w:val="24"/>
+                <w:szCs w:val="24"/>
+              </w:rPr>
+              <w:t>Update Profile</w:t>
+            </w:r>
+          </w:p>
+        </w:tc>
+        <w:tc>
+          <w:tcPr>
+            <w:tcW w:w="4977" w:type="dxa"/>
+            <w:tcBorders>
+              <w:top w:val="nil"/>
+              <w:left w:val="nil"/>
+              <w:bottom w:val="nil"/>
+              <w:right w:val="single" w:color="auto" w:sz="4" w:space="0"/>
+            </w:tcBorders>
+            <w:shd w:val="clear" w:color="auto" w:fill="auto"/>
+            <w:noWrap/>
+            <w:vAlign w:val="bottom"/>
+          </w:tcPr>
+          <w:p>
+            <w:pPr>
+              <w:pStyle w:val="23"/>
+              <w:bidi w:val="0"/>
+              <w:rPr>
+                <w:rFonts w:hint="default"/>
+              </w:rPr>
+            </w:pPr>
+            <w:r>
+              <w:rPr>
+                <w:rFonts w:hint="default"/>
+              </w:rPr>
+              <w:t>Allows Members to view and update their personal information, such as avatar, address, and contact details.</w:t>
+            </w:r>
+          </w:p>
+        </w:tc>
+      </w:tr>
+      <w:tr>
+        <w:tblPrEx>
+          <w:tblCellMar>
+            <w:top w:w="0" w:type="dxa"/>
+            <w:left w:w="108" w:type="dxa"/>
+            <w:bottom w:w="0" w:type="dxa"/>
+            <w:right w:w="108" w:type="dxa"/>
+          </w:tblCellMar>
+        </w:tblPrEx>
+        <w:trPr>
+          <w:trHeight w:val="288" w:hRule="atLeast"/>
+        </w:trPr>
+        <w:tc>
+          <w:tcPr>
+            <w:tcW w:w="440" w:type="dxa"/>
+            <w:tcBorders>
+              <w:top w:val="nil"/>
+              <w:left w:val="single" w:color="auto" w:sz="4" w:space="0"/>
+              <w:bottom w:val="nil"/>
+              <w:right w:val="single" w:color="auto" w:sz="4" w:space="0"/>
+            </w:tcBorders>
+            <w:vAlign w:val="center"/>
+          </w:tcPr>
+          <w:p>
+            <w:pPr>
+              <w:jc w:val="center"/>
+              <w:rPr>
+                <w:rFonts w:hint="default" w:ascii="Times New Roman" w:hAnsi="Times New Roman" w:cs="Times New Roman"/>
+                <w:color w:val="000000"/>
+                <w:lang w:val="vi-VN"/>
+              </w:rPr>
+            </w:pPr>
+            <w:r>
+              <w:rPr>
+                <w:rFonts w:hint="default" w:ascii="Times New Roman" w:hAnsi="Times New Roman" w:cs="Times New Roman"/>
+                <w:color w:val="000000"/>
+                <w:lang w:val="vi-VN"/>
+              </w:rPr>
+              <w:t>6</w:t>
+            </w:r>
+          </w:p>
+        </w:tc>
+        <w:tc>
+          <w:tcPr>
+            <w:tcW w:w="1799" w:type="dxa"/>
+            <w:tcBorders>
+              <w:top w:val="nil"/>
+              <w:left w:val="single" w:color="auto" w:sz="4" w:space="0"/>
+              <w:bottom w:val="nil"/>
+              <w:right w:val="single" w:color="auto" w:sz="4" w:space="0"/>
+            </w:tcBorders>
+            <w:shd w:val="clear" w:color="auto" w:fill="auto"/>
+            <w:noWrap/>
+            <w:vAlign w:val="center"/>
+          </w:tcPr>
+          <w:p>
+            <w:pPr>
+              <w:jc w:val="center"/>
+              <w:rPr>
+                <w:rFonts w:hint="default" w:ascii="Times New Roman" w:hAnsi="Times New Roman" w:eastAsia="SimSun" w:cs="Times New Roman"/>
+                <w:sz w:val="24"/>
+                <w:szCs w:val="24"/>
+              </w:rPr>
+            </w:pPr>
+            <w:r>
+              <w:rPr>
+                <w:rFonts w:hint="default" w:ascii="Times New Roman" w:hAnsi="Times New Roman" w:eastAsia="SimSun" w:cs="Times New Roman"/>
+                <w:sz w:val="24"/>
+                <w:szCs w:val="24"/>
+              </w:rPr>
+              <w:t>Auth &amp; Account</w:t>
+            </w:r>
+          </w:p>
+        </w:tc>
+        <w:tc>
+          <w:tcPr>
+            <w:tcW w:w="2110" w:type="dxa"/>
+            <w:tcBorders>
+              <w:top w:val="nil"/>
+              <w:left w:val="nil"/>
+              <w:bottom w:val="nil"/>
+              <w:right w:val="single" w:color="auto" w:sz="4" w:space="0"/>
+            </w:tcBorders>
+            <w:shd w:val="clear" w:color="auto" w:fill="auto"/>
+            <w:noWrap/>
+            <w:vAlign w:val="center"/>
+          </w:tcPr>
+          <w:p>
+            <w:pPr>
+              <w:jc w:val="center"/>
+              <w:rPr>
+                <w:rFonts w:hint="default" w:ascii="Times New Roman" w:hAnsi="Times New Roman" w:eastAsia="SimSun" w:cs="Times New Roman"/>
+                <w:sz w:val="24"/>
+                <w:szCs w:val="24"/>
+              </w:rPr>
+            </w:pPr>
+            <w:r>
+              <w:rPr>
+                <w:rFonts w:hint="default" w:ascii="Times New Roman" w:hAnsi="Times New Roman" w:eastAsia="SimSun" w:cs="Times New Roman"/>
+                <w:sz w:val="24"/>
+                <w:szCs w:val="24"/>
+              </w:rPr>
+              <w:t>KYC Verification</w:t>
+            </w:r>
+          </w:p>
+        </w:tc>
+        <w:tc>
+          <w:tcPr>
+            <w:tcW w:w="4977" w:type="dxa"/>
+            <w:tcBorders>
+              <w:top w:val="nil"/>
+              <w:left w:val="nil"/>
+              <w:bottom w:val="nil"/>
+              <w:right w:val="single" w:color="auto" w:sz="4" w:space="0"/>
+            </w:tcBorders>
+            <w:shd w:val="clear" w:color="auto" w:fill="auto"/>
+            <w:noWrap/>
+            <w:vAlign w:val="bottom"/>
+          </w:tcPr>
+          <w:p>
+            <w:pPr>
+              <w:pStyle w:val="23"/>
+              <w:bidi w:val="0"/>
+              <w:rPr>
+                <w:rFonts w:hint="default"/>
+              </w:rPr>
+            </w:pPr>
+            <w:r>
+              <w:rPr>
+                <w:rFonts w:hint="default"/>
+              </w:rPr>
+              <w:t>Allows Members to upload identity documents (ID card/Passport) for system verification before participating in auctions.</w:t>
+            </w:r>
+          </w:p>
+        </w:tc>
+      </w:tr>
+      <w:tr>
+        <w:tblPrEx>
+          <w:tblCellMar>
+            <w:top w:w="0" w:type="dxa"/>
+            <w:left w:w="108" w:type="dxa"/>
+            <w:bottom w:w="0" w:type="dxa"/>
+            <w:right w:w="108" w:type="dxa"/>
+          </w:tblCellMar>
+        </w:tblPrEx>
+        <w:trPr>
+          <w:trHeight w:val="288" w:hRule="atLeast"/>
+        </w:trPr>
+        <w:tc>
+          <w:tcPr>
+            <w:tcW w:w="440" w:type="dxa"/>
+            <w:tcBorders>
+              <w:top w:val="nil"/>
+              <w:left w:val="single" w:color="auto" w:sz="4" w:space="0"/>
+              <w:bottom w:val="nil"/>
+              <w:right w:val="single" w:color="auto" w:sz="4" w:space="0"/>
+            </w:tcBorders>
+            <w:vAlign w:val="center"/>
+          </w:tcPr>
+          <w:p>
+            <w:pPr>
+              <w:jc w:val="center"/>
+              <w:rPr>
+                <w:rFonts w:hint="default" w:ascii="Times New Roman" w:hAnsi="Times New Roman" w:cs="Times New Roman"/>
+                <w:color w:val="000000"/>
+                <w:lang w:val="vi-VN"/>
+              </w:rPr>
+            </w:pPr>
+            <w:r>
+              <w:rPr>
+                <w:rFonts w:hint="default" w:ascii="Times New Roman" w:hAnsi="Times New Roman" w:cs="Times New Roman"/>
+                <w:color w:val="000000"/>
+                <w:lang w:val="vi-VN"/>
+              </w:rPr>
+              <w:t>7</w:t>
+            </w:r>
+          </w:p>
+        </w:tc>
+        <w:tc>
+          <w:tcPr>
+            <w:tcW w:w="1799" w:type="dxa"/>
+            <w:tcBorders>
+              <w:top w:val="nil"/>
+              <w:left w:val="single" w:color="auto" w:sz="4" w:space="0"/>
+              <w:bottom w:val="nil"/>
+              <w:right w:val="single" w:color="auto" w:sz="4" w:space="0"/>
+            </w:tcBorders>
+            <w:shd w:val="clear" w:color="auto" w:fill="auto"/>
+            <w:noWrap/>
+            <w:vAlign w:val="center"/>
+          </w:tcPr>
+          <w:p>
+            <w:pPr>
+              <w:jc w:val="center"/>
+              <w:rPr>
+                <w:rFonts w:hint="default" w:ascii="Times New Roman" w:hAnsi="Times New Roman" w:eastAsia="SimSun" w:cs="Times New Roman"/>
+                <w:sz w:val="24"/>
+                <w:szCs w:val="24"/>
+              </w:rPr>
+            </w:pPr>
+            <w:r>
+              <w:rPr>
+                <w:rFonts w:hint="default" w:ascii="Times New Roman" w:hAnsi="Times New Roman" w:eastAsia="SimSun" w:cs="Times New Roman"/>
+                <w:sz w:val="24"/>
+                <w:szCs w:val="24"/>
+              </w:rPr>
+              <w:t>Payment &amp; Wallet</w:t>
+            </w:r>
+          </w:p>
+        </w:tc>
+        <w:tc>
+          <w:tcPr>
+            <w:tcW w:w="2110" w:type="dxa"/>
+            <w:tcBorders>
+              <w:top w:val="nil"/>
+              <w:left w:val="nil"/>
+              <w:bottom w:val="nil"/>
+              <w:right w:val="single" w:color="auto" w:sz="4" w:space="0"/>
+            </w:tcBorders>
+            <w:shd w:val="clear" w:color="auto" w:fill="auto"/>
+            <w:noWrap/>
+            <w:vAlign w:val="center"/>
+          </w:tcPr>
+          <w:p>
+            <w:pPr>
+              <w:jc w:val="center"/>
+              <w:rPr>
+                <w:rFonts w:hint="default" w:ascii="Times New Roman" w:hAnsi="Times New Roman" w:eastAsia="SimSun" w:cs="Times New Roman"/>
+                <w:sz w:val="24"/>
+                <w:szCs w:val="24"/>
+              </w:rPr>
+            </w:pPr>
+            <w:r>
+              <w:rPr>
+                <w:rFonts w:hint="default" w:ascii="Times New Roman" w:hAnsi="Times New Roman" w:eastAsia="SimSun" w:cs="Times New Roman"/>
+                <w:sz w:val="24"/>
+                <w:szCs w:val="24"/>
+              </w:rPr>
+              <w:t>Wallet Dashboard</w:t>
+            </w:r>
+          </w:p>
+        </w:tc>
+        <w:tc>
+          <w:tcPr>
+            <w:tcW w:w="4977" w:type="dxa"/>
+            <w:tcBorders>
+              <w:top w:val="nil"/>
+              <w:left w:val="nil"/>
+              <w:bottom w:val="nil"/>
+              <w:right w:val="single" w:color="auto" w:sz="4" w:space="0"/>
+            </w:tcBorders>
+            <w:shd w:val="clear" w:color="auto" w:fill="auto"/>
+            <w:noWrap/>
+            <w:vAlign w:val="bottom"/>
+          </w:tcPr>
+          <w:p>
+            <w:pPr>
+              <w:pStyle w:val="23"/>
+              <w:bidi w:val="0"/>
+              <w:rPr>
+                <w:rFonts w:hint="default"/>
+              </w:rPr>
+            </w:pPr>
+            <w:r>
+              <w:rPr>
+                <w:rFonts w:hint="default"/>
+              </w:rPr>
+              <w:t>Manages the user's e-wallet balance, transaction history, and allows them to perform deposit or withdrawal requests.</w:t>
+            </w:r>
+          </w:p>
+        </w:tc>
+      </w:tr>
+      <w:tr>
+        <w:tblPrEx>
+          <w:tblCellMar>
+            <w:top w:w="0" w:type="dxa"/>
+            <w:left w:w="108" w:type="dxa"/>
+            <w:bottom w:w="0" w:type="dxa"/>
+            <w:right w:w="108" w:type="dxa"/>
+          </w:tblCellMar>
+        </w:tblPrEx>
+        <w:trPr>
+          <w:trHeight w:val="1127" w:hRule="exact"/>
+        </w:trPr>
+        <w:tc>
+          <w:tcPr>
+            <w:tcW w:w="440" w:type="dxa"/>
+            <w:tcBorders>
+              <w:top w:val="nil"/>
+              <w:left w:val="single" w:color="auto" w:sz="4" w:space="0"/>
+              <w:bottom w:val="nil"/>
+              <w:right w:val="single" w:color="auto" w:sz="4" w:space="0"/>
+            </w:tcBorders>
+            <w:vAlign w:val="center"/>
+          </w:tcPr>
+          <w:p>
+            <w:pPr>
+              <w:jc w:val="center"/>
+              <w:rPr>
+                <w:rFonts w:hint="default" w:ascii="Times New Roman" w:hAnsi="Times New Roman" w:cs="Times New Roman"/>
+                <w:color w:val="000000"/>
+                <w:lang w:val="vi-VN"/>
+              </w:rPr>
+            </w:pPr>
+            <w:r>
+              <w:rPr>
+                <w:rFonts w:hint="default" w:ascii="Times New Roman" w:hAnsi="Times New Roman" w:cs="Times New Roman"/>
+                <w:color w:val="000000"/>
+                <w:lang w:val="vi-VN"/>
+              </w:rPr>
+              <w:t>8</w:t>
+            </w:r>
+          </w:p>
+        </w:tc>
+        <w:tc>
+          <w:tcPr>
+            <w:tcW w:w="1799" w:type="dxa"/>
+            <w:tcBorders>
+              <w:top w:val="nil"/>
+              <w:left w:val="single" w:color="auto" w:sz="4" w:space="0"/>
+              <w:bottom w:val="nil"/>
+              <w:right w:val="single" w:color="auto" w:sz="4" w:space="0"/>
+            </w:tcBorders>
+            <w:shd w:val="clear" w:color="auto" w:fill="auto"/>
+            <w:noWrap/>
+            <w:vAlign w:val="center"/>
+          </w:tcPr>
+          <w:p>
+            <w:pPr>
+              <w:jc w:val="center"/>
+              <w:rPr>
+                <w:rFonts w:hint="default" w:ascii="Times New Roman" w:hAnsi="Times New Roman" w:eastAsia="SimSun" w:cs="Times New Roman"/>
+                <w:sz w:val="24"/>
+                <w:szCs w:val="24"/>
+              </w:rPr>
+            </w:pPr>
+            <w:r>
+              <w:rPr>
+                <w:rFonts w:hint="default" w:ascii="Times New Roman" w:hAnsi="Times New Roman" w:eastAsia="SimSun" w:cs="Times New Roman"/>
+                <w:sz w:val="24"/>
+                <w:szCs w:val="24"/>
+              </w:rPr>
+              <w:t>Core Bidding</w:t>
+            </w:r>
+          </w:p>
+        </w:tc>
+        <w:tc>
+          <w:tcPr>
+            <w:tcW w:w="2110" w:type="dxa"/>
+            <w:tcBorders>
+              <w:top w:val="nil"/>
+              <w:left w:val="nil"/>
+              <w:bottom w:val="nil"/>
+              <w:right w:val="single" w:color="auto" w:sz="4" w:space="0"/>
+            </w:tcBorders>
+            <w:shd w:val="clear" w:color="auto" w:fill="auto"/>
+            <w:noWrap/>
+            <w:vAlign w:val="center"/>
+          </w:tcPr>
+          <w:p>
+            <w:pPr>
+              <w:jc w:val="center"/>
+              <w:rPr>
+                <w:rFonts w:hint="default" w:ascii="Times New Roman" w:hAnsi="Times New Roman" w:eastAsia="SimSun" w:cs="Times New Roman"/>
+                <w:sz w:val="24"/>
+                <w:szCs w:val="24"/>
+              </w:rPr>
+            </w:pPr>
+            <w:r>
+              <w:rPr>
+                <w:rFonts w:hint="default" w:ascii="Times New Roman" w:hAnsi="Times New Roman" w:eastAsia="SimSun" w:cs="Times New Roman"/>
+                <w:sz w:val="24"/>
+                <w:szCs w:val="24"/>
+              </w:rPr>
+              <w:t>Browse Auctions</w:t>
+            </w:r>
+          </w:p>
+        </w:tc>
+        <w:tc>
+          <w:tcPr>
+            <w:tcW w:w="4977" w:type="dxa"/>
+            <w:tcBorders>
+              <w:top w:val="nil"/>
+              <w:left w:val="nil"/>
+              <w:bottom w:val="nil"/>
+              <w:right w:val="single" w:color="auto" w:sz="4" w:space="0"/>
+            </w:tcBorders>
+            <w:shd w:val="clear" w:color="auto" w:fill="auto"/>
+            <w:noWrap/>
+            <w:vAlign w:val="bottom"/>
+          </w:tcPr>
+          <w:p>
+            <w:pPr>
+              <w:pStyle w:val="23"/>
+              <w:bidi w:val="0"/>
+              <w:rPr>
+                <w:rFonts w:hint="default"/>
+              </w:rPr>
+            </w:pPr>
+            <w:r>
+              <w:rPr>
+                <w:rFonts w:hint="default"/>
+              </w:rPr>
+              <w:t>Displays a list of available, upcoming, or past auction sessions with search and filtering capabilities.</w:t>
+            </w:r>
+          </w:p>
+        </w:tc>
+      </w:tr>
+      <w:tr>
+        <w:tblPrEx>
+          <w:tblCellMar>
+            <w:top w:w="0" w:type="dxa"/>
+            <w:left w:w="108" w:type="dxa"/>
+            <w:bottom w:w="0" w:type="dxa"/>
+            <w:right w:w="108" w:type="dxa"/>
+          </w:tblCellMar>
+        </w:tblPrEx>
+        <w:trPr>
+          <w:trHeight w:val="288" w:hRule="atLeast"/>
+        </w:trPr>
+        <w:tc>
+          <w:tcPr>
+            <w:tcW w:w="440" w:type="dxa"/>
+            <w:tcBorders>
+              <w:top w:val="nil"/>
+              <w:left w:val="single" w:color="auto" w:sz="4" w:space="0"/>
+              <w:bottom w:val="nil"/>
+              <w:right w:val="single" w:color="auto" w:sz="4" w:space="0"/>
+            </w:tcBorders>
+            <w:vAlign w:val="center"/>
+          </w:tcPr>
+          <w:p>
+            <w:pPr>
+              <w:jc w:val="center"/>
+              <w:rPr>
+                <w:rFonts w:hint="default" w:ascii="Times New Roman" w:hAnsi="Times New Roman" w:cs="Times New Roman"/>
+                <w:color w:val="000000"/>
+                <w:lang w:val="vi-VN"/>
+              </w:rPr>
+            </w:pPr>
+            <w:r>
+              <w:rPr>
+                <w:rFonts w:hint="default" w:ascii="Times New Roman" w:hAnsi="Times New Roman" w:cs="Times New Roman"/>
+                <w:color w:val="000000"/>
+                <w:lang w:val="vi-VN"/>
+              </w:rPr>
+              <w:t>9</w:t>
+            </w:r>
+          </w:p>
+        </w:tc>
+        <w:tc>
+          <w:tcPr>
+            <w:tcW w:w="1799" w:type="dxa"/>
+            <w:tcBorders>
+              <w:top w:val="nil"/>
+              <w:left w:val="single" w:color="auto" w:sz="4" w:space="0"/>
+              <w:bottom w:val="nil"/>
+              <w:right w:val="single" w:color="auto" w:sz="4" w:space="0"/>
+            </w:tcBorders>
+            <w:shd w:val="clear" w:color="auto" w:fill="auto"/>
+            <w:noWrap/>
+            <w:vAlign w:val="center"/>
+          </w:tcPr>
+          <w:p>
+            <w:pPr>
+              <w:jc w:val="center"/>
+              <w:rPr>
+                <w:rFonts w:hint="default" w:ascii="Times New Roman" w:hAnsi="Times New Roman" w:eastAsia="SimSun" w:cs="Times New Roman"/>
+                <w:sz w:val="24"/>
+                <w:szCs w:val="24"/>
+              </w:rPr>
+            </w:pPr>
+            <w:r>
+              <w:rPr>
+                <w:rFonts w:hint="default" w:ascii="Times New Roman" w:hAnsi="Times New Roman" w:eastAsia="SimSun" w:cs="Times New Roman"/>
+                <w:sz w:val="24"/>
+                <w:szCs w:val="24"/>
+              </w:rPr>
+              <w:t>Core Bidding</w:t>
+            </w:r>
+          </w:p>
+        </w:tc>
+        <w:tc>
+          <w:tcPr>
+            <w:tcW w:w="2110" w:type="dxa"/>
+            <w:tcBorders>
+              <w:top w:val="nil"/>
+              <w:left w:val="nil"/>
+              <w:bottom w:val="nil"/>
+              <w:right w:val="single" w:color="auto" w:sz="4" w:space="0"/>
+            </w:tcBorders>
+            <w:shd w:val="clear" w:color="auto" w:fill="auto"/>
+            <w:noWrap/>
+            <w:vAlign w:val="center"/>
+          </w:tcPr>
+          <w:p>
+            <w:pPr>
+              <w:jc w:val="center"/>
+              <w:rPr>
+                <w:rFonts w:hint="default" w:ascii="Times New Roman" w:hAnsi="Times New Roman" w:eastAsia="SimSun" w:cs="Times New Roman"/>
+                <w:sz w:val="24"/>
+                <w:szCs w:val="24"/>
+              </w:rPr>
+            </w:pPr>
+            <w:r>
+              <w:rPr>
+                <w:rFonts w:hint="default" w:ascii="Times New Roman" w:hAnsi="Times New Roman" w:eastAsia="SimSun" w:cs="Times New Roman"/>
+                <w:sz w:val="24"/>
+                <w:szCs w:val="24"/>
+              </w:rPr>
+              <w:t>Auction Detail</w:t>
+            </w:r>
+          </w:p>
+        </w:tc>
+        <w:tc>
+          <w:tcPr>
+            <w:tcW w:w="4977" w:type="dxa"/>
+            <w:tcBorders>
+              <w:top w:val="nil"/>
+              <w:left w:val="nil"/>
+              <w:bottom w:val="nil"/>
+              <w:right w:val="single" w:color="auto" w:sz="4" w:space="0"/>
+            </w:tcBorders>
+            <w:shd w:val="clear" w:color="auto" w:fill="auto"/>
+            <w:noWrap/>
+            <w:vAlign w:val="bottom"/>
+          </w:tcPr>
+          <w:p>
+            <w:pPr>
+              <w:pStyle w:val="23"/>
+              <w:bidi w:val="0"/>
+              <w:rPr>
+                <w:rFonts w:hint="default"/>
+              </w:rPr>
+            </w:pPr>
+            <w:r>
+              <w:rPr>
+                <w:rFonts w:hint="default"/>
+              </w:rPr>
+              <w:t>Shows comprehensive product information, current starting/highest price, bidding history, and AI-generated evaluations.</w:t>
+            </w:r>
+          </w:p>
+        </w:tc>
+      </w:tr>
+      <w:tr>
+        <w:tblPrEx>
+          <w:tblCellMar>
+            <w:top w:w="0" w:type="dxa"/>
+            <w:left w:w="108" w:type="dxa"/>
+            <w:bottom w:w="0" w:type="dxa"/>
+            <w:right w:w="108" w:type="dxa"/>
+          </w:tblCellMar>
+        </w:tblPrEx>
+        <w:trPr>
+          <w:trHeight w:val="288" w:hRule="atLeast"/>
+        </w:trPr>
+        <w:tc>
+          <w:tcPr>
+            <w:tcW w:w="440" w:type="dxa"/>
+            <w:tcBorders>
+              <w:top w:val="nil"/>
+              <w:left w:val="single" w:color="auto" w:sz="4" w:space="0"/>
+              <w:bottom w:val="nil"/>
+              <w:right w:val="single" w:color="auto" w:sz="4" w:space="0"/>
+            </w:tcBorders>
+            <w:vAlign w:val="center"/>
+          </w:tcPr>
+          <w:p>
+            <w:pPr>
+              <w:jc w:val="center"/>
+              <w:rPr>
+                <w:rFonts w:hint="default" w:ascii="Times New Roman" w:hAnsi="Times New Roman" w:cs="Times New Roman"/>
+                <w:color w:val="000000"/>
+                <w:lang w:val="vi-VN"/>
+              </w:rPr>
+            </w:pPr>
+            <w:r>
+              <w:rPr>
+                <w:rFonts w:hint="default" w:ascii="Times New Roman" w:hAnsi="Times New Roman" w:cs="Times New Roman"/>
+                <w:color w:val="000000"/>
+                <w:lang w:val="vi-VN"/>
+              </w:rPr>
+              <w:t>10</w:t>
+            </w:r>
+          </w:p>
+        </w:tc>
+        <w:tc>
+          <w:tcPr>
+            <w:tcW w:w="1799" w:type="dxa"/>
+            <w:tcBorders>
+              <w:top w:val="nil"/>
+              <w:left w:val="single" w:color="auto" w:sz="4" w:space="0"/>
+              <w:bottom w:val="nil"/>
+              <w:right w:val="single" w:color="auto" w:sz="4" w:space="0"/>
+            </w:tcBorders>
+            <w:shd w:val="clear" w:color="auto" w:fill="auto"/>
+            <w:noWrap/>
+            <w:vAlign w:val="center"/>
+          </w:tcPr>
+          <w:p>
+            <w:pPr>
+              <w:jc w:val="center"/>
+              <w:rPr>
+                <w:rFonts w:hint="default" w:ascii="Times New Roman" w:hAnsi="Times New Roman" w:eastAsia="SimSun" w:cs="Times New Roman"/>
+                <w:sz w:val="24"/>
+                <w:szCs w:val="24"/>
+              </w:rPr>
+            </w:pPr>
+            <w:r>
+              <w:rPr>
+                <w:rFonts w:hint="default" w:ascii="Times New Roman" w:hAnsi="Times New Roman" w:eastAsia="SimSun" w:cs="Times New Roman"/>
+                <w:sz w:val="24"/>
+                <w:szCs w:val="24"/>
+              </w:rPr>
+              <w:t>Core Bidding</w:t>
+            </w:r>
+          </w:p>
+        </w:tc>
+        <w:tc>
+          <w:tcPr>
+            <w:tcW w:w="2110" w:type="dxa"/>
+            <w:tcBorders>
+              <w:top w:val="nil"/>
+              <w:left w:val="nil"/>
+              <w:bottom w:val="nil"/>
+              <w:right w:val="single" w:color="auto" w:sz="4" w:space="0"/>
+            </w:tcBorders>
+            <w:shd w:val="clear" w:color="auto" w:fill="auto"/>
+            <w:noWrap/>
+            <w:vAlign w:val="center"/>
+          </w:tcPr>
+          <w:p>
+            <w:pPr>
+              <w:jc w:val="center"/>
+              <w:rPr>
+                <w:rFonts w:hint="default" w:ascii="Times New Roman" w:hAnsi="Times New Roman" w:eastAsia="SimSun" w:cs="Times New Roman"/>
+                <w:sz w:val="24"/>
+                <w:szCs w:val="24"/>
+              </w:rPr>
+            </w:pPr>
+            <w:r>
+              <w:rPr>
+                <w:rFonts w:hint="default" w:ascii="Times New Roman" w:hAnsi="Times New Roman" w:eastAsia="SimSun" w:cs="Times New Roman"/>
+                <w:sz w:val="24"/>
+                <w:szCs w:val="24"/>
+              </w:rPr>
+              <w:t>Live Auction Room</w:t>
+            </w:r>
+          </w:p>
+        </w:tc>
+        <w:tc>
+          <w:tcPr>
+            <w:tcW w:w="4977" w:type="dxa"/>
+            <w:tcBorders>
+              <w:top w:val="nil"/>
+              <w:left w:val="nil"/>
+              <w:bottom w:val="nil"/>
+              <w:right w:val="single" w:color="auto" w:sz="4" w:space="0"/>
+            </w:tcBorders>
+            <w:shd w:val="clear" w:color="auto" w:fill="auto"/>
+            <w:noWrap/>
+            <w:vAlign w:val="bottom"/>
+          </w:tcPr>
+          <w:p>
+            <w:pPr>
+              <w:pStyle w:val="23"/>
+              <w:bidi w:val="0"/>
+              <w:rPr>
+                <w:rFonts w:hint="default"/>
+              </w:rPr>
+            </w:pPr>
+            <w:r>
+              <w:rPr>
+                <w:rFonts w:hint="default"/>
+              </w:rPr>
+              <w:t>The real-time bidding interface where qualified Buyers can observe the auction and place new bids.</w:t>
+            </w:r>
+          </w:p>
+        </w:tc>
+      </w:tr>
+      <w:tr>
+        <w:tblPrEx>
+          <w:tblCellMar>
+            <w:top w:w="0" w:type="dxa"/>
+            <w:left w:w="108" w:type="dxa"/>
+            <w:bottom w:w="0" w:type="dxa"/>
+            <w:right w:w="108" w:type="dxa"/>
+          </w:tblCellMar>
+        </w:tblPrEx>
+        <w:trPr>
+          <w:trHeight w:val="288" w:hRule="atLeast"/>
+        </w:trPr>
+        <w:tc>
+          <w:tcPr>
+            <w:tcW w:w="440" w:type="dxa"/>
+            <w:tcBorders>
+              <w:top w:val="nil"/>
+              <w:left w:val="single" w:color="auto" w:sz="4" w:space="0"/>
+              <w:bottom w:val="nil"/>
+              <w:right w:val="single" w:color="auto" w:sz="4" w:space="0"/>
+            </w:tcBorders>
+            <w:vAlign w:val="center"/>
+          </w:tcPr>
+          <w:p>
+            <w:pPr>
+              <w:jc w:val="center"/>
+              <w:rPr>
+                <w:rFonts w:hint="default" w:ascii="Times New Roman" w:hAnsi="Times New Roman" w:cs="Times New Roman"/>
+                <w:color w:val="000000"/>
+                <w:lang w:val="vi-VN"/>
+              </w:rPr>
+            </w:pPr>
+            <w:r>
+              <w:rPr>
+                <w:rFonts w:hint="default" w:ascii="Times New Roman" w:hAnsi="Times New Roman" w:cs="Times New Roman"/>
+                <w:color w:val="000000"/>
+                <w:lang w:val="vi-VN"/>
+              </w:rPr>
+              <w:t>11</w:t>
+            </w:r>
+          </w:p>
+        </w:tc>
+        <w:tc>
+          <w:tcPr>
+            <w:tcW w:w="1799" w:type="dxa"/>
+            <w:tcBorders>
+              <w:top w:val="nil"/>
+              <w:left w:val="single" w:color="auto" w:sz="4" w:space="0"/>
+              <w:bottom w:val="nil"/>
+              <w:right w:val="single" w:color="auto" w:sz="4" w:space="0"/>
+            </w:tcBorders>
+            <w:shd w:val="clear" w:color="auto" w:fill="auto"/>
+            <w:noWrap/>
+            <w:vAlign w:val="center"/>
+          </w:tcPr>
+          <w:p>
+            <w:pPr>
+              <w:jc w:val="center"/>
+              <w:rPr>
+                <w:rFonts w:hint="default" w:ascii="Times New Roman" w:hAnsi="Times New Roman" w:eastAsia="SimSun" w:cs="Times New Roman"/>
+                <w:sz w:val="24"/>
+                <w:szCs w:val="24"/>
+              </w:rPr>
+            </w:pPr>
+            <w:r>
+              <w:rPr>
+                <w:rFonts w:hint="default" w:ascii="Times New Roman" w:hAnsi="Times New Roman" w:eastAsia="SimSun" w:cs="Times New Roman"/>
+                <w:sz w:val="24"/>
+                <w:szCs w:val="24"/>
+              </w:rPr>
+              <w:t>Core Bidding</w:t>
+            </w:r>
+          </w:p>
+        </w:tc>
+        <w:tc>
+          <w:tcPr>
+            <w:tcW w:w="2110" w:type="dxa"/>
+            <w:tcBorders>
+              <w:top w:val="nil"/>
+              <w:left w:val="nil"/>
+              <w:bottom w:val="nil"/>
+              <w:right w:val="single" w:color="auto" w:sz="4" w:space="0"/>
+            </w:tcBorders>
+            <w:shd w:val="clear" w:color="auto" w:fill="auto"/>
+            <w:noWrap/>
+            <w:vAlign w:val="center"/>
+          </w:tcPr>
+          <w:p>
+            <w:pPr>
+              <w:jc w:val="center"/>
+              <w:rPr>
+                <w:rFonts w:hint="default" w:ascii="Times New Roman" w:hAnsi="Times New Roman" w:eastAsia="SimSun" w:cs="Times New Roman"/>
+                <w:sz w:val="24"/>
+                <w:szCs w:val="24"/>
+              </w:rPr>
+            </w:pPr>
+            <w:r>
+              <w:rPr>
+                <w:rFonts w:hint="default" w:ascii="Times New Roman" w:hAnsi="Times New Roman" w:eastAsia="SimSun" w:cs="Times New Roman"/>
+                <w:sz w:val="24"/>
+                <w:szCs w:val="24"/>
+              </w:rPr>
+              <w:t>Order Settlement</w:t>
+            </w:r>
+          </w:p>
+        </w:tc>
+        <w:tc>
+          <w:tcPr>
+            <w:tcW w:w="4977" w:type="dxa"/>
+            <w:tcBorders>
+              <w:top w:val="nil"/>
+              <w:left w:val="nil"/>
+              <w:bottom w:val="nil"/>
+              <w:right w:val="single" w:color="auto" w:sz="4" w:space="0"/>
+            </w:tcBorders>
+            <w:shd w:val="clear" w:color="auto" w:fill="auto"/>
+            <w:noWrap/>
+            <w:vAlign w:val="bottom"/>
+          </w:tcPr>
+          <w:p>
+            <w:pPr>
+              <w:pStyle w:val="23"/>
+              <w:bidi w:val="0"/>
+              <w:rPr>
+                <w:rFonts w:hint="default"/>
+              </w:rPr>
+            </w:pPr>
+            <w:r>
+              <w:rPr>
+                <w:rFonts w:hint="default"/>
+              </w:rPr>
+              <w:t>Allows winning Buyers to process the final remaining payment for the product they won.</w:t>
+            </w:r>
+          </w:p>
+        </w:tc>
+      </w:tr>
+      <w:tr>
+        <w:tblPrEx>
+          <w:tblCellMar>
+            <w:top w:w="0" w:type="dxa"/>
+            <w:left w:w="108" w:type="dxa"/>
+            <w:bottom w:w="0" w:type="dxa"/>
+            <w:right w:w="108" w:type="dxa"/>
+          </w:tblCellMar>
+        </w:tblPrEx>
+        <w:trPr>
+          <w:trHeight w:val="288" w:hRule="atLeast"/>
+        </w:trPr>
+        <w:tc>
+          <w:tcPr>
+            <w:tcW w:w="440" w:type="dxa"/>
+            <w:tcBorders>
+              <w:top w:val="nil"/>
+              <w:left w:val="single" w:color="auto" w:sz="4" w:space="0"/>
+              <w:bottom w:val="nil"/>
+              <w:right w:val="single" w:color="auto" w:sz="4" w:space="0"/>
+            </w:tcBorders>
+            <w:vAlign w:val="center"/>
+          </w:tcPr>
+          <w:p>
+            <w:pPr>
+              <w:jc w:val="center"/>
+              <w:rPr>
+                <w:rFonts w:hint="default" w:ascii="Times New Roman" w:hAnsi="Times New Roman" w:cs="Times New Roman"/>
+                <w:color w:val="000000"/>
+                <w:lang w:val="vi-VN"/>
+              </w:rPr>
+            </w:pPr>
+            <w:r>
+              <w:rPr>
+                <w:rFonts w:hint="default" w:ascii="Times New Roman" w:hAnsi="Times New Roman" w:cs="Times New Roman"/>
+                <w:color w:val="000000"/>
+                <w:lang w:val="vi-VN"/>
+              </w:rPr>
+              <w:t>12</w:t>
+            </w:r>
+          </w:p>
+        </w:tc>
+        <w:tc>
+          <w:tcPr>
+            <w:tcW w:w="1799" w:type="dxa"/>
+            <w:tcBorders>
+              <w:top w:val="nil"/>
+              <w:left w:val="single" w:color="auto" w:sz="4" w:space="0"/>
+              <w:bottom w:val="nil"/>
+              <w:right w:val="single" w:color="auto" w:sz="4" w:space="0"/>
+            </w:tcBorders>
+            <w:shd w:val="clear" w:color="auto" w:fill="auto"/>
+            <w:noWrap/>
+            <w:vAlign w:val="center"/>
+          </w:tcPr>
+          <w:p>
+            <w:pPr>
+              <w:jc w:val="center"/>
+              <w:rPr>
+                <w:rFonts w:hint="default" w:ascii="Times New Roman" w:hAnsi="Times New Roman" w:eastAsia="SimSun" w:cs="Times New Roman"/>
+                <w:sz w:val="24"/>
+                <w:szCs w:val="24"/>
+              </w:rPr>
+            </w:pPr>
+            <w:r>
+              <w:rPr>
+                <w:rFonts w:hint="default" w:ascii="Times New Roman" w:hAnsi="Times New Roman" w:eastAsia="SimSun" w:cs="Times New Roman"/>
+                <w:sz w:val="24"/>
+                <w:szCs w:val="24"/>
+              </w:rPr>
+              <w:t>Core Bidding</w:t>
+            </w:r>
+          </w:p>
+        </w:tc>
+        <w:tc>
+          <w:tcPr>
+            <w:tcW w:w="2110" w:type="dxa"/>
+            <w:tcBorders>
+              <w:top w:val="nil"/>
+              <w:left w:val="nil"/>
+              <w:bottom w:val="nil"/>
+              <w:right w:val="single" w:color="auto" w:sz="4" w:space="0"/>
+            </w:tcBorders>
+            <w:shd w:val="clear" w:color="auto" w:fill="auto"/>
+            <w:noWrap/>
+            <w:vAlign w:val="center"/>
+          </w:tcPr>
+          <w:p>
+            <w:pPr>
+              <w:jc w:val="center"/>
+              <w:rPr>
+                <w:rFonts w:hint="default" w:ascii="Times New Roman" w:hAnsi="Times New Roman" w:eastAsia="SimSun" w:cs="Times New Roman"/>
+                <w:sz w:val="24"/>
+                <w:szCs w:val="24"/>
+              </w:rPr>
+            </w:pPr>
+            <w:r>
+              <w:rPr>
+                <w:rFonts w:hint="default" w:ascii="Times New Roman" w:hAnsi="Times New Roman" w:eastAsia="SimSun" w:cs="Times New Roman"/>
+                <w:sz w:val="24"/>
+                <w:szCs w:val="24"/>
+              </w:rPr>
+              <w:t>Seller Dashboard</w:t>
+            </w:r>
+          </w:p>
+        </w:tc>
+        <w:tc>
+          <w:tcPr>
+            <w:tcW w:w="4977" w:type="dxa"/>
+            <w:tcBorders>
+              <w:top w:val="nil"/>
+              <w:left w:val="nil"/>
+              <w:bottom w:val="nil"/>
+              <w:right w:val="single" w:color="auto" w:sz="4" w:space="0"/>
+            </w:tcBorders>
+            <w:shd w:val="clear" w:color="auto" w:fill="auto"/>
+            <w:noWrap/>
+            <w:vAlign w:val="bottom"/>
+          </w:tcPr>
+          <w:p>
+            <w:pPr>
+              <w:pStyle w:val="23"/>
+              <w:bidi w:val="0"/>
+              <w:rPr>
+                <w:rFonts w:hint="default"/>
+              </w:rPr>
+            </w:pPr>
+            <w:r>
+              <w:rPr>
+                <w:rFonts w:hint="default"/>
+              </w:rPr>
+              <w:t>A dedicated workspace for Sellers to manage their product listings and monitor their ongoing auctions.</w:t>
+            </w:r>
+          </w:p>
+        </w:tc>
+      </w:tr>
+      <w:tr>
+        <w:tblPrEx>
+          <w:tblCellMar>
+            <w:top w:w="0" w:type="dxa"/>
+            <w:left w:w="108" w:type="dxa"/>
+            <w:bottom w:w="0" w:type="dxa"/>
+            <w:right w:w="108" w:type="dxa"/>
+          </w:tblCellMar>
+        </w:tblPrEx>
+        <w:trPr>
+          <w:trHeight w:val="288" w:hRule="atLeast"/>
+        </w:trPr>
+        <w:tc>
+          <w:tcPr>
+            <w:tcW w:w="440" w:type="dxa"/>
+            <w:tcBorders>
+              <w:top w:val="nil"/>
+              <w:left w:val="single" w:color="auto" w:sz="4" w:space="0"/>
+              <w:bottom w:val="nil"/>
+              <w:right w:val="single" w:color="auto" w:sz="4" w:space="0"/>
+            </w:tcBorders>
+            <w:vAlign w:val="center"/>
+          </w:tcPr>
+          <w:p>
+            <w:pPr>
+              <w:jc w:val="center"/>
+              <w:rPr>
+                <w:rFonts w:hint="default" w:ascii="Times New Roman" w:hAnsi="Times New Roman" w:cs="Times New Roman"/>
+                <w:color w:val="000000"/>
+                <w:lang w:val="vi-VN"/>
+              </w:rPr>
+            </w:pPr>
+            <w:r>
+              <w:rPr>
+                <w:rFonts w:hint="default" w:ascii="Times New Roman" w:hAnsi="Times New Roman" w:cs="Times New Roman"/>
+                <w:color w:val="000000"/>
+                <w:lang w:val="vi-VN"/>
+              </w:rPr>
+              <w:t>13</w:t>
+            </w:r>
+          </w:p>
+        </w:tc>
+        <w:tc>
+          <w:tcPr>
+            <w:tcW w:w="1799" w:type="dxa"/>
+            <w:tcBorders>
+              <w:top w:val="nil"/>
+              <w:left w:val="single" w:color="auto" w:sz="4" w:space="0"/>
+              <w:bottom w:val="nil"/>
+              <w:right w:val="single" w:color="auto" w:sz="4" w:space="0"/>
+            </w:tcBorders>
+            <w:shd w:val="clear" w:color="auto" w:fill="auto"/>
+            <w:noWrap/>
+            <w:vAlign w:val="center"/>
+          </w:tcPr>
+          <w:p>
+            <w:pPr>
+              <w:jc w:val="center"/>
+              <w:rPr>
+                <w:rFonts w:hint="default" w:ascii="Times New Roman" w:hAnsi="Times New Roman" w:eastAsia="SimSun" w:cs="Times New Roman"/>
+                <w:sz w:val="24"/>
+                <w:szCs w:val="24"/>
+              </w:rPr>
+            </w:pPr>
+            <w:r>
+              <w:rPr>
+                <w:rFonts w:hint="default" w:ascii="Times New Roman" w:hAnsi="Times New Roman" w:eastAsia="SimSun" w:cs="Times New Roman"/>
+                <w:sz w:val="24"/>
+                <w:szCs w:val="24"/>
+              </w:rPr>
+              <w:t>Core Bidding</w:t>
+            </w:r>
+          </w:p>
+        </w:tc>
+        <w:tc>
+          <w:tcPr>
+            <w:tcW w:w="2110" w:type="dxa"/>
+            <w:tcBorders>
+              <w:top w:val="nil"/>
+              <w:left w:val="nil"/>
+              <w:bottom w:val="nil"/>
+              <w:right w:val="single" w:color="auto" w:sz="4" w:space="0"/>
+            </w:tcBorders>
+            <w:shd w:val="clear" w:color="auto" w:fill="auto"/>
+            <w:noWrap/>
+            <w:vAlign w:val="center"/>
+          </w:tcPr>
+          <w:p>
+            <w:pPr>
+              <w:jc w:val="center"/>
+              <w:rPr>
+                <w:rFonts w:hint="default" w:ascii="Times New Roman" w:hAnsi="Times New Roman" w:eastAsia="SimSun" w:cs="Times New Roman"/>
+                <w:sz w:val="24"/>
+                <w:szCs w:val="24"/>
+              </w:rPr>
+            </w:pPr>
+            <w:r>
+              <w:rPr>
+                <w:rFonts w:hint="default" w:ascii="Times New Roman" w:hAnsi="Times New Roman" w:eastAsia="SimSun" w:cs="Times New Roman"/>
+                <w:sz w:val="24"/>
+                <w:szCs w:val="24"/>
+              </w:rPr>
+              <w:t>Request Auction Creation</w:t>
+            </w:r>
+          </w:p>
+        </w:tc>
+        <w:tc>
+          <w:tcPr>
+            <w:tcW w:w="4977" w:type="dxa"/>
+            <w:tcBorders>
+              <w:top w:val="nil"/>
+              <w:left w:val="nil"/>
+              <w:bottom w:val="nil"/>
+              <w:right w:val="single" w:color="auto" w:sz="4" w:space="0"/>
+            </w:tcBorders>
+            <w:shd w:val="clear" w:color="auto" w:fill="auto"/>
+            <w:noWrap/>
+            <w:vAlign w:val="bottom"/>
+          </w:tcPr>
+          <w:p>
+            <w:pPr>
+              <w:pStyle w:val="23"/>
+              <w:bidi w:val="0"/>
+              <w:rPr>
+                <w:rFonts w:hint="default"/>
+              </w:rPr>
+            </w:pPr>
+            <w:r>
+              <w:rPr>
+                <w:rFonts w:hint="default"/>
+              </w:rPr>
+              <w:t>A data entry form for Sellers to input product details, upload images, and request the creation of a new auction session.</w:t>
+            </w:r>
+          </w:p>
+        </w:tc>
+      </w:tr>
+      <w:tr>
+        <w:tblPrEx>
+          <w:tblCellMar>
+            <w:top w:w="0" w:type="dxa"/>
+            <w:left w:w="108" w:type="dxa"/>
+            <w:bottom w:w="0" w:type="dxa"/>
+            <w:right w:w="108" w:type="dxa"/>
+          </w:tblCellMar>
+        </w:tblPrEx>
+        <w:trPr>
+          <w:trHeight w:val="288" w:hRule="atLeast"/>
+        </w:trPr>
+        <w:tc>
+          <w:tcPr>
+            <w:tcW w:w="440" w:type="dxa"/>
+            <w:tcBorders>
+              <w:top w:val="nil"/>
+              <w:left w:val="single" w:color="auto" w:sz="4" w:space="0"/>
+              <w:bottom w:val="nil"/>
+              <w:right w:val="single" w:color="auto" w:sz="4" w:space="0"/>
+            </w:tcBorders>
+            <w:vAlign w:val="center"/>
+          </w:tcPr>
+          <w:p>
+            <w:pPr>
+              <w:jc w:val="center"/>
+              <w:rPr>
+                <w:rFonts w:hint="default" w:ascii="Times New Roman" w:hAnsi="Times New Roman" w:cs="Times New Roman"/>
+                <w:color w:val="000000"/>
+                <w:lang w:val="vi-VN"/>
+              </w:rPr>
+            </w:pPr>
+            <w:r>
+              <w:rPr>
+                <w:rFonts w:hint="default" w:ascii="Times New Roman" w:hAnsi="Times New Roman" w:cs="Times New Roman"/>
+                <w:color w:val="000000"/>
+                <w:lang w:val="vi-VN"/>
+              </w:rPr>
+              <w:t>14</w:t>
+            </w:r>
+          </w:p>
+        </w:tc>
+        <w:tc>
+          <w:tcPr>
+            <w:tcW w:w="1799" w:type="dxa"/>
+            <w:tcBorders>
+              <w:top w:val="nil"/>
+              <w:left w:val="single" w:color="auto" w:sz="4" w:space="0"/>
+              <w:bottom w:val="nil"/>
+              <w:right w:val="single" w:color="auto" w:sz="4" w:space="0"/>
+            </w:tcBorders>
+            <w:shd w:val="clear" w:color="auto" w:fill="auto"/>
+            <w:noWrap/>
+            <w:vAlign w:val="center"/>
+          </w:tcPr>
+          <w:p>
+            <w:pPr>
+              <w:jc w:val="center"/>
+              <w:rPr>
+                <w:rFonts w:hint="default" w:ascii="Times New Roman" w:hAnsi="Times New Roman" w:eastAsia="SimSun" w:cs="Times New Roman"/>
+                <w:sz w:val="24"/>
+                <w:szCs w:val="24"/>
+              </w:rPr>
+            </w:pPr>
+            <w:r>
+              <w:rPr>
+                <w:rFonts w:hint="default" w:ascii="Times New Roman" w:hAnsi="Times New Roman" w:eastAsia="SimSun" w:cs="Times New Roman"/>
+                <w:sz w:val="24"/>
+                <w:szCs w:val="24"/>
+              </w:rPr>
+              <w:t>Admin &amp; Staff</w:t>
+            </w:r>
+          </w:p>
+        </w:tc>
+        <w:tc>
+          <w:tcPr>
+            <w:tcW w:w="2110" w:type="dxa"/>
+            <w:tcBorders>
+              <w:top w:val="nil"/>
+              <w:left w:val="nil"/>
+              <w:bottom w:val="nil"/>
+              <w:right w:val="single" w:color="auto" w:sz="4" w:space="0"/>
+            </w:tcBorders>
+            <w:shd w:val="clear" w:color="auto" w:fill="auto"/>
+            <w:noWrap/>
+            <w:vAlign w:val="center"/>
+          </w:tcPr>
+          <w:p>
+            <w:pPr>
+              <w:jc w:val="center"/>
+              <w:rPr>
+                <w:rFonts w:hint="default" w:ascii="Times New Roman" w:hAnsi="Times New Roman" w:eastAsia="SimSun" w:cs="Times New Roman"/>
+                <w:sz w:val="24"/>
+                <w:szCs w:val="24"/>
+              </w:rPr>
+            </w:pPr>
+            <w:r>
+              <w:rPr>
+                <w:rFonts w:hint="default" w:ascii="Times New Roman" w:hAnsi="Times New Roman" w:eastAsia="SimSun" w:cs="Times New Roman"/>
+                <w:sz w:val="24"/>
+                <w:szCs w:val="24"/>
+              </w:rPr>
+              <w:t>Backoffice Dashboard</w:t>
+            </w:r>
+          </w:p>
+        </w:tc>
+        <w:tc>
+          <w:tcPr>
+            <w:tcW w:w="4977" w:type="dxa"/>
+            <w:tcBorders>
+              <w:top w:val="nil"/>
+              <w:left w:val="nil"/>
+              <w:bottom w:val="nil"/>
+              <w:right w:val="single" w:color="auto" w:sz="4" w:space="0"/>
+            </w:tcBorders>
+            <w:shd w:val="clear" w:color="auto" w:fill="auto"/>
+            <w:noWrap/>
+            <w:vAlign w:val="bottom"/>
+          </w:tcPr>
+          <w:p>
+            <w:pPr>
+              <w:pStyle w:val="23"/>
+              <w:bidi w:val="0"/>
+              <w:rPr>
+                <w:rFonts w:hint="default"/>
+              </w:rPr>
+            </w:pPr>
+            <w:r>
+              <w:rPr>
+                <w:rFonts w:hint="default"/>
+              </w:rPr>
+              <w:t>The main overview for system administrators and Staff to view quick statistics, system alerts, and access management modules.</w:t>
+            </w:r>
+          </w:p>
+        </w:tc>
+      </w:tr>
+      <w:tr>
+        <w:tblPrEx>
+          <w:tblCellMar>
+            <w:top w:w="0" w:type="dxa"/>
+            <w:left w:w="108" w:type="dxa"/>
+            <w:bottom w:w="0" w:type="dxa"/>
+            <w:right w:w="108" w:type="dxa"/>
+          </w:tblCellMar>
+        </w:tblPrEx>
+        <w:trPr>
+          <w:trHeight w:val="288" w:hRule="atLeast"/>
+        </w:trPr>
+        <w:tc>
+          <w:tcPr>
+            <w:tcW w:w="440" w:type="dxa"/>
+            <w:tcBorders>
+              <w:top w:val="nil"/>
+              <w:left w:val="single" w:color="auto" w:sz="4" w:space="0"/>
+              <w:bottom w:val="nil"/>
+              <w:right w:val="single" w:color="auto" w:sz="4" w:space="0"/>
+            </w:tcBorders>
+            <w:vAlign w:val="center"/>
+          </w:tcPr>
+          <w:p>
+            <w:pPr>
+              <w:jc w:val="center"/>
+              <w:rPr>
+                <w:rFonts w:hint="default" w:ascii="Times New Roman" w:hAnsi="Times New Roman" w:cs="Times New Roman"/>
+                <w:color w:val="000000"/>
+                <w:lang w:val="vi-VN"/>
+              </w:rPr>
+            </w:pPr>
+            <w:r>
+              <w:rPr>
+                <w:rFonts w:hint="default" w:ascii="Times New Roman" w:hAnsi="Times New Roman" w:cs="Times New Roman"/>
+                <w:color w:val="000000"/>
+                <w:lang w:val="vi-VN"/>
+              </w:rPr>
+              <w:t>15</w:t>
+            </w:r>
+          </w:p>
+        </w:tc>
+        <w:tc>
+          <w:tcPr>
+            <w:tcW w:w="1799" w:type="dxa"/>
+            <w:tcBorders>
+              <w:top w:val="nil"/>
+              <w:left w:val="single" w:color="auto" w:sz="4" w:space="0"/>
+              <w:bottom w:val="nil"/>
+              <w:right w:val="single" w:color="auto" w:sz="4" w:space="0"/>
+            </w:tcBorders>
+            <w:shd w:val="clear" w:color="auto" w:fill="auto"/>
+            <w:noWrap/>
+            <w:vAlign w:val="center"/>
+          </w:tcPr>
+          <w:p>
+            <w:pPr>
+              <w:jc w:val="center"/>
+              <w:rPr>
+                <w:rFonts w:hint="default" w:ascii="Times New Roman" w:hAnsi="Times New Roman" w:eastAsia="SimSun" w:cs="Times New Roman"/>
+                <w:sz w:val="24"/>
+                <w:szCs w:val="24"/>
+              </w:rPr>
+            </w:pPr>
+            <w:r>
+              <w:rPr>
+                <w:rFonts w:hint="default" w:ascii="Times New Roman" w:hAnsi="Times New Roman" w:eastAsia="SimSun" w:cs="Times New Roman"/>
+                <w:sz w:val="24"/>
+                <w:szCs w:val="24"/>
+              </w:rPr>
+              <w:t>Admin &amp; Staff</w:t>
+            </w:r>
+          </w:p>
+        </w:tc>
+        <w:tc>
+          <w:tcPr>
+            <w:tcW w:w="2110" w:type="dxa"/>
+            <w:tcBorders>
+              <w:top w:val="nil"/>
+              <w:left w:val="nil"/>
+              <w:bottom w:val="nil"/>
+              <w:right w:val="single" w:color="auto" w:sz="4" w:space="0"/>
+            </w:tcBorders>
+            <w:shd w:val="clear" w:color="auto" w:fill="auto"/>
+            <w:noWrap/>
+            <w:vAlign w:val="center"/>
+          </w:tcPr>
+          <w:p>
+            <w:pPr>
+              <w:jc w:val="center"/>
+              <w:rPr>
+                <w:rFonts w:hint="default" w:ascii="Times New Roman" w:hAnsi="Times New Roman" w:eastAsia="SimSun" w:cs="Times New Roman"/>
+                <w:sz w:val="24"/>
+                <w:szCs w:val="24"/>
+              </w:rPr>
+            </w:pPr>
+            <w:r>
+              <w:rPr>
+                <w:rFonts w:hint="default" w:ascii="Times New Roman" w:hAnsi="Times New Roman" w:eastAsia="SimSun" w:cs="Times New Roman"/>
+                <w:sz w:val="24"/>
+                <w:szCs w:val="24"/>
+              </w:rPr>
+              <w:t>Product Approvals List</w:t>
+            </w:r>
+          </w:p>
+        </w:tc>
+        <w:tc>
+          <w:tcPr>
+            <w:tcW w:w="4977" w:type="dxa"/>
+            <w:tcBorders>
+              <w:top w:val="nil"/>
+              <w:left w:val="nil"/>
+              <w:bottom w:val="nil"/>
+              <w:right w:val="single" w:color="auto" w:sz="4" w:space="0"/>
+            </w:tcBorders>
+            <w:shd w:val="clear" w:color="auto" w:fill="auto"/>
+            <w:noWrap/>
+            <w:vAlign w:val="bottom"/>
+          </w:tcPr>
+          <w:p>
+            <w:pPr>
+              <w:pStyle w:val="23"/>
+              <w:bidi w:val="0"/>
+              <w:rPr>
+                <w:rFonts w:hint="default"/>
+              </w:rPr>
+            </w:pPr>
+            <w:r>
+              <w:rPr>
+                <w:rFonts w:hint="default"/>
+              </w:rPr>
+              <w:t>Allows Staff to view, review, and approve or reject auction creation requests submitted by Sellers.</w:t>
+            </w:r>
+          </w:p>
+        </w:tc>
+      </w:tr>
+      <w:tr>
+        <w:tblPrEx>
+          <w:tblCellMar>
+            <w:top w:w="0" w:type="dxa"/>
+            <w:left w:w="108" w:type="dxa"/>
+            <w:bottom w:w="0" w:type="dxa"/>
+            <w:right w:w="108" w:type="dxa"/>
+          </w:tblCellMar>
+        </w:tblPrEx>
+        <w:trPr>
+          <w:trHeight w:val="288" w:hRule="atLeast"/>
+        </w:trPr>
+        <w:tc>
+          <w:tcPr>
+            <w:tcW w:w="440" w:type="dxa"/>
             <w:tcBorders>
               <w:top w:val="nil"/>
               <w:left w:val="single" w:color="auto" w:sz="4" w:space="0"/>
               <w:bottom w:val="single" w:color="auto" w:sz="4" w:space="0"/>
               <w:right w:val="single" w:color="auto" w:sz="4" w:space="0"/>
             </w:tcBorders>
-          </w:tcPr>
-          <w:p>
-            <w:pPr>
-              <w:rPr>
-                <w:rFonts w:ascii="Calibri" w:hAnsi="Calibri" w:cs="Calibri"/>
-                <w:color w:val="000000"/>
-              </w:rPr>
-            </w:pPr>
-            <w:r>
-              <w:rPr>
-                <w:rFonts w:ascii="Calibri" w:hAnsi="Calibri" w:cs="Calibri"/>
-                <w:color w:val="000000"/>
-              </w:rPr>
-              <w:t>3</w:t>
+            <w:vAlign w:val="center"/>
+          </w:tcPr>
+          <w:p>
+            <w:pPr>
+              <w:jc w:val="center"/>
+              <w:rPr>
+                <w:rFonts w:hint="default" w:ascii="Times New Roman" w:hAnsi="Times New Roman" w:cs="Times New Roman"/>
+                <w:color w:val="000000"/>
+                <w:lang w:val="vi-VN"/>
+              </w:rPr>
+            </w:pPr>
+            <w:r>
+              <w:rPr>
+                <w:rFonts w:hint="default" w:ascii="Times New Roman" w:hAnsi="Times New Roman" w:cs="Times New Roman"/>
+                <w:color w:val="000000"/>
+                <w:lang w:val="vi-VN"/>
+              </w:rPr>
+              <w:t>16</w:t>
             </w:r>
           </w:p>
         </w:tc>
@@ -10092,27 +11858,62 @@
             </w:tcBorders>
             <w:shd w:val="clear" w:color="auto" w:fill="auto"/>
             <w:noWrap/>
-            <w:vAlign w:val="bottom"/>
-          </w:tcPr>
-          <w:p>
-            <w:pPr>
-              <w:rPr>
-                <w:rFonts w:ascii="Calibri" w:hAnsi="Calibri" w:cs="Calibri"/>
-                <w:color w:val="000000"/>
-              </w:rPr>
-            </w:pPr>
-            <w:r>
-              <w:rPr>
-                <w:rFonts w:ascii="Calibri" w:hAnsi="Calibri" w:cs="Calibri"/>
-                <w:color w:val="000000"/>
-              </w:rPr>
-              <w:t>..</w:t>
-            </w:r>
-          </w:p>
-        </w:tc>
-        <w:tc>
-          <w:tcPr>
-            <w:tcW w:w="1701" w:type="dxa"/>
+            <w:vAlign w:val="center"/>
+          </w:tcPr>
+          <w:p>
+            <w:pPr>
+              <w:jc w:val="center"/>
+              <w:rPr>
+                <w:rFonts w:hint="default" w:ascii="Times New Roman" w:hAnsi="Times New Roman" w:eastAsia="SimSun" w:cs="Times New Roman"/>
+                <w:sz w:val="24"/>
+                <w:szCs w:val="24"/>
+              </w:rPr>
+            </w:pPr>
+            <w:r>
+              <w:rPr>
+                <w:rFonts w:hint="default" w:ascii="Times New Roman" w:hAnsi="Times New Roman" w:eastAsia="SimSun" w:cs="Times New Roman"/>
+                <w:sz w:val="24"/>
+                <w:szCs w:val="24"/>
+              </w:rPr>
+              <w:t>Admin &amp; Staff</w:t>
+            </w:r>
+          </w:p>
+        </w:tc>
+        <w:tc>
+          <w:tcPr>
+            <w:tcW w:w="2110" w:type="dxa"/>
+            <w:tcBorders>
+              <w:top w:val="nil"/>
+              <w:left w:val="nil"/>
+              <w:bottom w:val="single" w:color="auto" w:sz="4" w:space="0"/>
+              <w:right w:val="single" w:color="auto" w:sz="4" w:space="0"/>
+            </w:tcBorders>
+            <w:shd w:val="clear" w:color="auto" w:fill="auto"/>
+            <w:noWrap/>
+            <w:vAlign w:val="center"/>
+          </w:tcPr>
+          <w:p>
+            <w:pPr>
+              <w:jc w:val="center"/>
+              <w:rPr>
+                <w:rFonts w:hint="default" w:ascii="Times New Roman" w:hAnsi="Times New Roman" w:eastAsia="SimSun" w:cs="Times New Roman"/>
+                <w:sz w:val="24"/>
+                <w:szCs w:val="24"/>
+              </w:rPr>
+            </w:pPr>
+            <w:r>
+              <w:rPr>
+                <w:rFonts w:hint="default" w:ascii="Times New Roman" w:hAnsi="Times New Roman" w:eastAsia="SimSun" w:cs="Times New Roman"/>
+                <w:sz w:val="24"/>
+                <w:szCs w:val="24"/>
+              </w:rPr>
+              <w:t>User Management</w:t>
+            </w:r>
+          </w:p>
+        </w:tc>
+        <w:tc>
+          <w:tcPr>
+            <w:tcW w:w="4977" w:type="dxa"/>
             <w:tcBorders>
               <w:top w:val="nil"/>
               <w:left w:val="nil"/>
@@ -10125,33 +11926,18 @@
           </w:tcPr>
           <w:p>
             <w:pPr>
-              <w:rPr>
-                <w:rFonts w:ascii="Calibri" w:hAnsi="Calibri" w:cs="Calibri"/>
-                <w:color w:val="000000"/>
-              </w:rPr>
-            </w:pPr>
-          </w:p>
-        </w:tc>
-        <w:tc>
-          <w:tcPr>
-            <w:tcW w:w="5386" w:type="dxa"/>
-            <w:tcBorders>
-              <w:top w:val="nil"/>
-              <w:left w:val="nil"/>
-              <w:bottom w:val="single" w:color="auto" w:sz="4" w:space="0"/>
-              <w:right w:val="single" w:color="auto" w:sz="4" w:space="0"/>
-            </w:tcBorders>
-            <w:shd w:val="clear" w:color="auto" w:fill="auto"/>
-            <w:noWrap/>
-            <w:vAlign w:val="bottom"/>
-          </w:tcPr>
-          <w:p>
-            <w:pPr>
-              <w:rPr>
-                <w:rFonts w:ascii="Calibri" w:hAnsi="Calibri" w:cs="Calibri"/>
-                <w:color w:val="000000"/>
-              </w:rPr>
-            </w:pPr>
+              <w:pStyle w:val="23"/>
+              <w:bidi w:val="0"/>
+              <w:rPr>
+                <w:rFonts w:hint="default"/>
+              </w:rPr>
+            </w:pPr>
+            <w:r>
+              <w:rPr>
+                <w:rFonts w:hint="default"/>
+              </w:rPr>
+              <w:t>Allows Admin to view user details, manage system roles, and suspend or ban user accounts based on policy violations.</w:t>
+            </w:r>
           </w:p>
         </w:tc>
       </w:tr>
@@ -10173,26 +11959,11 @@
       </w:r>
       <w:bookmarkEnd w:id="17"/>
     </w:p>
-    <w:p>
-      <w:pPr>
-        <w:jc w:val="both"/>
-        <w:rPr>
-          <w:i/>
-          <w:color w:val="0000FF"/>
-        </w:rPr>
-      </w:pPr>
-      <w:r>
-        <w:rPr>
-          <w:i/>
-          <w:color w:val="0000FF"/>
-        </w:rPr>
-        <w:t>[Provide the system roles authorization to the system features (down to screens, and event to the screen activities if applicable) in the table form as below – replace Role1, Role2,… with your specific system user role names]</w:t>
-      </w:r>
-    </w:p>
+    <w:p/>
     <w:tbl>
       <w:tblPr>
         <w:tblStyle w:val="8"/>
-        <w:tblW w:w="9214" w:type="dxa"/>
+        <w:tblW w:w="9578" w:type="dxa"/>
         <w:tblInd w:w="-5" w:type="dxa"/>
         <w:tblBorders>
           <w:top w:val="single" w:color="auto" w:sz="4" w:space="0"/>
@@ -10211,11 +11982,13 @@
         </w:tblCellMar>
       </w:tblPr>
       <w:tblGrid>
-        <w:gridCol w:w="3119"/>
-        <w:gridCol w:w="1417"/>
-        <w:gridCol w:w="1418"/>
-        <w:gridCol w:w="1559"/>
-        <w:gridCol w:w="1701"/>
+        <w:gridCol w:w="2368"/>
+        <w:gridCol w:w="1075"/>
+        <w:gridCol w:w="1076"/>
+        <w:gridCol w:w="1183"/>
+        <w:gridCol w:w="1292"/>
+        <w:gridCol w:w="1292"/>
+        <w:gridCol w:w="1292"/>
       </w:tblGrid>
       <w:tr>
         <w:tblPrEx>
@@ -10239,7 +12012,7 @@
         </w:trPr>
         <w:tc>
           <w:tcPr>
-            <w:tcW w:w="3119" w:type="dxa"/>
+            <w:tcW w:w="2368" w:type="dxa"/>
             <w:shd w:val="clear" w:color="auto" w:fill="FFE8E1"/>
             <w:noWrap/>
             <w:vAlign w:val="center"/>
@@ -10247,14 +12020,16 @@
           <w:p>
             <w:pPr>
               <w:rPr>
-                <w:rFonts w:cs="Calibri"/>
-                <w:b/>
-              </w:rPr>
-            </w:pPr>
-            <w:r>
-              <w:rPr>
-                <w:rFonts w:cs="Calibri"/>
-                <w:b/>
+                <w:rFonts w:hint="default" w:ascii="Times New Roman" w:hAnsi="Times New Roman" w:cs="Times New Roman"/>
+                <w:b w:val="0"/>
+                <w:bCs/>
+              </w:rPr>
+            </w:pPr>
+            <w:r>
+              <w:rPr>
+                <w:rFonts w:hint="default" w:ascii="Times New Roman" w:hAnsi="Times New Roman" w:cs="Times New Roman"/>
+                <w:b w:val="0"/>
+                <w:bCs/>
               </w:rPr>
               <w:t>Screen</w:t>
             </w:r>
@@ -10262,7 +12037,7 @@
         </w:tc>
         <w:tc>
           <w:tcPr>
-            <w:tcW w:w="1417" w:type="dxa"/>
+            <w:tcW w:w="1075" w:type="dxa"/>
             <w:shd w:val="clear" w:color="auto" w:fill="FFE8E1"/>
             <w:noWrap/>
             <w:vAlign w:val="center"/>
@@ -10271,22 +12046,26 @@
             <w:pPr>
               <w:jc w:val="center"/>
               <w:rPr>
-                <w:rFonts w:cs="Calibri"/>
-                <w:b/>
-              </w:rPr>
-            </w:pPr>
-            <w:r>
-              <w:rPr>
-                <w:rFonts w:cs="Calibri"/>
-                <w:b/>
-              </w:rPr>
-              <w:t>Role-Name1</w:t>
-            </w:r>
-          </w:p>
-        </w:tc>
-        <w:tc>
-          <w:tcPr>
-            <w:tcW w:w="1418" w:type="dxa"/>
+                <w:rFonts w:hint="default" w:ascii="Times New Roman" w:hAnsi="Times New Roman" w:cs="Times New Roman"/>
+                <w:b w:val="0"/>
+                <w:bCs/>
+              </w:rPr>
+            </w:pPr>
+            <w:r>
+              <w:rPr>
+                <w:rFonts w:hint="default" w:ascii="Times New Roman" w:hAnsi="Times New Roman" w:eastAsia="SimSun" w:cs="Times New Roman"/>
+                <w:b w:val="0"/>
+                <w:bCs/>
+                <w:sz w:val="24"/>
+                <w:szCs w:val="24"/>
+              </w:rPr>
+              <w:t>Guest</w:t>
+            </w:r>
+          </w:p>
+        </w:tc>
+        <w:tc>
+          <w:tcPr>
+            <w:tcW w:w="1076" w:type="dxa"/>
             <w:shd w:val="clear" w:color="auto" w:fill="FFE8E1"/>
             <w:vAlign w:val="center"/>
           </w:tcPr>
@@ -10294,22 +12073,26 @@
             <w:pPr>
               <w:jc w:val="center"/>
               <w:rPr>
-                <w:rFonts w:cs="Calibri"/>
-                <w:b/>
-              </w:rPr>
-            </w:pPr>
-            <w:r>
-              <w:rPr>
-                <w:rFonts w:cs="Calibri"/>
-                <w:b/>
-              </w:rPr>
-              <w:t>Role-Name2</w:t>
-            </w:r>
-          </w:p>
-        </w:tc>
-        <w:tc>
-          <w:tcPr>
-            <w:tcW w:w="1559" w:type="dxa"/>
+                <w:rFonts w:hint="default" w:ascii="Times New Roman" w:hAnsi="Times New Roman" w:cs="Times New Roman"/>
+                <w:b w:val="0"/>
+                <w:bCs/>
+              </w:rPr>
+            </w:pPr>
+            <w:r>
+              <w:rPr>
+                <w:rFonts w:hint="default" w:ascii="Times New Roman" w:hAnsi="Times New Roman" w:eastAsia="SimSun" w:cs="Times New Roman"/>
+                <w:b w:val="0"/>
+                <w:bCs/>
+                <w:sz w:val="24"/>
+                <w:szCs w:val="24"/>
+              </w:rPr>
+              <w:t>Member</w:t>
+            </w:r>
+          </w:p>
+        </w:tc>
+        <w:tc>
+          <w:tcPr>
+            <w:tcW w:w="1183" w:type="dxa"/>
             <w:shd w:val="clear" w:color="auto" w:fill="FFE8E1"/>
             <w:vAlign w:val="center"/>
           </w:tcPr>
@@ -10317,22 +12100,26 @@
             <w:pPr>
               <w:jc w:val="center"/>
               <w:rPr>
-                <w:rFonts w:cs="Calibri"/>
-                <w:b/>
-              </w:rPr>
-            </w:pPr>
-            <w:r>
-              <w:rPr>
-                <w:rFonts w:cs="Calibri"/>
-                <w:b/>
-              </w:rPr>
-              <w:t>Role-Name3</w:t>
-            </w:r>
-          </w:p>
-        </w:tc>
-        <w:tc>
-          <w:tcPr>
-            <w:tcW w:w="1701" w:type="dxa"/>
+                <w:rFonts w:hint="default" w:ascii="Times New Roman" w:hAnsi="Times New Roman" w:cs="Times New Roman"/>
+                <w:b w:val="0"/>
+                <w:bCs/>
+              </w:rPr>
+            </w:pPr>
+            <w:r>
+              <w:rPr>
+                <w:rFonts w:hint="default" w:ascii="Times New Roman" w:hAnsi="Times New Roman" w:eastAsia="SimSun" w:cs="Times New Roman"/>
+                <w:b w:val="0"/>
+                <w:bCs/>
+                <w:sz w:val="24"/>
+                <w:szCs w:val="24"/>
+              </w:rPr>
+              <w:t>Buyer</w:t>
+            </w:r>
+          </w:p>
+        </w:tc>
+        <w:tc>
+          <w:tcPr>
+            <w:tcW w:w="1292" w:type="dxa"/>
             <w:shd w:val="clear" w:color="auto" w:fill="FFE8E1"/>
             <w:vAlign w:val="center"/>
           </w:tcPr>
@@ -10340,16 +12127,78 @@
             <w:pPr>
               <w:jc w:val="center"/>
               <w:rPr>
-                <w:rFonts w:cs="Calibri"/>
-                <w:b/>
-              </w:rPr>
-            </w:pPr>
-            <w:r>
-              <w:rPr>
-                <w:rFonts w:cs="Calibri"/>
-                <w:b/>
-              </w:rPr>
-              <w:t>…</w:t>
+                <w:rFonts w:hint="default" w:ascii="Times New Roman" w:hAnsi="Times New Roman" w:cs="Times New Roman"/>
+                <w:b w:val="0"/>
+                <w:bCs/>
+              </w:rPr>
+            </w:pPr>
+            <w:r>
+              <w:rPr>
+                <w:rFonts w:hint="default" w:ascii="Times New Roman" w:hAnsi="Times New Roman" w:eastAsia="SimSun" w:cs="Times New Roman"/>
+                <w:b w:val="0"/>
+                <w:bCs/>
+                <w:sz w:val="24"/>
+                <w:szCs w:val="24"/>
+              </w:rPr>
+              <w:t>Seller</w:t>
+            </w:r>
+          </w:p>
+        </w:tc>
+        <w:tc>
+          <w:tcPr>
+            <w:tcW w:w="1292" w:type="dxa"/>
+            <w:shd w:val="clear" w:color="auto" w:fill="FFE8E1"/>
+            <w:vAlign w:val="center"/>
+          </w:tcPr>
+          <w:p>
+            <w:pPr>
+              <w:jc w:val="center"/>
+              <w:rPr>
+                <w:rFonts w:hint="default" w:ascii="Times New Roman" w:hAnsi="Times New Roman" w:eastAsia="SimSun" w:cs="Times New Roman"/>
+                <w:b w:val="0"/>
+                <w:bCs/>
+                <w:sz w:val="24"/>
+                <w:szCs w:val="24"/>
+              </w:rPr>
+            </w:pPr>
+            <w:r>
+              <w:rPr>
+                <w:rFonts w:hint="default" w:ascii="Times New Roman" w:hAnsi="Times New Roman" w:eastAsia="SimSun" w:cs="Times New Roman"/>
+                <w:b w:val="0"/>
+                <w:bCs/>
+                <w:sz w:val="24"/>
+                <w:szCs w:val="24"/>
+              </w:rPr>
+              <w:t>Staff</w:t>
+            </w:r>
+          </w:p>
+        </w:tc>
+        <w:tc>
+          <w:tcPr>
+            <w:tcW w:w="1292" w:type="dxa"/>
+            <w:shd w:val="clear" w:color="auto" w:fill="FFE8E1"/>
+            <w:vAlign w:val="center"/>
+          </w:tcPr>
+          <w:p>
+            <w:pPr>
+              <w:jc w:val="center"/>
+              <w:rPr>
+                <w:rFonts w:hint="default" w:ascii="Times New Roman" w:hAnsi="Times New Roman" w:eastAsia="SimSun" w:cs="Times New Roman"/>
+                <w:b w:val="0"/>
+                <w:bCs/>
+                <w:sz w:val="24"/>
+                <w:szCs w:val="24"/>
+              </w:rPr>
+            </w:pPr>
+            <w:r>
+              <w:rPr>
+                <w:rFonts w:hint="default" w:ascii="Times New Roman" w:hAnsi="Times New Roman" w:eastAsia="SimSun" w:cs="Times New Roman"/>
+                <w:b w:val="0"/>
+                <w:bCs/>
+                <w:sz w:val="24"/>
+                <w:szCs w:val="24"/>
+              </w:rPr>
+              <w:t>Admin</w:t>
             </w:r>
           </w:p>
         </w:tc>
@@ -10376,7 +12225,7 @@
         </w:trPr>
         <w:tc>
           <w:tcPr>
-            <w:tcW w:w="3119" w:type="dxa"/>
+            <w:tcW w:w="2368" w:type="dxa"/>
             <w:shd w:val="clear" w:color="auto" w:fill="auto"/>
             <w:noWrap/>
             <w:vAlign w:val="bottom"/>
@@ -10384,22 +12233,23 @@
           <w:p>
             <w:pPr>
               <w:rPr>
-                <w:rFonts w:ascii="Calibri" w:hAnsi="Calibri" w:cs="Calibri"/>
-                <w:color w:val="000000"/>
-              </w:rPr>
-            </w:pPr>
-            <w:r>
-              <w:rPr>
-                <w:rFonts w:ascii="Calibri" w:hAnsi="Calibri" w:cs="Calibri"/>
-                <w:color w:val="000000"/>
-              </w:rPr>
-              <w:t>&lt;&lt;Screen Name1&gt;&gt;</w:t>
-            </w:r>
-          </w:p>
-        </w:tc>
-        <w:tc>
-          <w:tcPr>
-            <w:tcW w:w="1417" w:type="dxa"/>
+                <w:rFonts w:hint="default" w:ascii="Times New Roman" w:hAnsi="Times New Roman" w:cs="Times New Roman"/>
+                <w:color w:val="000000"/>
+              </w:rPr>
+            </w:pPr>
+            <w:r>
+              <w:rPr>
+                <w:rFonts w:hint="default" w:ascii="Times New Roman" w:hAnsi="Times New Roman" w:eastAsia="SimSun" w:cs="Times New Roman"/>
+                <w:sz w:val="24"/>
+                <w:szCs w:val="24"/>
+              </w:rPr>
+              <w:t>Home Page</w:t>
+            </w:r>
+          </w:p>
+        </w:tc>
+        <w:tc>
+          <w:tcPr>
+            <w:tcW w:w="1075" w:type="dxa"/>
             <w:shd w:val="clear" w:color="auto" w:fill="auto"/>
             <w:noWrap/>
             <w:vAlign w:val="bottom"/>
@@ -10408,13 +12258,13 @@
             <w:pPr>
               <w:jc w:val="center"/>
               <w:rPr>
-                <w:rFonts w:ascii="Calibri" w:hAnsi="Calibri" w:cs="Calibri"/>
-                <w:color w:val="000000"/>
-              </w:rPr>
-            </w:pPr>
-            <w:r>
-              <w:rPr>
-                <w:rFonts w:ascii="Calibri" w:hAnsi="Calibri" w:cs="Calibri"/>
+                <w:rFonts w:hint="default" w:ascii="Times New Roman" w:hAnsi="Times New Roman" w:cs="Times New Roman"/>
+                <w:color w:val="000000"/>
+              </w:rPr>
+            </w:pPr>
+            <w:r>
+              <w:rPr>
+                <w:rFonts w:hint="default" w:ascii="Times New Roman" w:hAnsi="Times New Roman" w:cs="Times New Roman"/>
                 <w:color w:val="000000"/>
               </w:rPr>
               <w:t>X</w:t>
@@ -10423,33 +12273,40 @@
         </w:tc>
         <w:tc>
           <w:tcPr>
-            <w:tcW w:w="1418" w:type="dxa"/>
+            <w:tcW w:w="1076" w:type="dxa"/>
           </w:tcPr>
           <w:p>
             <w:pPr>
               <w:jc w:val="center"/>
               <w:rPr>
-                <w:rFonts w:ascii="Calibri" w:hAnsi="Calibri" w:cs="Calibri"/>
-                <w:color w:val="000000"/>
-              </w:rPr>
-            </w:pPr>
-          </w:p>
-        </w:tc>
-        <w:tc>
-          <w:tcPr>
-            <w:tcW w:w="1559" w:type="dxa"/>
+                <w:rFonts w:hint="default" w:ascii="Times New Roman" w:hAnsi="Times New Roman" w:cs="Times New Roman"/>
+                <w:color w:val="000000"/>
+              </w:rPr>
+            </w:pPr>
+            <w:r>
+              <w:rPr>
+                <w:rFonts w:hint="default" w:ascii="Times New Roman" w:hAnsi="Times New Roman" w:cs="Times New Roman"/>
+                <w:color w:val="000000"/>
+              </w:rPr>
+              <w:t>X</w:t>
+            </w:r>
+          </w:p>
+        </w:tc>
+        <w:tc>
+          <w:tcPr>
+            <w:tcW w:w="1183" w:type="dxa"/>
           </w:tcPr>
           <w:p>
             <w:pPr>
               <w:jc w:val="center"/>
               <w:rPr>
-                <w:rFonts w:ascii="Calibri" w:hAnsi="Calibri" w:cs="Calibri"/>
-                <w:color w:val="000000"/>
-              </w:rPr>
-            </w:pPr>
-            <w:r>
-              <w:rPr>
-                <w:rFonts w:ascii="Calibri" w:hAnsi="Calibri" w:cs="Calibri"/>
+                <w:rFonts w:hint="default" w:ascii="Times New Roman" w:hAnsi="Times New Roman" w:cs="Times New Roman"/>
+                <w:color w:val="000000"/>
+              </w:rPr>
+            </w:pPr>
+            <w:r>
+              <w:rPr>
+                <w:rFonts w:hint="default" w:ascii="Times New Roman" w:hAnsi="Times New Roman" w:cs="Times New Roman"/>
                 <w:color w:val="000000"/>
               </w:rPr>
               <w:t>X</w:t>
@@ -10458,19 +12315,61 @@
         </w:tc>
         <w:tc>
           <w:tcPr>
-            <w:tcW w:w="1701" w:type="dxa"/>
+            <w:tcW w:w="1292" w:type="dxa"/>
           </w:tcPr>
           <w:p>
             <w:pPr>
               <w:jc w:val="center"/>
               <w:rPr>
-                <w:rFonts w:ascii="Calibri" w:hAnsi="Calibri" w:cs="Calibri"/>
-                <w:color w:val="000000"/>
-              </w:rPr>
-            </w:pPr>
-            <w:r>
-              <w:rPr>
-                <w:rFonts w:ascii="Calibri" w:hAnsi="Calibri" w:cs="Calibri"/>
+                <w:rFonts w:hint="default" w:ascii="Times New Roman" w:hAnsi="Times New Roman" w:cs="Times New Roman"/>
+                <w:color w:val="000000"/>
+              </w:rPr>
+            </w:pPr>
+            <w:r>
+              <w:rPr>
+                <w:rFonts w:hint="default" w:ascii="Times New Roman" w:hAnsi="Times New Roman" w:cs="Times New Roman"/>
+                <w:color w:val="000000"/>
+              </w:rPr>
+              <w:t>X</w:t>
+            </w:r>
+          </w:p>
+        </w:tc>
+        <w:tc>
+          <w:tcPr>
+            <w:tcW w:w="1292" w:type="dxa"/>
+          </w:tcPr>
+          <w:p>
+            <w:pPr>
+              <w:jc w:val="center"/>
+              <w:rPr>
+                <w:rFonts w:hint="default" w:ascii="Times New Roman" w:hAnsi="Times New Roman" w:cs="Times New Roman"/>
+                <w:color w:val="000000"/>
+              </w:rPr>
+            </w:pPr>
+            <w:r>
+              <w:rPr>
+                <w:rFonts w:hint="default" w:ascii="Times New Roman" w:hAnsi="Times New Roman" w:cs="Times New Roman"/>
+                <w:color w:val="000000"/>
+              </w:rPr>
+              <w:t>X</w:t>
+            </w:r>
+          </w:p>
+        </w:tc>
+        <w:tc>
+          <w:tcPr>
+            <w:tcW w:w="1292" w:type="dxa"/>
+          </w:tcPr>
+          <w:p>
+            <w:pPr>
+              <w:jc w:val="center"/>
+              <w:rPr>
+                <w:rFonts w:hint="default" w:ascii="Times New Roman" w:hAnsi="Times New Roman" w:cs="Times New Roman"/>
+                <w:color w:val="000000"/>
+              </w:rPr>
+            </w:pPr>
+            <w:r>
+              <w:rPr>
+                <w:rFonts w:hint="default" w:ascii="Times New Roman" w:hAnsi="Times New Roman" w:cs="Times New Roman"/>
                 <w:color w:val="000000"/>
               </w:rPr>
               <w:t>X</w:t>
@@ -10500,7 +12399,7 @@
         </w:trPr>
         <w:tc>
           <w:tcPr>
-            <w:tcW w:w="3119" w:type="dxa"/>
+            <w:tcW w:w="2368" w:type="dxa"/>
             <w:shd w:val="clear" w:color="auto" w:fill="auto"/>
             <w:noWrap/>
             <w:vAlign w:val="bottom"/>
@@ -10508,22 +12407,23 @@
           <w:p>
             <w:pPr>
               <w:rPr>
-                <w:rFonts w:ascii="Calibri" w:hAnsi="Calibri" w:cs="Calibri"/>
-                <w:color w:val="000000"/>
-              </w:rPr>
-            </w:pPr>
-            <w:r>
-              <w:rPr>
-                <w:rFonts w:ascii="Calibri" w:hAnsi="Calibri" w:cs="Calibri"/>
-                <w:color w:val="000000"/>
-              </w:rPr>
-              <w:t xml:space="preserve">    &lt;&lt;Screen Activity&gt;&gt;</w:t>
-            </w:r>
-          </w:p>
-        </w:tc>
-        <w:tc>
-          <w:tcPr>
-            <w:tcW w:w="1417" w:type="dxa"/>
+                <w:rFonts w:hint="default" w:ascii="Times New Roman" w:hAnsi="Times New Roman" w:cs="Times New Roman"/>
+                <w:color w:val="000000"/>
+              </w:rPr>
+            </w:pPr>
+            <w:r>
+              <w:rPr>
+                <w:rFonts w:hint="default" w:ascii="Times New Roman" w:hAnsi="Times New Roman" w:eastAsia="SimSun" w:cs="Times New Roman"/>
+                <w:sz w:val="24"/>
+                <w:szCs w:val="24"/>
+              </w:rPr>
+              <w:t>Login / Register Screen</w:t>
+            </w:r>
+          </w:p>
+        </w:tc>
+        <w:tc>
+          <w:tcPr>
+            <w:tcW w:w="1075" w:type="dxa"/>
             <w:shd w:val="clear" w:color="auto" w:fill="auto"/>
             <w:noWrap/>
             <w:vAlign w:val="bottom"/>
@@ -10532,66 +12432,87 @@
             <w:pPr>
               <w:jc w:val="center"/>
               <w:rPr>
-                <w:rFonts w:ascii="Calibri" w:hAnsi="Calibri" w:cs="Calibri"/>
-                <w:color w:val="000000"/>
-              </w:rPr>
-            </w:pPr>
-          </w:p>
-        </w:tc>
-        <w:tc>
-          <w:tcPr>
-            <w:tcW w:w="1418" w:type="dxa"/>
+                <w:rFonts w:hint="default" w:ascii="Times New Roman" w:hAnsi="Times New Roman" w:cs="Times New Roman"/>
+                <w:color w:val="000000"/>
+              </w:rPr>
+            </w:pPr>
+            <w:r>
+              <w:rPr>
+                <w:rFonts w:hint="default" w:ascii="Times New Roman" w:hAnsi="Times New Roman" w:cs="Times New Roman"/>
+                <w:color w:val="000000"/>
+              </w:rPr>
+              <w:t>X</w:t>
+            </w:r>
+          </w:p>
+        </w:tc>
+        <w:tc>
+          <w:tcPr>
+            <w:tcW w:w="1076" w:type="dxa"/>
           </w:tcPr>
           <w:p>
             <w:pPr>
               <w:jc w:val="center"/>
               <w:rPr>
-                <w:rFonts w:ascii="Calibri" w:hAnsi="Calibri" w:cs="Calibri"/>
-                <w:color w:val="000000"/>
-              </w:rPr>
-            </w:pPr>
-          </w:p>
-        </w:tc>
-        <w:tc>
-          <w:tcPr>
-            <w:tcW w:w="1559" w:type="dxa"/>
+                <w:rFonts w:hint="default" w:ascii="Times New Roman" w:hAnsi="Times New Roman" w:cs="Times New Roman"/>
+                <w:color w:val="000000"/>
+              </w:rPr>
+            </w:pPr>
+          </w:p>
+        </w:tc>
+        <w:tc>
+          <w:tcPr>
+            <w:tcW w:w="1183" w:type="dxa"/>
           </w:tcPr>
           <w:p>
             <w:pPr>
               <w:jc w:val="center"/>
               <w:rPr>
-                <w:rFonts w:ascii="Calibri" w:hAnsi="Calibri" w:cs="Calibri"/>
-                <w:color w:val="000000"/>
-              </w:rPr>
-            </w:pPr>
-            <w:r>
-              <w:rPr>
-                <w:rFonts w:ascii="Calibri" w:hAnsi="Calibri" w:cs="Calibri"/>
-                <w:color w:val="000000"/>
-              </w:rPr>
-              <w:t>X</w:t>
-            </w:r>
-          </w:p>
-        </w:tc>
-        <w:tc>
-          <w:tcPr>
-            <w:tcW w:w="1701" w:type="dxa"/>
+                <w:rFonts w:hint="default" w:ascii="Times New Roman" w:hAnsi="Times New Roman" w:cs="Times New Roman"/>
+                <w:color w:val="000000"/>
+              </w:rPr>
+            </w:pPr>
+          </w:p>
+        </w:tc>
+        <w:tc>
+          <w:tcPr>
+            <w:tcW w:w="1292" w:type="dxa"/>
           </w:tcPr>
           <w:p>
             <w:pPr>
               <w:jc w:val="center"/>
               <w:rPr>
-                <w:rFonts w:ascii="Calibri" w:hAnsi="Calibri" w:cs="Calibri"/>
-                <w:color w:val="000000"/>
-              </w:rPr>
-            </w:pPr>
-            <w:r>
-              <w:rPr>
-                <w:rFonts w:ascii="Calibri" w:hAnsi="Calibri" w:cs="Calibri"/>
-                <w:color w:val="000000"/>
-              </w:rPr>
-              <w:t>X</w:t>
-            </w:r>
+                <w:rFonts w:hint="default" w:ascii="Times New Roman" w:hAnsi="Times New Roman" w:cs="Times New Roman"/>
+                <w:color w:val="000000"/>
+              </w:rPr>
+            </w:pPr>
+          </w:p>
+        </w:tc>
+        <w:tc>
+          <w:tcPr>
+            <w:tcW w:w="1292" w:type="dxa"/>
+          </w:tcPr>
+          <w:p>
+            <w:pPr>
+              <w:jc w:val="center"/>
+              <w:rPr>
+                <w:rFonts w:hint="default" w:ascii="Times New Roman" w:hAnsi="Times New Roman" w:cs="Times New Roman"/>
+                <w:color w:val="000000"/>
+              </w:rPr>
+            </w:pPr>
+          </w:p>
+        </w:tc>
+        <w:tc>
+          <w:tcPr>
+            <w:tcW w:w="1292" w:type="dxa"/>
+          </w:tcPr>
+          <w:p>
+            <w:pPr>
+              <w:jc w:val="center"/>
+              <w:rPr>
+                <w:rFonts w:hint="default" w:ascii="Times New Roman" w:hAnsi="Times New Roman" w:cs="Times New Roman"/>
+                <w:color w:val="000000"/>
+              </w:rPr>
+            </w:pPr>
           </w:p>
         </w:tc>
       </w:tr>
@@ -10617,7 +12538,7 @@
         </w:trPr>
         <w:tc>
           <w:tcPr>
-            <w:tcW w:w="3119" w:type="dxa"/>
+            <w:tcW w:w="2368" w:type="dxa"/>
             <w:shd w:val="clear" w:color="auto" w:fill="auto"/>
             <w:noWrap/>
             <w:vAlign w:val="bottom"/>
@@ -10625,13 +12546,13 @@
           <w:p>
             <w:pPr>
               <w:rPr>
-                <w:rFonts w:ascii="Calibri" w:hAnsi="Calibri" w:cs="Calibri"/>
-                <w:color w:val="000000"/>
-              </w:rPr>
-            </w:pPr>
-            <w:r>
-              <w:rPr>
-                <w:rFonts w:ascii="Calibri" w:hAnsi="Calibri" w:cs="Calibri"/>
+                <w:rFonts w:hint="default" w:ascii="Times New Roman" w:hAnsi="Times New Roman" w:cs="Times New Roman"/>
+                <w:color w:val="000000"/>
+              </w:rPr>
+            </w:pPr>
+            <w:r>
+              <w:rPr>
+                <w:rFonts w:hint="default" w:ascii="Times New Roman" w:hAnsi="Times New Roman" w:cs="Times New Roman"/>
                 <w:color w:val="000000"/>
               </w:rPr>
               <w:t>&lt;&lt;Screen Name2&gt;&gt;</w:t>
@@ -10640,7 +12561,7 @@
         </w:tc>
         <w:tc>
           <w:tcPr>
-            <w:tcW w:w="1417" w:type="dxa"/>
+            <w:tcW w:w="1075" w:type="dxa"/>
             <w:shd w:val="clear" w:color="auto" w:fill="auto"/>
             <w:noWrap/>
             <w:vAlign w:val="bottom"/>
@@ -10649,13 +12570,27 @@
             <w:pPr>
               <w:jc w:val="center"/>
               <w:rPr>
-                <w:rFonts w:ascii="Calibri" w:hAnsi="Calibri" w:cs="Calibri"/>
-                <w:color w:val="000000"/>
-              </w:rPr>
-            </w:pPr>
-            <w:r>
-              <w:rPr>
-                <w:rFonts w:ascii="Calibri" w:hAnsi="Calibri" w:cs="Calibri"/>
+                <w:rFonts w:hint="default" w:ascii="Times New Roman" w:hAnsi="Times New Roman" w:cs="Times New Roman"/>
+                <w:color w:val="000000"/>
+              </w:rPr>
+            </w:pPr>
+          </w:p>
+        </w:tc>
+        <w:tc>
+          <w:tcPr>
+            <w:tcW w:w="1076" w:type="dxa"/>
+          </w:tcPr>
+          <w:p>
+            <w:pPr>
+              <w:jc w:val="center"/>
+              <w:rPr>
+                <w:rFonts w:hint="default" w:ascii="Times New Roman" w:hAnsi="Times New Roman" w:cs="Times New Roman"/>
+                <w:color w:val="000000"/>
+              </w:rPr>
+            </w:pPr>
+            <w:r>
+              <w:rPr>
+                <w:rFonts w:hint="default" w:ascii="Times New Roman" w:hAnsi="Times New Roman" w:cs="Times New Roman"/>
                 <w:color w:val="000000"/>
               </w:rPr>
               <w:t>X</w:t>
@@ -10664,33 +12599,40 @@
         </w:tc>
         <w:tc>
           <w:tcPr>
-            <w:tcW w:w="1418" w:type="dxa"/>
+            <w:tcW w:w="1183" w:type="dxa"/>
           </w:tcPr>
           <w:p>
             <w:pPr>
               <w:jc w:val="center"/>
               <w:rPr>
-                <w:rFonts w:ascii="Calibri" w:hAnsi="Calibri" w:cs="Calibri"/>
-                <w:color w:val="000000"/>
-              </w:rPr>
-            </w:pPr>
-          </w:p>
-        </w:tc>
-        <w:tc>
-          <w:tcPr>
-            <w:tcW w:w="1559" w:type="dxa"/>
+                <w:rFonts w:hint="default" w:ascii="Times New Roman" w:hAnsi="Times New Roman" w:cs="Times New Roman"/>
+                <w:color w:val="000000"/>
+              </w:rPr>
+            </w:pPr>
+            <w:r>
+              <w:rPr>
+                <w:rFonts w:hint="default" w:ascii="Times New Roman" w:hAnsi="Times New Roman" w:cs="Times New Roman"/>
+                <w:color w:val="000000"/>
+              </w:rPr>
+              <w:t>X</w:t>
+            </w:r>
+          </w:p>
+        </w:tc>
+        <w:tc>
+          <w:tcPr>
+            <w:tcW w:w="1292" w:type="dxa"/>
           </w:tcPr>
           <w:p>
             <w:pPr>
               <w:jc w:val="center"/>
               <w:rPr>
-                <w:rFonts w:ascii="Calibri" w:hAnsi="Calibri" w:cs="Calibri"/>
-                <w:color w:val="000000"/>
-              </w:rPr>
-            </w:pPr>
-            <w:r>
-              <w:rPr>
-                <w:rFonts w:ascii="Calibri" w:hAnsi="Calibri" w:cs="Calibri"/>
+                <w:rFonts w:hint="default" w:ascii="Times New Roman" w:hAnsi="Times New Roman" w:cs="Times New Roman"/>
+                <w:color w:val="000000"/>
+              </w:rPr>
+            </w:pPr>
+            <w:r>
+              <w:rPr>
+                <w:rFonts w:hint="default" w:ascii="Times New Roman" w:hAnsi="Times New Roman" w:cs="Times New Roman"/>
                 <w:color w:val="000000"/>
               </w:rPr>
               <w:t>X</w:t>
@@ -10699,13 +12641,27 @@
         </w:tc>
         <w:tc>
           <w:tcPr>
-            <w:tcW w:w="1701" w:type="dxa"/>
+            <w:tcW w:w="1292" w:type="dxa"/>
           </w:tcPr>
           <w:p>
             <w:pPr>
               <w:jc w:val="center"/>
               <w:rPr>
-                <w:rFonts w:ascii="Calibri" w:hAnsi="Calibri" w:cs="Calibri"/>
+                <w:rFonts w:hint="default" w:ascii="Times New Roman" w:hAnsi="Times New Roman" w:cs="Times New Roman"/>
+                <w:color w:val="000000"/>
+              </w:rPr>
+            </w:pPr>
+          </w:p>
+        </w:tc>
+        <w:tc>
+          <w:tcPr>
+            <w:tcW w:w="1292" w:type="dxa"/>
+          </w:tcPr>
+          <w:p>
+            <w:pPr>
+              <w:jc w:val="center"/>
+              <w:rPr>
+                <w:rFonts w:hint="default" w:ascii="Times New Roman" w:hAnsi="Times New Roman" w:cs="Times New Roman"/>
                 <w:color w:val="000000"/>
               </w:rPr>
             </w:pPr>
@@ -10734,7 +12690,7 @@
         </w:trPr>
         <w:tc>
           <w:tcPr>
-            <w:tcW w:w="3119" w:type="dxa"/>
+            <w:tcW w:w="2368" w:type="dxa"/>
             <w:shd w:val="clear" w:color="auto" w:fill="auto"/>
             <w:noWrap/>
             <w:vAlign w:val="bottom"/>
@@ -10742,22 +12698,23 @@
           <w:p>
             <w:pPr>
               <w:rPr>
-                <w:rFonts w:ascii="Calibri" w:hAnsi="Calibri" w:cs="Calibri"/>
-                <w:color w:val="000000"/>
-              </w:rPr>
-            </w:pPr>
-            <w:r>
-              <w:rPr>
-                <w:rFonts w:ascii="Calibri" w:hAnsi="Calibri" w:cs="Calibri"/>
-                <w:color w:val="000000"/>
-              </w:rPr>
-              <w:t xml:space="preserve">    Query All Data</w:t>
-            </w:r>
-          </w:p>
-        </w:tc>
-        <w:tc>
-          <w:tcPr>
-            <w:tcW w:w="1417" w:type="dxa"/>
+                <w:rFonts w:hint="default" w:ascii="Times New Roman" w:hAnsi="Times New Roman" w:cs="Times New Roman"/>
+                <w:color w:val="000000"/>
+              </w:rPr>
+            </w:pPr>
+            <w:r>
+              <w:rPr>
+                <w:rFonts w:hint="default" w:ascii="Times New Roman" w:hAnsi="Times New Roman" w:eastAsia="SimSun" w:cs="Times New Roman"/>
+                <w:sz w:val="24"/>
+                <w:szCs w:val="24"/>
+              </w:rPr>
+              <w:t>Member Dashboard</w:t>
+            </w:r>
+          </w:p>
+        </w:tc>
+        <w:tc>
+          <w:tcPr>
+            <w:tcW w:w="1075" w:type="dxa"/>
             <w:shd w:val="clear" w:color="auto" w:fill="auto"/>
             <w:noWrap/>
             <w:vAlign w:val="bottom"/>
@@ -10766,13 +12723,27 @@
             <w:pPr>
               <w:jc w:val="center"/>
               <w:rPr>
-                <w:rFonts w:ascii="Calibri" w:hAnsi="Calibri" w:cs="Calibri"/>
-                <w:color w:val="000000"/>
-              </w:rPr>
-            </w:pPr>
-            <w:r>
-              <w:rPr>
-                <w:rFonts w:ascii="Calibri" w:hAnsi="Calibri" w:cs="Calibri"/>
+                <w:rFonts w:hint="default" w:ascii="Times New Roman" w:hAnsi="Times New Roman" w:cs="Times New Roman"/>
+                <w:color w:val="000000"/>
+              </w:rPr>
+            </w:pPr>
+          </w:p>
+        </w:tc>
+        <w:tc>
+          <w:tcPr>
+            <w:tcW w:w="1076" w:type="dxa"/>
+          </w:tcPr>
+          <w:p>
+            <w:pPr>
+              <w:jc w:val="center"/>
+              <w:rPr>
+                <w:rFonts w:hint="default" w:ascii="Times New Roman" w:hAnsi="Times New Roman" w:cs="Times New Roman"/>
+                <w:color w:val="000000"/>
+              </w:rPr>
+            </w:pPr>
+            <w:r>
+              <w:rPr>
+                <w:rFonts w:hint="default" w:ascii="Times New Roman" w:hAnsi="Times New Roman" w:cs="Times New Roman"/>
                 <w:color w:val="000000"/>
               </w:rPr>
               <w:t>X</w:t>
@@ -10781,41 +12752,69 @@
         </w:tc>
         <w:tc>
           <w:tcPr>
-            <w:tcW w:w="1418" w:type="dxa"/>
+            <w:tcW w:w="1183" w:type="dxa"/>
           </w:tcPr>
           <w:p>
             <w:pPr>
               <w:jc w:val="center"/>
               <w:rPr>
-                <w:rFonts w:ascii="Calibri" w:hAnsi="Calibri" w:cs="Calibri"/>
-                <w:color w:val="000000"/>
-              </w:rPr>
-            </w:pPr>
-          </w:p>
-        </w:tc>
-        <w:tc>
-          <w:tcPr>
-            <w:tcW w:w="1559" w:type="dxa"/>
+                <w:rFonts w:hint="default" w:ascii="Times New Roman" w:hAnsi="Times New Roman" w:cs="Times New Roman"/>
+                <w:color w:val="000000"/>
+              </w:rPr>
+            </w:pPr>
+            <w:r>
+              <w:rPr>
+                <w:rFonts w:hint="default" w:ascii="Times New Roman" w:hAnsi="Times New Roman" w:cs="Times New Roman"/>
+                <w:color w:val="000000"/>
+              </w:rPr>
+              <w:t>X</w:t>
+            </w:r>
+          </w:p>
+        </w:tc>
+        <w:tc>
+          <w:tcPr>
+            <w:tcW w:w="1292" w:type="dxa"/>
           </w:tcPr>
           <w:p>
             <w:pPr>
               <w:jc w:val="center"/>
               <w:rPr>
-                <w:rFonts w:ascii="Calibri" w:hAnsi="Calibri" w:cs="Calibri"/>
-                <w:color w:val="000000"/>
-              </w:rPr>
-            </w:pPr>
-          </w:p>
-        </w:tc>
-        <w:tc>
-          <w:tcPr>
-            <w:tcW w:w="1701" w:type="dxa"/>
+                <w:rFonts w:hint="default" w:ascii="Times New Roman" w:hAnsi="Times New Roman" w:cs="Times New Roman"/>
+                <w:color w:val="000000"/>
+              </w:rPr>
+            </w:pPr>
+            <w:r>
+              <w:rPr>
+                <w:rFonts w:hint="default" w:ascii="Times New Roman" w:hAnsi="Times New Roman" w:cs="Times New Roman"/>
+                <w:color w:val="000000"/>
+              </w:rPr>
+              <w:t>X</w:t>
+            </w:r>
+          </w:p>
+        </w:tc>
+        <w:tc>
+          <w:tcPr>
+            <w:tcW w:w="1292" w:type="dxa"/>
           </w:tcPr>
           <w:p>
             <w:pPr>
               <w:jc w:val="center"/>
               <w:rPr>
-                <w:rFonts w:ascii="Calibri" w:hAnsi="Calibri" w:cs="Calibri"/>
+                <w:rFonts w:hint="default" w:ascii="Times New Roman" w:hAnsi="Times New Roman" w:cs="Times New Roman"/>
+                <w:color w:val="000000"/>
+              </w:rPr>
+            </w:pPr>
+          </w:p>
+        </w:tc>
+        <w:tc>
+          <w:tcPr>
+            <w:tcW w:w="1292" w:type="dxa"/>
+          </w:tcPr>
+          <w:p>
+            <w:pPr>
+              <w:jc w:val="center"/>
+              <w:rPr>
+                <w:rFonts w:hint="default" w:ascii="Times New Roman" w:hAnsi="Times New Roman" w:cs="Times New Roman"/>
                 <w:color w:val="000000"/>
               </w:rPr>
             </w:pPr>
@@ -10844,7 +12843,7 @@
         </w:trPr>
         <w:tc>
           <w:tcPr>
-            <w:tcW w:w="3119" w:type="dxa"/>
+            <w:tcW w:w="2368" w:type="dxa"/>
             <w:shd w:val="clear" w:color="auto" w:fill="auto"/>
             <w:noWrap/>
             <w:vAlign w:val="bottom"/>
@@ -10852,22 +12851,23 @@
           <w:p>
             <w:pPr>
               <w:rPr>
-                <w:rFonts w:ascii="Calibri" w:hAnsi="Calibri" w:cs="Calibri"/>
-                <w:color w:val="000000"/>
-              </w:rPr>
-            </w:pPr>
-            <w:r>
-              <w:rPr>
-                <w:rFonts w:ascii="Calibri" w:hAnsi="Calibri" w:cs="Calibri"/>
-                <w:color w:val="000000"/>
-              </w:rPr>
-              <w:t xml:space="preserve">    Query Own Data</w:t>
-            </w:r>
-          </w:p>
-        </w:tc>
-        <w:tc>
-          <w:tcPr>
-            <w:tcW w:w="1417" w:type="dxa"/>
+                <w:rFonts w:hint="default" w:ascii="Times New Roman" w:hAnsi="Times New Roman" w:cs="Times New Roman"/>
+                <w:color w:val="000000"/>
+              </w:rPr>
+            </w:pPr>
+            <w:r>
+              <w:rPr>
+                <w:rFonts w:hint="default" w:ascii="Times New Roman" w:hAnsi="Times New Roman" w:eastAsia="SimSun" w:cs="Times New Roman"/>
+                <w:sz w:val="24"/>
+                <w:szCs w:val="24"/>
+              </w:rPr>
+              <w:t>Update Profile &amp; KYC</w:t>
+            </w:r>
+          </w:p>
+        </w:tc>
+        <w:tc>
+          <w:tcPr>
+            <w:tcW w:w="1075" w:type="dxa"/>
             <w:shd w:val="clear" w:color="auto" w:fill="auto"/>
             <w:noWrap/>
             <w:vAlign w:val="bottom"/>
@@ -10876,41 +12876,48 @@
             <w:pPr>
               <w:jc w:val="center"/>
               <w:rPr>
-                <w:rFonts w:ascii="Calibri" w:hAnsi="Calibri" w:cs="Calibri"/>
-                <w:color w:val="000000"/>
-              </w:rPr>
-            </w:pPr>
-          </w:p>
-        </w:tc>
-        <w:tc>
-          <w:tcPr>
-            <w:tcW w:w="1418" w:type="dxa"/>
+                <w:rFonts w:hint="default" w:ascii="Times New Roman" w:hAnsi="Times New Roman" w:cs="Times New Roman"/>
+                <w:color w:val="000000"/>
+              </w:rPr>
+            </w:pPr>
+          </w:p>
+        </w:tc>
+        <w:tc>
+          <w:tcPr>
+            <w:tcW w:w="1076" w:type="dxa"/>
           </w:tcPr>
           <w:p>
             <w:pPr>
               <w:jc w:val="center"/>
               <w:rPr>
-                <w:rFonts w:ascii="Calibri" w:hAnsi="Calibri" w:cs="Calibri"/>
-                <w:color w:val="000000"/>
-              </w:rPr>
-            </w:pPr>
-          </w:p>
-        </w:tc>
-        <w:tc>
-          <w:tcPr>
-            <w:tcW w:w="1559" w:type="dxa"/>
+                <w:rFonts w:hint="default" w:ascii="Times New Roman" w:hAnsi="Times New Roman" w:cs="Times New Roman"/>
+                <w:color w:val="000000"/>
+              </w:rPr>
+            </w:pPr>
+            <w:r>
+              <w:rPr>
+                <w:rFonts w:hint="default" w:ascii="Times New Roman" w:hAnsi="Times New Roman" w:cs="Times New Roman"/>
+                <w:color w:val="000000"/>
+              </w:rPr>
+              <w:t>X</w:t>
+            </w:r>
+          </w:p>
+        </w:tc>
+        <w:tc>
+          <w:tcPr>
+            <w:tcW w:w="1183" w:type="dxa"/>
           </w:tcPr>
           <w:p>
             <w:pPr>
               <w:jc w:val="center"/>
               <w:rPr>
-                <w:rFonts w:ascii="Calibri" w:hAnsi="Calibri" w:cs="Calibri"/>
-                <w:color w:val="000000"/>
-              </w:rPr>
-            </w:pPr>
-            <w:r>
-              <w:rPr>
-                <w:rFonts w:ascii="Calibri" w:hAnsi="Calibri" w:cs="Calibri"/>
+                <w:rFonts w:hint="default" w:ascii="Times New Roman" w:hAnsi="Times New Roman" w:cs="Times New Roman"/>
+                <w:color w:val="000000"/>
+              </w:rPr>
+            </w:pPr>
+            <w:r>
+              <w:rPr>
+                <w:rFonts w:hint="default" w:ascii="Times New Roman" w:hAnsi="Times New Roman" w:cs="Times New Roman"/>
                 <w:color w:val="000000"/>
               </w:rPr>
               <w:t>X</w:t>
@@ -10919,13 +12926,48 @@
         </w:tc>
         <w:tc>
           <w:tcPr>
-            <w:tcW w:w="1701" w:type="dxa"/>
+            <w:tcW w:w="1292" w:type="dxa"/>
           </w:tcPr>
           <w:p>
             <w:pPr>
               <w:jc w:val="center"/>
               <w:rPr>
-                <w:rFonts w:ascii="Calibri" w:hAnsi="Calibri" w:cs="Calibri"/>
+                <w:rFonts w:hint="default" w:ascii="Times New Roman" w:hAnsi="Times New Roman" w:cs="Times New Roman"/>
+                <w:color w:val="000000"/>
+              </w:rPr>
+            </w:pPr>
+            <w:r>
+              <w:rPr>
+                <w:rFonts w:hint="default" w:ascii="Times New Roman" w:hAnsi="Times New Roman" w:cs="Times New Roman"/>
+                <w:color w:val="000000"/>
+              </w:rPr>
+              <w:t>X</w:t>
+            </w:r>
+          </w:p>
+        </w:tc>
+        <w:tc>
+          <w:tcPr>
+            <w:tcW w:w="1292" w:type="dxa"/>
+          </w:tcPr>
+          <w:p>
+            <w:pPr>
+              <w:jc w:val="center"/>
+              <w:rPr>
+                <w:rFonts w:hint="default" w:ascii="Times New Roman" w:hAnsi="Times New Roman" w:cs="Times New Roman"/>
+                <w:color w:val="000000"/>
+              </w:rPr>
+            </w:pPr>
+          </w:p>
+        </w:tc>
+        <w:tc>
+          <w:tcPr>
+            <w:tcW w:w="1292" w:type="dxa"/>
+          </w:tcPr>
+          <w:p>
+            <w:pPr>
+              <w:jc w:val="center"/>
+              <w:rPr>
+                <w:rFonts w:hint="default" w:ascii="Times New Roman" w:hAnsi="Times New Roman" w:cs="Times New Roman"/>
                 <w:color w:val="000000"/>
               </w:rPr>
             </w:pPr>
@@ -10954,7 +12996,7 @@
         </w:trPr>
         <w:tc>
           <w:tcPr>
-            <w:tcW w:w="3119" w:type="dxa"/>
+            <w:tcW w:w="2368" w:type="dxa"/>
             <w:shd w:val="clear" w:color="auto" w:fill="auto"/>
             <w:noWrap/>
             <w:vAlign w:val="bottom"/>
@@ -10962,22 +13004,33 @@
           <w:p>
             <w:pPr>
               <w:rPr>
-                <w:rFonts w:ascii="Calibri" w:hAnsi="Calibri" w:cs="Calibri"/>
-                <w:color w:val="000000"/>
-              </w:rPr>
-            </w:pPr>
-            <w:r>
-              <w:rPr>
-                <w:rFonts w:ascii="Calibri" w:hAnsi="Calibri" w:cs="Calibri"/>
-                <w:color w:val="000000"/>
-              </w:rPr>
-              <w:t xml:space="preserve">    Query Managed Data</w:t>
-            </w:r>
-          </w:p>
-        </w:tc>
-        <w:tc>
-          <w:tcPr>
-            <w:tcW w:w="1417" w:type="dxa"/>
+                <w:rFonts w:hint="default" w:ascii="Times New Roman" w:hAnsi="Times New Roman" w:cs="Times New Roman"/>
+                <w:color w:val="000000"/>
+              </w:rPr>
+            </w:pPr>
+            <w:r>
+              <w:rPr>
+                <w:rFonts w:hint="default" w:ascii="Times New Roman" w:hAnsi="Times New Roman" w:eastAsia="SimSun" w:cs="Times New Roman"/>
+                <w:sz w:val="24"/>
+                <w:szCs w:val="24"/>
+              </w:rPr>
+              <w:t xml:space="preserve">↳ </w:t>
+            </w:r>
+            <w:r>
+              <w:rPr>
+                <w:rFonts w:hint="default" w:ascii="Times New Roman" w:hAnsi="Times New Roman" w:eastAsia="SimSun" w:cs="Times New Roman"/>
+                <w:i/>
+                <w:iCs/>
+                <w:sz w:val="24"/>
+                <w:szCs w:val="24"/>
+              </w:rPr>
+              <w:t>Query Own Data</w:t>
+            </w:r>
+          </w:p>
+        </w:tc>
+        <w:tc>
+          <w:tcPr>
+            <w:tcW w:w="1075" w:type="dxa"/>
             <w:shd w:val="clear" w:color="auto" w:fill="auto"/>
             <w:noWrap/>
             <w:vAlign w:val="bottom"/>
@@ -10986,41 +13039,48 @@
             <w:pPr>
               <w:jc w:val="center"/>
               <w:rPr>
-                <w:rFonts w:ascii="Calibri" w:hAnsi="Calibri" w:cs="Calibri"/>
-                <w:color w:val="000000"/>
-              </w:rPr>
-            </w:pPr>
-          </w:p>
-        </w:tc>
-        <w:tc>
-          <w:tcPr>
-            <w:tcW w:w="1418" w:type="dxa"/>
+                <w:rFonts w:hint="default" w:ascii="Times New Roman" w:hAnsi="Times New Roman" w:cs="Times New Roman"/>
+                <w:color w:val="000000"/>
+              </w:rPr>
+            </w:pPr>
+          </w:p>
+        </w:tc>
+        <w:tc>
+          <w:tcPr>
+            <w:tcW w:w="1076" w:type="dxa"/>
           </w:tcPr>
           <w:p>
             <w:pPr>
               <w:jc w:val="center"/>
               <w:rPr>
-                <w:rFonts w:ascii="Calibri" w:hAnsi="Calibri" w:cs="Calibri"/>
-                <w:color w:val="000000"/>
-              </w:rPr>
-            </w:pPr>
-          </w:p>
-        </w:tc>
-        <w:tc>
-          <w:tcPr>
-            <w:tcW w:w="1559" w:type="dxa"/>
+                <w:rFonts w:hint="default" w:ascii="Times New Roman" w:hAnsi="Times New Roman" w:cs="Times New Roman"/>
+                <w:color w:val="000000"/>
+              </w:rPr>
+            </w:pPr>
+            <w:r>
+              <w:rPr>
+                <w:rFonts w:hint="default" w:ascii="Times New Roman" w:hAnsi="Times New Roman" w:cs="Times New Roman"/>
+                <w:color w:val="000000"/>
+              </w:rPr>
+              <w:t>X</w:t>
+            </w:r>
+          </w:p>
+        </w:tc>
+        <w:tc>
+          <w:tcPr>
+            <w:tcW w:w="1183" w:type="dxa"/>
           </w:tcPr>
           <w:p>
             <w:pPr>
               <w:jc w:val="center"/>
               <w:rPr>
-                <w:rFonts w:ascii="Calibri" w:hAnsi="Calibri" w:cs="Calibri"/>
-                <w:color w:val="000000"/>
-              </w:rPr>
-            </w:pPr>
-            <w:r>
-              <w:rPr>
-                <w:rFonts w:ascii="Calibri" w:hAnsi="Calibri" w:cs="Calibri"/>
+                <w:rFonts w:hint="default" w:ascii="Times New Roman" w:hAnsi="Times New Roman" w:cs="Times New Roman"/>
+                <w:color w:val="000000"/>
+              </w:rPr>
+            </w:pPr>
+            <w:r>
+              <w:rPr>
+                <w:rFonts w:hint="default" w:ascii="Times New Roman" w:hAnsi="Times New Roman" w:cs="Times New Roman"/>
                 <w:color w:val="000000"/>
               </w:rPr>
               <w:t>X</w:t>
@@ -11029,13 +13089,48 @@
         </w:tc>
         <w:tc>
           <w:tcPr>
-            <w:tcW w:w="1701" w:type="dxa"/>
+            <w:tcW w:w="1292" w:type="dxa"/>
           </w:tcPr>
           <w:p>
             <w:pPr>
               <w:jc w:val="center"/>
               <w:rPr>
-                <w:rFonts w:ascii="Calibri" w:hAnsi="Calibri" w:cs="Calibri"/>
+                <w:rFonts w:hint="default" w:ascii="Times New Roman" w:hAnsi="Times New Roman" w:cs="Times New Roman"/>
+                <w:color w:val="000000"/>
+              </w:rPr>
+            </w:pPr>
+            <w:r>
+              <w:rPr>
+                <w:rFonts w:hint="default" w:ascii="Times New Roman" w:hAnsi="Times New Roman" w:cs="Times New Roman"/>
+                <w:color w:val="000000"/>
+              </w:rPr>
+              <w:t>X</w:t>
+            </w:r>
+          </w:p>
+        </w:tc>
+        <w:tc>
+          <w:tcPr>
+            <w:tcW w:w="1292" w:type="dxa"/>
+          </w:tcPr>
+          <w:p>
+            <w:pPr>
+              <w:jc w:val="center"/>
+              <w:rPr>
+                <w:rFonts w:hint="default" w:ascii="Times New Roman" w:hAnsi="Times New Roman" w:cs="Times New Roman"/>
+                <w:color w:val="000000"/>
+              </w:rPr>
+            </w:pPr>
+          </w:p>
+        </w:tc>
+        <w:tc>
+          <w:tcPr>
+            <w:tcW w:w="1292" w:type="dxa"/>
+          </w:tcPr>
+          <w:p>
+            <w:pPr>
+              <w:jc w:val="center"/>
+              <w:rPr>
+                <w:rFonts w:hint="default" w:ascii="Times New Roman" w:hAnsi="Times New Roman" w:cs="Times New Roman"/>
                 <w:color w:val="000000"/>
               </w:rPr>
             </w:pPr>
@@ -11064,7 +13159,7 @@
         </w:trPr>
         <w:tc>
           <w:tcPr>
-            <w:tcW w:w="3119" w:type="dxa"/>
+            <w:tcW w:w="2368" w:type="dxa"/>
             <w:shd w:val="clear" w:color="auto" w:fill="auto"/>
             <w:noWrap/>
             <w:vAlign w:val="bottom"/>
@@ -11072,22 +13167,33 @@
           <w:p>
             <w:pPr>
               <w:rPr>
-                <w:rFonts w:ascii="Calibri" w:hAnsi="Calibri" w:cs="Calibri"/>
-                <w:color w:val="000000"/>
-              </w:rPr>
-            </w:pPr>
-            <w:r>
-              <w:rPr>
-                <w:rFonts w:ascii="Calibri" w:hAnsi="Calibri" w:cs="Calibri"/>
-                <w:color w:val="000000"/>
-              </w:rPr>
-              <w:t xml:space="preserve">    Add New Data</w:t>
-            </w:r>
-          </w:p>
-        </w:tc>
-        <w:tc>
-          <w:tcPr>
-            <w:tcW w:w="1417" w:type="dxa"/>
+                <w:rFonts w:hint="default" w:ascii="Times New Roman" w:hAnsi="Times New Roman" w:cs="Times New Roman"/>
+                <w:color w:val="000000"/>
+              </w:rPr>
+            </w:pPr>
+            <w:r>
+              <w:rPr>
+                <w:rFonts w:hint="default" w:ascii="Times New Roman" w:hAnsi="Times New Roman" w:eastAsia="SimSun" w:cs="Times New Roman"/>
+                <w:sz w:val="24"/>
+                <w:szCs w:val="24"/>
+              </w:rPr>
+              <w:t xml:space="preserve">↳ </w:t>
+            </w:r>
+            <w:r>
+              <w:rPr>
+                <w:rFonts w:hint="default" w:ascii="Times New Roman" w:hAnsi="Times New Roman" w:eastAsia="SimSun" w:cs="Times New Roman"/>
+                <w:i/>
+                <w:iCs/>
+                <w:sz w:val="24"/>
+                <w:szCs w:val="24"/>
+              </w:rPr>
+              <w:t>Update Own Data</w:t>
+            </w:r>
+          </w:p>
+        </w:tc>
+        <w:tc>
+          <w:tcPr>
+            <w:tcW w:w="1075" w:type="dxa"/>
             <w:shd w:val="clear" w:color="auto" w:fill="auto"/>
             <w:noWrap/>
             <w:vAlign w:val="bottom"/>
@@ -11096,41 +13202,48 @@
             <w:pPr>
               <w:jc w:val="center"/>
               <w:rPr>
-                <w:rFonts w:ascii="Calibri" w:hAnsi="Calibri" w:cs="Calibri"/>
-                <w:color w:val="000000"/>
-              </w:rPr>
-            </w:pPr>
-          </w:p>
-        </w:tc>
-        <w:tc>
-          <w:tcPr>
-            <w:tcW w:w="1418" w:type="dxa"/>
+                <w:rFonts w:hint="default" w:ascii="Times New Roman" w:hAnsi="Times New Roman" w:cs="Times New Roman"/>
+                <w:color w:val="000000"/>
+              </w:rPr>
+            </w:pPr>
+          </w:p>
+        </w:tc>
+        <w:tc>
+          <w:tcPr>
+            <w:tcW w:w="1076" w:type="dxa"/>
           </w:tcPr>
           <w:p>
             <w:pPr>
               <w:jc w:val="center"/>
               <w:rPr>
-                <w:rFonts w:ascii="Calibri" w:hAnsi="Calibri" w:cs="Calibri"/>
-                <w:color w:val="000000"/>
-              </w:rPr>
-            </w:pPr>
-          </w:p>
-        </w:tc>
-        <w:tc>
-          <w:tcPr>
-            <w:tcW w:w="1559" w:type="dxa"/>
+                <w:rFonts w:hint="default" w:ascii="Times New Roman" w:hAnsi="Times New Roman" w:cs="Times New Roman"/>
+                <w:color w:val="000000"/>
+              </w:rPr>
+            </w:pPr>
+            <w:r>
+              <w:rPr>
+                <w:rFonts w:hint="default" w:ascii="Times New Roman" w:hAnsi="Times New Roman" w:cs="Times New Roman"/>
+                <w:color w:val="000000"/>
+              </w:rPr>
+              <w:t>X</w:t>
+            </w:r>
+          </w:p>
+        </w:tc>
+        <w:tc>
+          <w:tcPr>
+            <w:tcW w:w="1183" w:type="dxa"/>
           </w:tcPr>
           <w:p>
             <w:pPr>
               <w:jc w:val="center"/>
               <w:rPr>
-                <w:rFonts w:ascii="Calibri" w:hAnsi="Calibri" w:cs="Calibri"/>
-                <w:color w:val="000000"/>
-              </w:rPr>
-            </w:pPr>
-            <w:r>
-              <w:rPr>
-                <w:rFonts w:ascii="Calibri" w:hAnsi="Calibri" w:cs="Calibri"/>
+                <w:rFonts w:hint="default" w:ascii="Times New Roman" w:hAnsi="Times New Roman" w:cs="Times New Roman"/>
+                <w:color w:val="000000"/>
+              </w:rPr>
+            </w:pPr>
+            <w:r>
+              <w:rPr>
+                <w:rFonts w:hint="default" w:ascii="Times New Roman" w:hAnsi="Times New Roman" w:cs="Times New Roman"/>
                 <w:color w:val="000000"/>
               </w:rPr>
               <w:t>X</w:t>
@@ -11139,23 +13252,51 @@
         </w:tc>
         <w:tc>
           <w:tcPr>
-            <w:tcW w:w="1701" w:type="dxa"/>
+            <w:tcW w:w="1292" w:type="dxa"/>
           </w:tcPr>
           <w:p>
             <w:pPr>
               <w:jc w:val="center"/>
               <w:rPr>
-                <w:rFonts w:ascii="Calibri" w:hAnsi="Calibri" w:cs="Calibri"/>
-                <w:color w:val="000000"/>
-              </w:rPr>
-            </w:pPr>
-            <w:r>
-              <w:rPr>
-                <w:rFonts w:ascii="Calibri" w:hAnsi="Calibri" w:cs="Calibri"/>
+                <w:rFonts w:hint="default" w:ascii="Times New Roman" w:hAnsi="Times New Roman" w:cs="Times New Roman"/>
+                <w:color w:val="000000"/>
+              </w:rPr>
+            </w:pPr>
+            <w:r>
+              <w:rPr>
+                <w:rFonts w:hint="default" w:ascii="Times New Roman" w:hAnsi="Times New Roman" w:cs="Times New Roman"/>
                 <w:color w:val="000000"/>
               </w:rPr>
               <w:t>X</w:t>
             </w:r>
+          </w:p>
+        </w:tc>
+        <w:tc>
+          <w:tcPr>
+            <w:tcW w:w="1292" w:type="dxa"/>
+          </w:tcPr>
+          <w:p>
+            <w:pPr>
+              <w:jc w:val="center"/>
+              <w:rPr>
+                <w:rFonts w:hint="default" w:ascii="Times New Roman" w:hAnsi="Times New Roman" w:cs="Times New Roman"/>
+                <w:color w:val="000000"/>
+              </w:rPr>
+            </w:pPr>
+          </w:p>
+        </w:tc>
+        <w:tc>
+          <w:tcPr>
+            <w:tcW w:w="1292" w:type="dxa"/>
+          </w:tcPr>
+          <w:p>
+            <w:pPr>
+              <w:jc w:val="center"/>
+              <w:rPr>
+                <w:rFonts w:hint="default" w:ascii="Times New Roman" w:hAnsi="Times New Roman" w:cs="Times New Roman"/>
+                <w:color w:val="000000"/>
+              </w:rPr>
+            </w:pPr>
           </w:p>
         </w:tc>
       </w:tr>
@@ -11181,7 +13322,7 @@
         </w:trPr>
         <w:tc>
           <w:tcPr>
-            <w:tcW w:w="3119" w:type="dxa"/>
+            <w:tcW w:w="2368" w:type="dxa"/>
             <w:shd w:val="clear" w:color="auto" w:fill="auto"/>
             <w:noWrap/>
             <w:vAlign w:val="bottom"/>
@@ -11189,22 +13330,23 @@
           <w:p>
             <w:pPr>
               <w:rPr>
-                <w:rFonts w:ascii="Calibri" w:hAnsi="Calibri" w:cs="Calibri"/>
-                <w:color w:val="000000"/>
-              </w:rPr>
-            </w:pPr>
-            <w:r>
-              <w:rPr>
-                <w:rFonts w:ascii="Calibri" w:hAnsi="Calibri" w:cs="Calibri"/>
-                <w:color w:val="000000"/>
-              </w:rPr>
-              <w:t xml:space="preserve">    Update All Data</w:t>
-            </w:r>
-          </w:p>
-        </w:tc>
-        <w:tc>
-          <w:tcPr>
-            <w:tcW w:w="1417" w:type="dxa"/>
+                <w:rFonts w:hint="default" w:ascii="Times New Roman" w:hAnsi="Times New Roman" w:cs="Times New Roman"/>
+                <w:color w:val="000000"/>
+              </w:rPr>
+            </w:pPr>
+            <w:r>
+              <w:rPr>
+                <w:rFonts w:hint="default" w:ascii="Times New Roman" w:hAnsi="Times New Roman" w:eastAsia="SimSun" w:cs="Times New Roman"/>
+                <w:sz w:val="24"/>
+                <w:szCs w:val="24"/>
+              </w:rPr>
+              <w:t>Wallet Dashboard</w:t>
+            </w:r>
+          </w:p>
+        </w:tc>
+        <w:tc>
+          <w:tcPr>
+            <w:tcW w:w="1075" w:type="dxa"/>
             <w:shd w:val="clear" w:color="auto" w:fill="auto"/>
             <w:noWrap/>
             <w:vAlign w:val="bottom"/>
@@ -11213,59 +13355,101 @@
             <w:pPr>
               <w:jc w:val="center"/>
               <w:rPr>
-                <w:rFonts w:ascii="Calibri" w:hAnsi="Calibri" w:cs="Calibri"/>
-                <w:color w:val="000000"/>
-              </w:rPr>
-            </w:pPr>
-          </w:p>
-        </w:tc>
-        <w:tc>
-          <w:tcPr>
-            <w:tcW w:w="1418" w:type="dxa"/>
+                <w:rFonts w:hint="default" w:ascii="Times New Roman" w:hAnsi="Times New Roman" w:cs="Times New Roman"/>
+                <w:color w:val="000000"/>
+              </w:rPr>
+            </w:pPr>
+          </w:p>
+        </w:tc>
+        <w:tc>
+          <w:tcPr>
+            <w:tcW w:w="1076" w:type="dxa"/>
           </w:tcPr>
           <w:p>
             <w:pPr>
               <w:jc w:val="center"/>
               <w:rPr>
-                <w:rFonts w:ascii="Calibri" w:hAnsi="Calibri" w:cs="Calibri"/>
-                <w:color w:val="000000"/>
-              </w:rPr>
-            </w:pPr>
-          </w:p>
-        </w:tc>
-        <w:tc>
-          <w:tcPr>
-            <w:tcW w:w="1559" w:type="dxa"/>
+                <w:rFonts w:hint="default" w:ascii="Times New Roman" w:hAnsi="Times New Roman" w:cs="Times New Roman"/>
+                <w:color w:val="000000"/>
+              </w:rPr>
+            </w:pPr>
+            <w:r>
+              <w:rPr>
+                <w:rFonts w:hint="default" w:ascii="Times New Roman" w:hAnsi="Times New Roman" w:cs="Times New Roman"/>
+                <w:color w:val="000000"/>
+              </w:rPr>
+              <w:t>X</w:t>
+            </w:r>
+          </w:p>
+        </w:tc>
+        <w:tc>
+          <w:tcPr>
+            <w:tcW w:w="1183" w:type="dxa"/>
           </w:tcPr>
           <w:p>
             <w:pPr>
               <w:jc w:val="center"/>
               <w:rPr>
-                <w:rFonts w:ascii="Calibri" w:hAnsi="Calibri" w:cs="Calibri"/>
-                <w:color w:val="000000"/>
-              </w:rPr>
-            </w:pPr>
-          </w:p>
-        </w:tc>
-        <w:tc>
-          <w:tcPr>
-            <w:tcW w:w="1701" w:type="dxa"/>
+                <w:rFonts w:hint="default" w:ascii="Times New Roman" w:hAnsi="Times New Roman" w:cs="Times New Roman"/>
+                <w:color w:val="000000"/>
+              </w:rPr>
+            </w:pPr>
+            <w:r>
+              <w:rPr>
+                <w:rFonts w:hint="default" w:ascii="Times New Roman" w:hAnsi="Times New Roman" w:cs="Times New Roman"/>
+                <w:color w:val="000000"/>
+              </w:rPr>
+              <w:t>X</w:t>
+            </w:r>
+          </w:p>
+        </w:tc>
+        <w:tc>
+          <w:tcPr>
+            <w:tcW w:w="1292" w:type="dxa"/>
           </w:tcPr>
           <w:p>
             <w:pPr>
               <w:jc w:val="center"/>
               <w:rPr>
-                <w:rFonts w:ascii="Calibri" w:hAnsi="Calibri" w:cs="Calibri"/>
-                <w:color w:val="000000"/>
-              </w:rPr>
-            </w:pPr>
-            <w:r>
-              <w:rPr>
-                <w:rFonts w:ascii="Calibri" w:hAnsi="Calibri" w:cs="Calibri"/>
+                <w:rFonts w:hint="default" w:ascii="Times New Roman" w:hAnsi="Times New Roman" w:cs="Times New Roman"/>
+                <w:color w:val="000000"/>
+              </w:rPr>
+            </w:pPr>
+            <w:r>
+              <w:rPr>
+                <w:rFonts w:hint="default" w:ascii="Times New Roman" w:hAnsi="Times New Roman" w:cs="Times New Roman"/>
                 <w:color w:val="000000"/>
               </w:rPr>
               <w:t>X</w:t>
             </w:r>
+          </w:p>
+        </w:tc>
+        <w:tc>
+          <w:tcPr>
+            <w:tcW w:w="1292" w:type="dxa"/>
+          </w:tcPr>
+          <w:p>
+            <w:pPr>
+              <w:jc w:val="center"/>
+              <w:rPr>
+                <w:rFonts w:hint="default" w:ascii="Times New Roman" w:hAnsi="Times New Roman" w:cs="Times New Roman"/>
+                <w:color w:val="000000"/>
+              </w:rPr>
+            </w:pPr>
+          </w:p>
+        </w:tc>
+        <w:tc>
+          <w:tcPr>
+            <w:tcW w:w="1292" w:type="dxa"/>
+          </w:tcPr>
+          <w:p>
+            <w:pPr>
+              <w:jc w:val="center"/>
+              <w:rPr>
+                <w:rFonts w:hint="default" w:ascii="Times New Roman" w:hAnsi="Times New Roman" w:cs="Times New Roman"/>
+                <w:color w:val="000000"/>
+              </w:rPr>
+            </w:pPr>
           </w:p>
         </w:tc>
       </w:tr>
@@ -11291,7 +13475,7 @@
         </w:trPr>
         <w:tc>
           <w:tcPr>
-            <w:tcW w:w="3119" w:type="dxa"/>
+            <w:tcW w:w="2368" w:type="dxa"/>
             <w:shd w:val="clear" w:color="auto" w:fill="auto"/>
             <w:noWrap/>
             <w:vAlign w:val="bottom"/>
@@ -11299,22 +13483,33 @@
           <w:p>
             <w:pPr>
               <w:rPr>
-                <w:rFonts w:ascii="Calibri" w:hAnsi="Calibri" w:cs="Calibri"/>
-                <w:color w:val="000000"/>
-              </w:rPr>
-            </w:pPr>
-            <w:r>
-              <w:rPr>
-                <w:rFonts w:ascii="Calibri" w:hAnsi="Calibri" w:cs="Calibri"/>
-                <w:color w:val="000000"/>
-              </w:rPr>
-              <w:t xml:space="preserve">    Update Own Data</w:t>
-            </w:r>
-          </w:p>
-        </w:tc>
-        <w:tc>
-          <w:tcPr>
-            <w:tcW w:w="1417" w:type="dxa"/>
+                <w:rFonts w:hint="default" w:ascii="Times New Roman" w:hAnsi="Times New Roman" w:cs="Times New Roman"/>
+                <w:color w:val="000000"/>
+              </w:rPr>
+            </w:pPr>
+            <w:r>
+              <w:rPr>
+                <w:rFonts w:hint="default" w:ascii="Times New Roman" w:hAnsi="Times New Roman" w:eastAsia="SimSun" w:cs="Times New Roman"/>
+                <w:sz w:val="24"/>
+                <w:szCs w:val="24"/>
+              </w:rPr>
+              <w:t xml:space="preserve">↳ </w:t>
+            </w:r>
+            <w:r>
+              <w:rPr>
+                <w:rFonts w:hint="default" w:ascii="Times New Roman" w:hAnsi="Times New Roman" w:eastAsia="SimSun" w:cs="Times New Roman"/>
+                <w:i/>
+                <w:iCs/>
+                <w:sz w:val="24"/>
+                <w:szCs w:val="24"/>
+              </w:rPr>
+              <w:t>Query Own Data</w:t>
+            </w:r>
+          </w:p>
+        </w:tc>
+        <w:tc>
+          <w:tcPr>
+            <w:tcW w:w="1075" w:type="dxa"/>
             <w:shd w:val="clear" w:color="auto" w:fill="auto"/>
             <w:noWrap/>
             <w:vAlign w:val="bottom"/>
@@ -11323,59 +13518,101 @@
             <w:pPr>
               <w:jc w:val="center"/>
               <w:rPr>
-                <w:rFonts w:ascii="Calibri" w:hAnsi="Calibri" w:cs="Calibri"/>
-                <w:color w:val="000000"/>
-              </w:rPr>
-            </w:pPr>
-          </w:p>
-        </w:tc>
-        <w:tc>
-          <w:tcPr>
-            <w:tcW w:w="1418" w:type="dxa"/>
+                <w:rFonts w:hint="default" w:ascii="Times New Roman" w:hAnsi="Times New Roman" w:cs="Times New Roman"/>
+                <w:color w:val="000000"/>
+              </w:rPr>
+            </w:pPr>
+          </w:p>
+        </w:tc>
+        <w:tc>
+          <w:tcPr>
+            <w:tcW w:w="1076" w:type="dxa"/>
           </w:tcPr>
           <w:p>
             <w:pPr>
               <w:jc w:val="center"/>
               <w:rPr>
-                <w:rFonts w:ascii="Calibri" w:hAnsi="Calibri" w:cs="Calibri"/>
-                <w:color w:val="000000"/>
-              </w:rPr>
-            </w:pPr>
-          </w:p>
-        </w:tc>
-        <w:tc>
-          <w:tcPr>
-            <w:tcW w:w="1559" w:type="dxa"/>
+                <w:rFonts w:hint="default" w:ascii="Times New Roman" w:hAnsi="Times New Roman" w:cs="Times New Roman"/>
+                <w:color w:val="000000"/>
+              </w:rPr>
+            </w:pPr>
+            <w:r>
+              <w:rPr>
+                <w:rFonts w:hint="default" w:ascii="Times New Roman" w:hAnsi="Times New Roman" w:cs="Times New Roman"/>
+                <w:color w:val="000000"/>
+              </w:rPr>
+              <w:t>X</w:t>
+            </w:r>
+          </w:p>
+        </w:tc>
+        <w:tc>
+          <w:tcPr>
+            <w:tcW w:w="1183" w:type="dxa"/>
           </w:tcPr>
           <w:p>
             <w:pPr>
               <w:jc w:val="center"/>
               <w:rPr>
-                <w:rFonts w:ascii="Calibri" w:hAnsi="Calibri" w:cs="Calibri"/>
-                <w:color w:val="000000"/>
-              </w:rPr>
-            </w:pPr>
-          </w:p>
-        </w:tc>
-        <w:tc>
-          <w:tcPr>
-            <w:tcW w:w="1701" w:type="dxa"/>
+                <w:rFonts w:hint="default" w:ascii="Times New Roman" w:hAnsi="Times New Roman" w:cs="Times New Roman"/>
+                <w:color w:val="000000"/>
+              </w:rPr>
+            </w:pPr>
+            <w:r>
+              <w:rPr>
+                <w:rFonts w:hint="default" w:ascii="Times New Roman" w:hAnsi="Times New Roman" w:cs="Times New Roman"/>
+                <w:color w:val="000000"/>
+              </w:rPr>
+              <w:t>X</w:t>
+            </w:r>
+          </w:p>
+        </w:tc>
+        <w:tc>
+          <w:tcPr>
+            <w:tcW w:w="1292" w:type="dxa"/>
           </w:tcPr>
           <w:p>
             <w:pPr>
               <w:jc w:val="center"/>
               <w:rPr>
-                <w:rFonts w:ascii="Calibri" w:hAnsi="Calibri" w:cs="Calibri"/>
-                <w:color w:val="000000"/>
-              </w:rPr>
-            </w:pPr>
-            <w:r>
-              <w:rPr>
-                <w:rFonts w:ascii="Calibri" w:hAnsi="Calibri" w:cs="Calibri"/>
+                <w:rFonts w:hint="default" w:ascii="Times New Roman" w:hAnsi="Times New Roman" w:cs="Times New Roman"/>
+                <w:color w:val="000000"/>
+              </w:rPr>
+            </w:pPr>
+            <w:r>
+              <w:rPr>
+                <w:rFonts w:hint="default" w:ascii="Times New Roman" w:hAnsi="Times New Roman" w:cs="Times New Roman"/>
                 <w:color w:val="000000"/>
               </w:rPr>
               <w:t>X</w:t>
             </w:r>
+          </w:p>
+        </w:tc>
+        <w:tc>
+          <w:tcPr>
+            <w:tcW w:w="1292" w:type="dxa"/>
+          </w:tcPr>
+          <w:p>
+            <w:pPr>
+              <w:jc w:val="center"/>
+              <w:rPr>
+                <w:rFonts w:hint="default" w:ascii="Times New Roman" w:hAnsi="Times New Roman" w:cs="Times New Roman"/>
+                <w:color w:val="000000"/>
+              </w:rPr>
+            </w:pPr>
+          </w:p>
+        </w:tc>
+        <w:tc>
+          <w:tcPr>
+            <w:tcW w:w="1292" w:type="dxa"/>
+          </w:tcPr>
+          <w:p>
+            <w:pPr>
+              <w:jc w:val="center"/>
+              <w:rPr>
+                <w:rFonts w:hint="default" w:ascii="Times New Roman" w:hAnsi="Times New Roman" w:cs="Times New Roman"/>
+                <w:color w:val="000000"/>
+              </w:rPr>
+            </w:pPr>
           </w:p>
         </w:tc>
       </w:tr>
@@ -11401,7 +13638,7 @@
         </w:trPr>
         <w:tc>
           <w:tcPr>
-            <w:tcW w:w="3119" w:type="dxa"/>
+            <w:tcW w:w="2368" w:type="dxa"/>
             <w:shd w:val="clear" w:color="auto" w:fill="auto"/>
             <w:noWrap/>
             <w:vAlign w:val="bottom"/>
@@ -11409,22 +13646,41 @@
           <w:p>
             <w:pPr>
               <w:rPr>
-                <w:rFonts w:ascii="Calibri" w:hAnsi="Calibri" w:cs="Calibri"/>
-                <w:color w:val="000000"/>
-              </w:rPr>
-            </w:pPr>
-            <w:r>
-              <w:rPr>
-                <w:rFonts w:ascii="Calibri" w:hAnsi="Calibri" w:cs="Calibri"/>
-                <w:color w:val="000000"/>
-              </w:rPr>
-              <w:t xml:space="preserve">    Update Managed Data</w:t>
-            </w:r>
-          </w:p>
-        </w:tc>
-        <w:tc>
-          <w:tcPr>
-            <w:tcW w:w="1417" w:type="dxa"/>
+                <w:rFonts w:hint="default" w:ascii="Times New Roman" w:hAnsi="Times New Roman" w:cs="Times New Roman"/>
+                <w:color w:val="000000"/>
+              </w:rPr>
+            </w:pPr>
+            <w:r>
+              <w:rPr>
+                <w:rFonts w:hint="default" w:ascii="Times New Roman" w:hAnsi="Times New Roman" w:eastAsia="SimSun" w:cs="Times New Roman"/>
+                <w:sz w:val="24"/>
+                <w:szCs w:val="24"/>
+              </w:rPr>
+              <w:t xml:space="preserve">↳ </w:t>
+            </w:r>
+            <w:r>
+              <w:rPr>
+                <w:rFonts w:hint="default" w:ascii="Times New Roman" w:hAnsi="Times New Roman" w:eastAsia="SimSun" w:cs="Times New Roman"/>
+                <w:i/>
+                <w:iCs/>
+                <w:sz w:val="24"/>
+                <w:szCs w:val="24"/>
+              </w:rPr>
+              <w:t>Add New Data</w:t>
+            </w:r>
+            <w:r>
+              <w:rPr>
+                <w:rFonts w:hint="default" w:ascii="Times New Roman" w:hAnsi="Times New Roman" w:eastAsia="SimSun" w:cs="Times New Roman"/>
+                <w:sz w:val="24"/>
+                <w:szCs w:val="24"/>
+              </w:rPr>
+              <w:t xml:space="preserve"> (Deposit)</w:t>
+            </w:r>
+          </w:p>
+        </w:tc>
+        <w:tc>
+          <w:tcPr>
+            <w:tcW w:w="1075" w:type="dxa"/>
             <w:shd w:val="clear" w:color="auto" w:fill="auto"/>
             <w:noWrap/>
             <w:vAlign w:val="bottom"/>
@@ -11433,59 +13689,101 @@
             <w:pPr>
               <w:jc w:val="center"/>
               <w:rPr>
-                <w:rFonts w:ascii="Calibri" w:hAnsi="Calibri" w:cs="Calibri"/>
-                <w:color w:val="000000"/>
-              </w:rPr>
-            </w:pPr>
-          </w:p>
-        </w:tc>
-        <w:tc>
-          <w:tcPr>
-            <w:tcW w:w="1418" w:type="dxa"/>
+                <w:rFonts w:hint="default" w:ascii="Times New Roman" w:hAnsi="Times New Roman" w:cs="Times New Roman"/>
+                <w:color w:val="000000"/>
+              </w:rPr>
+            </w:pPr>
+          </w:p>
+        </w:tc>
+        <w:tc>
+          <w:tcPr>
+            <w:tcW w:w="1076" w:type="dxa"/>
           </w:tcPr>
           <w:p>
             <w:pPr>
               <w:jc w:val="center"/>
               <w:rPr>
-                <w:rFonts w:ascii="Calibri" w:hAnsi="Calibri" w:cs="Calibri"/>
-                <w:color w:val="000000"/>
-              </w:rPr>
-            </w:pPr>
-          </w:p>
-        </w:tc>
-        <w:tc>
-          <w:tcPr>
-            <w:tcW w:w="1559" w:type="dxa"/>
+                <w:rFonts w:hint="default" w:ascii="Times New Roman" w:hAnsi="Times New Roman" w:cs="Times New Roman"/>
+                <w:color w:val="000000"/>
+              </w:rPr>
+            </w:pPr>
+            <w:r>
+              <w:rPr>
+                <w:rFonts w:hint="default" w:ascii="Times New Roman" w:hAnsi="Times New Roman" w:cs="Times New Roman"/>
+                <w:color w:val="000000"/>
+              </w:rPr>
+              <w:t>X</w:t>
+            </w:r>
+          </w:p>
+        </w:tc>
+        <w:tc>
+          <w:tcPr>
+            <w:tcW w:w="1183" w:type="dxa"/>
           </w:tcPr>
           <w:p>
             <w:pPr>
               <w:jc w:val="center"/>
               <w:rPr>
-                <w:rFonts w:ascii="Calibri" w:hAnsi="Calibri" w:cs="Calibri"/>
-                <w:color w:val="000000"/>
-              </w:rPr>
-            </w:pPr>
-          </w:p>
-        </w:tc>
-        <w:tc>
-          <w:tcPr>
-            <w:tcW w:w="1701" w:type="dxa"/>
+                <w:rFonts w:hint="default" w:ascii="Times New Roman" w:hAnsi="Times New Roman" w:cs="Times New Roman"/>
+                <w:color w:val="000000"/>
+              </w:rPr>
+            </w:pPr>
+            <w:r>
+              <w:rPr>
+                <w:rFonts w:hint="default" w:ascii="Times New Roman" w:hAnsi="Times New Roman" w:cs="Times New Roman"/>
+                <w:color w:val="000000"/>
+              </w:rPr>
+              <w:t>X</w:t>
+            </w:r>
+          </w:p>
+        </w:tc>
+        <w:tc>
+          <w:tcPr>
+            <w:tcW w:w="1292" w:type="dxa"/>
           </w:tcPr>
           <w:p>
             <w:pPr>
               <w:jc w:val="center"/>
               <w:rPr>
-                <w:rFonts w:ascii="Calibri" w:hAnsi="Calibri" w:cs="Calibri"/>
-                <w:color w:val="000000"/>
-              </w:rPr>
-            </w:pPr>
-            <w:r>
-              <w:rPr>
-                <w:rFonts w:ascii="Calibri" w:hAnsi="Calibri" w:cs="Calibri"/>
+                <w:rFonts w:hint="default" w:ascii="Times New Roman" w:hAnsi="Times New Roman" w:cs="Times New Roman"/>
+                <w:color w:val="000000"/>
+              </w:rPr>
+            </w:pPr>
+            <w:r>
+              <w:rPr>
+                <w:rFonts w:hint="default" w:ascii="Times New Roman" w:hAnsi="Times New Roman" w:cs="Times New Roman"/>
                 <w:color w:val="000000"/>
               </w:rPr>
               <w:t>X</w:t>
             </w:r>
+          </w:p>
+        </w:tc>
+        <w:tc>
+          <w:tcPr>
+            <w:tcW w:w="1292" w:type="dxa"/>
+          </w:tcPr>
+          <w:p>
+            <w:pPr>
+              <w:jc w:val="center"/>
+              <w:rPr>
+                <w:rFonts w:hint="default" w:ascii="Times New Roman" w:hAnsi="Times New Roman" w:cs="Times New Roman"/>
+                <w:color w:val="000000"/>
+              </w:rPr>
+            </w:pPr>
+          </w:p>
+        </w:tc>
+        <w:tc>
+          <w:tcPr>
+            <w:tcW w:w="1292" w:type="dxa"/>
+          </w:tcPr>
+          <w:p>
+            <w:pPr>
+              <w:jc w:val="center"/>
+              <w:rPr>
+                <w:rFonts w:hint="default" w:ascii="Times New Roman" w:hAnsi="Times New Roman" w:cs="Times New Roman"/>
+                <w:color w:val="000000"/>
+              </w:rPr>
+            </w:pPr>
           </w:p>
         </w:tc>
       </w:tr>
@@ -11511,7 +13809,7 @@
         </w:trPr>
         <w:tc>
           <w:tcPr>
-            <w:tcW w:w="3119" w:type="dxa"/>
+            <w:tcW w:w="2368" w:type="dxa"/>
             <w:shd w:val="clear" w:color="auto" w:fill="auto"/>
             <w:noWrap/>
             <w:vAlign w:val="bottom"/>
@@ -11519,22 +13817,41 @@
           <w:p>
             <w:pPr>
               <w:rPr>
-                <w:rFonts w:ascii="Calibri" w:hAnsi="Calibri" w:cs="Calibri"/>
-                <w:color w:val="000000"/>
-              </w:rPr>
-            </w:pPr>
-            <w:r>
-              <w:rPr>
-                <w:rFonts w:ascii="Calibri" w:hAnsi="Calibri" w:cs="Calibri"/>
-                <w:color w:val="000000"/>
-              </w:rPr>
-              <w:t xml:space="preserve">    Delete Data</w:t>
-            </w:r>
-          </w:p>
-        </w:tc>
-        <w:tc>
-          <w:tcPr>
-            <w:tcW w:w="1417" w:type="dxa"/>
+                <w:rFonts w:hint="default" w:ascii="Times New Roman" w:hAnsi="Times New Roman" w:cs="Times New Roman"/>
+                <w:color w:val="000000"/>
+              </w:rPr>
+            </w:pPr>
+            <w:r>
+              <w:rPr>
+                <w:rFonts w:hint="default" w:ascii="Times New Roman" w:hAnsi="Times New Roman" w:eastAsia="SimSun" w:cs="Times New Roman"/>
+                <w:sz w:val="24"/>
+                <w:szCs w:val="24"/>
+              </w:rPr>
+              <w:t xml:space="preserve">↳ </w:t>
+            </w:r>
+            <w:r>
+              <w:rPr>
+                <w:rFonts w:hint="default" w:ascii="Times New Roman" w:hAnsi="Times New Roman" w:eastAsia="SimSun" w:cs="Times New Roman"/>
+                <w:i/>
+                <w:iCs/>
+                <w:sz w:val="24"/>
+                <w:szCs w:val="24"/>
+              </w:rPr>
+              <w:t>Update Own Data</w:t>
+            </w:r>
+            <w:r>
+              <w:rPr>
+                <w:rFonts w:hint="default" w:ascii="Times New Roman" w:hAnsi="Times New Roman" w:eastAsia="SimSun" w:cs="Times New Roman"/>
+                <w:sz w:val="24"/>
+                <w:szCs w:val="24"/>
+              </w:rPr>
+              <w:t xml:space="preserve"> (Withdraw)</w:t>
+            </w:r>
+          </w:p>
+        </w:tc>
+        <w:tc>
+          <w:tcPr>
+            <w:tcW w:w="1075" w:type="dxa"/>
             <w:shd w:val="clear" w:color="auto" w:fill="auto"/>
             <w:noWrap/>
             <w:vAlign w:val="bottom"/>
@@ -11543,49 +13860,98 @@
             <w:pPr>
               <w:jc w:val="center"/>
               <w:rPr>
-                <w:rFonts w:ascii="Calibri" w:hAnsi="Calibri" w:cs="Calibri"/>
-                <w:color w:val="000000"/>
-              </w:rPr>
-            </w:pPr>
-          </w:p>
-        </w:tc>
-        <w:tc>
-          <w:tcPr>
-            <w:tcW w:w="1418" w:type="dxa"/>
+                <w:rFonts w:hint="default" w:ascii="Times New Roman" w:hAnsi="Times New Roman" w:cs="Times New Roman"/>
+                <w:color w:val="000000"/>
+              </w:rPr>
+            </w:pPr>
+          </w:p>
+        </w:tc>
+        <w:tc>
+          <w:tcPr>
+            <w:tcW w:w="1076" w:type="dxa"/>
           </w:tcPr>
           <w:p>
             <w:pPr>
               <w:jc w:val="center"/>
               <w:rPr>
-                <w:rFonts w:ascii="Calibri" w:hAnsi="Calibri" w:cs="Calibri"/>
-                <w:color w:val="000000"/>
-              </w:rPr>
-            </w:pPr>
-          </w:p>
-        </w:tc>
-        <w:tc>
-          <w:tcPr>
-            <w:tcW w:w="1559" w:type="dxa"/>
+                <w:rFonts w:hint="default" w:ascii="Times New Roman" w:hAnsi="Times New Roman" w:cs="Times New Roman"/>
+                <w:color w:val="000000"/>
+              </w:rPr>
+            </w:pPr>
+            <w:r>
+              <w:rPr>
+                <w:rFonts w:hint="default" w:ascii="Times New Roman" w:hAnsi="Times New Roman" w:cs="Times New Roman"/>
+                <w:color w:val="000000"/>
+              </w:rPr>
+              <w:t>X</w:t>
+            </w:r>
+          </w:p>
+        </w:tc>
+        <w:tc>
+          <w:tcPr>
+            <w:tcW w:w="1183" w:type="dxa"/>
           </w:tcPr>
           <w:p>
             <w:pPr>
               <w:jc w:val="center"/>
               <w:rPr>
-                <w:rFonts w:ascii="Calibri" w:hAnsi="Calibri" w:cs="Calibri"/>
-                <w:color w:val="000000"/>
-              </w:rPr>
-            </w:pPr>
-          </w:p>
-        </w:tc>
-        <w:tc>
-          <w:tcPr>
-            <w:tcW w:w="1701" w:type="dxa"/>
+                <w:rFonts w:hint="default" w:ascii="Times New Roman" w:hAnsi="Times New Roman" w:cs="Times New Roman"/>
+                <w:color w:val="000000"/>
+              </w:rPr>
+            </w:pPr>
+            <w:r>
+              <w:rPr>
+                <w:rFonts w:hint="default" w:ascii="Times New Roman" w:hAnsi="Times New Roman" w:cs="Times New Roman"/>
+                <w:color w:val="000000"/>
+              </w:rPr>
+              <w:t>X</w:t>
+            </w:r>
+          </w:p>
+        </w:tc>
+        <w:tc>
+          <w:tcPr>
+            <w:tcW w:w="1292" w:type="dxa"/>
           </w:tcPr>
           <w:p>
             <w:pPr>
               <w:jc w:val="center"/>
               <w:rPr>
-                <w:rFonts w:ascii="Calibri" w:hAnsi="Calibri" w:cs="Calibri"/>
+                <w:rFonts w:hint="default" w:ascii="Times New Roman" w:hAnsi="Times New Roman" w:cs="Times New Roman"/>
+                <w:color w:val="000000"/>
+              </w:rPr>
+            </w:pPr>
+            <w:r>
+              <w:rPr>
+                <w:rFonts w:hint="default" w:ascii="Times New Roman" w:hAnsi="Times New Roman" w:cs="Times New Roman"/>
+                <w:color w:val="000000"/>
+              </w:rPr>
+              <w:t>X</w:t>
+            </w:r>
+          </w:p>
+        </w:tc>
+        <w:tc>
+          <w:tcPr>
+            <w:tcW w:w="1292" w:type="dxa"/>
+          </w:tcPr>
+          <w:p>
+            <w:pPr>
+              <w:jc w:val="center"/>
+              <w:rPr>
+                <w:rFonts w:hint="default" w:ascii="Times New Roman" w:hAnsi="Times New Roman" w:cs="Times New Roman"/>
+                <w:color w:val="000000"/>
+              </w:rPr>
+            </w:pPr>
+          </w:p>
+        </w:tc>
+        <w:tc>
+          <w:tcPr>
+            <w:tcW w:w="1292" w:type="dxa"/>
+          </w:tcPr>
+          <w:p>
+            <w:pPr>
+              <w:jc w:val="center"/>
+              <w:rPr>
+                <w:rFonts w:hint="default" w:ascii="Times New Roman" w:hAnsi="Times New Roman" w:cs="Times New Roman"/>
                 <w:color w:val="000000"/>
               </w:rPr>
             </w:pPr>
@@ -11614,7 +13980,7 @@
         </w:trPr>
         <w:tc>
           <w:tcPr>
-            <w:tcW w:w="3119" w:type="dxa"/>
+            <w:tcW w:w="2368" w:type="dxa"/>
             <w:shd w:val="clear" w:color="auto" w:fill="auto"/>
             <w:noWrap/>
             <w:vAlign w:val="bottom"/>
@@ -11622,22 +13988,23 @@
           <w:p>
             <w:pPr>
               <w:rPr>
-                <w:rFonts w:ascii="Calibri" w:hAnsi="Calibri" w:cs="Calibri"/>
-                <w:color w:val="000000"/>
-              </w:rPr>
-            </w:pPr>
-            <w:r>
-              <w:rPr>
-                <w:rFonts w:ascii="Calibri" w:hAnsi="Calibri" w:cs="Calibri"/>
-                <w:color w:val="000000"/>
-              </w:rPr>
-              <w:t xml:space="preserve">    …</w:t>
-            </w:r>
-          </w:p>
-        </w:tc>
-        <w:tc>
-          <w:tcPr>
-            <w:tcW w:w="1417" w:type="dxa"/>
+                <w:rFonts w:hint="default" w:ascii="Times New Roman" w:hAnsi="Times New Roman" w:cs="Times New Roman"/>
+                <w:color w:val="000000"/>
+              </w:rPr>
+            </w:pPr>
+            <w:r>
+              <w:rPr>
+                <w:rFonts w:hint="default" w:ascii="Times New Roman" w:hAnsi="Times New Roman" w:eastAsia="SimSun" w:cs="Times New Roman"/>
+                <w:sz w:val="24"/>
+                <w:szCs w:val="24"/>
+              </w:rPr>
+              <w:t>Browse Auctions &amp; Detail</w:t>
+            </w:r>
+          </w:p>
+        </w:tc>
+        <w:tc>
+          <w:tcPr>
+            <w:tcW w:w="1075" w:type="dxa"/>
             <w:shd w:val="clear" w:color="auto" w:fill="auto"/>
             <w:noWrap/>
             <w:vAlign w:val="bottom"/>
@@ -11646,52 +14013,3358 @@
             <w:pPr>
               <w:jc w:val="center"/>
               <w:rPr>
-                <w:rFonts w:ascii="Calibri" w:hAnsi="Calibri" w:cs="Calibri"/>
-                <w:color w:val="000000"/>
-              </w:rPr>
-            </w:pPr>
-          </w:p>
-        </w:tc>
-        <w:tc>
-          <w:tcPr>
-            <w:tcW w:w="1418" w:type="dxa"/>
+                <w:rFonts w:hint="default" w:ascii="Times New Roman" w:hAnsi="Times New Roman" w:cs="Times New Roman"/>
+                <w:color w:val="000000"/>
+              </w:rPr>
+            </w:pPr>
+            <w:r>
+              <w:rPr>
+                <w:rFonts w:hint="default" w:ascii="Times New Roman" w:hAnsi="Times New Roman" w:cs="Times New Roman"/>
+                <w:color w:val="000000"/>
+              </w:rPr>
+              <w:t>X</w:t>
+            </w:r>
+          </w:p>
+        </w:tc>
+        <w:tc>
+          <w:tcPr>
+            <w:tcW w:w="1076" w:type="dxa"/>
           </w:tcPr>
           <w:p>
             <w:pPr>
               <w:jc w:val="center"/>
               <w:rPr>
-                <w:rFonts w:ascii="Calibri" w:hAnsi="Calibri" w:cs="Calibri"/>
-                <w:color w:val="000000"/>
-              </w:rPr>
-            </w:pPr>
-          </w:p>
-        </w:tc>
-        <w:tc>
-          <w:tcPr>
-            <w:tcW w:w="1559" w:type="dxa"/>
+                <w:rFonts w:hint="default" w:ascii="Times New Roman" w:hAnsi="Times New Roman" w:cs="Times New Roman"/>
+                <w:color w:val="000000"/>
+              </w:rPr>
+            </w:pPr>
+            <w:r>
+              <w:rPr>
+                <w:rFonts w:hint="default" w:ascii="Times New Roman" w:hAnsi="Times New Roman" w:cs="Times New Roman"/>
+                <w:color w:val="000000"/>
+              </w:rPr>
+              <w:t>X</w:t>
+            </w:r>
+          </w:p>
+        </w:tc>
+        <w:tc>
+          <w:tcPr>
+            <w:tcW w:w="1183" w:type="dxa"/>
           </w:tcPr>
           <w:p>
             <w:pPr>
               <w:jc w:val="center"/>
               <w:rPr>
-                <w:rFonts w:ascii="Calibri" w:hAnsi="Calibri" w:cs="Calibri"/>
-                <w:color w:val="000000"/>
-              </w:rPr>
-            </w:pPr>
-          </w:p>
-        </w:tc>
-        <w:tc>
-          <w:tcPr>
-            <w:tcW w:w="1701" w:type="dxa"/>
+                <w:rFonts w:hint="default" w:ascii="Times New Roman" w:hAnsi="Times New Roman" w:cs="Times New Roman"/>
+                <w:color w:val="000000"/>
+              </w:rPr>
+            </w:pPr>
+            <w:r>
+              <w:rPr>
+                <w:rFonts w:hint="default" w:ascii="Times New Roman" w:hAnsi="Times New Roman" w:cs="Times New Roman"/>
+                <w:color w:val="000000"/>
+              </w:rPr>
+              <w:t>X</w:t>
+            </w:r>
+          </w:p>
+        </w:tc>
+        <w:tc>
+          <w:tcPr>
+            <w:tcW w:w="1292" w:type="dxa"/>
           </w:tcPr>
           <w:p>
             <w:pPr>
               <w:jc w:val="center"/>
               <w:rPr>
-                <w:rFonts w:ascii="Calibri" w:hAnsi="Calibri" w:cs="Calibri"/>
-                <w:color w:val="000000"/>
-              </w:rPr>
-            </w:pPr>
+                <w:rFonts w:hint="default" w:ascii="Times New Roman" w:hAnsi="Times New Roman" w:cs="Times New Roman"/>
+                <w:color w:val="000000"/>
+              </w:rPr>
+            </w:pPr>
+            <w:r>
+              <w:rPr>
+                <w:rFonts w:hint="default" w:ascii="Times New Roman" w:hAnsi="Times New Roman" w:cs="Times New Roman"/>
+                <w:color w:val="000000"/>
+              </w:rPr>
+              <w:t>X</w:t>
+            </w:r>
+          </w:p>
+        </w:tc>
+        <w:tc>
+          <w:tcPr>
+            <w:tcW w:w="1292" w:type="dxa"/>
+          </w:tcPr>
+          <w:p>
+            <w:pPr>
+              <w:jc w:val="center"/>
+              <w:rPr>
+                <w:rFonts w:hint="default" w:ascii="Times New Roman" w:hAnsi="Times New Roman" w:cs="Times New Roman"/>
+                <w:color w:val="000000"/>
+              </w:rPr>
+            </w:pPr>
+            <w:r>
+              <w:rPr>
+                <w:rFonts w:hint="default" w:ascii="Times New Roman" w:hAnsi="Times New Roman" w:cs="Times New Roman"/>
+                <w:color w:val="000000"/>
+              </w:rPr>
+              <w:t>X</w:t>
+            </w:r>
+          </w:p>
+        </w:tc>
+        <w:tc>
+          <w:tcPr>
+            <w:tcW w:w="1292" w:type="dxa"/>
+          </w:tcPr>
+          <w:p>
+            <w:pPr>
+              <w:jc w:val="center"/>
+              <w:rPr>
+                <w:rFonts w:hint="default" w:ascii="Times New Roman" w:hAnsi="Times New Roman" w:cs="Times New Roman"/>
+                <w:color w:val="000000"/>
+              </w:rPr>
+            </w:pPr>
+            <w:r>
+              <w:rPr>
+                <w:rFonts w:hint="default" w:ascii="Times New Roman" w:hAnsi="Times New Roman" w:cs="Times New Roman"/>
+                <w:color w:val="000000"/>
+              </w:rPr>
+              <w:t>X</w:t>
+            </w:r>
+          </w:p>
+        </w:tc>
+      </w:tr>
+      <w:tr>
+        <w:tblPrEx>
+          <w:tblBorders>
+            <w:top w:val="single" w:color="auto" w:sz="4" w:space="0"/>
+            <w:left w:val="single" w:color="auto" w:sz="4" w:space="0"/>
+            <w:bottom w:val="single" w:color="auto" w:sz="4" w:space="0"/>
+            <w:right w:val="single" w:color="auto" w:sz="4" w:space="0"/>
+            <w:insideH w:val="single" w:color="auto" w:sz="4" w:space="0"/>
+            <w:insideV w:val="single" w:color="auto" w:sz="4" w:space="0"/>
+          </w:tblBorders>
+          <w:tblCellMar>
+            <w:top w:w="0" w:type="dxa"/>
+            <w:left w:w="108" w:type="dxa"/>
+            <w:bottom w:w="0" w:type="dxa"/>
+            <w:right w:w="108" w:type="dxa"/>
+          </w:tblCellMar>
+        </w:tblPrEx>
+        <w:trPr>
+          <w:trHeight w:val="288" w:hRule="atLeast"/>
+        </w:trPr>
+        <w:tc>
+          <w:tcPr>
+            <w:tcW w:w="2368" w:type="dxa"/>
+            <w:shd w:val="clear" w:color="auto" w:fill="auto"/>
+            <w:noWrap/>
+            <w:vAlign w:val="bottom"/>
+          </w:tcPr>
+          <w:p>
+            <w:pPr>
+              <w:rPr>
+                <w:rFonts w:hint="default" w:ascii="Times New Roman" w:hAnsi="Times New Roman" w:eastAsia="SimSun" w:cs="Times New Roman"/>
+                <w:sz w:val="24"/>
+                <w:szCs w:val="24"/>
+              </w:rPr>
+            </w:pPr>
+            <w:r>
+              <w:rPr>
+                <w:rFonts w:hint="default" w:ascii="Times New Roman" w:hAnsi="Times New Roman" w:eastAsia="SimSun" w:cs="Times New Roman"/>
+                <w:sz w:val="24"/>
+                <w:szCs w:val="24"/>
+              </w:rPr>
+              <w:t xml:space="preserve">↳ </w:t>
+            </w:r>
+            <w:r>
+              <w:rPr>
+                <w:rFonts w:hint="default" w:ascii="Times New Roman" w:hAnsi="Times New Roman" w:eastAsia="SimSun" w:cs="Times New Roman"/>
+                <w:i/>
+                <w:iCs/>
+                <w:sz w:val="24"/>
+                <w:szCs w:val="24"/>
+              </w:rPr>
+              <w:t>Query All Data</w:t>
+            </w:r>
+          </w:p>
+        </w:tc>
+        <w:tc>
+          <w:tcPr>
+            <w:tcW w:w="1075" w:type="dxa"/>
+            <w:shd w:val="clear" w:color="auto" w:fill="auto"/>
+            <w:noWrap/>
+            <w:vAlign w:val="bottom"/>
+          </w:tcPr>
+          <w:p>
+            <w:pPr>
+              <w:jc w:val="center"/>
+              <w:rPr>
+                <w:rFonts w:hint="default" w:ascii="Times New Roman" w:hAnsi="Times New Roman" w:cs="Times New Roman"/>
+                <w:color w:val="000000"/>
+              </w:rPr>
+            </w:pPr>
+            <w:r>
+              <w:rPr>
+                <w:rFonts w:hint="default" w:ascii="Times New Roman" w:hAnsi="Times New Roman" w:cs="Times New Roman"/>
+                <w:color w:val="000000"/>
+              </w:rPr>
+              <w:t>X</w:t>
+            </w:r>
+          </w:p>
+        </w:tc>
+        <w:tc>
+          <w:tcPr>
+            <w:tcW w:w="1076" w:type="dxa"/>
+          </w:tcPr>
+          <w:p>
+            <w:pPr>
+              <w:jc w:val="center"/>
+              <w:rPr>
+                <w:rFonts w:hint="default" w:ascii="Times New Roman" w:hAnsi="Times New Roman" w:cs="Times New Roman"/>
+                <w:color w:val="000000"/>
+              </w:rPr>
+            </w:pPr>
+            <w:r>
+              <w:rPr>
+                <w:rFonts w:hint="default" w:ascii="Times New Roman" w:hAnsi="Times New Roman" w:cs="Times New Roman"/>
+                <w:color w:val="000000"/>
+              </w:rPr>
+              <w:t>X</w:t>
+            </w:r>
+          </w:p>
+        </w:tc>
+        <w:tc>
+          <w:tcPr>
+            <w:tcW w:w="1183" w:type="dxa"/>
+          </w:tcPr>
+          <w:p>
+            <w:pPr>
+              <w:jc w:val="center"/>
+              <w:rPr>
+                <w:rFonts w:hint="default" w:ascii="Times New Roman" w:hAnsi="Times New Roman" w:cs="Times New Roman"/>
+                <w:color w:val="000000"/>
+              </w:rPr>
+            </w:pPr>
+            <w:r>
+              <w:rPr>
+                <w:rFonts w:hint="default" w:ascii="Times New Roman" w:hAnsi="Times New Roman" w:cs="Times New Roman"/>
+                <w:color w:val="000000"/>
+              </w:rPr>
+              <w:t>X</w:t>
+            </w:r>
+          </w:p>
+        </w:tc>
+        <w:tc>
+          <w:tcPr>
+            <w:tcW w:w="1292" w:type="dxa"/>
+          </w:tcPr>
+          <w:p>
+            <w:pPr>
+              <w:jc w:val="center"/>
+              <w:rPr>
+                <w:rFonts w:hint="default" w:ascii="Times New Roman" w:hAnsi="Times New Roman" w:cs="Times New Roman"/>
+                <w:color w:val="000000"/>
+              </w:rPr>
+            </w:pPr>
+            <w:r>
+              <w:rPr>
+                <w:rFonts w:hint="default" w:ascii="Times New Roman" w:hAnsi="Times New Roman" w:cs="Times New Roman"/>
+                <w:color w:val="000000"/>
+              </w:rPr>
+              <w:t>X</w:t>
+            </w:r>
+          </w:p>
+        </w:tc>
+        <w:tc>
+          <w:tcPr>
+            <w:tcW w:w="1292" w:type="dxa"/>
+          </w:tcPr>
+          <w:p>
+            <w:pPr>
+              <w:jc w:val="center"/>
+              <w:rPr>
+                <w:rFonts w:hint="default" w:ascii="Times New Roman" w:hAnsi="Times New Roman" w:cs="Times New Roman"/>
+                <w:color w:val="000000"/>
+              </w:rPr>
+            </w:pPr>
+            <w:r>
+              <w:rPr>
+                <w:rFonts w:hint="default" w:ascii="Times New Roman" w:hAnsi="Times New Roman" w:cs="Times New Roman"/>
+                <w:color w:val="000000"/>
+              </w:rPr>
+              <w:t>X</w:t>
+            </w:r>
+          </w:p>
+        </w:tc>
+        <w:tc>
+          <w:tcPr>
+            <w:tcW w:w="1292" w:type="dxa"/>
+          </w:tcPr>
+          <w:p>
+            <w:pPr>
+              <w:jc w:val="center"/>
+              <w:rPr>
+                <w:rFonts w:hint="default" w:ascii="Times New Roman" w:hAnsi="Times New Roman" w:cs="Times New Roman"/>
+                <w:color w:val="000000"/>
+              </w:rPr>
+            </w:pPr>
+            <w:r>
+              <w:rPr>
+                <w:rFonts w:hint="default" w:ascii="Times New Roman" w:hAnsi="Times New Roman" w:cs="Times New Roman"/>
+                <w:color w:val="000000"/>
+              </w:rPr>
+              <w:t>X</w:t>
+            </w:r>
+          </w:p>
+        </w:tc>
+      </w:tr>
+      <w:tr>
+        <w:tblPrEx>
+          <w:tblBorders>
+            <w:top w:val="single" w:color="auto" w:sz="4" w:space="0"/>
+            <w:left w:val="single" w:color="auto" w:sz="4" w:space="0"/>
+            <w:bottom w:val="single" w:color="auto" w:sz="4" w:space="0"/>
+            <w:right w:val="single" w:color="auto" w:sz="4" w:space="0"/>
+            <w:insideH w:val="single" w:color="auto" w:sz="4" w:space="0"/>
+            <w:insideV w:val="single" w:color="auto" w:sz="4" w:space="0"/>
+          </w:tblBorders>
+          <w:tblCellMar>
+            <w:top w:w="0" w:type="dxa"/>
+            <w:left w:w="108" w:type="dxa"/>
+            <w:bottom w:w="0" w:type="dxa"/>
+            <w:right w:w="108" w:type="dxa"/>
+          </w:tblCellMar>
+        </w:tblPrEx>
+        <w:trPr>
+          <w:trHeight w:val="288" w:hRule="atLeast"/>
+        </w:trPr>
+        <w:tc>
+          <w:tcPr>
+            <w:tcW w:w="2368" w:type="dxa"/>
+            <w:shd w:val="clear" w:color="auto" w:fill="auto"/>
+            <w:noWrap/>
+            <w:vAlign w:val="bottom"/>
+          </w:tcPr>
+          <w:p>
+            <w:pPr>
+              <w:rPr>
+                <w:rFonts w:hint="default" w:ascii="Times New Roman" w:hAnsi="Times New Roman" w:eastAsia="SimSun" w:cs="Times New Roman"/>
+                <w:sz w:val="24"/>
+                <w:szCs w:val="24"/>
+              </w:rPr>
+            </w:pPr>
+            <w:r>
+              <w:rPr>
+                <w:rFonts w:hint="default" w:ascii="Times New Roman" w:hAnsi="Times New Roman" w:eastAsia="SimSun" w:cs="Times New Roman"/>
+                <w:sz w:val="24"/>
+                <w:szCs w:val="24"/>
+              </w:rPr>
+              <w:t>Live Auction Room</w:t>
+            </w:r>
+          </w:p>
+        </w:tc>
+        <w:tc>
+          <w:tcPr>
+            <w:tcW w:w="1075" w:type="dxa"/>
+            <w:shd w:val="clear" w:color="auto" w:fill="auto"/>
+            <w:noWrap/>
+            <w:vAlign w:val="bottom"/>
+          </w:tcPr>
+          <w:p>
+            <w:pPr>
+              <w:jc w:val="center"/>
+              <w:rPr>
+                <w:rFonts w:hint="default" w:ascii="Times New Roman" w:hAnsi="Times New Roman" w:cs="Times New Roman"/>
+                <w:color w:val="000000"/>
+              </w:rPr>
+            </w:pPr>
+          </w:p>
+        </w:tc>
+        <w:tc>
+          <w:tcPr>
+            <w:tcW w:w="1076" w:type="dxa"/>
+          </w:tcPr>
+          <w:p>
+            <w:pPr>
+              <w:jc w:val="center"/>
+              <w:rPr>
+                <w:rFonts w:hint="default" w:ascii="Times New Roman" w:hAnsi="Times New Roman" w:cs="Times New Roman"/>
+                <w:color w:val="000000"/>
+              </w:rPr>
+            </w:pPr>
+          </w:p>
+        </w:tc>
+        <w:tc>
+          <w:tcPr>
+            <w:tcW w:w="1183" w:type="dxa"/>
+          </w:tcPr>
+          <w:p>
+            <w:pPr>
+              <w:jc w:val="center"/>
+              <w:rPr>
+                <w:rFonts w:hint="default" w:ascii="Times New Roman" w:hAnsi="Times New Roman" w:cs="Times New Roman"/>
+                <w:color w:val="000000"/>
+              </w:rPr>
+            </w:pPr>
+            <w:r>
+              <w:rPr>
+                <w:rFonts w:hint="default" w:ascii="Times New Roman" w:hAnsi="Times New Roman" w:cs="Times New Roman"/>
+                <w:color w:val="000000"/>
+              </w:rPr>
+              <w:t>X</w:t>
+            </w:r>
+          </w:p>
+        </w:tc>
+        <w:tc>
+          <w:tcPr>
+            <w:tcW w:w="1292" w:type="dxa"/>
+          </w:tcPr>
+          <w:p>
+            <w:pPr>
+              <w:jc w:val="center"/>
+              <w:rPr>
+                <w:rFonts w:hint="default" w:ascii="Times New Roman" w:hAnsi="Times New Roman" w:cs="Times New Roman"/>
+                <w:color w:val="000000"/>
+              </w:rPr>
+            </w:pPr>
+            <w:r>
+              <w:rPr>
+                <w:rFonts w:hint="default" w:ascii="Times New Roman" w:hAnsi="Times New Roman" w:cs="Times New Roman"/>
+                <w:color w:val="000000"/>
+              </w:rPr>
+              <w:t>X</w:t>
+            </w:r>
+          </w:p>
+        </w:tc>
+        <w:tc>
+          <w:tcPr>
+            <w:tcW w:w="1292" w:type="dxa"/>
+          </w:tcPr>
+          <w:p>
+            <w:pPr>
+              <w:jc w:val="center"/>
+              <w:rPr>
+                <w:rFonts w:hint="default" w:ascii="Times New Roman" w:hAnsi="Times New Roman" w:cs="Times New Roman"/>
+                <w:color w:val="000000"/>
+              </w:rPr>
+            </w:pPr>
+            <w:r>
+              <w:rPr>
+                <w:rFonts w:hint="default" w:ascii="Times New Roman" w:hAnsi="Times New Roman" w:cs="Times New Roman"/>
+                <w:color w:val="000000"/>
+              </w:rPr>
+              <w:t>X</w:t>
+            </w:r>
+          </w:p>
+        </w:tc>
+        <w:tc>
+          <w:tcPr>
+            <w:tcW w:w="1292" w:type="dxa"/>
+          </w:tcPr>
+          <w:p>
+            <w:pPr>
+              <w:jc w:val="center"/>
+              <w:rPr>
+                <w:rFonts w:hint="default" w:ascii="Times New Roman" w:hAnsi="Times New Roman" w:cs="Times New Roman"/>
+                <w:color w:val="000000"/>
+              </w:rPr>
+            </w:pPr>
+            <w:r>
+              <w:rPr>
+                <w:rFonts w:hint="default" w:ascii="Times New Roman" w:hAnsi="Times New Roman" w:cs="Times New Roman"/>
+                <w:color w:val="000000"/>
+              </w:rPr>
+              <w:t>X</w:t>
+            </w:r>
+          </w:p>
+        </w:tc>
+      </w:tr>
+      <w:tr>
+        <w:tblPrEx>
+          <w:tblBorders>
+            <w:top w:val="single" w:color="auto" w:sz="4" w:space="0"/>
+            <w:left w:val="single" w:color="auto" w:sz="4" w:space="0"/>
+            <w:bottom w:val="single" w:color="auto" w:sz="4" w:space="0"/>
+            <w:right w:val="single" w:color="auto" w:sz="4" w:space="0"/>
+            <w:insideH w:val="single" w:color="auto" w:sz="4" w:space="0"/>
+            <w:insideV w:val="single" w:color="auto" w:sz="4" w:space="0"/>
+          </w:tblBorders>
+          <w:tblCellMar>
+            <w:top w:w="0" w:type="dxa"/>
+            <w:left w:w="108" w:type="dxa"/>
+            <w:bottom w:w="0" w:type="dxa"/>
+            <w:right w:w="108" w:type="dxa"/>
+          </w:tblCellMar>
+        </w:tblPrEx>
+        <w:trPr>
+          <w:trHeight w:val="288" w:hRule="atLeast"/>
+        </w:trPr>
+        <w:tc>
+          <w:tcPr>
+            <w:tcW w:w="2368" w:type="dxa"/>
+            <w:shd w:val="clear" w:color="auto" w:fill="auto"/>
+            <w:noWrap/>
+            <w:vAlign w:val="bottom"/>
+          </w:tcPr>
+          <w:p>
+            <w:pPr>
+              <w:rPr>
+                <w:rFonts w:hint="default" w:ascii="Times New Roman" w:hAnsi="Times New Roman" w:eastAsia="SimSun" w:cs="Times New Roman"/>
+                <w:sz w:val="24"/>
+                <w:szCs w:val="24"/>
+              </w:rPr>
+            </w:pPr>
+            <w:r>
+              <w:rPr>
+                <w:rFonts w:hint="default" w:ascii="Times New Roman" w:hAnsi="Times New Roman" w:eastAsia="SimSun" w:cs="Times New Roman"/>
+                <w:sz w:val="24"/>
+                <w:szCs w:val="24"/>
+              </w:rPr>
+              <w:t xml:space="preserve">↳ </w:t>
+            </w:r>
+            <w:r>
+              <w:rPr>
+                <w:rFonts w:hint="default" w:ascii="Times New Roman" w:hAnsi="Times New Roman" w:eastAsia="SimSun" w:cs="Times New Roman"/>
+                <w:i/>
+                <w:iCs/>
+                <w:sz w:val="24"/>
+                <w:szCs w:val="24"/>
+              </w:rPr>
+              <w:t>Query All Data</w:t>
+            </w:r>
+            <w:r>
+              <w:rPr>
+                <w:rFonts w:hint="default" w:ascii="Times New Roman" w:hAnsi="Times New Roman" w:eastAsia="SimSun" w:cs="Times New Roman"/>
+                <w:sz w:val="24"/>
+                <w:szCs w:val="24"/>
+              </w:rPr>
+              <w:t xml:space="preserve"> (View Bids)</w:t>
+            </w:r>
+          </w:p>
+        </w:tc>
+        <w:tc>
+          <w:tcPr>
+            <w:tcW w:w="1075" w:type="dxa"/>
+            <w:shd w:val="clear" w:color="auto" w:fill="auto"/>
+            <w:noWrap/>
+            <w:vAlign w:val="bottom"/>
+          </w:tcPr>
+          <w:p>
+            <w:pPr>
+              <w:jc w:val="center"/>
+              <w:rPr>
+                <w:rFonts w:hint="default" w:ascii="Times New Roman" w:hAnsi="Times New Roman" w:cs="Times New Roman"/>
+                <w:color w:val="000000"/>
+              </w:rPr>
+            </w:pPr>
+          </w:p>
+        </w:tc>
+        <w:tc>
+          <w:tcPr>
+            <w:tcW w:w="1076" w:type="dxa"/>
+          </w:tcPr>
+          <w:p>
+            <w:pPr>
+              <w:jc w:val="center"/>
+              <w:rPr>
+                <w:rFonts w:hint="default" w:ascii="Times New Roman" w:hAnsi="Times New Roman" w:cs="Times New Roman"/>
+                <w:color w:val="000000"/>
+              </w:rPr>
+            </w:pPr>
+          </w:p>
+        </w:tc>
+        <w:tc>
+          <w:tcPr>
+            <w:tcW w:w="1183" w:type="dxa"/>
+          </w:tcPr>
+          <w:p>
+            <w:pPr>
+              <w:jc w:val="center"/>
+              <w:rPr>
+                <w:rFonts w:hint="default" w:ascii="Times New Roman" w:hAnsi="Times New Roman" w:cs="Times New Roman"/>
+                <w:color w:val="000000"/>
+              </w:rPr>
+            </w:pPr>
+            <w:r>
+              <w:rPr>
+                <w:rFonts w:hint="default" w:ascii="Times New Roman" w:hAnsi="Times New Roman" w:cs="Times New Roman"/>
+                <w:color w:val="000000"/>
+              </w:rPr>
+              <w:t>X</w:t>
+            </w:r>
+          </w:p>
+        </w:tc>
+        <w:tc>
+          <w:tcPr>
+            <w:tcW w:w="1292" w:type="dxa"/>
+          </w:tcPr>
+          <w:p>
+            <w:pPr>
+              <w:jc w:val="center"/>
+              <w:rPr>
+                <w:rFonts w:hint="default" w:ascii="Times New Roman" w:hAnsi="Times New Roman" w:cs="Times New Roman"/>
+                <w:color w:val="000000"/>
+              </w:rPr>
+            </w:pPr>
+            <w:r>
+              <w:rPr>
+                <w:rFonts w:hint="default" w:ascii="Times New Roman" w:hAnsi="Times New Roman" w:cs="Times New Roman"/>
+                <w:color w:val="000000"/>
+              </w:rPr>
+              <w:t>X</w:t>
+            </w:r>
+          </w:p>
+        </w:tc>
+        <w:tc>
+          <w:tcPr>
+            <w:tcW w:w="1292" w:type="dxa"/>
+          </w:tcPr>
+          <w:p>
+            <w:pPr>
+              <w:jc w:val="center"/>
+              <w:rPr>
+                <w:rFonts w:hint="default" w:ascii="Times New Roman" w:hAnsi="Times New Roman" w:cs="Times New Roman"/>
+                <w:color w:val="000000"/>
+              </w:rPr>
+            </w:pPr>
+            <w:r>
+              <w:rPr>
+                <w:rFonts w:hint="default" w:ascii="Times New Roman" w:hAnsi="Times New Roman" w:cs="Times New Roman"/>
+                <w:color w:val="000000"/>
+              </w:rPr>
+              <w:t>X</w:t>
+            </w:r>
+          </w:p>
+        </w:tc>
+        <w:tc>
+          <w:tcPr>
+            <w:tcW w:w="1292" w:type="dxa"/>
+          </w:tcPr>
+          <w:p>
+            <w:pPr>
+              <w:jc w:val="center"/>
+              <w:rPr>
+                <w:rFonts w:hint="default" w:ascii="Times New Roman" w:hAnsi="Times New Roman" w:cs="Times New Roman"/>
+                <w:color w:val="000000"/>
+              </w:rPr>
+            </w:pPr>
+            <w:r>
+              <w:rPr>
+                <w:rFonts w:hint="default" w:ascii="Times New Roman" w:hAnsi="Times New Roman" w:cs="Times New Roman"/>
+                <w:color w:val="000000"/>
+              </w:rPr>
+              <w:t>X</w:t>
+            </w:r>
+          </w:p>
+        </w:tc>
+      </w:tr>
+      <w:tr>
+        <w:tblPrEx>
+          <w:tblBorders>
+            <w:top w:val="single" w:color="auto" w:sz="4" w:space="0"/>
+            <w:left w:val="single" w:color="auto" w:sz="4" w:space="0"/>
+            <w:bottom w:val="single" w:color="auto" w:sz="4" w:space="0"/>
+            <w:right w:val="single" w:color="auto" w:sz="4" w:space="0"/>
+            <w:insideH w:val="single" w:color="auto" w:sz="4" w:space="0"/>
+            <w:insideV w:val="single" w:color="auto" w:sz="4" w:space="0"/>
+          </w:tblBorders>
+          <w:tblCellMar>
+            <w:top w:w="0" w:type="dxa"/>
+            <w:left w:w="108" w:type="dxa"/>
+            <w:bottom w:w="0" w:type="dxa"/>
+            <w:right w:w="108" w:type="dxa"/>
+          </w:tblCellMar>
+        </w:tblPrEx>
+        <w:trPr>
+          <w:trHeight w:val="288" w:hRule="atLeast"/>
+        </w:trPr>
+        <w:tc>
+          <w:tcPr>
+            <w:tcW w:w="2368" w:type="dxa"/>
+            <w:shd w:val="clear" w:color="auto" w:fill="auto"/>
+            <w:noWrap/>
+            <w:vAlign w:val="bottom"/>
+          </w:tcPr>
+          <w:p>
+            <w:pPr>
+              <w:rPr>
+                <w:rFonts w:hint="default" w:ascii="Times New Roman" w:hAnsi="Times New Roman" w:eastAsia="SimSun" w:cs="Times New Roman"/>
+                <w:sz w:val="24"/>
+                <w:szCs w:val="24"/>
+              </w:rPr>
+            </w:pPr>
+            <w:r>
+              <w:rPr>
+                <w:rFonts w:hint="default" w:ascii="Times New Roman" w:hAnsi="Times New Roman" w:eastAsia="SimSun" w:cs="Times New Roman"/>
+                <w:sz w:val="24"/>
+                <w:szCs w:val="24"/>
+              </w:rPr>
+              <w:t xml:space="preserve">↳ </w:t>
+            </w:r>
+            <w:r>
+              <w:rPr>
+                <w:rFonts w:hint="default" w:ascii="Times New Roman" w:hAnsi="Times New Roman" w:eastAsia="SimSun" w:cs="Times New Roman"/>
+                <w:i/>
+                <w:iCs/>
+                <w:sz w:val="24"/>
+                <w:szCs w:val="24"/>
+              </w:rPr>
+              <w:t>Add New Data</w:t>
+            </w:r>
+            <w:r>
+              <w:rPr>
+                <w:rFonts w:hint="default" w:ascii="Times New Roman" w:hAnsi="Times New Roman" w:eastAsia="SimSun" w:cs="Times New Roman"/>
+                <w:sz w:val="24"/>
+                <w:szCs w:val="24"/>
+              </w:rPr>
+              <w:t xml:space="preserve"> (Place Bid)</w:t>
+            </w:r>
+          </w:p>
+        </w:tc>
+        <w:tc>
+          <w:tcPr>
+            <w:tcW w:w="1075" w:type="dxa"/>
+            <w:shd w:val="clear" w:color="auto" w:fill="auto"/>
+            <w:noWrap/>
+            <w:vAlign w:val="bottom"/>
+          </w:tcPr>
+          <w:p>
+            <w:pPr>
+              <w:jc w:val="center"/>
+              <w:rPr>
+                <w:rFonts w:hint="default" w:ascii="Times New Roman" w:hAnsi="Times New Roman" w:cs="Times New Roman"/>
+                <w:color w:val="000000"/>
+              </w:rPr>
+            </w:pPr>
+          </w:p>
+        </w:tc>
+        <w:tc>
+          <w:tcPr>
+            <w:tcW w:w="1076" w:type="dxa"/>
+          </w:tcPr>
+          <w:p>
+            <w:pPr>
+              <w:jc w:val="center"/>
+              <w:rPr>
+                <w:rFonts w:hint="default" w:ascii="Times New Roman" w:hAnsi="Times New Roman" w:cs="Times New Roman"/>
+                <w:color w:val="000000"/>
+              </w:rPr>
+            </w:pPr>
+          </w:p>
+        </w:tc>
+        <w:tc>
+          <w:tcPr>
+            <w:tcW w:w="1183" w:type="dxa"/>
+          </w:tcPr>
+          <w:p>
+            <w:pPr>
+              <w:jc w:val="center"/>
+              <w:rPr>
+                <w:rFonts w:hint="default" w:ascii="Times New Roman" w:hAnsi="Times New Roman" w:cs="Times New Roman"/>
+                <w:color w:val="000000"/>
+              </w:rPr>
+            </w:pPr>
+            <w:r>
+              <w:rPr>
+                <w:rFonts w:hint="default" w:ascii="Times New Roman" w:hAnsi="Times New Roman" w:cs="Times New Roman"/>
+                <w:color w:val="000000"/>
+              </w:rPr>
+              <w:t>X</w:t>
+            </w:r>
+          </w:p>
+        </w:tc>
+        <w:tc>
+          <w:tcPr>
+            <w:tcW w:w="1292" w:type="dxa"/>
+          </w:tcPr>
+          <w:p>
+            <w:pPr>
+              <w:jc w:val="center"/>
+              <w:rPr>
+                <w:rFonts w:hint="default" w:ascii="Times New Roman" w:hAnsi="Times New Roman" w:cs="Times New Roman"/>
+                <w:color w:val="000000"/>
+              </w:rPr>
+            </w:pPr>
+          </w:p>
+        </w:tc>
+        <w:tc>
+          <w:tcPr>
+            <w:tcW w:w="1292" w:type="dxa"/>
+          </w:tcPr>
+          <w:p>
+            <w:pPr>
+              <w:jc w:val="center"/>
+              <w:rPr>
+                <w:rFonts w:hint="default" w:ascii="Times New Roman" w:hAnsi="Times New Roman" w:cs="Times New Roman"/>
+                <w:color w:val="000000"/>
+              </w:rPr>
+            </w:pPr>
+          </w:p>
+        </w:tc>
+        <w:tc>
+          <w:tcPr>
+            <w:tcW w:w="1292" w:type="dxa"/>
+          </w:tcPr>
+          <w:p>
+            <w:pPr>
+              <w:jc w:val="center"/>
+              <w:rPr>
+                <w:rFonts w:hint="default" w:ascii="Times New Roman" w:hAnsi="Times New Roman" w:cs="Times New Roman"/>
+                <w:color w:val="000000"/>
+              </w:rPr>
+            </w:pPr>
+          </w:p>
+        </w:tc>
+      </w:tr>
+      <w:tr>
+        <w:tblPrEx>
+          <w:tblBorders>
+            <w:top w:val="single" w:color="auto" w:sz="4" w:space="0"/>
+            <w:left w:val="single" w:color="auto" w:sz="4" w:space="0"/>
+            <w:bottom w:val="single" w:color="auto" w:sz="4" w:space="0"/>
+            <w:right w:val="single" w:color="auto" w:sz="4" w:space="0"/>
+            <w:insideH w:val="single" w:color="auto" w:sz="4" w:space="0"/>
+            <w:insideV w:val="single" w:color="auto" w:sz="4" w:space="0"/>
+          </w:tblBorders>
+          <w:tblCellMar>
+            <w:top w:w="0" w:type="dxa"/>
+            <w:left w:w="108" w:type="dxa"/>
+            <w:bottom w:w="0" w:type="dxa"/>
+            <w:right w:w="108" w:type="dxa"/>
+          </w:tblCellMar>
+        </w:tblPrEx>
+        <w:trPr>
+          <w:trHeight w:val="288" w:hRule="atLeast"/>
+        </w:trPr>
+        <w:tc>
+          <w:tcPr>
+            <w:tcW w:w="2368" w:type="dxa"/>
+            <w:shd w:val="clear" w:color="auto" w:fill="auto"/>
+            <w:noWrap/>
+            <w:vAlign w:val="bottom"/>
+          </w:tcPr>
+          <w:p>
+            <w:pPr>
+              <w:rPr>
+                <w:rFonts w:hint="default" w:ascii="Times New Roman" w:hAnsi="Times New Roman" w:eastAsia="SimSun" w:cs="Times New Roman"/>
+                <w:sz w:val="24"/>
+                <w:szCs w:val="24"/>
+              </w:rPr>
+            </w:pPr>
+            <w:r>
+              <w:rPr>
+                <w:rFonts w:hint="default" w:ascii="Times New Roman" w:hAnsi="Times New Roman" w:eastAsia="SimSun" w:cs="Times New Roman"/>
+                <w:sz w:val="24"/>
+                <w:szCs w:val="24"/>
+              </w:rPr>
+              <w:t>Seller Dashboard</w:t>
+            </w:r>
+          </w:p>
+        </w:tc>
+        <w:tc>
+          <w:tcPr>
+            <w:tcW w:w="1075" w:type="dxa"/>
+            <w:shd w:val="clear" w:color="auto" w:fill="auto"/>
+            <w:noWrap/>
+            <w:vAlign w:val="bottom"/>
+          </w:tcPr>
+          <w:p>
+            <w:pPr>
+              <w:jc w:val="center"/>
+              <w:rPr>
+                <w:rFonts w:hint="default" w:ascii="Times New Roman" w:hAnsi="Times New Roman" w:cs="Times New Roman"/>
+                <w:color w:val="000000"/>
+              </w:rPr>
+            </w:pPr>
+          </w:p>
+        </w:tc>
+        <w:tc>
+          <w:tcPr>
+            <w:tcW w:w="1076" w:type="dxa"/>
+          </w:tcPr>
+          <w:p>
+            <w:pPr>
+              <w:jc w:val="center"/>
+              <w:rPr>
+                <w:rFonts w:hint="default" w:ascii="Times New Roman" w:hAnsi="Times New Roman" w:cs="Times New Roman"/>
+                <w:color w:val="000000"/>
+              </w:rPr>
+            </w:pPr>
+          </w:p>
+        </w:tc>
+        <w:tc>
+          <w:tcPr>
+            <w:tcW w:w="1183" w:type="dxa"/>
+          </w:tcPr>
+          <w:p>
+            <w:pPr>
+              <w:jc w:val="center"/>
+              <w:rPr>
+                <w:rFonts w:hint="default" w:ascii="Times New Roman" w:hAnsi="Times New Roman" w:cs="Times New Roman"/>
+                <w:color w:val="000000"/>
+              </w:rPr>
+            </w:pPr>
+          </w:p>
+        </w:tc>
+        <w:tc>
+          <w:tcPr>
+            <w:tcW w:w="1292" w:type="dxa"/>
+          </w:tcPr>
+          <w:p>
+            <w:pPr>
+              <w:jc w:val="center"/>
+              <w:rPr>
+                <w:rFonts w:hint="default" w:ascii="Times New Roman" w:hAnsi="Times New Roman" w:cs="Times New Roman"/>
+                <w:color w:val="000000"/>
+              </w:rPr>
+            </w:pPr>
+            <w:r>
+              <w:rPr>
+                <w:rFonts w:hint="default" w:ascii="Times New Roman" w:hAnsi="Times New Roman" w:cs="Times New Roman"/>
+                <w:color w:val="000000"/>
+              </w:rPr>
+              <w:t>X</w:t>
+            </w:r>
+          </w:p>
+        </w:tc>
+        <w:tc>
+          <w:tcPr>
+            <w:tcW w:w="1292" w:type="dxa"/>
+          </w:tcPr>
+          <w:p>
+            <w:pPr>
+              <w:jc w:val="center"/>
+              <w:rPr>
+                <w:rFonts w:hint="default" w:ascii="Times New Roman" w:hAnsi="Times New Roman" w:cs="Times New Roman"/>
+                <w:color w:val="000000"/>
+              </w:rPr>
+            </w:pPr>
+          </w:p>
+        </w:tc>
+        <w:tc>
+          <w:tcPr>
+            <w:tcW w:w="1292" w:type="dxa"/>
+          </w:tcPr>
+          <w:p>
+            <w:pPr>
+              <w:jc w:val="center"/>
+              <w:rPr>
+                <w:rFonts w:hint="default" w:ascii="Times New Roman" w:hAnsi="Times New Roman" w:cs="Times New Roman"/>
+                <w:color w:val="000000"/>
+              </w:rPr>
+            </w:pPr>
+          </w:p>
+        </w:tc>
+      </w:tr>
+      <w:tr>
+        <w:tblPrEx>
+          <w:tblBorders>
+            <w:top w:val="single" w:color="auto" w:sz="4" w:space="0"/>
+            <w:left w:val="single" w:color="auto" w:sz="4" w:space="0"/>
+            <w:bottom w:val="single" w:color="auto" w:sz="4" w:space="0"/>
+            <w:right w:val="single" w:color="auto" w:sz="4" w:space="0"/>
+            <w:insideH w:val="single" w:color="auto" w:sz="4" w:space="0"/>
+            <w:insideV w:val="single" w:color="auto" w:sz="4" w:space="0"/>
+          </w:tblBorders>
+          <w:tblCellMar>
+            <w:top w:w="0" w:type="dxa"/>
+            <w:left w:w="108" w:type="dxa"/>
+            <w:bottom w:w="0" w:type="dxa"/>
+            <w:right w:w="108" w:type="dxa"/>
+          </w:tblCellMar>
+        </w:tblPrEx>
+        <w:trPr>
+          <w:trHeight w:val="288" w:hRule="atLeast"/>
+        </w:trPr>
+        <w:tc>
+          <w:tcPr>
+            <w:tcW w:w="2368" w:type="dxa"/>
+            <w:shd w:val="clear" w:color="auto" w:fill="auto"/>
+            <w:noWrap/>
+            <w:vAlign w:val="bottom"/>
+          </w:tcPr>
+          <w:p>
+            <w:pPr>
+              <w:rPr>
+                <w:rFonts w:hint="default" w:ascii="Times New Roman" w:hAnsi="Times New Roman" w:eastAsia="SimSun" w:cs="Times New Roman"/>
+                <w:sz w:val="24"/>
+                <w:szCs w:val="24"/>
+              </w:rPr>
+            </w:pPr>
+            <w:r>
+              <w:rPr>
+                <w:rFonts w:hint="default" w:ascii="Times New Roman" w:hAnsi="Times New Roman" w:eastAsia="SimSun" w:cs="Times New Roman"/>
+                <w:sz w:val="24"/>
+                <w:szCs w:val="24"/>
+              </w:rPr>
+              <w:t>Request Auction Creation</w:t>
+            </w:r>
+          </w:p>
+        </w:tc>
+        <w:tc>
+          <w:tcPr>
+            <w:tcW w:w="1075" w:type="dxa"/>
+            <w:shd w:val="clear" w:color="auto" w:fill="auto"/>
+            <w:noWrap/>
+            <w:vAlign w:val="bottom"/>
+          </w:tcPr>
+          <w:p>
+            <w:pPr>
+              <w:jc w:val="center"/>
+              <w:rPr>
+                <w:rFonts w:hint="default" w:ascii="Times New Roman" w:hAnsi="Times New Roman" w:cs="Times New Roman"/>
+                <w:color w:val="000000"/>
+              </w:rPr>
+            </w:pPr>
+          </w:p>
+        </w:tc>
+        <w:tc>
+          <w:tcPr>
+            <w:tcW w:w="1076" w:type="dxa"/>
+          </w:tcPr>
+          <w:p>
+            <w:pPr>
+              <w:jc w:val="center"/>
+              <w:rPr>
+                <w:rFonts w:hint="default" w:ascii="Times New Roman" w:hAnsi="Times New Roman" w:cs="Times New Roman"/>
+                <w:color w:val="000000"/>
+              </w:rPr>
+            </w:pPr>
+          </w:p>
+        </w:tc>
+        <w:tc>
+          <w:tcPr>
+            <w:tcW w:w="1183" w:type="dxa"/>
+          </w:tcPr>
+          <w:p>
+            <w:pPr>
+              <w:jc w:val="center"/>
+              <w:rPr>
+                <w:rFonts w:hint="default" w:ascii="Times New Roman" w:hAnsi="Times New Roman" w:cs="Times New Roman"/>
+                <w:color w:val="000000"/>
+              </w:rPr>
+            </w:pPr>
+          </w:p>
+        </w:tc>
+        <w:tc>
+          <w:tcPr>
+            <w:tcW w:w="1292" w:type="dxa"/>
+          </w:tcPr>
+          <w:p>
+            <w:pPr>
+              <w:jc w:val="center"/>
+              <w:rPr>
+                <w:rFonts w:hint="default" w:ascii="Times New Roman" w:hAnsi="Times New Roman" w:cs="Times New Roman"/>
+                <w:color w:val="000000"/>
+              </w:rPr>
+            </w:pPr>
+            <w:r>
+              <w:rPr>
+                <w:rFonts w:hint="default" w:ascii="Times New Roman" w:hAnsi="Times New Roman" w:cs="Times New Roman"/>
+                <w:color w:val="000000"/>
+              </w:rPr>
+              <w:t>X</w:t>
+            </w:r>
+          </w:p>
+        </w:tc>
+        <w:tc>
+          <w:tcPr>
+            <w:tcW w:w="1292" w:type="dxa"/>
+          </w:tcPr>
+          <w:p>
+            <w:pPr>
+              <w:jc w:val="center"/>
+              <w:rPr>
+                <w:rFonts w:hint="default" w:ascii="Times New Roman" w:hAnsi="Times New Roman" w:cs="Times New Roman"/>
+                <w:color w:val="000000"/>
+              </w:rPr>
+            </w:pPr>
+          </w:p>
+        </w:tc>
+        <w:tc>
+          <w:tcPr>
+            <w:tcW w:w="1292" w:type="dxa"/>
+          </w:tcPr>
+          <w:p>
+            <w:pPr>
+              <w:jc w:val="center"/>
+              <w:rPr>
+                <w:rFonts w:hint="default" w:ascii="Times New Roman" w:hAnsi="Times New Roman" w:cs="Times New Roman"/>
+                <w:color w:val="000000"/>
+              </w:rPr>
+            </w:pPr>
+          </w:p>
+        </w:tc>
+      </w:tr>
+      <w:tr>
+        <w:tblPrEx>
+          <w:tblBorders>
+            <w:top w:val="single" w:color="auto" w:sz="4" w:space="0"/>
+            <w:left w:val="single" w:color="auto" w:sz="4" w:space="0"/>
+            <w:bottom w:val="single" w:color="auto" w:sz="4" w:space="0"/>
+            <w:right w:val="single" w:color="auto" w:sz="4" w:space="0"/>
+            <w:insideH w:val="single" w:color="auto" w:sz="4" w:space="0"/>
+            <w:insideV w:val="single" w:color="auto" w:sz="4" w:space="0"/>
+          </w:tblBorders>
+          <w:tblCellMar>
+            <w:top w:w="0" w:type="dxa"/>
+            <w:left w:w="108" w:type="dxa"/>
+            <w:bottom w:w="0" w:type="dxa"/>
+            <w:right w:w="108" w:type="dxa"/>
+          </w:tblCellMar>
+        </w:tblPrEx>
+        <w:trPr>
+          <w:trHeight w:val="288" w:hRule="atLeast"/>
+        </w:trPr>
+        <w:tc>
+          <w:tcPr>
+            <w:tcW w:w="2368" w:type="dxa"/>
+            <w:shd w:val="clear" w:color="auto" w:fill="auto"/>
+            <w:noWrap/>
+            <w:vAlign w:val="bottom"/>
+          </w:tcPr>
+          <w:p>
+            <w:pPr>
+              <w:rPr>
+                <w:rFonts w:hint="default" w:ascii="Times New Roman" w:hAnsi="Times New Roman" w:eastAsia="SimSun" w:cs="Times New Roman"/>
+                <w:sz w:val="24"/>
+                <w:szCs w:val="24"/>
+              </w:rPr>
+            </w:pPr>
+            <w:r>
+              <w:rPr>
+                <w:rFonts w:hint="default" w:ascii="Times New Roman" w:hAnsi="Times New Roman" w:eastAsia="SimSun" w:cs="Times New Roman"/>
+                <w:sz w:val="24"/>
+                <w:szCs w:val="24"/>
+              </w:rPr>
+              <w:t xml:space="preserve">↳ </w:t>
+            </w:r>
+            <w:r>
+              <w:rPr>
+                <w:rFonts w:hint="default" w:ascii="Times New Roman" w:hAnsi="Times New Roman" w:eastAsia="SimSun" w:cs="Times New Roman"/>
+                <w:i/>
+                <w:iCs/>
+                <w:sz w:val="24"/>
+                <w:szCs w:val="24"/>
+              </w:rPr>
+              <w:t>Query Own Data</w:t>
+            </w:r>
+          </w:p>
+        </w:tc>
+        <w:tc>
+          <w:tcPr>
+            <w:tcW w:w="1075" w:type="dxa"/>
+            <w:shd w:val="clear" w:color="auto" w:fill="auto"/>
+            <w:noWrap/>
+            <w:vAlign w:val="bottom"/>
+          </w:tcPr>
+          <w:p>
+            <w:pPr>
+              <w:jc w:val="center"/>
+              <w:rPr>
+                <w:rFonts w:hint="default" w:ascii="Times New Roman" w:hAnsi="Times New Roman" w:cs="Times New Roman"/>
+                <w:color w:val="000000"/>
+              </w:rPr>
+            </w:pPr>
+          </w:p>
+        </w:tc>
+        <w:tc>
+          <w:tcPr>
+            <w:tcW w:w="1076" w:type="dxa"/>
+          </w:tcPr>
+          <w:p>
+            <w:pPr>
+              <w:jc w:val="center"/>
+              <w:rPr>
+                <w:rFonts w:hint="default" w:ascii="Times New Roman" w:hAnsi="Times New Roman" w:cs="Times New Roman"/>
+                <w:color w:val="000000"/>
+              </w:rPr>
+            </w:pPr>
+          </w:p>
+        </w:tc>
+        <w:tc>
+          <w:tcPr>
+            <w:tcW w:w="1183" w:type="dxa"/>
+          </w:tcPr>
+          <w:p>
+            <w:pPr>
+              <w:jc w:val="center"/>
+              <w:rPr>
+                <w:rFonts w:hint="default" w:ascii="Times New Roman" w:hAnsi="Times New Roman" w:cs="Times New Roman"/>
+                <w:color w:val="000000"/>
+              </w:rPr>
+            </w:pPr>
+          </w:p>
+        </w:tc>
+        <w:tc>
+          <w:tcPr>
+            <w:tcW w:w="1292" w:type="dxa"/>
+          </w:tcPr>
+          <w:p>
+            <w:pPr>
+              <w:jc w:val="center"/>
+              <w:rPr>
+                <w:rFonts w:hint="default" w:ascii="Times New Roman" w:hAnsi="Times New Roman" w:cs="Times New Roman"/>
+                <w:color w:val="000000"/>
+              </w:rPr>
+            </w:pPr>
+            <w:r>
+              <w:rPr>
+                <w:rFonts w:hint="default" w:ascii="Times New Roman" w:hAnsi="Times New Roman" w:cs="Times New Roman"/>
+                <w:color w:val="000000"/>
+              </w:rPr>
+              <w:t>X</w:t>
+            </w:r>
+          </w:p>
+        </w:tc>
+        <w:tc>
+          <w:tcPr>
+            <w:tcW w:w="1292" w:type="dxa"/>
+          </w:tcPr>
+          <w:p>
+            <w:pPr>
+              <w:jc w:val="center"/>
+              <w:rPr>
+                <w:rFonts w:hint="default" w:ascii="Times New Roman" w:hAnsi="Times New Roman" w:cs="Times New Roman"/>
+                <w:color w:val="000000"/>
+              </w:rPr>
+            </w:pPr>
+          </w:p>
+        </w:tc>
+        <w:tc>
+          <w:tcPr>
+            <w:tcW w:w="1292" w:type="dxa"/>
+          </w:tcPr>
+          <w:p>
+            <w:pPr>
+              <w:jc w:val="center"/>
+              <w:rPr>
+                <w:rFonts w:hint="default" w:ascii="Times New Roman" w:hAnsi="Times New Roman" w:cs="Times New Roman"/>
+                <w:color w:val="000000"/>
+              </w:rPr>
+            </w:pPr>
+          </w:p>
+        </w:tc>
+      </w:tr>
+      <w:tr>
+        <w:tblPrEx>
+          <w:tblBorders>
+            <w:top w:val="single" w:color="auto" w:sz="4" w:space="0"/>
+            <w:left w:val="single" w:color="auto" w:sz="4" w:space="0"/>
+            <w:bottom w:val="single" w:color="auto" w:sz="4" w:space="0"/>
+            <w:right w:val="single" w:color="auto" w:sz="4" w:space="0"/>
+            <w:insideH w:val="single" w:color="auto" w:sz="4" w:space="0"/>
+            <w:insideV w:val="single" w:color="auto" w:sz="4" w:space="0"/>
+          </w:tblBorders>
+          <w:tblCellMar>
+            <w:top w:w="0" w:type="dxa"/>
+            <w:left w:w="108" w:type="dxa"/>
+            <w:bottom w:w="0" w:type="dxa"/>
+            <w:right w:w="108" w:type="dxa"/>
+          </w:tblCellMar>
+        </w:tblPrEx>
+        <w:trPr>
+          <w:trHeight w:val="288" w:hRule="atLeast"/>
+        </w:trPr>
+        <w:tc>
+          <w:tcPr>
+            <w:tcW w:w="2368" w:type="dxa"/>
+            <w:shd w:val="clear" w:color="auto" w:fill="auto"/>
+            <w:noWrap/>
+            <w:vAlign w:val="bottom"/>
+          </w:tcPr>
+          <w:p>
+            <w:pPr>
+              <w:rPr>
+                <w:rFonts w:hint="default" w:ascii="Times New Roman" w:hAnsi="Times New Roman" w:eastAsia="SimSun" w:cs="Times New Roman"/>
+                <w:sz w:val="24"/>
+                <w:szCs w:val="24"/>
+              </w:rPr>
+            </w:pPr>
+            <w:r>
+              <w:rPr>
+                <w:rFonts w:hint="default" w:ascii="Times New Roman" w:hAnsi="Times New Roman" w:eastAsia="SimSun" w:cs="Times New Roman"/>
+                <w:sz w:val="24"/>
+                <w:szCs w:val="24"/>
+              </w:rPr>
+              <w:t xml:space="preserve">↳ </w:t>
+            </w:r>
+            <w:r>
+              <w:rPr>
+                <w:rFonts w:hint="default" w:ascii="Times New Roman" w:hAnsi="Times New Roman" w:eastAsia="SimSun" w:cs="Times New Roman"/>
+                <w:i/>
+                <w:iCs/>
+                <w:sz w:val="24"/>
+                <w:szCs w:val="24"/>
+              </w:rPr>
+              <w:t>Add New Data</w:t>
+            </w:r>
+          </w:p>
+        </w:tc>
+        <w:tc>
+          <w:tcPr>
+            <w:tcW w:w="1075" w:type="dxa"/>
+            <w:shd w:val="clear" w:color="auto" w:fill="auto"/>
+            <w:noWrap/>
+            <w:vAlign w:val="bottom"/>
+          </w:tcPr>
+          <w:p>
+            <w:pPr>
+              <w:jc w:val="center"/>
+              <w:rPr>
+                <w:rFonts w:hint="default" w:ascii="Times New Roman" w:hAnsi="Times New Roman" w:cs="Times New Roman"/>
+                <w:color w:val="000000"/>
+              </w:rPr>
+            </w:pPr>
+          </w:p>
+        </w:tc>
+        <w:tc>
+          <w:tcPr>
+            <w:tcW w:w="1076" w:type="dxa"/>
+          </w:tcPr>
+          <w:p>
+            <w:pPr>
+              <w:jc w:val="center"/>
+              <w:rPr>
+                <w:rFonts w:hint="default" w:ascii="Times New Roman" w:hAnsi="Times New Roman" w:cs="Times New Roman"/>
+                <w:color w:val="000000"/>
+              </w:rPr>
+            </w:pPr>
+          </w:p>
+        </w:tc>
+        <w:tc>
+          <w:tcPr>
+            <w:tcW w:w="1183" w:type="dxa"/>
+          </w:tcPr>
+          <w:p>
+            <w:pPr>
+              <w:jc w:val="center"/>
+              <w:rPr>
+                <w:rFonts w:hint="default" w:ascii="Times New Roman" w:hAnsi="Times New Roman" w:cs="Times New Roman"/>
+                <w:color w:val="000000"/>
+              </w:rPr>
+            </w:pPr>
+          </w:p>
+        </w:tc>
+        <w:tc>
+          <w:tcPr>
+            <w:tcW w:w="1292" w:type="dxa"/>
+          </w:tcPr>
+          <w:p>
+            <w:pPr>
+              <w:jc w:val="center"/>
+              <w:rPr>
+                <w:rFonts w:hint="default" w:ascii="Times New Roman" w:hAnsi="Times New Roman" w:cs="Times New Roman"/>
+                <w:color w:val="000000"/>
+              </w:rPr>
+            </w:pPr>
+            <w:r>
+              <w:rPr>
+                <w:rFonts w:hint="default" w:ascii="Times New Roman" w:hAnsi="Times New Roman" w:cs="Times New Roman"/>
+                <w:color w:val="000000"/>
+              </w:rPr>
+              <w:t>X</w:t>
+            </w:r>
+          </w:p>
+        </w:tc>
+        <w:tc>
+          <w:tcPr>
+            <w:tcW w:w="1292" w:type="dxa"/>
+          </w:tcPr>
+          <w:p>
+            <w:pPr>
+              <w:jc w:val="center"/>
+              <w:rPr>
+                <w:rFonts w:hint="default" w:ascii="Times New Roman" w:hAnsi="Times New Roman" w:cs="Times New Roman"/>
+                <w:color w:val="000000"/>
+              </w:rPr>
+            </w:pPr>
+          </w:p>
+        </w:tc>
+        <w:tc>
+          <w:tcPr>
+            <w:tcW w:w="1292" w:type="dxa"/>
+          </w:tcPr>
+          <w:p>
+            <w:pPr>
+              <w:jc w:val="center"/>
+              <w:rPr>
+                <w:rFonts w:hint="default" w:ascii="Times New Roman" w:hAnsi="Times New Roman" w:cs="Times New Roman"/>
+                <w:color w:val="000000"/>
+              </w:rPr>
+            </w:pPr>
+          </w:p>
+        </w:tc>
+      </w:tr>
+      <w:tr>
+        <w:tblPrEx>
+          <w:tblBorders>
+            <w:top w:val="single" w:color="auto" w:sz="4" w:space="0"/>
+            <w:left w:val="single" w:color="auto" w:sz="4" w:space="0"/>
+            <w:bottom w:val="single" w:color="auto" w:sz="4" w:space="0"/>
+            <w:right w:val="single" w:color="auto" w:sz="4" w:space="0"/>
+            <w:insideH w:val="single" w:color="auto" w:sz="4" w:space="0"/>
+            <w:insideV w:val="single" w:color="auto" w:sz="4" w:space="0"/>
+          </w:tblBorders>
+          <w:tblCellMar>
+            <w:top w:w="0" w:type="dxa"/>
+            <w:left w:w="108" w:type="dxa"/>
+            <w:bottom w:w="0" w:type="dxa"/>
+            <w:right w:w="108" w:type="dxa"/>
+          </w:tblCellMar>
+        </w:tblPrEx>
+        <w:trPr>
+          <w:trHeight w:val="288" w:hRule="atLeast"/>
+        </w:trPr>
+        <w:tc>
+          <w:tcPr>
+            <w:tcW w:w="2368" w:type="dxa"/>
+            <w:shd w:val="clear" w:color="auto" w:fill="auto"/>
+            <w:noWrap/>
+            <w:vAlign w:val="bottom"/>
+          </w:tcPr>
+          <w:p>
+            <w:pPr>
+              <w:rPr>
+                <w:rFonts w:hint="default" w:ascii="Times New Roman" w:hAnsi="Times New Roman" w:eastAsia="SimSun" w:cs="Times New Roman"/>
+                <w:sz w:val="24"/>
+                <w:szCs w:val="24"/>
+              </w:rPr>
+            </w:pPr>
+            <w:r>
+              <w:rPr>
+                <w:rFonts w:hint="default" w:ascii="Times New Roman" w:hAnsi="Times New Roman" w:eastAsia="SimSun" w:cs="Times New Roman"/>
+                <w:sz w:val="24"/>
+                <w:szCs w:val="24"/>
+              </w:rPr>
+              <w:t>Backoffice Dashboard</w:t>
+            </w:r>
+          </w:p>
+        </w:tc>
+        <w:tc>
+          <w:tcPr>
+            <w:tcW w:w="1075" w:type="dxa"/>
+            <w:shd w:val="clear" w:color="auto" w:fill="auto"/>
+            <w:noWrap/>
+            <w:vAlign w:val="bottom"/>
+          </w:tcPr>
+          <w:p>
+            <w:pPr>
+              <w:jc w:val="center"/>
+              <w:rPr>
+                <w:rFonts w:hint="default" w:ascii="Times New Roman" w:hAnsi="Times New Roman" w:cs="Times New Roman"/>
+                <w:color w:val="000000"/>
+              </w:rPr>
+            </w:pPr>
+          </w:p>
+        </w:tc>
+        <w:tc>
+          <w:tcPr>
+            <w:tcW w:w="1076" w:type="dxa"/>
+          </w:tcPr>
+          <w:p>
+            <w:pPr>
+              <w:jc w:val="center"/>
+              <w:rPr>
+                <w:rFonts w:hint="default" w:ascii="Times New Roman" w:hAnsi="Times New Roman" w:cs="Times New Roman"/>
+                <w:color w:val="000000"/>
+              </w:rPr>
+            </w:pPr>
+          </w:p>
+        </w:tc>
+        <w:tc>
+          <w:tcPr>
+            <w:tcW w:w="1183" w:type="dxa"/>
+          </w:tcPr>
+          <w:p>
+            <w:pPr>
+              <w:jc w:val="center"/>
+              <w:rPr>
+                <w:rFonts w:hint="default" w:ascii="Times New Roman" w:hAnsi="Times New Roman" w:cs="Times New Roman"/>
+                <w:color w:val="000000"/>
+              </w:rPr>
+            </w:pPr>
+          </w:p>
+        </w:tc>
+        <w:tc>
+          <w:tcPr>
+            <w:tcW w:w="1292" w:type="dxa"/>
+          </w:tcPr>
+          <w:p>
+            <w:pPr>
+              <w:jc w:val="center"/>
+              <w:rPr>
+                <w:rFonts w:hint="default" w:ascii="Times New Roman" w:hAnsi="Times New Roman" w:cs="Times New Roman"/>
+                <w:color w:val="000000"/>
+              </w:rPr>
+            </w:pPr>
+          </w:p>
+        </w:tc>
+        <w:tc>
+          <w:tcPr>
+            <w:tcW w:w="1292" w:type="dxa"/>
+          </w:tcPr>
+          <w:p>
+            <w:pPr>
+              <w:jc w:val="center"/>
+              <w:rPr>
+                <w:rFonts w:hint="default" w:ascii="Times New Roman" w:hAnsi="Times New Roman" w:cs="Times New Roman"/>
+                <w:color w:val="000000"/>
+              </w:rPr>
+            </w:pPr>
+            <w:r>
+              <w:rPr>
+                <w:rFonts w:hint="default" w:ascii="Times New Roman" w:hAnsi="Times New Roman" w:cs="Times New Roman"/>
+                <w:color w:val="000000"/>
+              </w:rPr>
+              <w:t>X</w:t>
+            </w:r>
+          </w:p>
+        </w:tc>
+        <w:tc>
+          <w:tcPr>
+            <w:tcW w:w="1292" w:type="dxa"/>
+          </w:tcPr>
+          <w:p>
+            <w:pPr>
+              <w:jc w:val="center"/>
+              <w:rPr>
+                <w:rFonts w:hint="default" w:ascii="Times New Roman" w:hAnsi="Times New Roman" w:cs="Times New Roman"/>
+                <w:color w:val="000000"/>
+              </w:rPr>
+            </w:pPr>
+            <w:r>
+              <w:rPr>
+                <w:rFonts w:hint="default" w:ascii="Times New Roman" w:hAnsi="Times New Roman" w:cs="Times New Roman"/>
+                <w:color w:val="000000"/>
+              </w:rPr>
+              <w:t>X</w:t>
+            </w:r>
+          </w:p>
+        </w:tc>
+      </w:tr>
+      <w:tr>
+        <w:tblPrEx>
+          <w:tblBorders>
+            <w:top w:val="single" w:color="auto" w:sz="4" w:space="0"/>
+            <w:left w:val="single" w:color="auto" w:sz="4" w:space="0"/>
+            <w:bottom w:val="single" w:color="auto" w:sz="4" w:space="0"/>
+            <w:right w:val="single" w:color="auto" w:sz="4" w:space="0"/>
+            <w:insideH w:val="single" w:color="auto" w:sz="4" w:space="0"/>
+            <w:insideV w:val="single" w:color="auto" w:sz="4" w:space="0"/>
+          </w:tblBorders>
+          <w:tblCellMar>
+            <w:top w:w="0" w:type="dxa"/>
+            <w:left w:w="108" w:type="dxa"/>
+            <w:bottom w:w="0" w:type="dxa"/>
+            <w:right w:w="108" w:type="dxa"/>
+          </w:tblCellMar>
+        </w:tblPrEx>
+        <w:trPr>
+          <w:trHeight w:val="288" w:hRule="atLeast"/>
+        </w:trPr>
+        <w:tc>
+          <w:tcPr>
+            <w:tcW w:w="2368" w:type="dxa"/>
+            <w:shd w:val="clear" w:color="auto" w:fill="auto"/>
+            <w:noWrap/>
+            <w:vAlign w:val="bottom"/>
+          </w:tcPr>
+          <w:p>
+            <w:pPr>
+              <w:rPr>
+                <w:rFonts w:hint="default" w:ascii="Times New Roman" w:hAnsi="Times New Roman" w:eastAsia="SimSun" w:cs="Times New Roman"/>
+                <w:sz w:val="24"/>
+                <w:szCs w:val="24"/>
+              </w:rPr>
+            </w:pPr>
+            <w:r>
+              <w:rPr>
+                <w:rFonts w:hint="default" w:ascii="Times New Roman" w:hAnsi="Times New Roman" w:eastAsia="SimSun" w:cs="Times New Roman"/>
+                <w:sz w:val="24"/>
+                <w:szCs w:val="24"/>
+              </w:rPr>
+              <w:t>Product Approvals List</w:t>
+            </w:r>
+          </w:p>
+        </w:tc>
+        <w:tc>
+          <w:tcPr>
+            <w:tcW w:w="1075" w:type="dxa"/>
+            <w:shd w:val="clear" w:color="auto" w:fill="auto"/>
+            <w:noWrap/>
+            <w:vAlign w:val="bottom"/>
+          </w:tcPr>
+          <w:p>
+            <w:pPr>
+              <w:jc w:val="center"/>
+              <w:rPr>
+                <w:rFonts w:hint="default" w:ascii="Times New Roman" w:hAnsi="Times New Roman" w:cs="Times New Roman"/>
+                <w:color w:val="000000"/>
+              </w:rPr>
+            </w:pPr>
+          </w:p>
+        </w:tc>
+        <w:tc>
+          <w:tcPr>
+            <w:tcW w:w="1076" w:type="dxa"/>
+          </w:tcPr>
+          <w:p>
+            <w:pPr>
+              <w:jc w:val="center"/>
+              <w:rPr>
+                <w:rFonts w:hint="default" w:ascii="Times New Roman" w:hAnsi="Times New Roman" w:cs="Times New Roman"/>
+                <w:color w:val="000000"/>
+              </w:rPr>
+            </w:pPr>
+          </w:p>
+        </w:tc>
+        <w:tc>
+          <w:tcPr>
+            <w:tcW w:w="1183" w:type="dxa"/>
+          </w:tcPr>
+          <w:p>
+            <w:pPr>
+              <w:jc w:val="center"/>
+              <w:rPr>
+                <w:rFonts w:hint="default" w:ascii="Times New Roman" w:hAnsi="Times New Roman" w:cs="Times New Roman"/>
+                <w:color w:val="000000"/>
+              </w:rPr>
+            </w:pPr>
+          </w:p>
+        </w:tc>
+        <w:tc>
+          <w:tcPr>
+            <w:tcW w:w="1292" w:type="dxa"/>
+          </w:tcPr>
+          <w:p>
+            <w:pPr>
+              <w:jc w:val="center"/>
+              <w:rPr>
+                <w:rFonts w:hint="default" w:ascii="Times New Roman" w:hAnsi="Times New Roman" w:cs="Times New Roman"/>
+                <w:color w:val="000000"/>
+              </w:rPr>
+            </w:pPr>
+          </w:p>
+        </w:tc>
+        <w:tc>
+          <w:tcPr>
+            <w:tcW w:w="1292" w:type="dxa"/>
+          </w:tcPr>
+          <w:p>
+            <w:pPr>
+              <w:jc w:val="center"/>
+              <w:rPr>
+                <w:rFonts w:hint="default" w:ascii="Times New Roman" w:hAnsi="Times New Roman" w:cs="Times New Roman"/>
+                <w:color w:val="000000"/>
+              </w:rPr>
+            </w:pPr>
+            <w:r>
+              <w:rPr>
+                <w:rFonts w:hint="default" w:ascii="Times New Roman" w:hAnsi="Times New Roman" w:cs="Times New Roman"/>
+                <w:color w:val="000000"/>
+              </w:rPr>
+              <w:t>X</w:t>
+            </w:r>
+          </w:p>
+        </w:tc>
+        <w:tc>
+          <w:tcPr>
+            <w:tcW w:w="1292" w:type="dxa"/>
+          </w:tcPr>
+          <w:p>
+            <w:pPr>
+              <w:jc w:val="center"/>
+              <w:rPr>
+                <w:rFonts w:hint="default" w:ascii="Times New Roman" w:hAnsi="Times New Roman" w:cs="Times New Roman"/>
+                <w:color w:val="000000"/>
+              </w:rPr>
+            </w:pPr>
+            <w:r>
+              <w:rPr>
+                <w:rFonts w:hint="default" w:ascii="Times New Roman" w:hAnsi="Times New Roman" w:cs="Times New Roman"/>
+                <w:color w:val="000000"/>
+              </w:rPr>
+              <w:t>X</w:t>
+            </w:r>
+          </w:p>
+        </w:tc>
+      </w:tr>
+      <w:tr>
+        <w:tblPrEx>
+          <w:tblBorders>
+            <w:top w:val="single" w:color="auto" w:sz="4" w:space="0"/>
+            <w:left w:val="single" w:color="auto" w:sz="4" w:space="0"/>
+            <w:bottom w:val="single" w:color="auto" w:sz="4" w:space="0"/>
+            <w:right w:val="single" w:color="auto" w:sz="4" w:space="0"/>
+            <w:insideH w:val="single" w:color="auto" w:sz="4" w:space="0"/>
+            <w:insideV w:val="single" w:color="auto" w:sz="4" w:space="0"/>
+          </w:tblBorders>
+          <w:tblCellMar>
+            <w:top w:w="0" w:type="dxa"/>
+            <w:left w:w="108" w:type="dxa"/>
+            <w:bottom w:w="0" w:type="dxa"/>
+            <w:right w:w="108" w:type="dxa"/>
+          </w:tblCellMar>
+        </w:tblPrEx>
+        <w:trPr>
+          <w:trHeight w:val="288" w:hRule="atLeast"/>
+        </w:trPr>
+        <w:tc>
+          <w:tcPr>
+            <w:tcW w:w="2368" w:type="dxa"/>
+            <w:shd w:val="clear" w:color="auto" w:fill="auto"/>
+            <w:noWrap/>
+            <w:vAlign w:val="bottom"/>
+          </w:tcPr>
+          <w:p>
+            <w:pPr>
+              <w:rPr>
+                <w:rFonts w:hint="default" w:ascii="Times New Roman" w:hAnsi="Times New Roman" w:eastAsia="SimSun" w:cs="Times New Roman"/>
+                <w:sz w:val="24"/>
+                <w:szCs w:val="24"/>
+              </w:rPr>
+            </w:pPr>
+            <w:r>
+              <w:rPr>
+                <w:rFonts w:hint="default" w:ascii="Times New Roman" w:hAnsi="Times New Roman" w:eastAsia="SimSun" w:cs="Times New Roman"/>
+                <w:sz w:val="24"/>
+                <w:szCs w:val="24"/>
+              </w:rPr>
+              <w:t xml:space="preserve">↳ </w:t>
+            </w:r>
+            <w:r>
+              <w:rPr>
+                <w:rFonts w:hint="default" w:ascii="Times New Roman" w:hAnsi="Times New Roman" w:eastAsia="SimSun" w:cs="Times New Roman"/>
+                <w:i/>
+                <w:iCs/>
+                <w:sz w:val="24"/>
+                <w:szCs w:val="24"/>
+              </w:rPr>
+              <w:t>Query All Data</w:t>
+            </w:r>
+          </w:p>
+        </w:tc>
+        <w:tc>
+          <w:tcPr>
+            <w:tcW w:w="1075" w:type="dxa"/>
+            <w:shd w:val="clear" w:color="auto" w:fill="auto"/>
+            <w:noWrap/>
+            <w:vAlign w:val="bottom"/>
+          </w:tcPr>
+          <w:p>
+            <w:pPr>
+              <w:jc w:val="center"/>
+              <w:rPr>
+                <w:rFonts w:hint="default" w:ascii="Times New Roman" w:hAnsi="Times New Roman" w:cs="Times New Roman"/>
+                <w:color w:val="000000"/>
+              </w:rPr>
+            </w:pPr>
+          </w:p>
+        </w:tc>
+        <w:tc>
+          <w:tcPr>
+            <w:tcW w:w="1076" w:type="dxa"/>
+          </w:tcPr>
+          <w:p>
+            <w:pPr>
+              <w:jc w:val="center"/>
+              <w:rPr>
+                <w:rFonts w:hint="default" w:ascii="Times New Roman" w:hAnsi="Times New Roman" w:cs="Times New Roman"/>
+                <w:color w:val="000000"/>
+              </w:rPr>
+            </w:pPr>
+          </w:p>
+        </w:tc>
+        <w:tc>
+          <w:tcPr>
+            <w:tcW w:w="1183" w:type="dxa"/>
+          </w:tcPr>
+          <w:p>
+            <w:pPr>
+              <w:jc w:val="center"/>
+              <w:rPr>
+                <w:rFonts w:hint="default" w:ascii="Times New Roman" w:hAnsi="Times New Roman" w:cs="Times New Roman"/>
+                <w:color w:val="000000"/>
+              </w:rPr>
+            </w:pPr>
+          </w:p>
+        </w:tc>
+        <w:tc>
+          <w:tcPr>
+            <w:tcW w:w="1292" w:type="dxa"/>
+          </w:tcPr>
+          <w:p>
+            <w:pPr>
+              <w:jc w:val="center"/>
+              <w:rPr>
+                <w:rFonts w:hint="default" w:ascii="Times New Roman" w:hAnsi="Times New Roman" w:cs="Times New Roman"/>
+                <w:color w:val="000000"/>
+              </w:rPr>
+            </w:pPr>
+          </w:p>
+        </w:tc>
+        <w:tc>
+          <w:tcPr>
+            <w:tcW w:w="1292" w:type="dxa"/>
+          </w:tcPr>
+          <w:p>
+            <w:pPr>
+              <w:jc w:val="center"/>
+              <w:rPr>
+                <w:rFonts w:hint="default" w:ascii="Times New Roman" w:hAnsi="Times New Roman" w:cs="Times New Roman"/>
+                <w:color w:val="000000"/>
+              </w:rPr>
+            </w:pPr>
+            <w:r>
+              <w:rPr>
+                <w:rFonts w:hint="default" w:ascii="Times New Roman" w:hAnsi="Times New Roman" w:cs="Times New Roman"/>
+                <w:color w:val="000000"/>
+              </w:rPr>
+              <w:t>X</w:t>
+            </w:r>
+          </w:p>
+        </w:tc>
+        <w:tc>
+          <w:tcPr>
+            <w:tcW w:w="1292" w:type="dxa"/>
+          </w:tcPr>
+          <w:p>
+            <w:pPr>
+              <w:jc w:val="center"/>
+              <w:rPr>
+                <w:rFonts w:hint="default" w:ascii="Times New Roman" w:hAnsi="Times New Roman" w:cs="Times New Roman"/>
+                <w:color w:val="000000"/>
+              </w:rPr>
+            </w:pPr>
+            <w:r>
+              <w:rPr>
+                <w:rFonts w:hint="default" w:ascii="Times New Roman" w:hAnsi="Times New Roman" w:cs="Times New Roman"/>
+                <w:color w:val="000000"/>
+              </w:rPr>
+              <w:t>X</w:t>
+            </w:r>
+          </w:p>
+        </w:tc>
+      </w:tr>
+      <w:tr>
+        <w:tblPrEx>
+          <w:tblBorders>
+            <w:top w:val="single" w:color="auto" w:sz="4" w:space="0"/>
+            <w:left w:val="single" w:color="auto" w:sz="4" w:space="0"/>
+            <w:bottom w:val="single" w:color="auto" w:sz="4" w:space="0"/>
+            <w:right w:val="single" w:color="auto" w:sz="4" w:space="0"/>
+            <w:insideH w:val="single" w:color="auto" w:sz="4" w:space="0"/>
+            <w:insideV w:val="single" w:color="auto" w:sz="4" w:space="0"/>
+          </w:tblBorders>
+          <w:tblCellMar>
+            <w:top w:w="0" w:type="dxa"/>
+            <w:left w:w="108" w:type="dxa"/>
+            <w:bottom w:w="0" w:type="dxa"/>
+            <w:right w:w="108" w:type="dxa"/>
+          </w:tblCellMar>
+        </w:tblPrEx>
+        <w:trPr>
+          <w:trHeight w:val="288" w:hRule="atLeast"/>
+        </w:trPr>
+        <w:tc>
+          <w:tcPr>
+            <w:tcW w:w="2368" w:type="dxa"/>
+            <w:shd w:val="clear" w:color="auto" w:fill="auto"/>
+            <w:noWrap/>
+            <w:vAlign w:val="bottom"/>
+          </w:tcPr>
+          <w:p>
+            <w:pPr>
+              <w:rPr>
+                <w:rFonts w:hint="default" w:ascii="Times New Roman" w:hAnsi="Times New Roman" w:eastAsia="SimSun" w:cs="Times New Roman"/>
+                <w:sz w:val="24"/>
+                <w:szCs w:val="24"/>
+              </w:rPr>
+            </w:pPr>
+            <w:r>
+              <w:rPr>
+                <w:rFonts w:hint="default" w:ascii="Times New Roman" w:hAnsi="Times New Roman" w:eastAsia="SimSun" w:cs="Times New Roman"/>
+                <w:sz w:val="24"/>
+                <w:szCs w:val="24"/>
+              </w:rPr>
+              <w:t xml:space="preserve">↳ </w:t>
+            </w:r>
+            <w:r>
+              <w:rPr>
+                <w:rFonts w:hint="default" w:ascii="Times New Roman" w:hAnsi="Times New Roman" w:eastAsia="SimSun" w:cs="Times New Roman"/>
+                <w:i/>
+                <w:iCs/>
+                <w:sz w:val="24"/>
+                <w:szCs w:val="24"/>
+              </w:rPr>
+              <w:t>Update All Data</w:t>
+            </w:r>
+            <w:r>
+              <w:rPr>
+                <w:rFonts w:hint="default" w:ascii="Times New Roman" w:hAnsi="Times New Roman" w:eastAsia="SimSun" w:cs="Times New Roman"/>
+                <w:sz w:val="24"/>
+                <w:szCs w:val="24"/>
+              </w:rPr>
+              <w:t xml:space="preserve"> (Approve/Reject)</w:t>
+            </w:r>
+          </w:p>
+        </w:tc>
+        <w:tc>
+          <w:tcPr>
+            <w:tcW w:w="1075" w:type="dxa"/>
+            <w:shd w:val="clear" w:color="auto" w:fill="auto"/>
+            <w:noWrap/>
+            <w:vAlign w:val="bottom"/>
+          </w:tcPr>
+          <w:p>
+            <w:pPr>
+              <w:jc w:val="center"/>
+              <w:rPr>
+                <w:rFonts w:hint="default" w:ascii="Times New Roman" w:hAnsi="Times New Roman" w:cs="Times New Roman"/>
+                <w:color w:val="000000"/>
+              </w:rPr>
+            </w:pPr>
+          </w:p>
+        </w:tc>
+        <w:tc>
+          <w:tcPr>
+            <w:tcW w:w="1076" w:type="dxa"/>
+          </w:tcPr>
+          <w:p>
+            <w:pPr>
+              <w:jc w:val="center"/>
+              <w:rPr>
+                <w:rFonts w:hint="default" w:ascii="Times New Roman" w:hAnsi="Times New Roman" w:cs="Times New Roman"/>
+                <w:color w:val="000000"/>
+              </w:rPr>
+            </w:pPr>
+          </w:p>
+        </w:tc>
+        <w:tc>
+          <w:tcPr>
+            <w:tcW w:w="1183" w:type="dxa"/>
+          </w:tcPr>
+          <w:p>
+            <w:pPr>
+              <w:jc w:val="center"/>
+              <w:rPr>
+                <w:rFonts w:hint="default" w:ascii="Times New Roman" w:hAnsi="Times New Roman" w:cs="Times New Roman"/>
+                <w:color w:val="000000"/>
+              </w:rPr>
+            </w:pPr>
+          </w:p>
+        </w:tc>
+        <w:tc>
+          <w:tcPr>
+            <w:tcW w:w="1292" w:type="dxa"/>
+          </w:tcPr>
+          <w:p>
+            <w:pPr>
+              <w:jc w:val="center"/>
+              <w:rPr>
+                <w:rFonts w:hint="default" w:ascii="Times New Roman" w:hAnsi="Times New Roman" w:cs="Times New Roman"/>
+                <w:color w:val="000000"/>
+              </w:rPr>
+            </w:pPr>
+          </w:p>
+        </w:tc>
+        <w:tc>
+          <w:tcPr>
+            <w:tcW w:w="1292" w:type="dxa"/>
+          </w:tcPr>
+          <w:p>
+            <w:pPr>
+              <w:jc w:val="center"/>
+              <w:rPr>
+                <w:rFonts w:hint="default" w:ascii="Times New Roman" w:hAnsi="Times New Roman" w:cs="Times New Roman"/>
+                <w:color w:val="000000"/>
+              </w:rPr>
+            </w:pPr>
+            <w:r>
+              <w:rPr>
+                <w:rFonts w:hint="default" w:ascii="Times New Roman" w:hAnsi="Times New Roman" w:cs="Times New Roman"/>
+                <w:color w:val="000000"/>
+              </w:rPr>
+              <w:t>X</w:t>
+            </w:r>
+          </w:p>
+        </w:tc>
+        <w:tc>
+          <w:tcPr>
+            <w:tcW w:w="1292" w:type="dxa"/>
+          </w:tcPr>
+          <w:p>
+            <w:pPr>
+              <w:jc w:val="center"/>
+              <w:rPr>
+                <w:rFonts w:hint="default" w:ascii="Times New Roman" w:hAnsi="Times New Roman" w:cs="Times New Roman"/>
+                <w:color w:val="000000"/>
+              </w:rPr>
+            </w:pPr>
+            <w:r>
+              <w:rPr>
+                <w:rFonts w:hint="default" w:ascii="Times New Roman" w:hAnsi="Times New Roman" w:cs="Times New Roman"/>
+                <w:color w:val="000000"/>
+              </w:rPr>
+              <w:t>X</w:t>
+            </w:r>
+          </w:p>
+        </w:tc>
+      </w:tr>
+      <w:tr>
+        <w:tblPrEx>
+          <w:tblBorders>
+            <w:top w:val="single" w:color="auto" w:sz="4" w:space="0"/>
+            <w:left w:val="single" w:color="auto" w:sz="4" w:space="0"/>
+            <w:bottom w:val="single" w:color="auto" w:sz="4" w:space="0"/>
+            <w:right w:val="single" w:color="auto" w:sz="4" w:space="0"/>
+            <w:insideH w:val="single" w:color="auto" w:sz="4" w:space="0"/>
+            <w:insideV w:val="single" w:color="auto" w:sz="4" w:space="0"/>
+          </w:tblBorders>
+          <w:tblCellMar>
+            <w:top w:w="0" w:type="dxa"/>
+            <w:left w:w="108" w:type="dxa"/>
+            <w:bottom w:w="0" w:type="dxa"/>
+            <w:right w:w="108" w:type="dxa"/>
+          </w:tblCellMar>
+        </w:tblPrEx>
+        <w:trPr>
+          <w:trHeight w:val="288" w:hRule="atLeast"/>
+        </w:trPr>
+        <w:tc>
+          <w:tcPr>
+            <w:tcW w:w="2368" w:type="dxa"/>
+            <w:shd w:val="clear" w:color="auto" w:fill="auto"/>
+            <w:noWrap/>
+            <w:vAlign w:val="bottom"/>
+          </w:tcPr>
+          <w:p>
+            <w:pPr>
+              <w:rPr>
+                <w:rFonts w:hint="default" w:ascii="Times New Roman" w:hAnsi="Times New Roman" w:eastAsia="SimSun" w:cs="Times New Roman"/>
+                <w:sz w:val="24"/>
+                <w:szCs w:val="24"/>
+              </w:rPr>
+            </w:pPr>
+            <w:r>
+              <w:rPr>
+                <w:rFonts w:hint="default" w:ascii="Times New Roman" w:hAnsi="Times New Roman" w:eastAsia="SimSun" w:cs="Times New Roman"/>
+                <w:sz w:val="24"/>
+                <w:szCs w:val="24"/>
+              </w:rPr>
+              <w:t>Support Tickets</w:t>
+            </w:r>
+          </w:p>
+        </w:tc>
+        <w:tc>
+          <w:tcPr>
+            <w:tcW w:w="1075" w:type="dxa"/>
+            <w:shd w:val="clear" w:color="auto" w:fill="auto"/>
+            <w:noWrap/>
+            <w:vAlign w:val="bottom"/>
+          </w:tcPr>
+          <w:p>
+            <w:pPr>
+              <w:jc w:val="center"/>
+              <w:rPr>
+                <w:rFonts w:hint="default" w:ascii="Times New Roman" w:hAnsi="Times New Roman" w:cs="Times New Roman"/>
+                <w:color w:val="000000"/>
+              </w:rPr>
+            </w:pPr>
+          </w:p>
+        </w:tc>
+        <w:tc>
+          <w:tcPr>
+            <w:tcW w:w="1076" w:type="dxa"/>
+          </w:tcPr>
+          <w:p>
+            <w:pPr>
+              <w:jc w:val="center"/>
+              <w:rPr>
+                <w:rFonts w:hint="default" w:ascii="Times New Roman" w:hAnsi="Times New Roman" w:cs="Times New Roman"/>
+                <w:color w:val="000000"/>
+              </w:rPr>
+            </w:pPr>
+          </w:p>
+        </w:tc>
+        <w:tc>
+          <w:tcPr>
+            <w:tcW w:w="1183" w:type="dxa"/>
+          </w:tcPr>
+          <w:p>
+            <w:pPr>
+              <w:jc w:val="center"/>
+              <w:rPr>
+                <w:rFonts w:hint="default" w:ascii="Times New Roman" w:hAnsi="Times New Roman" w:cs="Times New Roman"/>
+                <w:color w:val="000000"/>
+              </w:rPr>
+            </w:pPr>
+          </w:p>
+        </w:tc>
+        <w:tc>
+          <w:tcPr>
+            <w:tcW w:w="1292" w:type="dxa"/>
+          </w:tcPr>
+          <w:p>
+            <w:pPr>
+              <w:jc w:val="center"/>
+              <w:rPr>
+                <w:rFonts w:hint="default" w:ascii="Times New Roman" w:hAnsi="Times New Roman" w:cs="Times New Roman"/>
+                <w:color w:val="000000"/>
+              </w:rPr>
+            </w:pPr>
+          </w:p>
+        </w:tc>
+        <w:tc>
+          <w:tcPr>
+            <w:tcW w:w="1292" w:type="dxa"/>
+          </w:tcPr>
+          <w:p>
+            <w:pPr>
+              <w:jc w:val="center"/>
+              <w:rPr>
+                <w:rFonts w:hint="default" w:ascii="Times New Roman" w:hAnsi="Times New Roman" w:cs="Times New Roman"/>
+                <w:color w:val="000000"/>
+              </w:rPr>
+            </w:pPr>
+            <w:r>
+              <w:rPr>
+                <w:rFonts w:hint="default" w:ascii="Times New Roman" w:hAnsi="Times New Roman" w:cs="Times New Roman"/>
+                <w:color w:val="000000"/>
+              </w:rPr>
+              <w:t>X</w:t>
+            </w:r>
+          </w:p>
+        </w:tc>
+        <w:tc>
+          <w:tcPr>
+            <w:tcW w:w="1292" w:type="dxa"/>
+          </w:tcPr>
+          <w:p>
+            <w:pPr>
+              <w:jc w:val="center"/>
+              <w:rPr>
+                <w:rFonts w:hint="default" w:ascii="Times New Roman" w:hAnsi="Times New Roman" w:cs="Times New Roman"/>
+                <w:color w:val="000000"/>
+              </w:rPr>
+            </w:pPr>
+            <w:r>
+              <w:rPr>
+                <w:rFonts w:hint="default" w:ascii="Times New Roman" w:hAnsi="Times New Roman" w:cs="Times New Roman"/>
+                <w:color w:val="000000"/>
+              </w:rPr>
+              <w:t>X</w:t>
+            </w:r>
+          </w:p>
+        </w:tc>
+      </w:tr>
+      <w:tr>
+        <w:tblPrEx>
+          <w:tblBorders>
+            <w:top w:val="single" w:color="auto" w:sz="4" w:space="0"/>
+            <w:left w:val="single" w:color="auto" w:sz="4" w:space="0"/>
+            <w:bottom w:val="single" w:color="auto" w:sz="4" w:space="0"/>
+            <w:right w:val="single" w:color="auto" w:sz="4" w:space="0"/>
+            <w:insideH w:val="single" w:color="auto" w:sz="4" w:space="0"/>
+            <w:insideV w:val="single" w:color="auto" w:sz="4" w:space="0"/>
+          </w:tblBorders>
+          <w:tblCellMar>
+            <w:top w:w="0" w:type="dxa"/>
+            <w:left w:w="108" w:type="dxa"/>
+            <w:bottom w:w="0" w:type="dxa"/>
+            <w:right w:w="108" w:type="dxa"/>
+          </w:tblCellMar>
+        </w:tblPrEx>
+        <w:trPr>
+          <w:trHeight w:val="288" w:hRule="atLeast"/>
+        </w:trPr>
+        <w:tc>
+          <w:tcPr>
+            <w:tcW w:w="2368" w:type="dxa"/>
+            <w:shd w:val="clear" w:color="auto" w:fill="auto"/>
+            <w:noWrap/>
+            <w:vAlign w:val="bottom"/>
+          </w:tcPr>
+          <w:p>
+            <w:pPr>
+              <w:rPr>
+                <w:rFonts w:hint="default" w:ascii="Times New Roman" w:hAnsi="Times New Roman" w:eastAsia="SimSun" w:cs="Times New Roman"/>
+                <w:sz w:val="24"/>
+                <w:szCs w:val="24"/>
+              </w:rPr>
+            </w:pPr>
+            <w:r>
+              <w:rPr>
+                <w:rFonts w:hint="default" w:ascii="Times New Roman" w:hAnsi="Times New Roman" w:eastAsia="SimSun" w:cs="Times New Roman"/>
+                <w:sz w:val="24"/>
+                <w:szCs w:val="24"/>
+              </w:rPr>
+              <w:t xml:space="preserve">↳ </w:t>
+            </w:r>
+            <w:r>
+              <w:rPr>
+                <w:rFonts w:hint="default" w:ascii="Times New Roman" w:hAnsi="Times New Roman" w:eastAsia="SimSun" w:cs="Times New Roman"/>
+                <w:i/>
+                <w:iCs/>
+                <w:sz w:val="24"/>
+                <w:szCs w:val="24"/>
+              </w:rPr>
+              <w:t>Query All Data</w:t>
+            </w:r>
+          </w:p>
+        </w:tc>
+        <w:tc>
+          <w:tcPr>
+            <w:tcW w:w="1075" w:type="dxa"/>
+            <w:shd w:val="clear" w:color="auto" w:fill="auto"/>
+            <w:noWrap/>
+            <w:vAlign w:val="bottom"/>
+          </w:tcPr>
+          <w:p>
+            <w:pPr>
+              <w:jc w:val="center"/>
+              <w:rPr>
+                <w:rFonts w:hint="default" w:ascii="Times New Roman" w:hAnsi="Times New Roman" w:cs="Times New Roman"/>
+                <w:color w:val="000000"/>
+              </w:rPr>
+            </w:pPr>
+          </w:p>
+        </w:tc>
+        <w:tc>
+          <w:tcPr>
+            <w:tcW w:w="1076" w:type="dxa"/>
+          </w:tcPr>
+          <w:p>
+            <w:pPr>
+              <w:jc w:val="center"/>
+              <w:rPr>
+                <w:rFonts w:hint="default" w:ascii="Times New Roman" w:hAnsi="Times New Roman" w:cs="Times New Roman"/>
+                <w:color w:val="000000"/>
+              </w:rPr>
+            </w:pPr>
+          </w:p>
+        </w:tc>
+        <w:tc>
+          <w:tcPr>
+            <w:tcW w:w="1183" w:type="dxa"/>
+          </w:tcPr>
+          <w:p>
+            <w:pPr>
+              <w:jc w:val="center"/>
+              <w:rPr>
+                <w:rFonts w:hint="default" w:ascii="Times New Roman" w:hAnsi="Times New Roman" w:cs="Times New Roman"/>
+                <w:color w:val="000000"/>
+              </w:rPr>
+            </w:pPr>
+          </w:p>
+        </w:tc>
+        <w:tc>
+          <w:tcPr>
+            <w:tcW w:w="1292" w:type="dxa"/>
+          </w:tcPr>
+          <w:p>
+            <w:pPr>
+              <w:jc w:val="center"/>
+              <w:rPr>
+                <w:rFonts w:hint="default" w:ascii="Times New Roman" w:hAnsi="Times New Roman" w:cs="Times New Roman"/>
+                <w:color w:val="000000"/>
+              </w:rPr>
+            </w:pPr>
+          </w:p>
+        </w:tc>
+        <w:tc>
+          <w:tcPr>
+            <w:tcW w:w="1292" w:type="dxa"/>
+          </w:tcPr>
+          <w:p>
+            <w:pPr>
+              <w:jc w:val="center"/>
+              <w:rPr>
+                <w:rFonts w:hint="default" w:ascii="Times New Roman" w:hAnsi="Times New Roman" w:cs="Times New Roman"/>
+                <w:color w:val="000000"/>
+              </w:rPr>
+            </w:pPr>
+            <w:r>
+              <w:rPr>
+                <w:rFonts w:hint="default" w:ascii="Times New Roman" w:hAnsi="Times New Roman" w:cs="Times New Roman"/>
+                <w:color w:val="000000"/>
+              </w:rPr>
+              <w:t>X</w:t>
+            </w:r>
+          </w:p>
+        </w:tc>
+        <w:tc>
+          <w:tcPr>
+            <w:tcW w:w="1292" w:type="dxa"/>
+          </w:tcPr>
+          <w:p>
+            <w:pPr>
+              <w:jc w:val="center"/>
+              <w:rPr>
+                <w:rFonts w:hint="default" w:ascii="Times New Roman" w:hAnsi="Times New Roman" w:cs="Times New Roman"/>
+                <w:color w:val="000000"/>
+              </w:rPr>
+            </w:pPr>
+            <w:r>
+              <w:rPr>
+                <w:rFonts w:hint="default" w:ascii="Times New Roman" w:hAnsi="Times New Roman" w:cs="Times New Roman"/>
+                <w:color w:val="000000"/>
+              </w:rPr>
+              <w:t>X</w:t>
+            </w:r>
+          </w:p>
+        </w:tc>
+      </w:tr>
+      <w:tr>
+        <w:tblPrEx>
+          <w:tblBorders>
+            <w:top w:val="single" w:color="auto" w:sz="4" w:space="0"/>
+            <w:left w:val="single" w:color="auto" w:sz="4" w:space="0"/>
+            <w:bottom w:val="single" w:color="auto" w:sz="4" w:space="0"/>
+            <w:right w:val="single" w:color="auto" w:sz="4" w:space="0"/>
+            <w:insideH w:val="single" w:color="auto" w:sz="4" w:space="0"/>
+            <w:insideV w:val="single" w:color="auto" w:sz="4" w:space="0"/>
+          </w:tblBorders>
+          <w:tblCellMar>
+            <w:top w:w="0" w:type="dxa"/>
+            <w:left w:w="108" w:type="dxa"/>
+            <w:bottom w:w="0" w:type="dxa"/>
+            <w:right w:w="108" w:type="dxa"/>
+          </w:tblCellMar>
+        </w:tblPrEx>
+        <w:trPr>
+          <w:trHeight w:val="288" w:hRule="atLeast"/>
+        </w:trPr>
+        <w:tc>
+          <w:tcPr>
+            <w:tcW w:w="2368" w:type="dxa"/>
+            <w:shd w:val="clear" w:color="auto" w:fill="auto"/>
+            <w:noWrap/>
+            <w:vAlign w:val="bottom"/>
+          </w:tcPr>
+          <w:p>
+            <w:pPr>
+              <w:rPr>
+                <w:rFonts w:hint="default" w:ascii="Times New Roman" w:hAnsi="Times New Roman" w:eastAsia="SimSun" w:cs="Times New Roman"/>
+                <w:sz w:val="24"/>
+                <w:szCs w:val="24"/>
+              </w:rPr>
+            </w:pPr>
+            <w:r>
+              <w:rPr>
+                <w:rFonts w:hint="default" w:ascii="Times New Roman" w:hAnsi="Times New Roman" w:eastAsia="SimSun" w:cs="Times New Roman"/>
+                <w:sz w:val="24"/>
+                <w:szCs w:val="24"/>
+              </w:rPr>
+              <w:t xml:space="preserve">↳ </w:t>
+            </w:r>
+            <w:r>
+              <w:rPr>
+                <w:rFonts w:hint="default" w:ascii="Times New Roman" w:hAnsi="Times New Roman" w:eastAsia="SimSun" w:cs="Times New Roman"/>
+                <w:i/>
+                <w:iCs/>
+                <w:sz w:val="24"/>
+                <w:szCs w:val="24"/>
+              </w:rPr>
+              <w:t>Update All Data</w:t>
+            </w:r>
+            <w:r>
+              <w:rPr>
+                <w:rFonts w:hint="default" w:ascii="Times New Roman" w:hAnsi="Times New Roman" w:eastAsia="SimSun" w:cs="Times New Roman"/>
+                <w:sz w:val="24"/>
+                <w:szCs w:val="24"/>
+              </w:rPr>
+              <w:t xml:space="preserve"> (Reply/Close)</w:t>
+            </w:r>
+          </w:p>
+        </w:tc>
+        <w:tc>
+          <w:tcPr>
+            <w:tcW w:w="1075" w:type="dxa"/>
+            <w:shd w:val="clear" w:color="auto" w:fill="auto"/>
+            <w:noWrap/>
+            <w:vAlign w:val="bottom"/>
+          </w:tcPr>
+          <w:p>
+            <w:pPr>
+              <w:jc w:val="center"/>
+              <w:rPr>
+                <w:rFonts w:hint="default" w:ascii="Times New Roman" w:hAnsi="Times New Roman" w:cs="Times New Roman"/>
+                <w:color w:val="000000"/>
+              </w:rPr>
+            </w:pPr>
+          </w:p>
+        </w:tc>
+        <w:tc>
+          <w:tcPr>
+            <w:tcW w:w="1076" w:type="dxa"/>
+          </w:tcPr>
+          <w:p>
+            <w:pPr>
+              <w:jc w:val="center"/>
+              <w:rPr>
+                <w:rFonts w:hint="default" w:ascii="Times New Roman" w:hAnsi="Times New Roman" w:cs="Times New Roman"/>
+                <w:color w:val="000000"/>
+              </w:rPr>
+            </w:pPr>
+          </w:p>
+        </w:tc>
+        <w:tc>
+          <w:tcPr>
+            <w:tcW w:w="1183" w:type="dxa"/>
+          </w:tcPr>
+          <w:p>
+            <w:pPr>
+              <w:jc w:val="center"/>
+              <w:rPr>
+                <w:rFonts w:hint="default" w:ascii="Times New Roman" w:hAnsi="Times New Roman" w:cs="Times New Roman"/>
+                <w:color w:val="000000"/>
+              </w:rPr>
+            </w:pPr>
+          </w:p>
+        </w:tc>
+        <w:tc>
+          <w:tcPr>
+            <w:tcW w:w="1292" w:type="dxa"/>
+          </w:tcPr>
+          <w:p>
+            <w:pPr>
+              <w:jc w:val="center"/>
+              <w:rPr>
+                <w:rFonts w:hint="default" w:ascii="Times New Roman" w:hAnsi="Times New Roman" w:cs="Times New Roman"/>
+                <w:color w:val="000000"/>
+              </w:rPr>
+            </w:pPr>
+          </w:p>
+        </w:tc>
+        <w:tc>
+          <w:tcPr>
+            <w:tcW w:w="1292" w:type="dxa"/>
+          </w:tcPr>
+          <w:p>
+            <w:pPr>
+              <w:jc w:val="center"/>
+              <w:rPr>
+                <w:rFonts w:hint="default" w:ascii="Times New Roman" w:hAnsi="Times New Roman" w:cs="Times New Roman"/>
+                <w:color w:val="000000"/>
+              </w:rPr>
+            </w:pPr>
+            <w:r>
+              <w:rPr>
+                <w:rFonts w:hint="default" w:ascii="Times New Roman" w:hAnsi="Times New Roman" w:cs="Times New Roman"/>
+                <w:color w:val="000000"/>
+              </w:rPr>
+              <w:t>X</w:t>
+            </w:r>
+          </w:p>
+        </w:tc>
+        <w:tc>
+          <w:tcPr>
+            <w:tcW w:w="1292" w:type="dxa"/>
+          </w:tcPr>
+          <w:p>
+            <w:pPr>
+              <w:jc w:val="center"/>
+              <w:rPr>
+                <w:rFonts w:hint="default" w:ascii="Times New Roman" w:hAnsi="Times New Roman" w:cs="Times New Roman"/>
+                <w:color w:val="000000"/>
+              </w:rPr>
+            </w:pPr>
+            <w:r>
+              <w:rPr>
+                <w:rFonts w:hint="default" w:ascii="Times New Roman" w:hAnsi="Times New Roman" w:cs="Times New Roman"/>
+                <w:color w:val="000000"/>
+              </w:rPr>
+              <w:t>X</w:t>
+            </w:r>
+          </w:p>
+        </w:tc>
+      </w:tr>
+      <w:tr>
+        <w:tblPrEx>
+          <w:tblBorders>
+            <w:top w:val="single" w:color="auto" w:sz="4" w:space="0"/>
+            <w:left w:val="single" w:color="auto" w:sz="4" w:space="0"/>
+            <w:bottom w:val="single" w:color="auto" w:sz="4" w:space="0"/>
+            <w:right w:val="single" w:color="auto" w:sz="4" w:space="0"/>
+            <w:insideH w:val="single" w:color="auto" w:sz="4" w:space="0"/>
+            <w:insideV w:val="single" w:color="auto" w:sz="4" w:space="0"/>
+          </w:tblBorders>
+          <w:tblCellMar>
+            <w:top w:w="0" w:type="dxa"/>
+            <w:left w:w="108" w:type="dxa"/>
+            <w:bottom w:w="0" w:type="dxa"/>
+            <w:right w:w="108" w:type="dxa"/>
+          </w:tblCellMar>
+        </w:tblPrEx>
+        <w:trPr>
+          <w:trHeight w:val="288" w:hRule="atLeast"/>
+        </w:trPr>
+        <w:tc>
+          <w:tcPr>
+            <w:tcW w:w="2368" w:type="dxa"/>
+            <w:shd w:val="clear" w:color="auto" w:fill="auto"/>
+            <w:noWrap/>
+            <w:vAlign w:val="bottom"/>
+          </w:tcPr>
+          <w:p>
+            <w:pPr>
+              <w:rPr>
+                <w:rFonts w:hint="default" w:ascii="Times New Roman" w:hAnsi="Times New Roman" w:eastAsia="SimSun" w:cs="Times New Roman"/>
+                <w:sz w:val="24"/>
+                <w:szCs w:val="24"/>
+              </w:rPr>
+            </w:pPr>
+            <w:r>
+              <w:rPr>
+                <w:rFonts w:hint="default" w:ascii="Times New Roman" w:hAnsi="Times New Roman" w:eastAsia="SimSun" w:cs="Times New Roman"/>
+                <w:sz w:val="24"/>
+                <w:szCs w:val="24"/>
+              </w:rPr>
+              <w:t>System Settings &amp; Rules</w:t>
+            </w:r>
+          </w:p>
+        </w:tc>
+        <w:tc>
+          <w:tcPr>
+            <w:tcW w:w="1075" w:type="dxa"/>
+            <w:shd w:val="clear" w:color="auto" w:fill="auto"/>
+            <w:noWrap/>
+            <w:vAlign w:val="bottom"/>
+          </w:tcPr>
+          <w:p>
+            <w:pPr>
+              <w:jc w:val="center"/>
+              <w:rPr>
+                <w:rFonts w:hint="default" w:ascii="Times New Roman" w:hAnsi="Times New Roman" w:cs="Times New Roman"/>
+                <w:color w:val="000000"/>
+              </w:rPr>
+            </w:pPr>
+          </w:p>
+        </w:tc>
+        <w:tc>
+          <w:tcPr>
+            <w:tcW w:w="1076" w:type="dxa"/>
+          </w:tcPr>
+          <w:p>
+            <w:pPr>
+              <w:jc w:val="center"/>
+              <w:rPr>
+                <w:rFonts w:hint="default" w:ascii="Times New Roman" w:hAnsi="Times New Roman" w:cs="Times New Roman"/>
+                <w:color w:val="000000"/>
+              </w:rPr>
+            </w:pPr>
+          </w:p>
+        </w:tc>
+        <w:tc>
+          <w:tcPr>
+            <w:tcW w:w="1183" w:type="dxa"/>
+          </w:tcPr>
+          <w:p>
+            <w:pPr>
+              <w:jc w:val="center"/>
+              <w:rPr>
+                <w:rFonts w:hint="default" w:ascii="Times New Roman" w:hAnsi="Times New Roman" w:cs="Times New Roman"/>
+                <w:color w:val="000000"/>
+              </w:rPr>
+            </w:pPr>
+          </w:p>
+        </w:tc>
+        <w:tc>
+          <w:tcPr>
+            <w:tcW w:w="1292" w:type="dxa"/>
+          </w:tcPr>
+          <w:p>
+            <w:pPr>
+              <w:jc w:val="center"/>
+              <w:rPr>
+                <w:rFonts w:hint="default" w:ascii="Times New Roman" w:hAnsi="Times New Roman" w:cs="Times New Roman"/>
+                <w:color w:val="000000"/>
+              </w:rPr>
+            </w:pPr>
+          </w:p>
+        </w:tc>
+        <w:tc>
+          <w:tcPr>
+            <w:tcW w:w="1292" w:type="dxa"/>
+          </w:tcPr>
+          <w:p>
+            <w:pPr>
+              <w:jc w:val="center"/>
+              <w:rPr>
+                <w:rFonts w:hint="default" w:ascii="Times New Roman" w:hAnsi="Times New Roman" w:cs="Times New Roman"/>
+                <w:color w:val="000000"/>
+              </w:rPr>
+            </w:pPr>
+          </w:p>
+        </w:tc>
+        <w:tc>
+          <w:tcPr>
+            <w:tcW w:w="1292" w:type="dxa"/>
+          </w:tcPr>
+          <w:p>
+            <w:pPr>
+              <w:jc w:val="center"/>
+              <w:rPr>
+                <w:rFonts w:hint="default" w:ascii="Times New Roman" w:hAnsi="Times New Roman" w:cs="Times New Roman"/>
+                <w:color w:val="000000"/>
+              </w:rPr>
+            </w:pPr>
+            <w:r>
+              <w:rPr>
+                <w:rFonts w:hint="default" w:ascii="Times New Roman" w:hAnsi="Times New Roman" w:cs="Times New Roman"/>
+                <w:color w:val="000000"/>
+              </w:rPr>
+              <w:t>X</w:t>
+            </w:r>
+          </w:p>
+        </w:tc>
+      </w:tr>
+      <w:tr>
+        <w:tblPrEx>
+          <w:tblBorders>
+            <w:top w:val="single" w:color="auto" w:sz="4" w:space="0"/>
+            <w:left w:val="single" w:color="auto" w:sz="4" w:space="0"/>
+            <w:bottom w:val="single" w:color="auto" w:sz="4" w:space="0"/>
+            <w:right w:val="single" w:color="auto" w:sz="4" w:space="0"/>
+            <w:insideH w:val="single" w:color="auto" w:sz="4" w:space="0"/>
+            <w:insideV w:val="single" w:color="auto" w:sz="4" w:space="0"/>
+          </w:tblBorders>
+          <w:tblCellMar>
+            <w:top w:w="0" w:type="dxa"/>
+            <w:left w:w="108" w:type="dxa"/>
+            <w:bottom w:w="0" w:type="dxa"/>
+            <w:right w:w="108" w:type="dxa"/>
+          </w:tblCellMar>
+        </w:tblPrEx>
+        <w:trPr>
+          <w:trHeight w:val="288" w:hRule="atLeast"/>
+        </w:trPr>
+        <w:tc>
+          <w:tcPr>
+            <w:tcW w:w="2368" w:type="dxa"/>
+            <w:shd w:val="clear" w:color="auto" w:fill="auto"/>
+            <w:noWrap/>
+            <w:vAlign w:val="bottom"/>
+          </w:tcPr>
+          <w:p>
+            <w:pPr>
+              <w:rPr>
+                <w:rFonts w:hint="default" w:ascii="Times New Roman" w:hAnsi="Times New Roman" w:eastAsia="SimSun" w:cs="Times New Roman"/>
+                <w:sz w:val="24"/>
+                <w:szCs w:val="24"/>
+              </w:rPr>
+            </w:pPr>
+            <w:r>
+              <w:rPr>
+                <w:rFonts w:hint="default" w:ascii="Times New Roman" w:hAnsi="Times New Roman" w:eastAsia="SimSun" w:cs="Times New Roman"/>
+                <w:sz w:val="24"/>
+                <w:szCs w:val="24"/>
+              </w:rPr>
+              <w:t xml:space="preserve">↳ </w:t>
+            </w:r>
+            <w:r>
+              <w:rPr>
+                <w:rFonts w:hint="default" w:ascii="Times New Roman" w:hAnsi="Times New Roman" w:eastAsia="SimSun" w:cs="Times New Roman"/>
+                <w:i/>
+                <w:iCs/>
+                <w:sz w:val="24"/>
+                <w:szCs w:val="24"/>
+              </w:rPr>
+              <w:t>Query All Data</w:t>
+            </w:r>
+          </w:p>
+        </w:tc>
+        <w:tc>
+          <w:tcPr>
+            <w:tcW w:w="1075" w:type="dxa"/>
+            <w:shd w:val="clear" w:color="auto" w:fill="auto"/>
+            <w:noWrap/>
+            <w:vAlign w:val="bottom"/>
+          </w:tcPr>
+          <w:p>
+            <w:pPr>
+              <w:jc w:val="center"/>
+              <w:rPr>
+                <w:rFonts w:hint="default" w:ascii="Times New Roman" w:hAnsi="Times New Roman" w:cs="Times New Roman"/>
+                <w:color w:val="000000"/>
+              </w:rPr>
+            </w:pPr>
+          </w:p>
+        </w:tc>
+        <w:tc>
+          <w:tcPr>
+            <w:tcW w:w="1076" w:type="dxa"/>
+          </w:tcPr>
+          <w:p>
+            <w:pPr>
+              <w:jc w:val="center"/>
+              <w:rPr>
+                <w:rFonts w:hint="default" w:ascii="Times New Roman" w:hAnsi="Times New Roman" w:cs="Times New Roman"/>
+                <w:color w:val="000000"/>
+              </w:rPr>
+            </w:pPr>
+          </w:p>
+        </w:tc>
+        <w:tc>
+          <w:tcPr>
+            <w:tcW w:w="1183" w:type="dxa"/>
+          </w:tcPr>
+          <w:p>
+            <w:pPr>
+              <w:jc w:val="center"/>
+              <w:rPr>
+                <w:rFonts w:hint="default" w:ascii="Times New Roman" w:hAnsi="Times New Roman" w:cs="Times New Roman"/>
+                <w:color w:val="000000"/>
+              </w:rPr>
+            </w:pPr>
+          </w:p>
+        </w:tc>
+        <w:tc>
+          <w:tcPr>
+            <w:tcW w:w="1292" w:type="dxa"/>
+          </w:tcPr>
+          <w:p>
+            <w:pPr>
+              <w:jc w:val="center"/>
+              <w:rPr>
+                <w:rFonts w:hint="default" w:ascii="Times New Roman" w:hAnsi="Times New Roman" w:cs="Times New Roman"/>
+                <w:color w:val="000000"/>
+              </w:rPr>
+            </w:pPr>
+          </w:p>
+        </w:tc>
+        <w:tc>
+          <w:tcPr>
+            <w:tcW w:w="1292" w:type="dxa"/>
+          </w:tcPr>
+          <w:p>
+            <w:pPr>
+              <w:jc w:val="center"/>
+              <w:rPr>
+                <w:rFonts w:hint="default" w:ascii="Times New Roman" w:hAnsi="Times New Roman" w:cs="Times New Roman"/>
+                <w:color w:val="000000"/>
+              </w:rPr>
+            </w:pPr>
+          </w:p>
+        </w:tc>
+        <w:tc>
+          <w:tcPr>
+            <w:tcW w:w="1292" w:type="dxa"/>
+          </w:tcPr>
+          <w:p>
+            <w:pPr>
+              <w:jc w:val="center"/>
+              <w:rPr>
+                <w:rFonts w:hint="default" w:ascii="Times New Roman" w:hAnsi="Times New Roman" w:cs="Times New Roman"/>
+                <w:color w:val="000000"/>
+              </w:rPr>
+            </w:pPr>
+            <w:r>
+              <w:rPr>
+                <w:rFonts w:hint="default" w:ascii="Times New Roman" w:hAnsi="Times New Roman" w:cs="Times New Roman"/>
+                <w:color w:val="000000"/>
+              </w:rPr>
+              <w:t>X</w:t>
+            </w:r>
+          </w:p>
+        </w:tc>
+      </w:tr>
+      <w:tr>
+        <w:tblPrEx>
+          <w:tblBorders>
+            <w:top w:val="single" w:color="auto" w:sz="4" w:space="0"/>
+            <w:left w:val="single" w:color="auto" w:sz="4" w:space="0"/>
+            <w:bottom w:val="single" w:color="auto" w:sz="4" w:space="0"/>
+            <w:right w:val="single" w:color="auto" w:sz="4" w:space="0"/>
+            <w:insideH w:val="single" w:color="auto" w:sz="4" w:space="0"/>
+            <w:insideV w:val="single" w:color="auto" w:sz="4" w:space="0"/>
+          </w:tblBorders>
+          <w:tblCellMar>
+            <w:top w:w="0" w:type="dxa"/>
+            <w:left w:w="108" w:type="dxa"/>
+            <w:bottom w:w="0" w:type="dxa"/>
+            <w:right w:w="108" w:type="dxa"/>
+          </w:tblCellMar>
+        </w:tblPrEx>
+        <w:trPr>
+          <w:trHeight w:val="288" w:hRule="atLeast"/>
+        </w:trPr>
+        <w:tc>
+          <w:tcPr>
+            <w:tcW w:w="2368" w:type="dxa"/>
+            <w:shd w:val="clear" w:color="auto" w:fill="auto"/>
+            <w:noWrap/>
+            <w:vAlign w:val="bottom"/>
+          </w:tcPr>
+          <w:p>
+            <w:pPr>
+              <w:rPr>
+                <w:rFonts w:hint="default" w:ascii="Times New Roman" w:hAnsi="Times New Roman" w:eastAsia="SimSun" w:cs="Times New Roman"/>
+                <w:sz w:val="24"/>
+                <w:szCs w:val="24"/>
+              </w:rPr>
+            </w:pPr>
+            <w:r>
+              <w:rPr>
+                <w:rFonts w:hint="default" w:ascii="Times New Roman" w:hAnsi="Times New Roman" w:eastAsia="SimSun" w:cs="Times New Roman"/>
+                <w:sz w:val="24"/>
+                <w:szCs w:val="24"/>
+              </w:rPr>
+              <w:t xml:space="preserve">↳ </w:t>
+            </w:r>
+            <w:r>
+              <w:rPr>
+                <w:rFonts w:hint="default" w:ascii="Times New Roman" w:hAnsi="Times New Roman" w:eastAsia="SimSun" w:cs="Times New Roman"/>
+                <w:i/>
+                <w:iCs/>
+                <w:sz w:val="24"/>
+                <w:szCs w:val="24"/>
+              </w:rPr>
+              <w:t>Update All Data</w:t>
+            </w:r>
+          </w:p>
+        </w:tc>
+        <w:tc>
+          <w:tcPr>
+            <w:tcW w:w="1075" w:type="dxa"/>
+            <w:shd w:val="clear" w:color="auto" w:fill="auto"/>
+            <w:noWrap/>
+            <w:vAlign w:val="bottom"/>
+          </w:tcPr>
+          <w:p>
+            <w:pPr>
+              <w:jc w:val="center"/>
+              <w:rPr>
+                <w:rFonts w:hint="default" w:ascii="Times New Roman" w:hAnsi="Times New Roman" w:cs="Times New Roman"/>
+                <w:color w:val="000000"/>
+              </w:rPr>
+            </w:pPr>
+          </w:p>
+        </w:tc>
+        <w:tc>
+          <w:tcPr>
+            <w:tcW w:w="1076" w:type="dxa"/>
+          </w:tcPr>
+          <w:p>
+            <w:pPr>
+              <w:jc w:val="center"/>
+              <w:rPr>
+                <w:rFonts w:hint="default" w:ascii="Times New Roman" w:hAnsi="Times New Roman" w:cs="Times New Roman"/>
+                <w:color w:val="000000"/>
+              </w:rPr>
+            </w:pPr>
+          </w:p>
+        </w:tc>
+        <w:tc>
+          <w:tcPr>
+            <w:tcW w:w="1183" w:type="dxa"/>
+          </w:tcPr>
+          <w:p>
+            <w:pPr>
+              <w:jc w:val="center"/>
+              <w:rPr>
+                <w:rFonts w:hint="default" w:ascii="Times New Roman" w:hAnsi="Times New Roman" w:cs="Times New Roman"/>
+                <w:color w:val="000000"/>
+              </w:rPr>
+            </w:pPr>
+          </w:p>
+        </w:tc>
+        <w:tc>
+          <w:tcPr>
+            <w:tcW w:w="1292" w:type="dxa"/>
+          </w:tcPr>
+          <w:p>
+            <w:pPr>
+              <w:jc w:val="center"/>
+              <w:rPr>
+                <w:rFonts w:hint="default" w:ascii="Times New Roman" w:hAnsi="Times New Roman" w:cs="Times New Roman"/>
+                <w:color w:val="000000"/>
+              </w:rPr>
+            </w:pPr>
+          </w:p>
+        </w:tc>
+        <w:tc>
+          <w:tcPr>
+            <w:tcW w:w="1292" w:type="dxa"/>
+          </w:tcPr>
+          <w:p>
+            <w:pPr>
+              <w:jc w:val="center"/>
+              <w:rPr>
+                <w:rFonts w:hint="default" w:ascii="Times New Roman" w:hAnsi="Times New Roman" w:cs="Times New Roman"/>
+                <w:color w:val="000000"/>
+              </w:rPr>
+            </w:pPr>
+          </w:p>
+        </w:tc>
+        <w:tc>
+          <w:tcPr>
+            <w:tcW w:w="1292" w:type="dxa"/>
+          </w:tcPr>
+          <w:p>
+            <w:pPr>
+              <w:jc w:val="center"/>
+              <w:rPr>
+                <w:rFonts w:hint="default" w:ascii="Times New Roman" w:hAnsi="Times New Roman" w:cs="Times New Roman"/>
+                <w:color w:val="000000"/>
+              </w:rPr>
+            </w:pPr>
+            <w:r>
+              <w:rPr>
+                <w:rFonts w:hint="default" w:ascii="Times New Roman" w:hAnsi="Times New Roman" w:cs="Times New Roman"/>
+                <w:color w:val="000000"/>
+              </w:rPr>
+              <w:t>X</w:t>
+            </w:r>
+          </w:p>
+        </w:tc>
+      </w:tr>
+      <w:tr>
+        <w:tblPrEx>
+          <w:tblBorders>
+            <w:top w:val="single" w:color="auto" w:sz="4" w:space="0"/>
+            <w:left w:val="single" w:color="auto" w:sz="4" w:space="0"/>
+            <w:bottom w:val="single" w:color="auto" w:sz="4" w:space="0"/>
+            <w:right w:val="single" w:color="auto" w:sz="4" w:space="0"/>
+            <w:insideH w:val="single" w:color="auto" w:sz="4" w:space="0"/>
+            <w:insideV w:val="single" w:color="auto" w:sz="4" w:space="0"/>
+          </w:tblBorders>
+          <w:tblCellMar>
+            <w:top w:w="0" w:type="dxa"/>
+            <w:left w:w="108" w:type="dxa"/>
+            <w:bottom w:w="0" w:type="dxa"/>
+            <w:right w:w="108" w:type="dxa"/>
+          </w:tblCellMar>
+        </w:tblPrEx>
+        <w:trPr>
+          <w:trHeight w:val="288" w:hRule="atLeast"/>
+        </w:trPr>
+        <w:tc>
+          <w:tcPr>
+            <w:tcW w:w="2368" w:type="dxa"/>
+            <w:shd w:val="clear" w:color="auto" w:fill="auto"/>
+            <w:noWrap/>
+            <w:vAlign w:val="bottom"/>
+          </w:tcPr>
+          <w:p>
+            <w:pPr>
+              <w:rPr>
+                <w:rFonts w:hint="default" w:ascii="Times New Roman" w:hAnsi="Times New Roman" w:eastAsia="SimSun" w:cs="Times New Roman"/>
+                <w:sz w:val="24"/>
+                <w:szCs w:val="24"/>
+              </w:rPr>
+            </w:pPr>
+            <w:r>
+              <w:rPr>
+                <w:rFonts w:hint="default" w:ascii="Times New Roman" w:hAnsi="Times New Roman" w:eastAsia="SimSun" w:cs="Times New Roman"/>
+                <w:sz w:val="24"/>
+                <w:szCs w:val="24"/>
+              </w:rPr>
+              <w:t>User Management</w:t>
+            </w:r>
+          </w:p>
+        </w:tc>
+        <w:tc>
+          <w:tcPr>
+            <w:tcW w:w="1075" w:type="dxa"/>
+            <w:shd w:val="clear" w:color="auto" w:fill="auto"/>
+            <w:noWrap/>
+            <w:vAlign w:val="bottom"/>
+          </w:tcPr>
+          <w:p>
+            <w:pPr>
+              <w:jc w:val="center"/>
+              <w:rPr>
+                <w:rFonts w:hint="default" w:ascii="Times New Roman" w:hAnsi="Times New Roman" w:cs="Times New Roman"/>
+                <w:color w:val="000000"/>
+              </w:rPr>
+            </w:pPr>
+          </w:p>
+        </w:tc>
+        <w:tc>
+          <w:tcPr>
+            <w:tcW w:w="1076" w:type="dxa"/>
+          </w:tcPr>
+          <w:p>
+            <w:pPr>
+              <w:jc w:val="center"/>
+              <w:rPr>
+                <w:rFonts w:hint="default" w:ascii="Times New Roman" w:hAnsi="Times New Roman" w:cs="Times New Roman"/>
+                <w:color w:val="000000"/>
+              </w:rPr>
+            </w:pPr>
+          </w:p>
+        </w:tc>
+        <w:tc>
+          <w:tcPr>
+            <w:tcW w:w="1183" w:type="dxa"/>
+          </w:tcPr>
+          <w:p>
+            <w:pPr>
+              <w:jc w:val="center"/>
+              <w:rPr>
+                <w:rFonts w:hint="default" w:ascii="Times New Roman" w:hAnsi="Times New Roman" w:cs="Times New Roman"/>
+                <w:color w:val="000000"/>
+              </w:rPr>
+            </w:pPr>
+          </w:p>
+        </w:tc>
+        <w:tc>
+          <w:tcPr>
+            <w:tcW w:w="1292" w:type="dxa"/>
+          </w:tcPr>
+          <w:p>
+            <w:pPr>
+              <w:jc w:val="center"/>
+              <w:rPr>
+                <w:rFonts w:hint="default" w:ascii="Times New Roman" w:hAnsi="Times New Roman" w:cs="Times New Roman"/>
+                <w:color w:val="000000"/>
+              </w:rPr>
+            </w:pPr>
+          </w:p>
+        </w:tc>
+        <w:tc>
+          <w:tcPr>
+            <w:tcW w:w="1292" w:type="dxa"/>
+          </w:tcPr>
+          <w:p>
+            <w:pPr>
+              <w:jc w:val="center"/>
+              <w:rPr>
+                <w:rFonts w:hint="default" w:ascii="Times New Roman" w:hAnsi="Times New Roman" w:cs="Times New Roman"/>
+                <w:color w:val="000000"/>
+              </w:rPr>
+            </w:pPr>
+          </w:p>
+        </w:tc>
+        <w:tc>
+          <w:tcPr>
+            <w:tcW w:w="1292" w:type="dxa"/>
+          </w:tcPr>
+          <w:p>
+            <w:pPr>
+              <w:jc w:val="center"/>
+              <w:rPr>
+                <w:rFonts w:hint="default" w:ascii="Times New Roman" w:hAnsi="Times New Roman" w:cs="Times New Roman"/>
+                <w:color w:val="000000"/>
+              </w:rPr>
+            </w:pPr>
+            <w:r>
+              <w:rPr>
+                <w:rFonts w:hint="default" w:ascii="Times New Roman" w:hAnsi="Times New Roman" w:cs="Times New Roman"/>
+                <w:color w:val="000000"/>
+              </w:rPr>
+              <w:t>X</w:t>
+            </w:r>
+          </w:p>
+        </w:tc>
+      </w:tr>
+      <w:tr>
+        <w:tblPrEx>
+          <w:tblBorders>
+            <w:top w:val="single" w:color="auto" w:sz="4" w:space="0"/>
+            <w:left w:val="single" w:color="auto" w:sz="4" w:space="0"/>
+            <w:bottom w:val="single" w:color="auto" w:sz="4" w:space="0"/>
+            <w:right w:val="single" w:color="auto" w:sz="4" w:space="0"/>
+            <w:insideH w:val="single" w:color="auto" w:sz="4" w:space="0"/>
+            <w:insideV w:val="single" w:color="auto" w:sz="4" w:space="0"/>
+          </w:tblBorders>
+          <w:tblCellMar>
+            <w:top w:w="0" w:type="dxa"/>
+            <w:left w:w="108" w:type="dxa"/>
+            <w:bottom w:w="0" w:type="dxa"/>
+            <w:right w:w="108" w:type="dxa"/>
+          </w:tblCellMar>
+        </w:tblPrEx>
+        <w:trPr>
+          <w:trHeight w:val="288" w:hRule="atLeast"/>
+        </w:trPr>
+        <w:tc>
+          <w:tcPr>
+            <w:tcW w:w="2368" w:type="dxa"/>
+            <w:shd w:val="clear" w:color="auto" w:fill="auto"/>
+            <w:noWrap/>
+            <w:vAlign w:val="bottom"/>
+          </w:tcPr>
+          <w:p>
+            <w:pPr>
+              <w:rPr>
+                <w:rFonts w:hint="default" w:ascii="Times New Roman" w:hAnsi="Times New Roman" w:eastAsia="SimSun" w:cs="Times New Roman"/>
+                <w:sz w:val="24"/>
+                <w:szCs w:val="24"/>
+              </w:rPr>
+            </w:pPr>
+            <w:r>
+              <w:rPr>
+                <w:rFonts w:hint="default" w:ascii="Times New Roman" w:hAnsi="Times New Roman" w:eastAsia="SimSun" w:cs="Times New Roman"/>
+                <w:sz w:val="24"/>
+                <w:szCs w:val="24"/>
+              </w:rPr>
+              <w:t xml:space="preserve">↳ </w:t>
+            </w:r>
+            <w:r>
+              <w:rPr>
+                <w:rFonts w:hint="default" w:ascii="Times New Roman" w:hAnsi="Times New Roman" w:eastAsia="SimSun" w:cs="Times New Roman"/>
+                <w:i/>
+                <w:iCs/>
+                <w:sz w:val="24"/>
+                <w:szCs w:val="24"/>
+              </w:rPr>
+              <w:t>Query All Data</w:t>
+            </w:r>
+          </w:p>
+        </w:tc>
+        <w:tc>
+          <w:tcPr>
+            <w:tcW w:w="1075" w:type="dxa"/>
+            <w:shd w:val="clear" w:color="auto" w:fill="auto"/>
+            <w:noWrap/>
+            <w:vAlign w:val="bottom"/>
+          </w:tcPr>
+          <w:p>
+            <w:pPr>
+              <w:jc w:val="center"/>
+              <w:rPr>
+                <w:rFonts w:hint="default" w:ascii="Times New Roman" w:hAnsi="Times New Roman" w:cs="Times New Roman"/>
+                <w:color w:val="000000"/>
+              </w:rPr>
+            </w:pPr>
+          </w:p>
+        </w:tc>
+        <w:tc>
+          <w:tcPr>
+            <w:tcW w:w="1076" w:type="dxa"/>
+          </w:tcPr>
+          <w:p>
+            <w:pPr>
+              <w:jc w:val="center"/>
+              <w:rPr>
+                <w:rFonts w:hint="default" w:ascii="Times New Roman" w:hAnsi="Times New Roman" w:cs="Times New Roman"/>
+                <w:color w:val="000000"/>
+              </w:rPr>
+            </w:pPr>
+          </w:p>
+        </w:tc>
+        <w:tc>
+          <w:tcPr>
+            <w:tcW w:w="1183" w:type="dxa"/>
+          </w:tcPr>
+          <w:p>
+            <w:pPr>
+              <w:jc w:val="center"/>
+              <w:rPr>
+                <w:rFonts w:hint="default" w:ascii="Times New Roman" w:hAnsi="Times New Roman" w:cs="Times New Roman"/>
+                <w:color w:val="000000"/>
+              </w:rPr>
+            </w:pPr>
+          </w:p>
+        </w:tc>
+        <w:tc>
+          <w:tcPr>
+            <w:tcW w:w="1292" w:type="dxa"/>
+          </w:tcPr>
+          <w:p>
+            <w:pPr>
+              <w:jc w:val="center"/>
+              <w:rPr>
+                <w:rFonts w:hint="default" w:ascii="Times New Roman" w:hAnsi="Times New Roman" w:cs="Times New Roman"/>
+                <w:color w:val="000000"/>
+              </w:rPr>
+            </w:pPr>
+          </w:p>
+        </w:tc>
+        <w:tc>
+          <w:tcPr>
+            <w:tcW w:w="1292" w:type="dxa"/>
+          </w:tcPr>
+          <w:p>
+            <w:pPr>
+              <w:jc w:val="center"/>
+              <w:rPr>
+                <w:rFonts w:hint="default" w:ascii="Times New Roman" w:hAnsi="Times New Roman" w:cs="Times New Roman"/>
+                <w:color w:val="000000"/>
+              </w:rPr>
+            </w:pPr>
+          </w:p>
+        </w:tc>
+        <w:tc>
+          <w:tcPr>
+            <w:tcW w:w="1292" w:type="dxa"/>
+          </w:tcPr>
+          <w:p>
+            <w:pPr>
+              <w:jc w:val="center"/>
+              <w:rPr>
+                <w:rFonts w:hint="default" w:ascii="Times New Roman" w:hAnsi="Times New Roman" w:cs="Times New Roman"/>
+                <w:color w:val="000000"/>
+              </w:rPr>
+            </w:pPr>
+            <w:r>
+              <w:rPr>
+                <w:rFonts w:hint="default" w:ascii="Times New Roman" w:hAnsi="Times New Roman" w:cs="Times New Roman"/>
+                <w:color w:val="000000"/>
+              </w:rPr>
+              <w:t>X</w:t>
+            </w:r>
+          </w:p>
+        </w:tc>
+      </w:tr>
+      <w:tr>
+        <w:tblPrEx>
+          <w:tblBorders>
+            <w:top w:val="single" w:color="auto" w:sz="4" w:space="0"/>
+            <w:left w:val="single" w:color="auto" w:sz="4" w:space="0"/>
+            <w:bottom w:val="single" w:color="auto" w:sz="4" w:space="0"/>
+            <w:right w:val="single" w:color="auto" w:sz="4" w:space="0"/>
+            <w:insideH w:val="single" w:color="auto" w:sz="4" w:space="0"/>
+            <w:insideV w:val="single" w:color="auto" w:sz="4" w:space="0"/>
+          </w:tblBorders>
+          <w:tblCellMar>
+            <w:top w:w="0" w:type="dxa"/>
+            <w:left w:w="108" w:type="dxa"/>
+            <w:bottom w:w="0" w:type="dxa"/>
+            <w:right w:w="108" w:type="dxa"/>
+          </w:tblCellMar>
+        </w:tblPrEx>
+        <w:trPr>
+          <w:trHeight w:val="288" w:hRule="atLeast"/>
+        </w:trPr>
+        <w:tc>
+          <w:tcPr>
+            <w:tcW w:w="2368" w:type="dxa"/>
+            <w:shd w:val="clear" w:color="auto" w:fill="auto"/>
+            <w:noWrap/>
+            <w:vAlign w:val="bottom"/>
+          </w:tcPr>
+          <w:p>
+            <w:pPr>
+              <w:rPr>
+                <w:rFonts w:hint="default" w:ascii="Times New Roman" w:hAnsi="Times New Roman" w:eastAsia="SimSun" w:cs="Times New Roman"/>
+                <w:sz w:val="24"/>
+                <w:szCs w:val="24"/>
+              </w:rPr>
+            </w:pPr>
+            <w:r>
+              <w:rPr>
+                <w:rFonts w:hint="default" w:ascii="Times New Roman" w:hAnsi="Times New Roman" w:eastAsia="SimSun" w:cs="Times New Roman"/>
+                <w:sz w:val="24"/>
+                <w:szCs w:val="24"/>
+              </w:rPr>
+              <w:t xml:space="preserve">↳ </w:t>
+            </w:r>
+            <w:r>
+              <w:rPr>
+                <w:rFonts w:hint="default" w:ascii="Times New Roman" w:hAnsi="Times New Roman" w:eastAsia="SimSun" w:cs="Times New Roman"/>
+                <w:i/>
+                <w:iCs/>
+                <w:sz w:val="24"/>
+                <w:szCs w:val="24"/>
+              </w:rPr>
+              <w:t>Update All Data</w:t>
+            </w:r>
+            <w:r>
+              <w:rPr>
+                <w:rFonts w:hint="default" w:ascii="Times New Roman" w:hAnsi="Times New Roman" w:eastAsia="SimSun" w:cs="Times New Roman"/>
+                <w:sz w:val="24"/>
+                <w:szCs w:val="24"/>
+              </w:rPr>
+              <w:t xml:space="preserve"> (Ban/Suspend)</w:t>
+            </w:r>
+          </w:p>
+        </w:tc>
+        <w:tc>
+          <w:tcPr>
+            <w:tcW w:w="1075" w:type="dxa"/>
+            <w:shd w:val="clear" w:color="auto" w:fill="auto"/>
+            <w:noWrap/>
+            <w:vAlign w:val="bottom"/>
+          </w:tcPr>
+          <w:p>
+            <w:pPr>
+              <w:jc w:val="center"/>
+              <w:rPr>
+                <w:rFonts w:hint="default" w:ascii="Times New Roman" w:hAnsi="Times New Roman" w:cs="Times New Roman"/>
+                <w:color w:val="000000"/>
+              </w:rPr>
+            </w:pPr>
+          </w:p>
+        </w:tc>
+        <w:tc>
+          <w:tcPr>
+            <w:tcW w:w="1076" w:type="dxa"/>
+          </w:tcPr>
+          <w:p>
+            <w:pPr>
+              <w:jc w:val="center"/>
+              <w:rPr>
+                <w:rFonts w:hint="default" w:ascii="Times New Roman" w:hAnsi="Times New Roman" w:cs="Times New Roman"/>
+                <w:color w:val="000000"/>
+              </w:rPr>
+            </w:pPr>
+          </w:p>
+        </w:tc>
+        <w:tc>
+          <w:tcPr>
+            <w:tcW w:w="1183" w:type="dxa"/>
+          </w:tcPr>
+          <w:p>
+            <w:pPr>
+              <w:jc w:val="center"/>
+              <w:rPr>
+                <w:rFonts w:hint="default" w:ascii="Times New Roman" w:hAnsi="Times New Roman" w:cs="Times New Roman"/>
+                <w:color w:val="000000"/>
+              </w:rPr>
+            </w:pPr>
+          </w:p>
+        </w:tc>
+        <w:tc>
+          <w:tcPr>
+            <w:tcW w:w="1292" w:type="dxa"/>
+          </w:tcPr>
+          <w:p>
+            <w:pPr>
+              <w:jc w:val="center"/>
+              <w:rPr>
+                <w:rFonts w:hint="default" w:ascii="Times New Roman" w:hAnsi="Times New Roman" w:cs="Times New Roman"/>
+                <w:color w:val="000000"/>
+              </w:rPr>
+            </w:pPr>
+          </w:p>
+        </w:tc>
+        <w:tc>
+          <w:tcPr>
+            <w:tcW w:w="1292" w:type="dxa"/>
+          </w:tcPr>
+          <w:p>
+            <w:pPr>
+              <w:jc w:val="center"/>
+              <w:rPr>
+                <w:rFonts w:hint="default" w:ascii="Times New Roman" w:hAnsi="Times New Roman" w:cs="Times New Roman"/>
+                <w:color w:val="000000"/>
+              </w:rPr>
+            </w:pPr>
+          </w:p>
+        </w:tc>
+        <w:tc>
+          <w:tcPr>
+            <w:tcW w:w="1292" w:type="dxa"/>
+          </w:tcPr>
+          <w:p>
+            <w:pPr>
+              <w:jc w:val="center"/>
+              <w:rPr>
+                <w:rFonts w:hint="default" w:ascii="Times New Roman" w:hAnsi="Times New Roman" w:cs="Times New Roman"/>
+                <w:color w:val="000000"/>
+              </w:rPr>
+            </w:pPr>
+            <w:r>
+              <w:rPr>
+                <w:rFonts w:hint="default" w:ascii="Times New Roman" w:hAnsi="Times New Roman" w:cs="Times New Roman"/>
+                <w:color w:val="000000"/>
+              </w:rPr>
+              <w:t>X</w:t>
+            </w:r>
           </w:p>
         </w:tc>
       </w:tr>
@@ -14367,6 +20040,12 @@
             <w:insideH w:val="single" w:color="auto" w:sz="6" w:space="0"/>
             <w:insideV w:val="single" w:color="auto" w:sz="6" w:space="0"/>
           </w:tblBorders>
+          <w:tblCellMar>
+            <w:top w:w="0" w:type="dxa"/>
+            <w:left w:w="108" w:type="dxa"/>
+            <w:bottom w:w="0" w:type="dxa"/>
+            <w:right w:w="108" w:type="dxa"/>
+          </w:tblCellMar>
         </w:tblPrEx>
         <w:tc>
           <w:tcPr>
@@ -14573,6 +20252,12 @@
             <w:insideH w:val="single" w:color="auto" w:sz="6" w:space="0"/>
             <w:insideV w:val="single" w:color="auto" w:sz="6" w:space="0"/>
           </w:tblBorders>
+          <w:tblCellMar>
+            <w:top w:w="0" w:type="dxa"/>
+            <w:left w:w="108" w:type="dxa"/>
+            <w:bottom w:w="0" w:type="dxa"/>
+            <w:right w:w="108" w:type="dxa"/>
+          </w:tblCellMar>
         </w:tblPrEx>
         <w:tc>
           <w:tcPr>
@@ -14892,6 +20577,12 @@
             <w:insideH w:val="single" w:color="auto" w:sz="6" w:space="0"/>
             <w:insideV w:val="single" w:color="auto" w:sz="6" w:space="0"/>
           </w:tblBorders>
+          <w:tblCellMar>
+            <w:top w:w="0" w:type="dxa"/>
+            <w:left w:w="108" w:type="dxa"/>
+            <w:bottom w:w="0" w:type="dxa"/>
+            <w:right w:w="108" w:type="dxa"/>
+          </w:tblCellMar>
         </w:tblPrEx>
         <w:tc>
           <w:tcPr>
@@ -17398,12 +23089,6 @@
             <w:insideH w:val="single" w:color="auto" w:sz="8" w:space="0"/>
             <w:insideV w:val="single" w:color="auto" w:sz="8" w:space="0"/>
           </w:tblBorders>
-          <w:tblCellMar>
-            <w:top w:w="0" w:type="dxa"/>
-            <w:left w:w="108" w:type="dxa"/>
-            <w:bottom w:w="0" w:type="dxa"/>
-            <w:right w:w="108" w:type="dxa"/>
-          </w:tblCellMar>
         </w:tblPrEx>
         <w:tc>
           <w:tcPr>
@@ -24278,6 +29963,12 @@
             <w:insideH w:val="single" w:color="auto" w:sz="8" w:space="0"/>
             <w:insideV w:val="single" w:color="auto" w:sz="8" w:space="0"/>
           </w:tblBorders>
+          <w:tblCellMar>
+            <w:top w:w="0" w:type="dxa"/>
+            <w:left w:w="108" w:type="dxa"/>
+            <w:bottom w:w="0" w:type="dxa"/>
+            <w:right w:w="108" w:type="dxa"/>
+          </w:tblCellMar>
         </w:tblPrEx>
         <w:tc>
           <w:tcPr>

--- a/Auction_Online_System_RDS .docx
+++ b/Auction_Online_System_RDS .docx
@@ -383,10 +383,10 @@
         <w:pStyle w:val="2"/>
       </w:pPr>
       <w:bookmarkStart w:id="0" w:name="_Toc83330272"/>
-      <w:bookmarkStart w:id="1" w:name="_Toc126827254"/>
+      <w:bookmarkStart w:id="1" w:name="_Toc143617337"/>
       <w:bookmarkStart w:id="2" w:name="_Toc83330363"/>
-      <w:bookmarkStart w:id="3" w:name="_Toc134475437"/>
-      <w:bookmarkStart w:id="4" w:name="_Toc143617337"/>
+      <w:bookmarkStart w:id="3" w:name="_Toc126827254"/>
+      <w:bookmarkStart w:id="4" w:name="_Toc134475437"/>
       <w:r>
         <w:t>Record of Changes</w:t>
       </w:r>
@@ -774,7 +774,18 @@
           <w:p>
             <w:pPr>
               <w:pStyle w:val="35"/>
-            </w:pPr>
+              <w:rPr>
+                <w:rFonts w:hint="default"/>
+                <w:lang w:val="en-US"/>
+              </w:rPr>
+            </w:pPr>
+            <w:r>
+              <w:rPr>
+                <w:rFonts w:hint="default"/>
+                <w:lang w:val="en-US"/>
+              </w:rPr>
+              <w:t>V1.2</w:t>
+            </w:r>
           </w:p>
         </w:tc>
         <w:tc>
@@ -785,7 +796,18 @@
             <w:pPr>
               <w:pStyle w:val="35"/>
               <w:jc w:val="center"/>
-            </w:pPr>
+              <w:rPr>
+                <w:rFonts w:hint="default"/>
+                <w:lang w:val="en-US"/>
+              </w:rPr>
+            </w:pPr>
+            <w:r>
+              <w:rPr>
+                <w:rFonts w:hint="default"/>
+                <w:lang w:val="en-US"/>
+              </w:rPr>
+              <w:t>22/6</w:t>
+            </w:r>
           </w:p>
         </w:tc>
         <w:tc>
@@ -795,7 +817,18 @@
           <w:p>
             <w:pPr>
               <w:pStyle w:val="35"/>
-            </w:pPr>
+              <w:rPr>
+                <w:rFonts w:hint="default"/>
+                <w:lang w:val="en-US"/>
+              </w:rPr>
+            </w:pPr>
+            <w:r>
+              <w:rPr>
+                <w:rFonts w:hint="default"/>
+                <w:lang w:val="en-US"/>
+              </w:rPr>
+              <w:t>A</w:t>
+            </w:r>
           </w:p>
         </w:tc>
         <w:tc>
@@ -805,7 +838,18 @@
           <w:p>
             <w:pPr>
               <w:pStyle w:val="35"/>
-            </w:pPr>
+              <w:rPr>
+                <w:rFonts w:hint="default"/>
+                <w:lang w:val="en-US"/>
+              </w:rPr>
+            </w:pPr>
+            <w:r>
+              <w:rPr>
+                <w:rFonts w:hint="default"/>
+                <w:lang w:val="en-US"/>
+              </w:rPr>
+              <w:t>Tuan</w:t>
+            </w:r>
           </w:p>
         </w:tc>
         <w:tc>
@@ -815,70 +859,18 @@
           <w:p>
             <w:pPr>
               <w:pStyle w:val="35"/>
-            </w:pPr>
-          </w:p>
-        </w:tc>
-      </w:tr>
-      <w:tr>
-        <w:tblPrEx>
-          <w:tblBorders>
-            <w:top w:val="single" w:color="auto" w:sz="4" w:space="0"/>
-            <w:left w:val="single" w:color="auto" w:sz="4" w:space="0"/>
-            <w:bottom w:val="single" w:color="auto" w:sz="4" w:space="0"/>
-            <w:right w:val="single" w:color="auto" w:sz="4" w:space="0"/>
-            <w:insideH w:val="single" w:color="auto" w:sz="4" w:space="0"/>
-            <w:insideV w:val="single" w:color="auto" w:sz="4" w:space="0"/>
-          </w:tblBorders>
-        </w:tblPrEx>
-        <w:tc>
-          <w:tcPr>
-            <w:tcW w:w="990" w:type="dxa"/>
-          </w:tcPr>
-          <w:p>
-            <w:pPr>
-              <w:pStyle w:val="35"/>
-            </w:pPr>
-          </w:p>
-        </w:tc>
-        <w:tc>
-          <w:tcPr>
-            <w:tcW w:w="990" w:type="dxa"/>
-          </w:tcPr>
-          <w:p>
-            <w:pPr>
-              <w:pStyle w:val="35"/>
-              <w:jc w:val="center"/>
-            </w:pPr>
-          </w:p>
-        </w:tc>
-        <w:tc>
-          <w:tcPr>
-            <w:tcW w:w="810" w:type="dxa"/>
-          </w:tcPr>
-          <w:p>
-            <w:pPr>
-              <w:pStyle w:val="35"/>
-            </w:pPr>
-          </w:p>
-        </w:tc>
-        <w:tc>
-          <w:tcPr>
-            <w:tcW w:w="1234" w:type="dxa"/>
-          </w:tcPr>
-          <w:p>
-            <w:pPr>
-              <w:pStyle w:val="35"/>
-            </w:pPr>
-          </w:p>
-        </w:tc>
-        <w:tc>
-          <w:tcPr>
-            <w:tcW w:w="5770" w:type="dxa"/>
-          </w:tcPr>
-          <w:p>
-            <w:pPr>
-              <w:pStyle w:val="35"/>
-            </w:pPr>
+              <w:rPr>
+                <w:rFonts w:hint="default"/>
+                <w:lang w:val="en-US"/>
+              </w:rPr>
+            </w:pPr>
+            <w:r>
+              <w:rPr>
+                <w:rFonts w:hint="default"/>
+                <w:lang w:val="en-US"/>
+              </w:rPr>
+              <w:t>Update Database and add non-ui function</w:t>
+            </w:r>
           </w:p>
         </w:tc>
       </w:tr>
@@ -1237,6 +1229,81 @@
             <w:insideH w:val="single" w:color="auto" w:sz="4" w:space="0"/>
             <w:insideV w:val="single" w:color="auto" w:sz="4" w:space="0"/>
           </w:tblBorders>
+          <w:tblCellMar>
+            <w:top w:w="0" w:type="dxa"/>
+            <w:left w:w="80" w:type="dxa"/>
+            <w:bottom w:w="0" w:type="dxa"/>
+            <w:right w:w="80" w:type="dxa"/>
+          </w:tblCellMar>
+        </w:tblPrEx>
+        <w:tc>
+          <w:tcPr>
+            <w:tcW w:w="990" w:type="dxa"/>
+          </w:tcPr>
+          <w:p>
+            <w:pPr>
+              <w:pStyle w:val="35"/>
+            </w:pPr>
+          </w:p>
+        </w:tc>
+        <w:tc>
+          <w:tcPr>
+            <w:tcW w:w="990" w:type="dxa"/>
+          </w:tcPr>
+          <w:p>
+            <w:pPr>
+              <w:pStyle w:val="35"/>
+              <w:jc w:val="center"/>
+            </w:pPr>
+          </w:p>
+        </w:tc>
+        <w:tc>
+          <w:tcPr>
+            <w:tcW w:w="810" w:type="dxa"/>
+          </w:tcPr>
+          <w:p>
+            <w:pPr>
+              <w:pStyle w:val="35"/>
+            </w:pPr>
+          </w:p>
+        </w:tc>
+        <w:tc>
+          <w:tcPr>
+            <w:tcW w:w="1234" w:type="dxa"/>
+          </w:tcPr>
+          <w:p>
+            <w:pPr>
+              <w:pStyle w:val="35"/>
+            </w:pPr>
+          </w:p>
+        </w:tc>
+        <w:tc>
+          <w:tcPr>
+            <w:tcW w:w="5770" w:type="dxa"/>
+          </w:tcPr>
+          <w:p>
+            <w:pPr>
+              <w:pStyle w:val="35"/>
+            </w:pPr>
+          </w:p>
+        </w:tc>
+      </w:tr>
+      <w:tr>
+        <w:tblPrEx>
+          <w:tblBorders>
+            <w:top w:val="single" w:color="auto" w:sz="4" w:space="0"/>
+            <w:left w:val="single" w:color="auto" w:sz="4" w:space="0"/>
+            <w:bottom w:val="single" w:color="auto" w:sz="4" w:space="0"/>
+            <w:right w:val="single" w:color="auto" w:sz="4" w:space="0"/>
+            <w:insideH w:val="single" w:color="auto" w:sz="4" w:space="0"/>
+            <w:insideV w:val="single" w:color="auto" w:sz="4" w:space="0"/>
+          </w:tblBorders>
+          <w:tblCellMar>
+            <w:top w:w="0" w:type="dxa"/>
+            <w:left w:w="80" w:type="dxa"/>
+            <w:bottom w:w="0" w:type="dxa"/>
+            <w:right w:w="80" w:type="dxa"/>
+          </w:tblCellMar>
         </w:tblPrEx>
         <w:tc>
           <w:tcPr>
@@ -9614,23 +9681,7 @@
       </w:r>
       <w:bookmarkEnd w:id="16"/>
     </w:p>
-    <w:p>
-      <w:pPr>
-        <w:spacing w:after="60"/>
-        <w:jc w:val="both"/>
-        <w:rPr>
-          <w:i/>
-          <w:color w:val="0000FF"/>
-        </w:rPr>
-      </w:pPr>
-      <w:r>
-        <w:rPr>
-          <w:i/>
-          <w:color w:val="0000FF"/>
-        </w:rPr>
-        <w:t>[Provide the descriptions for the screens in the Screens Flow above]</w:t>
-      </w:r>
-    </w:p>
+    <w:p/>
     <w:tbl>
       <w:tblPr>
         <w:tblStyle w:val="8"/>
@@ -17467,13 +17518,13 @@
             <w:pPr>
               <w:ind w:left="34"/>
               <w:rPr>
-                <w:rFonts w:ascii="Calibri" w:hAnsi="Calibri" w:cs="Calibri"/>
+                <w:rFonts w:hint="default" w:ascii="Times New Roman" w:hAnsi="Times New Roman" w:cs="Times New Roman"/>
                 <w:b/>
               </w:rPr>
             </w:pPr>
             <w:r>
               <w:rPr>
-                <w:rFonts w:ascii="Calibri" w:hAnsi="Calibri" w:cs="Calibri"/>
+                <w:rFonts w:hint="default" w:ascii="Times New Roman" w:hAnsi="Times New Roman" w:cs="Times New Roman"/>
                 <w:b/>
               </w:rPr>
               <w:t>#</w:t>
@@ -17488,13 +17539,13 @@
           <w:p>
             <w:pPr>
               <w:rPr>
-                <w:rFonts w:ascii="Calibri" w:hAnsi="Calibri" w:cs="Calibri"/>
+                <w:rFonts w:hint="default" w:ascii="Times New Roman" w:hAnsi="Times New Roman" w:cs="Times New Roman"/>
                 <w:b/>
               </w:rPr>
             </w:pPr>
             <w:r>
               <w:rPr>
-                <w:rFonts w:ascii="Calibri" w:hAnsi="Calibri" w:cs="Calibri"/>
+                <w:rFonts w:hint="default" w:ascii="Times New Roman" w:hAnsi="Times New Roman" w:cs="Times New Roman"/>
                 <w:b/>
               </w:rPr>
               <w:t>Feature</w:t>
@@ -17510,13 +17561,13 @@
           <w:p>
             <w:pPr>
               <w:rPr>
-                <w:rFonts w:ascii="Calibri" w:hAnsi="Calibri" w:cs="Calibri"/>
+                <w:rFonts w:hint="default" w:ascii="Times New Roman" w:hAnsi="Times New Roman" w:cs="Times New Roman"/>
                 <w:b/>
               </w:rPr>
             </w:pPr>
             <w:r>
               <w:rPr>
-                <w:rFonts w:ascii="Calibri" w:hAnsi="Calibri" w:cs="Calibri"/>
+                <w:rFonts w:hint="default" w:ascii="Times New Roman" w:hAnsi="Times New Roman" w:cs="Times New Roman"/>
                 <w:b/>
               </w:rPr>
               <w:t>System Function</w:t>
@@ -17532,13 +17583,13 @@
           <w:p>
             <w:pPr>
               <w:rPr>
-                <w:rFonts w:ascii="Calibri" w:hAnsi="Calibri" w:cs="Calibri"/>
+                <w:rFonts w:hint="default" w:ascii="Times New Roman" w:hAnsi="Times New Roman" w:cs="Times New Roman"/>
                 <w:b/>
               </w:rPr>
             </w:pPr>
             <w:r>
               <w:rPr>
-                <w:rFonts w:ascii="Calibri" w:hAnsi="Calibri" w:cs="Calibri"/>
+                <w:rFonts w:hint="default" w:ascii="Times New Roman" w:hAnsi="Times New Roman" w:cs="Times New Roman"/>
                 <w:b/>
               </w:rPr>
               <w:t>Description</w:t>
@@ -17573,12 +17624,12 @@
             <w:pPr>
               <w:ind w:left="34"/>
               <w:rPr>
-                <w:rFonts w:ascii="Calibri" w:hAnsi="Calibri" w:cs="Calibri"/>
-              </w:rPr>
-            </w:pPr>
-            <w:r>
-              <w:rPr>
-                <w:rFonts w:ascii="Calibri" w:hAnsi="Calibri" w:cs="Calibri"/>
+                <w:rFonts w:hint="default" w:ascii="Times New Roman" w:hAnsi="Times New Roman" w:cs="Times New Roman"/>
+              </w:rPr>
+            </w:pPr>
+            <w:r>
+              <w:rPr>
+                <w:rFonts w:hint="default" w:ascii="Times New Roman" w:hAnsi="Times New Roman" w:cs="Times New Roman"/>
               </w:rPr>
               <w:t>1</w:t>
             </w:r>
@@ -17587,18 +17638,22 @@
         <w:tc>
           <w:tcPr>
             <w:tcW w:w="881" w:type="pct"/>
-          </w:tcPr>
-          <w:p>
-            <w:pPr>
-              <w:rPr>
-                <w:rFonts w:ascii="Calibri" w:hAnsi="Calibri" w:cs="Calibri"/>
-              </w:rPr>
-            </w:pPr>
-            <w:r>
-              <w:rPr>
-                <w:rFonts w:ascii="Calibri" w:hAnsi="Calibri" w:cs="Calibri"/>
-              </w:rPr>
-              <w:t>&lt;&lt;Feature Name&gt;&gt;</w:t>
+            <w:vAlign w:val="center"/>
+          </w:tcPr>
+          <w:p>
+            <w:pPr>
+              <w:jc w:val="center"/>
+              <w:rPr>
+                <w:rFonts w:hint="default" w:ascii="Times New Roman" w:hAnsi="Times New Roman" w:cs="Times New Roman"/>
+              </w:rPr>
+            </w:pPr>
+            <w:r>
+              <w:rPr>
+                <w:rFonts w:hint="default" w:ascii="Times New Roman" w:hAnsi="Times New Roman" w:eastAsia="SimSun" w:cs="Times New Roman"/>
+                <w:sz w:val="24"/>
+                <w:szCs w:val="24"/>
+              </w:rPr>
+              <w:t>Core Bidding</w:t>
             </w:r>
           </w:p>
         </w:tc>
@@ -17611,14 +17666,16 @@
           <w:p>
             <w:pPr>
               <w:rPr>
-                <w:rFonts w:ascii="Calibri" w:hAnsi="Calibri" w:cs="Calibri"/>
-              </w:rPr>
-            </w:pPr>
-            <w:r>
-              <w:rPr>
-                <w:rFonts w:ascii="Calibri" w:hAnsi="Calibri" w:cs="Calibri"/>
-              </w:rPr>
-              <w:t>&lt;&lt;Function Name1&gt;&gt;</w:t>
+                <w:rFonts w:hint="default" w:ascii="Times New Roman" w:hAnsi="Times New Roman" w:cs="Times New Roman"/>
+              </w:rPr>
+            </w:pPr>
+            <w:r>
+              <w:rPr>
+                <w:rFonts w:hint="default" w:ascii="Times New Roman" w:hAnsi="Times New Roman" w:eastAsia="SimSun" w:cs="Times New Roman"/>
+                <w:sz w:val="24"/>
+                <w:szCs w:val="24"/>
+              </w:rPr>
+              <w:t>Close Auction Automatically</w:t>
             </w:r>
           </w:p>
         </w:tc>
@@ -17631,14 +17688,33 @@
           <w:p>
             <w:pPr>
               <w:rPr>
-                <w:rFonts w:ascii="Calibri" w:hAnsi="Calibri" w:cs="Calibri"/>
-              </w:rPr>
-            </w:pPr>
-            <w:r>
-              <w:rPr>
-                <w:rFonts w:ascii="Calibri" w:hAnsi="Calibri" w:cs="Calibri"/>
-              </w:rPr>
-              <w:t>&lt;&lt;Function Name1 Description&gt;&gt;</w:t>
+                <w:rFonts w:hint="default" w:ascii="Times New Roman" w:hAnsi="Times New Roman" w:cs="Times New Roman"/>
+              </w:rPr>
+            </w:pPr>
+            <w:r>
+              <w:rPr>
+                <w:rFonts w:hint="default" w:ascii="Times New Roman" w:hAnsi="Times New Roman" w:eastAsia="SimSun" w:cs="Times New Roman"/>
+                <w:sz w:val="24"/>
+                <w:szCs w:val="24"/>
+              </w:rPr>
+              <w:t xml:space="preserve">A background scheduler (cron job) that runs periodically to check for active auctions where the current time exceeds the </w:t>
+            </w:r>
+            <w:r>
+              <w:rPr>
+                <w:rStyle w:val="13"/>
+                <w:rFonts w:hint="default" w:ascii="Times New Roman" w:hAnsi="Times New Roman" w:eastAsia="SimSun" w:cs="Times New Roman"/>
+                <w:sz w:val="24"/>
+                <w:szCs w:val="24"/>
+              </w:rPr>
+              <w:t>EndTime</w:t>
+            </w:r>
+            <w:r>
+              <w:rPr>
+                <w:rFonts w:hint="default" w:ascii="Times New Roman" w:hAnsi="Times New Roman" w:eastAsia="SimSun" w:cs="Times New Roman"/>
+                <w:sz w:val="24"/>
+                <w:szCs w:val="24"/>
+              </w:rPr>
+              <w:t>. It automatically updates the auction status to 'Closed', locks further bidding, and determines the highest bidder as the winner.</w:t>
             </w:r>
           </w:p>
         </w:tc>
@@ -17670,12 +17746,12 @@
             <w:pPr>
               <w:ind w:left="34"/>
               <w:rPr>
-                <w:rFonts w:ascii="Calibri" w:hAnsi="Calibri" w:cs="Calibri"/>
-              </w:rPr>
-            </w:pPr>
-            <w:r>
-              <w:rPr>
-                <w:rFonts w:ascii="Calibri" w:hAnsi="Calibri" w:cs="Calibri"/>
+                <w:rFonts w:hint="default" w:ascii="Times New Roman" w:hAnsi="Times New Roman" w:cs="Times New Roman"/>
+              </w:rPr>
+            </w:pPr>
+            <w:r>
+              <w:rPr>
+                <w:rFonts w:hint="default" w:ascii="Times New Roman" w:hAnsi="Times New Roman" w:cs="Times New Roman"/>
               </w:rPr>
               <w:t>2</w:t>
             </w:r>
@@ -17684,18 +17760,22 @@
         <w:tc>
           <w:tcPr>
             <w:tcW w:w="881" w:type="pct"/>
-          </w:tcPr>
-          <w:p>
-            <w:pPr>
-              <w:rPr>
-                <w:rFonts w:ascii="Calibri" w:hAnsi="Calibri" w:cs="Calibri"/>
-              </w:rPr>
-            </w:pPr>
-            <w:r>
-              <w:rPr>
-                <w:rFonts w:ascii="Calibri" w:hAnsi="Calibri" w:cs="Calibri"/>
-              </w:rPr>
-              <w:t>…</w:t>
+            <w:vAlign w:val="center"/>
+          </w:tcPr>
+          <w:p>
+            <w:pPr>
+              <w:jc w:val="center"/>
+              <w:rPr>
+                <w:rFonts w:hint="default" w:ascii="Times New Roman" w:hAnsi="Times New Roman" w:cs="Times New Roman"/>
+              </w:rPr>
+            </w:pPr>
+            <w:r>
+              <w:rPr>
+                <w:rFonts w:hint="default" w:ascii="Times New Roman" w:hAnsi="Times New Roman" w:eastAsia="SimSun" w:cs="Times New Roman"/>
+                <w:sz w:val="24"/>
+                <w:szCs w:val="24"/>
+              </w:rPr>
+              <w:t>Payment &amp; Wallet</w:t>
             </w:r>
           </w:p>
         </w:tc>
@@ -17708,9 +17788,17 @@
           <w:p>
             <w:pPr>
               <w:rPr>
-                <w:rFonts w:ascii="Calibri" w:hAnsi="Calibri" w:cs="Calibri"/>
-              </w:rPr>
-            </w:pPr>
+                <w:rFonts w:hint="default" w:ascii="Times New Roman" w:hAnsi="Times New Roman" w:cs="Times New Roman"/>
+              </w:rPr>
+            </w:pPr>
+            <w:r>
+              <w:rPr>
+                <w:rFonts w:hint="default" w:ascii="Times New Roman" w:hAnsi="Times New Roman" w:eastAsia="SimSun" w:cs="Times New Roman"/>
+                <w:sz w:val="24"/>
+                <w:szCs w:val="24"/>
+              </w:rPr>
+              <w:t>Refund Deposit</w:t>
+            </w:r>
           </w:p>
         </w:tc>
         <w:tc>
@@ -17722,14 +17810,254 @@
           <w:p>
             <w:pPr>
               <w:rPr>
-                <w:rFonts w:ascii="Calibri" w:hAnsi="Calibri" w:cs="Calibri"/>
-              </w:rPr>
-            </w:pPr>
+                <w:rFonts w:hint="default" w:ascii="Times New Roman" w:hAnsi="Times New Roman" w:cs="Times New Roman"/>
+              </w:rPr>
+            </w:pPr>
+            <w:r>
+              <w:rPr>
+                <w:rFonts w:hint="default" w:ascii="Times New Roman" w:hAnsi="Times New Roman" w:eastAsia="SimSun" w:cs="Times New Roman"/>
+                <w:sz w:val="24"/>
+                <w:szCs w:val="24"/>
+              </w:rPr>
+              <w:t>An automated background service that triggers immediately after an auction is closed. It queries the database to identify all Buyers who placed a deposit but did not win, and automatically returns the initial deposit amount back to their e-wallets.</w:t>
+            </w:r>
+          </w:p>
+        </w:tc>
+      </w:tr>
+      <w:tr>
+        <w:tblPrEx>
+          <w:tblBorders>
+            <w:top w:val="single" w:color="auto" w:sz="4" w:space="0"/>
+            <w:left w:val="single" w:color="auto" w:sz="4" w:space="0"/>
+            <w:bottom w:val="single" w:color="auto" w:sz="4" w:space="0"/>
+            <w:right w:val="single" w:color="auto" w:sz="4" w:space="0"/>
+            <w:insideH w:val="single" w:color="auto" w:sz="4" w:space="0"/>
+            <w:insideV w:val="single" w:color="auto" w:sz="4" w:space="0"/>
+          </w:tblBorders>
+          <w:tblCellMar>
+            <w:top w:w="0" w:type="dxa"/>
+            <w:left w:w="108" w:type="dxa"/>
+            <w:bottom w:w="0" w:type="dxa"/>
+            <w:right w:w="108" w:type="dxa"/>
+          </w:tblCellMar>
+        </w:tblPrEx>
+        <w:tc>
+          <w:tcPr>
+            <w:tcW w:w="196" w:type="pct"/>
+            <w:shd w:val="clear" w:color="auto" w:fill="auto"/>
+            <w:vAlign w:val="center"/>
+          </w:tcPr>
+          <w:p>
+            <w:pPr>
+              <w:ind w:left="34"/>
+              <w:rPr>
+                <w:rFonts w:hint="default" w:ascii="Times New Roman" w:hAnsi="Times New Roman" w:cs="Times New Roman"/>
+                <w:lang w:val="en-US"/>
+              </w:rPr>
+            </w:pPr>
+            <w:r>
+              <w:rPr>
+                <w:rFonts w:hint="default" w:ascii="Times New Roman" w:hAnsi="Times New Roman" w:cs="Times New Roman"/>
+                <w:lang w:val="en-US"/>
+              </w:rPr>
+              <w:t>3</w:t>
+            </w:r>
+          </w:p>
+        </w:tc>
+        <w:tc>
+          <w:tcPr>
+            <w:tcW w:w="881" w:type="pct"/>
+            <w:vAlign w:val="center"/>
+          </w:tcPr>
+          <w:p>
+            <w:pPr>
+              <w:jc w:val="center"/>
+              <w:rPr>
+                <w:rFonts w:hint="default" w:ascii="Times New Roman" w:hAnsi="Times New Roman" w:eastAsia="SimSun" w:cs="Times New Roman"/>
+                <w:sz w:val="24"/>
+                <w:szCs w:val="24"/>
+              </w:rPr>
+            </w:pPr>
+            <w:r>
+              <w:rPr>
+                <w:rFonts w:hint="default" w:ascii="Times New Roman" w:hAnsi="Times New Roman" w:eastAsia="SimSun" w:cs="Times New Roman"/>
+                <w:sz w:val="24"/>
+                <w:szCs w:val="24"/>
+              </w:rPr>
+              <w:t>Core Bidding</w:t>
+            </w:r>
+          </w:p>
+        </w:tc>
+        <w:tc>
+          <w:tcPr>
+            <w:tcW w:w="1000" w:type="pct"/>
+            <w:shd w:val="clear" w:color="auto" w:fill="auto"/>
+            <w:vAlign w:val="center"/>
+          </w:tcPr>
+          <w:p>
+            <w:pPr>
+              <w:rPr>
+                <w:rFonts w:hint="default" w:ascii="Times New Roman" w:hAnsi="Times New Roman" w:eastAsia="SimSun" w:cs="Times New Roman"/>
+                <w:sz w:val="24"/>
+                <w:szCs w:val="24"/>
+              </w:rPr>
+            </w:pPr>
+            <w:r>
+              <w:rPr>
+                <w:rFonts w:hint="default" w:ascii="Times New Roman" w:hAnsi="Times New Roman" w:eastAsia="SimSun" w:cs="Times New Roman"/>
+                <w:sz w:val="24"/>
+                <w:szCs w:val="24"/>
+              </w:rPr>
+              <w:t>Evaluate Product via AI</w:t>
+            </w:r>
+          </w:p>
+        </w:tc>
+        <w:tc>
+          <w:tcPr>
+            <w:tcW w:w="2923" w:type="pct"/>
+            <w:shd w:val="clear" w:color="auto" w:fill="auto"/>
+            <w:vAlign w:val="center"/>
+          </w:tcPr>
+          <w:p>
+            <w:pPr>
+              <w:rPr>
+                <w:rFonts w:hint="default" w:ascii="Times New Roman" w:hAnsi="Times New Roman" w:eastAsia="SimSun" w:cs="Times New Roman"/>
+                <w:sz w:val="24"/>
+                <w:szCs w:val="24"/>
+              </w:rPr>
+            </w:pPr>
+            <w:r>
+              <w:rPr>
+                <w:rFonts w:hint="default" w:ascii="Times New Roman" w:hAnsi="Times New Roman" w:eastAsia="SimSun" w:cs="Times New Roman"/>
+                <w:sz w:val="24"/>
+                <w:szCs w:val="24"/>
+              </w:rPr>
+              <w:t>A backend API service that integrates with an AI model. It receives the product description and images submitted by the Seller, processes the data, and returns an automated price suggestion and authenticity evaluation score.</w:t>
+            </w:r>
+          </w:p>
+        </w:tc>
+      </w:tr>
+      <w:tr>
+        <w:tblPrEx>
+          <w:tblBorders>
+            <w:top w:val="single" w:color="auto" w:sz="4" w:space="0"/>
+            <w:left w:val="single" w:color="auto" w:sz="4" w:space="0"/>
+            <w:bottom w:val="single" w:color="auto" w:sz="4" w:space="0"/>
+            <w:right w:val="single" w:color="auto" w:sz="4" w:space="0"/>
+            <w:insideH w:val="single" w:color="auto" w:sz="4" w:space="0"/>
+            <w:insideV w:val="single" w:color="auto" w:sz="4" w:space="0"/>
+          </w:tblBorders>
+          <w:tblCellMar>
+            <w:top w:w="0" w:type="dxa"/>
+            <w:left w:w="108" w:type="dxa"/>
+            <w:bottom w:w="0" w:type="dxa"/>
+            <w:right w:w="108" w:type="dxa"/>
+          </w:tblCellMar>
+        </w:tblPrEx>
+        <w:tc>
+          <w:tcPr>
+            <w:tcW w:w="196" w:type="pct"/>
+            <w:shd w:val="clear" w:color="auto" w:fill="auto"/>
+            <w:vAlign w:val="center"/>
+          </w:tcPr>
+          <w:p>
+            <w:pPr>
+              <w:ind w:left="34"/>
+              <w:rPr>
+                <w:rFonts w:hint="default" w:ascii="Times New Roman" w:hAnsi="Times New Roman" w:cs="Times New Roman"/>
+                <w:lang w:val="en-US"/>
+              </w:rPr>
+            </w:pPr>
+            <w:r>
+              <w:rPr>
+                <w:rFonts w:hint="default" w:ascii="Times New Roman" w:hAnsi="Times New Roman" w:cs="Times New Roman"/>
+                <w:lang w:val="en-US"/>
+              </w:rPr>
+              <w:t>4</w:t>
+            </w:r>
+          </w:p>
+        </w:tc>
+        <w:tc>
+          <w:tcPr>
+            <w:tcW w:w="881" w:type="pct"/>
+            <w:vAlign w:val="center"/>
+          </w:tcPr>
+          <w:p>
+            <w:pPr>
+              <w:jc w:val="center"/>
+              <w:rPr>
+                <w:rFonts w:hint="default" w:ascii="Times New Roman" w:hAnsi="Times New Roman" w:eastAsia="SimSun" w:cs="Times New Roman"/>
+                <w:sz w:val="24"/>
+                <w:szCs w:val="24"/>
+              </w:rPr>
+            </w:pPr>
+            <w:r>
+              <w:rPr>
+                <w:rFonts w:hint="default" w:ascii="Times New Roman" w:hAnsi="Times New Roman" w:eastAsia="SimSun" w:cs="Times New Roman"/>
+                <w:sz w:val="24"/>
+                <w:szCs w:val="24"/>
+              </w:rPr>
+              <w:t>Auth &amp; Account</w:t>
+            </w:r>
+          </w:p>
+        </w:tc>
+        <w:tc>
+          <w:tcPr>
+            <w:tcW w:w="1000" w:type="pct"/>
+            <w:shd w:val="clear" w:color="auto" w:fill="auto"/>
+            <w:vAlign w:val="center"/>
+          </w:tcPr>
+          <w:p>
+            <w:pPr>
+              <w:rPr>
+                <w:rFonts w:hint="default" w:ascii="Times New Roman" w:hAnsi="Times New Roman" w:eastAsia="SimSun" w:cs="Times New Roman"/>
+                <w:sz w:val="24"/>
+                <w:szCs w:val="24"/>
+              </w:rPr>
+            </w:pPr>
+            <w:r>
+              <w:rPr>
+                <w:rFonts w:hint="default" w:ascii="Times New Roman" w:hAnsi="Times New Roman" w:eastAsia="SimSun" w:cs="Times New Roman"/>
+                <w:sz w:val="24"/>
+                <w:szCs w:val="24"/>
+              </w:rPr>
+              <w:t>Account Lockout Security</w:t>
+            </w:r>
+          </w:p>
+        </w:tc>
+        <w:tc>
+          <w:tcPr>
+            <w:tcW w:w="2923" w:type="pct"/>
+            <w:shd w:val="clear" w:color="auto" w:fill="auto"/>
+            <w:vAlign w:val="center"/>
+          </w:tcPr>
+          <w:p>
+            <w:pPr>
+              <w:rPr>
+                <w:rFonts w:hint="default" w:ascii="Times New Roman" w:hAnsi="Times New Roman" w:eastAsia="SimSun" w:cs="Times New Roman"/>
+                <w:sz w:val="24"/>
+                <w:szCs w:val="24"/>
+              </w:rPr>
+            </w:pPr>
+            <w:r>
+              <w:rPr>
+                <w:rFonts w:hint="default" w:ascii="Times New Roman" w:hAnsi="Times New Roman" w:eastAsia="SimSun" w:cs="Times New Roman"/>
+                <w:sz w:val="24"/>
+                <w:szCs w:val="24"/>
+              </w:rPr>
+              <w:t>A background security listener that tracks failed login attempts. If a user inputs wrong logging-in details 6 times continuously, the system automatically locks the account for 30 minutes without requiring Admin intervention.</w:t>
+            </w:r>
           </w:p>
         </w:tc>
       </w:tr>
     </w:tbl>
-    <w:p/>
+    <w:p>
+      <w:pPr>
+        <w:rPr>
+          <w:rFonts w:hint="default" w:ascii="Times New Roman" w:hAnsi="Times New Roman" w:cs="Times New Roman"/>
+        </w:rPr>
+      </w:pPr>
+    </w:p>
     <w:p>
       <w:pPr>
         <w:pStyle w:val="3"/>
@@ -17751,8 +18079,8 @@
         <w:pStyle w:val="4"/>
       </w:pPr>
       <w:bookmarkStart w:id="20" w:name="_Toc135985794"/>
-      <w:bookmarkStart w:id="21" w:name="_Toc133678706"/>
-      <w:bookmarkStart w:id="22" w:name="_Toc143617348"/>
+      <w:bookmarkStart w:id="21" w:name="_Toc143617348"/>
+      <w:bookmarkStart w:id="22" w:name="_Toc133678706"/>
       <w:bookmarkStart w:id="23" w:name="_Toc135985793"/>
       <w:r>
         <w:rPr>
@@ -17779,19 +18107,14 @@
       <w:bookmarkEnd w:id="24"/>
       <w:bookmarkEnd w:id="25"/>
     </w:p>
+    <w:p/>
     <w:p>
-      <w:pPr>
-        <w:rPr>
-          <w:sz w:val="24"/>
-          <w:szCs w:val="24"/>
-        </w:rPr>
-      </w:pPr>
       <w:r>
         <w:drawing>
           <wp:inline distT="0" distB="0" distL="114300" distR="114300">
-            <wp:extent cx="5936615" cy="5586730"/>
-            <wp:effectExtent l="0" t="0" r="6985" b="6350"/>
-            <wp:docPr id="9" name="Picture 5"/>
+            <wp:extent cx="5934710" cy="3331210"/>
+            <wp:effectExtent l="0" t="0" r="8890" b="6350"/>
+            <wp:docPr id="18" name="Picture 6"/>
             <wp:cNvGraphicFramePr>
               <a:graphicFrameLocks xmlns:a="http://schemas.openxmlformats.org/drawingml/2006/main" noChangeAspect="1"/>
             </wp:cNvGraphicFramePr>
@@ -17799,7 +18122,7 @@
               <a:graphicData uri="http://schemas.openxmlformats.org/drawingml/2006/picture">
                 <pic:pic xmlns:pic="http://schemas.openxmlformats.org/drawingml/2006/picture">
                   <pic:nvPicPr>
-                    <pic:cNvPr id="9" name="Picture 5"/>
+                    <pic:cNvPr id="18" name="Picture 6"/>
                     <pic:cNvPicPr>
                       <a:picLocks noChangeAspect="1"/>
                     </pic:cNvPicPr>
@@ -17813,7 +18136,7 @@
                   <pic:spPr>
                     <a:xfrm>
                       <a:off x="0" y="0"/>
-                      <a:ext cx="5936615" cy="5586730"/>
+                      <a:ext cx="5934710" cy="3331210"/>
                     </a:xfrm>
                     <a:prstGeom prst="rect">
                       <a:avLst/>
@@ -17831,13 +18154,99 @@
       </w:r>
     </w:p>
     <w:p>
-      <w:pPr>
-        <w:rPr>
-          <w:sz w:val="24"/>
-          <w:szCs w:val="24"/>
-        </w:rPr>
-      </w:pPr>
+      <w:r>
+        <w:drawing>
+          <wp:inline distT="0" distB="0" distL="114300" distR="114300">
+            <wp:extent cx="5934710" cy="3338830"/>
+            <wp:effectExtent l="0" t="0" r="8890" b="13970"/>
+            <wp:docPr id="19" name="Picture 7"/>
+            <wp:cNvGraphicFramePr>
+              <a:graphicFrameLocks xmlns:a="http://schemas.openxmlformats.org/drawingml/2006/main" noChangeAspect="1"/>
+            </wp:cNvGraphicFramePr>
+            <a:graphic xmlns:a="http://schemas.openxmlformats.org/drawingml/2006/main">
+              <a:graphicData uri="http://schemas.openxmlformats.org/drawingml/2006/picture">
+                <pic:pic xmlns:pic="http://schemas.openxmlformats.org/drawingml/2006/picture">
+                  <pic:nvPicPr>
+                    <pic:cNvPr id="19" name="Picture 7"/>
+                    <pic:cNvPicPr>
+                      <a:picLocks noChangeAspect="1"/>
+                    </pic:cNvPicPr>
+                  </pic:nvPicPr>
+                  <pic:blipFill>
+                    <a:blip r:embed="rId16"/>
+                    <a:stretch>
+                      <a:fillRect/>
+                    </a:stretch>
+                  </pic:blipFill>
+                  <pic:spPr>
+                    <a:xfrm>
+                      <a:off x="0" y="0"/>
+                      <a:ext cx="5934710" cy="3338830"/>
+                    </a:xfrm>
+                    <a:prstGeom prst="rect">
+                      <a:avLst/>
+                    </a:prstGeom>
+                    <a:noFill/>
+                    <a:ln>
+                      <a:noFill/>
+                    </a:ln>
+                  </pic:spPr>
+                </pic:pic>
+              </a:graphicData>
+            </a:graphic>
+          </wp:inline>
+        </w:drawing>
+      </w:r>
     </w:p>
+    <w:p>
+      <w:r>
+        <w:drawing>
+          <wp:inline distT="0" distB="0" distL="114300" distR="114300">
+            <wp:extent cx="5939155" cy="1503045"/>
+            <wp:effectExtent l="0" t="0" r="4445" b="5715"/>
+            <wp:docPr id="20" name="Picture 8"/>
+            <wp:cNvGraphicFramePr>
+              <a:graphicFrameLocks xmlns:a="http://schemas.openxmlformats.org/drawingml/2006/main" noChangeAspect="1"/>
+            </wp:cNvGraphicFramePr>
+            <a:graphic xmlns:a="http://schemas.openxmlformats.org/drawingml/2006/main">
+              <a:graphicData uri="http://schemas.openxmlformats.org/drawingml/2006/picture">
+                <pic:pic xmlns:pic="http://schemas.openxmlformats.org/drawingml/2006/picture">
+                  <pic:nvPicPr>
+                    <pic:cNvPr id="20" name="Picture 8"/>
+                    <pic:cNvPicPr>
+                      <a:picLocks noChangeAspect="1"/>
+                    </pic:cNvPicPr>
+                  </pic:nvPicPr>
+                  <pic:blipFill>
+                    <a:blip r:embed="rId17"/>
+                    <a:stretch>
+                      <a:fillRect/>
+                    </a:stretch>
+                  </pic:blipFill>
+                  <pic:spPr>
+                    <a:xfrm>
+                      <a:off x="0" y="0"/>
+                      <a:ext cx="5939155" cy="1503045"/>
+                    </a:xfrm>
+                    <a:prstGeom prst="rect">
+                      <a:avLst/>
+                    </a:prstGeom>
+                    <a:noFill/>
+                    <a:ln>
+                      <a:noFill/>
+                    </a:ln>
+                  </pic:spPr>
+                </pic:pic>
+              </a:graphicData>
+            </a:graphic>
+          </wp:inline>
+        </w:drawing>
+      </w:r>
+    </w:p>
+    <w:p/>
+    <w:p/>
+    <w:p/>
+    <w:p/>
     <w:p>
       <w:pPr>
         <w:pStyle w:val="5"/>
@@ -19121,7 +19530,7 @@
                     </pic:cNvPicPr>
                   </pic:nvPicPr>
                   <pic:blipFill>
-                    <a:blip r:embed="rId16"/>
+                    <a:blip r:embed="rId18"/>
                     <a:stretch>
                       <a:fillRect/>
                     </a:stretch>
@@ -23089,6 +23498,12 @@
             <w:insideH w:val="single" w:color="auto" w:sz="8" w:space="0"/>
             <w:insideV w:val="single" w:color="auto" w:sz="8" w:space="0"/>
           </w:tblBorders>
+          <w:tblCellMar>
+            <w:top w:w="0" w:type="dxa"/>
+            <w:left w:w="108" w:type="dxa"/>
+            <w:bottom w:w="0" w:type="dxa"/>
+            <w:right w:w="108" w:type="dxa"/>
+          </w:tblCellMar>
         </w:tblPrEx>
         <w:tc>
           <w:tcPr>
@@ -25281,12 +25696,6 @@
             <w:insideH w:val="single" w:color="auto" w:sz="6" w:space="0"/>
             <w:insideV w:val="single" w:color="auto" w:sz="6" w:space="0"/>
           </w:tblBorders>
-          <w:tblCellMar>
-            <w:top w:w="0" w:type="dxa"/>
-            <w:left w:w="108" w:type="dxa"/>
-            <w:bottom w:w="0" w:type="dxa"/>
-            <w:right w:w="108" w:type="dxa"/>
-          </w:tblCellMar>
         </w:tblPrEx>
         <w:tc>
           <w:tcPr>
@@ -27093,7 +27502,7 @@
                     </pic:cNvPicPr>
                   </pic:nvPicPr>
                   <pic:blipFill>
-                    <a:blip r:embed="rId17"/>
+                    <a:blip r:embed="rId19"/>
                     <a:stretch>
                       <a:fillRect/>
                     </a:stretch>
@@ -28329,7 +28738,7 @@
                     </pic:cNvPicPr>
                   </pic:nvPicPr>
                   <pic:blipFill>
-                    <a:blip r:embed="rId18"/>
+                    <a:blip r:embed="rId20"/>
                     <a:stretch>
                       <a:fillRect/>
                     </a:stretch>
@@ -30301,7 +30710,7 @@
                     </pic:cNvPicPr>
                   </pic:nvPicPr>
                   <pic:blipFill>
-                    <a:blip r:embed="rId19"/>
+                    <a:blip r:embed="rId21"/>
                     <a:stretch>
                       <a:fillRect/>
                     </a:stretch>
@@ -31377,45 +31786,45 @@
       </w:pPr>
       <w:bookmarkStart w:id="48" w:name="_Toc137970203"/>
       <w:bookmarkEnd w:id="48"/>
-      <w:bookmarkStart w:id="49" w:name="_Toc133734800"/>
+      <w:bookmarkStart w:id="49" w:name="_Toc133734991"/>
       <w:bookmarkEnd w:id="49"/>
-      <w:bookmarkStart w:id="50" w:name="_Toc132103161"/>
+      <w:bookmarkStart w:id="50" w:name="_Toc132103126"/>
       <w:bookmarkEnd w:id="50"/>
-      <w:bookmarkStart w:id="51" w:name="_Toc132126589"/>
+      <w:bookmarkStart w:id="51" w:name="_Toc136258063"/>
       <w:bookmarkEnd w:id="51"/>
-      <w:bookmarkStart w:id="52" w:name="_Toc132360520"/>
+      <w:bookmarkStart w:id="52" w:name="_Toc133734800"/>
       <w:bookmarkEnd w:id="52"/>
-      <w:bookmarkStart w:id="53" w:name="_Toc133673884"/>
+      <w:bookmarkStart w:id="53" w:name="_Toc136258876"/>
       <w:bookmarkEnd w:id="53"/>
-      <w:bookmarkStart w:id="54" w:name="_Toc133734991"/>
+      <w:bookmarkStart w:id="54" w:name="_Toc133735039"/>
       <w:bookmarkEnd w:id="54"/>
-      <w:bookmarkStart w:id="55" w:name="_Toc133734942"/>
+      <w:bookmarkStart w:id="55" w:name="_Toc132103161"/>
       <w:bookmarkEnd w:id="55"/>
       <w:bookmarkStart w:id="56" w:name="_Toc134475480"/>
       <w:bookmarkEnd w:id="56"/>
-      <w:bookmarkStart w:id="57" w:name="_Toc143617294"/>
+      <w:bookmarkStart w:id="57" w:name="_Toc133734848"/>
       <w:bookmarkEnd w:id="57"/>
-      <w:bookmarkStart w:id="58" w:name="_Toc133734848"/>
+      <w:bookmarkStart w:id="58" w:name="_Toc133679416"/>
       <w:bookmarkEnd w:id="58"/>
-      <w:bookmarkStart w:id="59" w:name="_Toc133679416"/>
+      <w:bookmarkStart w:id="59" w:name="_Toc143617329"/>
       <w:bookmarkEnd w:id="59"/>
-      <w:bookmarkStart w:id="60" w:name="_Toc136258063"/>
+      <w:bookmarkStart w:id="60" w:name="_Toc133673884"/>
       <w:bookmarkEnd w:id="60"/>
-      <w:bookmarkStart w:id="61" w:name="_Toc136258876"/>
+      <w:bookmarkStart w:id="61" w:name="_Toc133733796"/>
       <w:bookmarkEnd w:id="61"/>
-      <w:bookmarkStart w:id="62" w:name="_Toc136258921"/>
+      <w:bookmarkStart w:id="62" w:name="_Toc137970005"/>
       <w:bookmarkEnd w:id="62"/>
-      <w:bookmarkStart w:id="63" w:name="_Toc137970005"/>
+      <w:bookmarkStart w:id="63" w:name="_Toc132126589"/>
       <w:bookmarkEnd w:id="63"/>
-      <w:bookmarkStart w:id="64" w:name="_Toc132103126"/>
+      <w:bookmarkStart w:id="64" w:name="_Toc133734942"/>
       <w:bookmarkEnd w:id="64"/>
-      <w:bookmarkStart w:id="65" w:name="_Toc133735039"/>
+      <w:bookmarkStart w:id="65" w:name="_Toc132360520"/>
       <w:bookmarkEnd w:id="65"/>
-      <w:bookmarkStart w:id="66" w:name="_Toc133733796"/>
+      <w:bookmarkStart w:id="66" w:name="_Toc143617294"/>
       <w:bookmarkEnd w:id="66"/>
       <w:bookmarkStart w:id="67" w:name="_Toc143617363"/>
       <w:bookmarkEnd w:id="67"/>
-      <w:bookmarkStart w:id="68" w:name="_Toc143617329"/>
+      <w:bookmarkStart w:id="68" w:name="_Toc136258921"/>
       <w:bookmarkEnd w:id="68"/>
     </w:p>
     <w:p>
@@ -31438,47 +31847,47 @@
           <w:szCs w:val="28"/>
         </w:rPr>
       </w:pPr>
-      <w:bookmarkStart w:id="69" w:name="_Toc137970204"/>
+      <w:bookmarkStart w:id="69" w:name="_Toc133673885"/>
       <w:bookmarkEnd w:id="69"/>
-      <w:bookmarkStart w:id="70" w:name="_Toc133673885"/>
+      <w:bookmarkStart w:id="70" w:name="_Toc136258064"/>
       <w:bookmarkEnd w:id="70"/>
-      <w:bookmarkStart w:id="71" w:name="_Toc136258064"/>
+      <w:bookmarkStart w:id="71" w:name="_Toc132103127"/>
       <w:bookmarkEnd w:id="71"/>
-      <w:bookmarkStart w:id="72" w:name="_Toc132103127"/>
+      <w:bookmarkStart w:id="72" w:name="_Toc134475481"/>
       <w:bookmarkEnd w:id="72"/>
-      <w:bookmarkStart w:id="73" w:name="_Toc134475481"/>
+      <w:bookmarkStart w:id="73" w:name="_Toc137970006"/>
       <w:bookmarkEnd w:id="73"/>
-      <w:bookmarkStart w:id="74" w:name="_Toc137970006"/>
+      <w:bookmarkStart w:id="74" w:name="_Toc133679417"/>
       <w:bookmarkEnd w:id="74"/>
-      <w:bookmarkStart w:id="75" w:name="_Toc133679417"/>
+      <w:bookmarkStart w:id="75" w:name="_Toc137970204"/>
       <w:bookmarkEnd w:id="75"/>
-      <w:bookmarkStart w:id="76" w:name="_Toc136258877"/>
+      <w:bookmarkStart w:id="76" w:name="_Toc132103162"/>
       <w:bookmarkEnd w:id="76"/>
-      <w:bookmarkStart w:id="77" w:name="_Toc143617295"/>
+      <w:bookmarkStart w:id="77" w:name="_Toc133734992"/>
       <w:bookmarkEnd w:id="77"/>
-      <w:bookmarkStart w:id="78" w:name="_Toc132103162"/>
+      <w:bookmarkStart w:id="78" w:name="_Toc133734801"/>
       <w:bookmarkEnd w:id="78"/>
       <w:bookmarkStart w:id="79" w:name="_Toc133734943"/>
       <w:bookmarkEnd w:id="79"/>
-      <w:bookmarkStart w:id="80" w:name="_Toc136258922"/>
+      <w:bookmarkStart w:id="80" w:name="_Toc132360521"/>
       <w:bookmarkEnd w:id="80"/>
-      <w:bookmarkStart w:id="81" w:name="_Toc133735040"/>
+      <w:bookmarkStart w:id="81" w:name="_Toc143617330"/>
       <w:bookmarkEnd w:id="81"/>
-      <w:bookmarkStart w:id="82" w:name="_Toc133734849"/>
+      <w:bookmarkStart w:id="82" w:name="_Toc133733797"/>
       <w:bookmarkEnd w:id="82"/>
       <w:bookmarkStart w:id="83" w:name="_Toc143617364"/>
       <w:bookmarkEnd w:id="83"/>
-      <w:bookmarkStart w:id="84" w:name="_Toc133734801"/>
+      <w:bookmarkStart w:id="84" w:name="_Toc136258922"/>
       <w:bookmarkEnd w:id="84"/>
-      <w:bookmarkStart w:id="85" w:name="_Toc133733797"/>
+      <w:bookmarkStart w:id="85" w:name="_Toc132126590"/>
       <w:bookmarkEnd w:id="85"/>
-      <w:bookmarkStart w:id="86" w:name="_Toc132126590"/>
+      <w:bookmarkStart w:id="86" w:name="_Toc143617295"/>
       <w:bookmarkEnd w:id="86"/>
-      <w:bookmarkStart w:id="87" w:name="_Toc132360521"/>
+      <w:bookmarkStart w:id="87" w:name="_Toc133735040"/>
       <w:bookmarkEnd w:id="87"/>
-      <w:bookmarkStart w:id="88" w:name="_Toc143617330"/>
+      <w:bookmarkStart w:id="88" w:name="_Toc133734849"/>
       <w:bookmarkEnd w:id="88"/>
-      <w:bookmarkStart w:id="89" w:name="_Toc133734992"/>
+      <w:bookmarkStart w:id="89" w:name="_Toc136258877"/>
       <w:bookmarkEnd w:id="89"/>
     </w:p>
     <w:p>
@@ -31501,57 +31910,57 @@
           <w:szCs w:val="28"/>
         </w:rPr>
       </w:pPr>
-      <w:bookmarkStart w:id="90" w:name="_Toc133733798"/>
+      <w:bookmarkStart w:id="90" w:name="_Toc136258065"/>
       <w:bookmarkEnd w:id="90"/>
       <w:bookmarkStart w:id="91" w:name="_Toc132103163"/>
       <w:bookmarkEnd w:id="91"/>
-      <w:bookmarkStart w:id="92" w:name="_Toc133735041"/>
+      <w:bookmarkStart w:id="92" w:name="_Toc136258878"/>
       <w:bookmarkEnd w:id="92"/>
-      <w:bookmarkStart w:id="93" w:name="_Toc132360522"/>
+      <w:bookmarkStart w:id="93" w:name="_Toc133673886"/>
       <w:bookmarkEnd w:id="93"/>
-      <w:bookmarkStart w:id="94" w:name="_Toc133734802"/>
+      <w:bookmarkStart w:id="94" w:name="_Toc133735041"/>
       <w:bookmarkEnd w:id="94"/>
-      <w:bookmarkStart w:id="95" w:name="_Toc136258065"/>
+      <w:bookmarkStart w:id="95" w:name="_Toc133733798"/>
       <w:bookmarkEnd w:id="95"/>
-      <w:bookmarkStart w:id="96" w:name="_Toc136258878"/>
+      <w:bookmarkStart w:id="96" w:name="_Toc133734802"/>
       <w:bookmarkEnd w:id="96"/>
       <w:bookmarkStart w:id="97" w:name="_Toc132126591"/>
       <w:bookmarkEnd w:id="97"/>
-      <w:bookmarkStart w:id="98" w:name="_Toc133673886"/>
+      <w:bookmarkStart w:id="98" w:name="_Toc132103128"/>
       <w:bookmarkEnd w:id="98"/>
-      <w:bookmarkStart w:id="99" w:name="_Toc132103128"/>
+      <w:bookmarkStart w:id="99" w:name="_Toc137970007"/>
       <w:bookmarkEnd w:id="99"/>
-      <w:bookmarkStart w:id="100" w:name="_Toc137970007"/>
+      <w:bookmarkStart w:id="100" w:name="_Toc132360522"/>
       <w:bookmarkEnd w:id="100"/>
-      <w:bookmarkStart w:id="101" w:name="_Toc143617296"/>
+      <w:bookmarkStart w:id="101" w:name="_Toc133734993"/>
       <w:bookmarkEnd w:id="101"/>
-      <w:bookmarkStart w:id="102" w:name="_Toc133734944"/>
+      <w:bookmarkStart w:id="102" w:name="_Toc136258923"/>
       <w:bookmarkEnd w:id="102"/>
-      <w:bookmarkStart w:id="103" w:name="_Toc133679418"/>
+      <w:bookmarkStart w:id="103" w:name="_Toc143617365"/>
       <w:bookmarkEnd w:id="103"/>
-      <w:bookmarkStart w:id="104" w:name="_Toc134475482"/>
+      <w:bookmarkStart w:id="104" w:name="_Toc133679418"/>
       <w:bookmarkEnd w:id="104"/>
-      <w:bookmarkStart w:id="105" w:name="_Toc133734993"/>
+      <w:bookmarkStart w:id="105" w:name="_Toc143617296"/>
       <w:bookmarkEnd w:id="105"/>
-      <w:bookmarkStart w:id="106" w:name="_Toc133734850"/>
+      <w:bookmarkStart w:id="106" w:name="_Toc137970205"/>
       <w:bookmarkEnd w:id="106"/>
-      <w:bookmarkStart w:id="107" w:name="_Toc136258923"/>
+      <w:bookmarkStart w:id="107" w:name="_Toc133734850"/>
       <w:bookmarkEnd w:id="107"/>
-      <w:bookmarkStart w:id="108" w:name="_Toc143617365"/>
+      <w:bookmarkStart w:id="108" w:name="_Toc134475482"/>
       <w:bookmarkEnd w:id="108"/>
-      <w:bookmarkStart w:id="109" w:name="_Toc143617331"/>
+      <w:bookmarkStart w:id="109" w:name="_Toc133734944"/>
       <w:bookmarkEnd w:id="109"/>
-      <w:bookmarkStart w:id="110" w:name="_Toc137970205"/>
+      <w:bookmarkStart w:id="110" w:name="_Toc143617331"/>
       <w:bookmarkEnd w:id="110"/>
     </w:p>
     <w:p>
       <w:pPr>
         <w:pStyle w:val="3"/>
       </w:pPr>
-      <w:bookmarkStart w:id="111" w:name="_Toc143617366"/>
-      <w:bookmarkStart w:id="112" w:name="_Toc136258924"/>
-      <w:bookmarkStart w:id="113" w:name="_Toc132100608"/>
-      <w:bookmarkStart w:id="114" w:name="_Toc134475483"/>
+      <w:bookmarkStart w:id="111" w:name="_Toc136258924"/>
+      <w:bookmarkStart w:id="112" w:name="_Toc143617366"/>
+      <w:bookmarkStart w:id="113" w:name="_Toc134475483"/>
+      <w:bookmarkStart w:id="114" w:name="_Toc132100608"/>
       <w:r>
         <w:t>1. Assumptions &amp; Dependencies</w:t>
       </w:r>
@@ -31738,8 +32147,8 @@
       <w:pPr>
         <w:pStyle w:val="3"/>
       </w:pPr>
-      <w:bookmarkStart w:id="115" w:name="_Toc143617367"/>
-      <w:bookmarkStart w:id="116" w:name="_Toc136258925"/>
+      <w:bookmarkStart w:id="115" w:name="_Toc136258925"/>
+      <w:bookmarkStart w:id="116" w:name="_Toc143617367"/>
       <w:bookmarkStart w:id="117" w:name="_Toc356192845"/>
       <w:r>
         <w:t>2. Limitations &amp; Exclusions</w:t>
@@ -31769,8 +32178,8 @@
       <w:pPr>
         <w:pStyle w:val="3"/>
       </w:pPr>
-      <w:bookmarkStart w:id="118" w:name="_Toc143617368"/>
-      <w:bookmarkStart w:id="119" w:name="_Toc136258929"/>
+      <w:bookmarkStart w:id="118" w:name="_Toc136258929"/>
+      <w:bookmarkStart w:id="119" w:name="_Toc143617368"/>
       <w:r>
         <w:t>3. Business Rules</w:t>
       </w:r>
@@ -33567,13 +33976,13 @@
     <w:lsdException w:qFormat="1" w:unhideWhenUsed="0" w:uiPriority="64" w:semiHidden="0" w:name="Medium Shading 2"/>
     <w:lsdException w:qFormat="1" w:unhideWhenUsed="0" w:uiPriority="65" w:semiHidden="0" w:name="Medium List 1"/>
     <w:lsdException w:qFormat="1" w:unhideWhenUsed="0" w:uiPriority="66" w:semiHidden="0" w:name="Medium List 2"/>
-    <w:lsdException w:qFormat="1" w:unhideWhenUsed="0" w:uiPriority="67" w:semiHidden="0" w:name="Medium Grid 1"/>
+    <w:lsdException w:unhideWhenUsed="0" w:uiPriority="67" w:semiHidden="0" w:name="Medium Grid 1"/>
     <w:lsdException w:unhideWhenUsed="0" w:uiPriority="68" w:semiHidden="0" w:name="Medium Grid 2"/>
     <w:lsdException w:qFormat="1" w:unhideWhenUsed="0" w:uiPriority="69" w:semiHidden="0" w:name="Medium Grid 3"/>
     <w:lsdException w:qFormat="1" w:unhideWhenUsed="0" w:uiPriority="70" w:semiHidden="0" w:name="Dark List"/>
-    <w:lsdException w:qFormat="1" w:unhideWhenUsed="0" w:uiPriority="71" w:semiHidden="0" w:name="Colorful Shading"/>
-    <w:lsdException w:qFormat="1" w:unhideWhenUsed="0" w:uiPriority="72" w:semiHidden="0" w:name="Colorful List"/>
-    <w:lsdException w:qFormat="1" w:unhideWhenUsed="0" w:uiPriority="73" w:semiHidden="0" w:name="Colorful Grid"/>
+    <w:lsdException w:unhideWhenUsed="0" w:uiPriority="71" w:semiHidden="0" w:name="Colorful Shading"/>
+    <w:lsdException w:unhideWhenUsed="0" w:uiPriority="72" w:semiHidden="0" w:name="Colorful List"/>
+    <w:lsdException w:unhideWhenUsed="0" w:uiPriority="73" w:semiHidden="0" w:name="Colorful Grid"/>
     <w:lsdException w:qFormat="1" w:unhideWhenUsed="0" w:uiPriority="60" w:semiHidden="0" w:name="Light Shading Accent 1"/>
     <w:lsdException w:qFormat="1" w:unhideWhenUsed="0" w:uiPriority="61" w:semiHidden="0" w:name="Light List Accent 1"/>
     <w:lsdException w:qFormat="1" w:unhideWhenUsed="0" w:uiPriority="62" w:semiHidden="0" w:name="Light Grid Accent 1"/>
@@ -33582,55 +33991,55 @@
     <w:lsdException w:qFormat="1" w:unhideWhenUsed="0" w:uiPriority="65" w:semiHidden="0" w:name="Medium List 1 Accent 1"/>
     <w:lsdException w:qFormat="1" w:unhideWhenUsed="0" w:uiPriority="34" w:semiHidden="0" w:name="List Paragraph"/>
     <w:lsdException w:qFormat="1" w:unhideWhenUsed="0" w:uiPriority="66" w:semiHidden="0" w:name="Medium List 2 Accent 1"/>
-    <w:lsdException w:qFormat="1" w:unhideWhenUsed="0" w:uiPriority="67" w:semiHidden="0" w:name="Medium Grid 1 Accent 1"/>
-    <w:lsdException w:qFormat="1" w:unhideWhenUsed="0" w:uiPriority="68" w:semiHidden="0" w:name="Medium Grid 2 Accent 1"/>
-    <w:lsdException w:qFormat="1" w:unhideWhenUsed="0" w:uiPriority="69" w:semiHidden="0" w:name="Medium Grid 3 Accent 1"/>
-    <w:lsdException w:qFormat="1" w:unhideWhenUsed="0" w:uiPriority="70" w:semiHidden="0" w:name="Dark List Accent 1"/>
-    <w:lsdException w:qFormat="1" w:unhideWhenUsed="0" w:uiPriority="71" w:semiHidden="0" w:name="Colorful Shading Accent 1"/>
-    <w:lsdException w:qFormat="1" w:unhideWhenUsed="0" w:uiPriority="72" w:semiHidden="0" w:name="Colorful List Accent 1"/>
-    <w:lsdException w:qFormat="1" w:unhideWhenUsed="0" w:uiPriority="73" w:semiHidden="0" w:name="Colorful Grid Accent 1"/>
+    <w:lsdException w:unhideWhenUsed="0" w:uiPriority="67" w:semiHidden="0" w:name="Medium Grid 1 Accent 1"/>
+    <w:lsdException w:unhideWhenUsed="0" w:uiPriority="68" w:semiHidden="0" w:name="Medium Grid 2 Accent 1"/>
+    <w:lsdException w:unhideWhenUsed="0" w:uiPriority="69" w:semiHidden="0" w:name="Medium Grid 3 Accent 1"/>
+    <w:lsdException w:unhideWhenUsed="0" w:uiPriority="70" w:semiHidden="0" w:name="Dark List Accent 1"/>
+    <w:lsdException w:unhideWhenUsed="0" w:uiPriority="71" w:semiHidden="0" w:name="Colorful Shading Accent 1"/>
+    <w:lsdException w:unhideWhenUsed="0" w:uiPriority="72" w:semiHidden="0" w:name="Colorful List Accent 1"/>
+    <w:lsdException w:unhideWhenUsed="0" w:uiPriority="73" w:semiHidden="0" w:name="Colorful Grid Accent 1"/>
     <w:lsdException w:qFormat="1" w:unhideWhenUsed="0" w:uiPriority="60" w:semiHidden="0" w:name="Light Shading Accent 2"/>
     <w:lsdException w:qFormat="1" w:unhideWhenUsed="0" w:uiPriority="61" w:semiHidden="0" w:name="Light List Accent 2"/>
     <w:lsdException w:qFormat="1" w:unhideWhenUsed="0" w:uiPriority="62" w:semiHidden="0" w:name="Light Grid Accent 2"/>
     <w:lsdException w:qFormat="1" w:unhideWhenUsed="0" w:uiPriority="63" w:semiHidden="0" w:name="Medium Shading 1 Accent 2"/>
     <w:lsdException w:qFormat="1" w:unhideWhenUsed="0" w:uiPriority="64" w:semiHidden="0" w:name="Medium Shading 2 Accent 2"/>
-    <w:lsdException w:unhideWhenUsed="0" w:uiPriority="65" w:semiHidden="0" w:name="Medium List 1 Accent 2"/>
+    <w:lsdException w:qFormat="1" w:unhideWhenUsed="0" w:uiPriority="65" w:semiHidden="0" w:name="Medium List 1 Accent 2"/>
     <w:lsdException w:qFormat="1" w:unhideWhenUsed="0" w:uiPriority="66" w:semiHidden="0" w:name="Medium List 2 Accent 2"/>
-    <w:lsdException w:qFormat="1" w:unhideWhenUsed="0" w:uiPriority="67" w:semiHidden="0" w:name="Medium Grid 1 Accent 2"/>
-    <w:lsdException w:qFormat="1" w:unhideWhenUsed="0" w:uiPriority="68" w:semiHidden="0" w:name="Medium Grid 2 Accent 2"/>
-    <w:lsdException w:qFormat="1" w:unhideWhenUsed="0" w:uiPriority="69" w:semiHidden="0" w:name="Medium Grid 3 Accent 2"/>
-    <w:lsdException w:qFormat="1" w:unhideWhenUsed="0" w:uiPriority="70" w:semiHidden="0" w:name="Dark List Accent 2"/>
-    <w:lsdException w:qFormat="1" w:unhideWhenUsed="0" w:uiPriority="71" w:semiHidden="0" w:name="Colorful Shading Accent 2"/>
-    <w:lsdException w:qFormat="1" w:unhideWhenUsed="0" w:uiPriority="72" w:semiHidden="0" w:name="Colorful List Accent 2"/>
-    <w:lsdException w:qFormat="1" w:unhideWhenUsed="0" w:uiPriority="73" w:semiHidden="0" w:name="Colorful Grid Accent 2"/>
+    <w:lsdException w:unhideWhenUsed="0" w:uiPriority="67" w:semiHidden="0" w:name="Medium Grid 1 Accent 2"/>
+    <w:lsdException w:unhideWhenUsed="0" w:uiPriority="68" w:semiHidden="0" w:name="Medium Grid 2 Accent 2"/>
+    <w:lsdException w:unhideWhenUsed="0" w:uiPriority="69" w:semiHidden="0" w:name="Medium Grid 3 Accent 2"/>
+    <w:lsdException w:unhideWhenUsed="0" w:uiPriority="70" w:semiHidden="0" w:name="Dark List Accent 2"/>
+    <w:lsdException w:unhideWhenUsed="0" w:uiPriority="71" w:semiHidden="0" w:name="Colorful Shading Accent 2"/>
+    <w:lsdException w:unhideWhenUsed="0" w:uiPriority="72" w:semiHidden="0" w:name="Colorful List Accent 2"/>
+    <w:lsdException w:unhideWhenUsed="0" w:uiPriority="73" w:semiHidden="0" w:name="Colorful Grid Accent 2"/>
     <w:lsdException w:qFormat="1" w:unhideWhenUsed="0" w:uiPriority="60" w:semiHidden="0" w:name="Light Shading Accent 3"/>
     <w:lsdException w:qFormat="1" w:unhideWhenUsed="0" w:uiPriority="61" w:semiHidden="0" w:name="Light List Accent 3"/>
     <w:lsdException w:qFormat="1" w:unhideWhenUsed="0" w:uiPriority="62" w:semiHidden="0" w:name="Light Grid Accent 3"/>
     <w:lsdException w:qFormat="1" w:unhideWhenUsed="0" w:uiPriority="63" w:semiHidden="0" w:name="Medium Shading 1 Accent 3"/>
     <w:lsdException w:qFormat="1" w:unhideWhenUsed="0" w:uiPriority="64" w:semiHidden="0" w:name="Medium Shading 2 Accent 3"/>
-    <w:lsdException w:unhideWhenUsed="0" w:uiPriority="65" w:semiHidden="0" w:name="Medium List 1 Accent 3"/>
+    <w:lsdException w:qFormat="1" w:unhideWhenUsed="0" w:uiPriority="65" w:semiHidden="0" w:name="Medium List 1 Accent 3"/>
     <w:lsdException w:qFormat="1" w:unhideWhenUsed="0" w:uiPriority="66" w:semiHidden="0" w:name="Medium List 2 Accent 3"/>
-    <w:lsdException w:qFormat="1" w:unhideWhenUsed="0" w:uiPriority="67" w:semiHidden="0" w:name="Medium Grid 1 Accent 3"/>
-    <w:lsdException w:qFormat="1" w:unhideWhenUsed="0" w:uiPriority="68" w:semiHidden="0" w:name="Medium Grid 2 Accent 3"/>
+    <w:lsdException w:unhideWhenUsed="0" w:uiPriority="67" w:semiHidden="0" w:name="Medium Grid 1 Accent 3"/>
+    <w:lsdException w:unhideWhenUsed="0" w:uiPriority="68" w:semiHidden="0" w:name="Medium Grid 2 Accent 3"/>
     <w:lsdException w:unhideWhenUsed="0" w:uiPriority="69" w:semiHidden="0" w:name="Medium Grid 3 Accent 3"/>
-    <w:lsdException w:qFormat="1" w:unhideWhenUsed="0" w:uiPriority="70" w:semiHidden="0" w:name="Dark List Accent 3"/>
-    <w:lsdException w:qFormat="1" w:unhideWhenUsed="0" w:uiPriority="71" w:semiHidden="0" w:name="Colorful Shading Accent 3"/>
-    <w:lsdException w:qFormat="1" w:unhideWhenUsed="0" w:uiPriority="72" w:semiHidden="0" w:name="Colorful List Accent 3"/>
-    <w:lsdException w:qFormat="1" w:unhideWhenUsed="0" w:uiPriority="73" w:semiHidden="0" w:name="Colorful Grid Accent 3"/>
+    <w:lsdException w:unhideWhenUsed="0" w:uiPriority="70" w:semiHidden="0" w:name="Dark List Accent 3"/>
+    <w:lsdException w:unhideWhenUsed="0" w:uiPriority="71" w:semiHidden="0" w:name="Colorful Shading Accent 3"/>
+    <w:lsdException w:unhideWhenUsed="0" w:uiPriority="72" w:semiHidden="0" w:name="Colorful List Accent 3"/>
+    <w:lsdException w:unhideWhenUsed="0" w:uiPriority="73" w:semiHidden="0" w:name="Colorful Grid Accent 3"/>
     <w:lsdException w:qFormat="1" w:unhideWhenUsed="0" w:uiPriority="60" w:semiHidden="0" w:name="Light Shading Accent 4"/>
     <w:lsdException w:qFormat="1" w:unhideWhenUsed="0" w:uiPriority="61" w:semiHidden="0" w:name="Light List Accent 4"/>
     <w:lsdException w:qFormat="1" w:unhideWhenUsed="0" w:uiPriority="62" w:semiHidden="0" w:name="Light Grid Accent 4"/>
     <w:lsdException w:qFormat="1" w:unhideWhenUsed="0" w:uiPriority="63" w:semiHidden="0" w:name="Medium Shading 1 Accent 4"/>
     <w:lsdException w:qFormat="1" w:unhideWhenUsed="0" w:uiPriority="64" w:semiHidden="0" w:name="Medium Shading 2 Accent 4"/>
     <w:lsdException w:qFormat="1" w:unhideWhenUsed="0" w:uiPriority="65" w:semiHidden="0" w:name="Medium List 1 Accent 4"/>
-    <w:lsdException w:unhideWhenUsed="0" w:uiPriority="66" w:semiHidden="0" w:name="Medium List 2 Accent 4"/>
-    <w:lsdException w:qFormat="1" w:unhideWhenUsed="0" w:uiPriority="67" w:semiHidden="0" w:name="Medium Grid 1 Accent 4"/>
+    <w:lsdException w:qFormat="1" w:unhideWhenUsed="0" w:uiPriority="66" w:semiHidden="0" w:name="Medium List 2 Accent 4"/>
+    <w:lsdException w:unhideWhenUsed="0" w:uiPriority="67" w:semiHidden="0" w:name="Medium Grid 1 Accent 4"/>
     <w:lsdException w:unhideWhenUsed="0" w:uiPriority="68" w:semiHidden="0" w:name="Medium Grid 2 Accent 4"/>
-    <w:lsdException w:qFormat="1" w:unhideWhenUsed="0" w:uiPriority="69" w:semiHidden="0" w:name="Medium Grid 3 Accent 4"/>
-    <w:lsdException w:qFormat="1" w:unhideWhenUsed="0" w:uiPriority="70" w:semiHidden="0" w:name="Dark List Accent 4"/>
-    <w:lsdException w:qFormat="1" w:unhideWhenUsed="0" w:uiPriority="71" w:semiHidden="0" w:name="Colorful Shading Accent 4"/>
-    <w:lsdException w:qFormat="1" w:unhideWhenUsed="0" w:uiPriority="72" w:semiHidden="0" w:name="Colorful List Accent 4"/>
-    <w:lsdException w:qFormat="1" w:unhideWhenUsed="0" w:uiPriority="73" w:semiHidden="0" w:name="Colorful Grid Accent 4"/>
+    <w:lsdException w:unhideWhenUsed="0" w:uiPriority="69" w:semiHidden="0" w:name="Medium Grid 3 Accent 4"/>
+    <w:lsdException w:unhideWhenUsed="0" w:uiPriority="70" w:semiHidden="0" w:name="Dark List Accent 4"/>
+    <w:lsdException w:unhideWhenUsed="0" w:uiPriority="71" w:semiHidden="0" w:name="Colorful Shading Accent 4"/>
+    <w:lsdException w:unhideWhenUsed="0" w:uiPriority="72" w:semiHidden="0" w:name="Colorful List Accent 4"/>
+    <w:lsdException w:unhideWhenUsed="0" w:uiPriority="73" w:semiHidden="0" w:name="Colorful Grid Accent 4"/>
     <w:lsdException w:qFormat="1" w:unhideWhenUsed="0" w:uiPriority="60" w:semiHidden="0" w:name="Light Shading Accent 5"/>
     <w:lsdException w:qFormat="1" w:unhideWhenUsed="0" w:uiPriority="61" w:semiHidden="0" w:name="Light List Accent 5"/>
     <w:lsdException w:qFormat="1" w:unhideWhenUsed="0" w:uiPriority="62" w:semiHidden="0" w:name="Light Grid Accent 5"/>
@@ -33638,27 +34047,27 @@
     <w:lsdException w:qFormat="1" w:unhideWhenUsed="0" w:uiPriority="64" w:semiHidden="0" w:name="Medium Shading 2 Accent 5"/>
     <w:lsdException w:qFormat="1" w:unhideWhenUsed="0" w:uiPriority="65" w:semiHidden="0" w:name="Medium List 1 Accent 5"/>
     <w:lsdException w:qFormat="1" w:unhideWhenUsed="0" w:uiPriority="66" w:semiHidden="0" w:name="Medium List 2 Accent 5"/>
-    <w:lsdException w:qFormat="1" w:unhideWhenUsed="0" w:uiPriority="67" w:semiHidden="0" w:name="Medium Grid 1 Accent 5"/>
-    <w:lsdException w:qFormat="1" w:unhideWhenUsed="0" w:uiPriority="68" w:semiHidden="0" w:name="Medium Grid 2 Accent 5"/>
-    <w:lsdException w:qFormat="1" w:unhideWhenUsed="0" w:uiPriority="69" w:semiHidden="0" w:name="Medium Grid 3 Accent 5"/>
-    <w:lsdException w:qFormat="1" w:unhideWhenUsed="0" w:uiPriority="70" w:semiHidden="0" w:name="Dark List Accent 5"/>
-    <w:lsdException w:qFormat="1" w:unhideWhenUsed="0" w:uiPriority="71" w:semiHidden="0" w:name="Colorful Shading Accent 5"/>
-    <w:lsdException w:qFormat="1" w:unhideWhenUsed="0" w:uiPriority="72" w:semiHidden="0" w:name="Colorful List Accent 5"/>
-    <w:lsdException w:qFormat="1" w:unhideWhenUsed="0" w:uiPriority="73" w:semiHidden="0" w:name="Colorful Grid Accent 5"/>
+    <w:lsdException w:unhideWhenUsed="0" w:uiPriority="67" w:semiHidden="0" w:name="Medium Grid 1 Accent 5"/>
+    <w:lsdException w:unhideWhenUsed="0" w:uiPriority="68" w:semiHidden="0" w:name="Medium Grid 2 Accent 5"/>
+    <w:lsdException w:unhideWhenUsed="0" w:uiPriority="69" w:semiHidden="0" w:name="Medium Grid 3 Accent 5"/>
+    <w:lsdException w:unhideWhenUsed="0" w:uiPriority="70" w:semiHidden="0" w:name="Dark List Accent 5"/>
+    <w:lsdException w:unhideWhenUsed="0" w:uiPriority="71" w:semiHidden="0" w:name="Colorful Shading Accent 5"/>
+    <w:lsdException w:unhideWhenUsed="0" w:uiPriority="72" w:semiHidden="0" w:name="Colorful List Accent 5"/>
+    <w:lsdException w:unhideWhenUsed="0" w:uiPriority="73" w:semiHidden="0" w:name="Colorful Grid Accent 5"/>
     <w:lsdException w:qFormat="1" w:unhideWhenUsed="0" w:uiPriority="60" w:semiHidden="0" w:name="Light Shading Accent 6"/>
     <w:lsdException w:qFormat="1" w:unhideWhenUsed="0" w:uiPriority="61" w:semiHidden="0" w:name="Light List Accent 6"/>
     <w:lsdException w:qFormat="1" w:unhideWhenUsed="0" w:uiPriority="62" w:semiHidden="0" w:name="Light Grid Accent 6"/>
     <w:lsdException w:qFormat="1" w:unhideWhenUsed="0" w:uiPriority="63" w:semiHidden="0" w:name="Medium Shading 1 Accent 6"/>
     <w:lsdException w:qFormat="1" w:unhideWhenUsed="0" w:uiPriority="64" w:semiHidden="0" w:name="Medium Shading 2 Accent 6"/>
     <w:lsdException w:qFormat="1" w:unhideWhenUsed="0" w:uiPriority="65" w:semiHidden="0" w:name="Medium List 1 Accent 6"/>
-    <w:lsdException w:qFormat="1" w:unhideWhenUsed="0" w:uiPriority="66" w:semiHidden="0" w:name="Medium List 2 Accent 6"/>
-    <w:lsdException w:qFormat="1" w:unhideWhenUsed="0" w:uiPriority="67" w:semiHidden="0" w:name="Medium Grid 1 Accent 6"/>
-    <w:lsdException w:qFormat="1" w:unhideWhenUsed="0" w:uiPriority="68" w:semiHidden="0" w:name="Medium Grid 2 Accent 6"/>
-    <w:lsdException w:qFormat="1" w:unhideWhenUsed="0" w:uiPriority="69" w:semiHidden="0" w:name="Medium Grid 3 Accent 6"/>
-    <w:lsdException w:qFormat="1" w:unhideWhenUsed="0" w:uiPriority="70" w:semiHidden="0" w:name="Dark List Accent 6"/>
-    <w:lsdException w:qFormat="1" w:unhideWhenUsed="0" w:uiPriority="71" w:semiHidden="0" w:name="Colorful Shading Accent 6"/>
-    <w:lsdException w:qFormat="1" w:unhideWhenUsed="0" w:uiPriority="72" w:semiHidden="0" w:name="Colorful List Accent 6"/>
-    <w:lsdException w:qFormat="1" w:unhideWhenUsed="0" w:uiPriority="73" w:semiHidden="0" w:name="Colorful Grid Accent 6"/>
+    <w:lsdException w:unhideWhenUsed="0" w:uiPriority="66" w:semiHidden="0" w:name="Medium List 2 Accent 6"/>
+    <w:lsdException w:unhideWhenUsed="0" w:uiPriority="67" w:semiHidden="0" w:name="Medium Grid 1 Accent 6"/>
+    <w:lsdException w:unhideWhenUsed="0" w:uiPriority="68" w:semiHidden="0" w:name="Medium Grid 2 Accent 6"/>
+    <w:lsdException w:unhideWhenUsed="0" w:uiPriority="69" w:semiHidden="0" w:name="Medium Grid 3 Accent 6"/>
+    <w:lsdException w:unhideWhenUsed="0" w:uiPriority="70" w:semiHidden="0" w:name="Dark List Accent 6"/>
+    <w:lsdException w:unhideWhenUsed="0" w:uiPriority="71" w:semiHidden="0" w:name="Colorful Shading Accent 6"/>
+    <w:lsdException w:unhideWhenUsed="0" w:uiPriority="72" w:semiHidden="0" w:name="Colorful List Accent 6"/>
+    <w:lsdException w:unhideWhenUsed="0" w:uiPriority="73" w:semiHidden="0" w:name="Colorful Grid Accent 6"/>
   </w:latentStyles>
   <w:style w:type="paragraph" w:default="1" w:styleId="1">
     <w:name w:val="Normal"/>
@@ -34000,6 +34409,7 @@
     <w:name w:val="Doan Van"/>
     <w:basedOn w:val="1"/>
     <w:next w:val="1"/>
+    <w:qFormat/>
     <w:uiPriority w:val="0"/>
     <w:pPr>
       <w:spacing w:after="100" w:line="276" w:lineRule="auto"/>

--- a/Auction_Online_System_RDS .docx
+++ b/Auction_Online_System_RDS .docx
@@ -7,13 +7,15 @@
         <w:spacing w:line="360" w:lineRule="auto"/>
         <w:jc w:val="center"/>
         <w:rPr>
-          <w:sz w:val="20"/>
+          <w:sz w:val="32"/>
+          <w:szCs w:val="32"/>
         </w:rPr>
       </w:pPr>
       <w:r>
         <w:rPr>
           <w:noProof/>
-          <w:sz w:val="20"/>
+          <w:sz w:val="32"/>
+          <w:szCs w:val="32"/>
         </w:rPr>
         <w:drawing>
           <wp:inline distT="0" distB="0" distL="0" distR="0" wp14:anchorId="61E42AF8" wp14:editId="095152AD">
@@ -67,7 +69,8 @@
         <w:spacing w:line="360" w:lineRule="auto"/>
         <w:jc w:val="center"/>
         <w:rPr>
-          <w:sz w:val="20"/>
+          <w:sz w:val="32"/>
+          <w:szCs w:val="32"/>
         </w:rPr>
       </w:pPr>
     </w:p>
@@ -79,7 +82,8 @@
         <w:rPr>
           <w:b/>
           <w:bCs/>
-          <w:sz w:val="20"/>
+          <w:sz w:val="32"/>
+          <w:szCs w:val="32"/>
         </w:rPr>
       </w:pPr>
     </w:p>
@@ -91,7 +95,8 @@
         <w:rPr>
           <w:b/>
           <w:bCs/>
-          <w:sz w:val="20"/>
+          <w:sz w:val="32"/>
+          <w:szCs w:val="32"/>
         </w:rPr>
       </w:pPr>
     </w:p>
@@ -115,47 +120,47 @@
         <w:rPr>
           <w:rFonts w:ascii="Times New Roman" w:hAnsi="Times New Roman" w:cs="Times New Roman"/>
           <w:bCs/>
-          <w:sz w:val="20"/>
-          <w:szCs w:val="20"/>
+          <w:sz w:val="36"/>
+          <w:szCs w:val="36"/>
         </w:rPr>
       </w:pPr>
       <w:r>
         <w:rPr>
           <w:rFonts w:ascii="Times New Roman" w:hAnsi="Times New Roman" w:cs="Times New Roman"/>
-          <w:sz w:val="20"/>
-          <w:szCs w:val="20"/>
+          <w:sz w:val="36"/>
+          <w:szCs w:val="36"/>
         </w:rPr>
         <w:fldChar w:fldCharType="begin"/>
       </w:r>
       <w:r>
         <w:rPr>
           <w:rFonts w:ascii="Times New Roman" w:hAnsi="Times New Roman" w:cs="Times New Roman"/>
-          <w:sz w:val="20"/>
-          <w:szCs w:val="20"/>
+          <w:sz w:val="36"/>
+          <w:szCs w:val="36"/>
         </w:rPr>
         <w:instrText xml:space="preserve"> DOCPROPERTY  Title  \* MERGEFORMAT </w:instrText>
       </w:r>
       <w:r>
         <w:rPr>
           <w:rFonts w:ascii="Times New Roman" w:hAnsi="Times New Roman" w:cs="Times New Roman"/>
-          <w:sz w:val="20"/>
-          <w:szCs w:val="20"/>
+          <w:sz w:val="36"/>
+          <w:szCs w:val="36"/>
         </w:rPr>
         <w:fldChar w:fldCharType="separate"/>
       </w:r>
       <w:r>
         <w:rPr>
           <w:rFonts w:ascii="Times New Roman" w:hAnsi="Times New Roman" w:cs="Times New Roman"/>
-          <w:sz w:val="20"/>
-          <w:szCs w:val="20"/>
+          <w:sz w:val="36"/>
+          <w:szCs w:val="36"/>
         </w:rPr>
         <w:t>Requirement</w:t>
       </w:r>
       <w:r>
         <w:rPr>
           <w:rFonts w:ascii="Times New Roman" w:hAnsi="Times New Roman" w:cs="Times New Roman"/>
-          <w:sz w:val="20"/>
-          <w:szCs w:val="20"/>
+          <w:sz w:val="36"/>
+          <w:szCs w:val="36"/>
           <w:lang w:val="vi-VN"/>
         </w:rPr>
         <w:t xml:space="preserve"> &amp; Design</w:t>
@@ -163,16 +168,16 @@
       <w:r>
         <w:rPr>
           <w:rFonts w:ascii="Times New Roman" w:hAnsi="Times New Roman" w:cs="Times New Roman"/>
-          <w:sz w:val="20"/>
-          <w:szCs w:val="20"/>
+          <w:sz w:val="36"/>
+          <w:szCs w:val="36"/>
         </w:rPr>
         <w:t xml:space="preserve"> Specification</w:t>
       </w:r>
       <w:r>
         <w:rPr>
           <w:rFonts w:ascii="Times New Roman" w:hAnsi="Times New Roman" w:cs="Times New Roman"/>
-          <w:sz w:val="20"/>
-          <w:szCs w:val="20"/>
+          <w:sz w:val="36"/>
+          <w:szCs w:val="36"/>
         </w:rPr>
         <w:fldChar w:fldCharType="end"/>
       </w:r>
@@ -183,13 +188,15 @@
         <w:jc w:val="center"/>
         <w:rPr>
           <w:b/>
-          <w:sz w:val="20"/>
+          <w:sz w:val="36"/>
+          <w:szCs w:val="36"/>
         </w:rPr>
       </w:pPr>
       <w:r>
         <w:rPr>
           <w:b/>
-          <w:sz w:val="20"/>
+          <w:sz w:val="36"/>
+          <w:szCs w:val="36"/>
           <w:lang w:val="vi-VN"/>
         </w:rPr>
         <w:t>Auction Online</w:t>
@@ -197,7 +204,8 @@
       <w:r>
         <w:rPr>
           <w:b/>
-          <w:sz w:val="20"/>
+          <w:sz w:val="36"/>
+          <w:szCs w:val="36"/>
         </w:rPr>
         <w:t xml:space="preserve"> System</w:t>
       </w:r>
@@ -209,14 +217,16 @@
         <w:rPr>
           <w:b/>
           <w:bCs/>
-          <w:sz w:val="20"/>
+          <w:sz w:val="36"/>
+          <w:szCs w:val="36"/>
         </w:rPr>
       </w:pPr>
       <w:r>
         <w:rPr>
           <w:b/>
           <w:bCs/>
-          <w:sz w:val="20"/>
+          <w:sz w:val="36"/>
+          <w:szCs w:val="36"/>
         </w:rPr>
         <w:t>Version: 1.</w:t>
       </w:r>
@@ -224,7 +234,8 @@
         <w:rPr>
           <w:b/>
           <w:bCs/>
-          <w:sz w:val="20"/>
+          <w:sz w:val="36"/>
+          <w:szCs w:val="36"/>
         </w:rPr>
         <w:t>4</w:t>
       </w:r>
@@ -236,7 +247,8 @@
         <w:rPr>
           <w:b/>
           <w:bCs/>
-          <w:sz w:val="20"/>
+          <w:sz w:val="32"/>
+          <w:szCs w:val="32"/>
         </w:rPr>
       </w:pPr>
     </w:p>
@@ -345,38 +357,44 @@
         <w:ind w:left="2526" w:right="2171"/>
         <w:jc w:val="center"/>
         <w:rPr>
-          <w:sz w:val="20"/>
+          <w:sz w:val="40"/>
+          <w:szCs w:val="40"/>
         </w:rPr>
       </w:pPr>
       <w:r>
         <w:rPr>
-          <w:sz w:val="20"/>
+          <w:sz w:val="40"/>
+          <w:szCs w:val="40"/>
         </w:rPr>
         <w:t xml:space="preserve">– </w:t>
       </w:r>
       <w:r>
         <w:rPr>
-          <w:sz w:val="20"/>
+          <w:sz w:val="40"/>
+          <w:szCs w:val="40"/>
           <w:lang w:val="vi-VN"/>
         </w:rPr>
         <w:t>Da Nang</w:t>
       </w:r>
       <w:r>
         <w:rPr>
-          <w:sz w:val="20"/>
+          <w:sz w:val="40"/>
+          <w:szCs w:val="40"/>
         </w:rPr>
         <w:t xml:space="preserve">, </w:t>
       </w:r>
       <w:r>
         <w:rPr>
-          <w:sz w:val="20"/>
+          <w:sz w:val="40"/>
+          <w:szCs w:val="40"/>
           <w:lang w:val="vi-VN"/>
         </w:rPr>
         <w:t>June 2026</w:t>
       </w:r>
       <w:r>
         <w:rPr>
-          <w:sz w:val="20"/>
+          <w:sz w:val="40"/>
+          <w:szCs w:val="40"/>
         </w:rPr>
         <w:t xml:space="preserve"> –</w:t>
       </w:r>
@@ -392,11 +410,29 @@
     </w:p>
     <w:p>
       <w:pPr>
+        <w:rPr>
+          <w:b/>
+          <w:bCs/>
+          <w:sz w:val="20"/>
+        </w:rPr>
+      </w:pPr>
+    </w:p>
+    <w:p>
+      <w:pPr>
+        <w:rPr>
+          <w:b/>
+          <w:bCs/>
+          <w:sz w:val="20"/>
+        </w:rPr>
+      </w:pPr>
+    </w:p>
+    <w:p>
+      <w:pPr>
         <w:pStyle w:val="Heading1"/>
         <w:rPr>
           <w:rFonts w:ascii="Times New Roman" w:hAnsi="Times New Roman" w:cs="Times New Roman"/>
-          <w:sz w:val="20"/>
-          <w:szCs w:val="20"/>
+          <w:sz w:val="28"/>
+          <w:szCs w:val="28"/>
         </w:rPr>
       </w:pPr>
       <w:bookmarkStart w:id="0" w:name="_Toc83330272"/>
@@ -404,11 +440,29 @@
       <w:bookmarkStart w:id="2" w:name="_Toc83330363"/>
       <w:bookmarkStart w:id="3" w:name="_Toc126827254"/>
       <w:bookmarkStart w:id="4" w:name="_Toc134475437"/>
+    </w:p>
+    <w:p>
+      <w:pPr>
+        <w:pStyle w:val="Heading1"/>
+        <w:rPr>
+          <w:rFonts w:ascii="Times New Roman" w:hAnsi="Times New Roman" w:cs="Times New Roman"/>
+          <w:sz w:val="24"/>
+          <w:szCs w:val="24"/>
+        </w:rPr>
+      </w:pPr>
       <w:r>
         <w:rPr>
           <w:rFonts w:ascii="Times New Roman" w:hAnsi="Times New Roman" w:cs="Times New Roman"/>
-          <w:sz w:val="20"/>
-          <w:szCs w:val="20"/>
+          <w:sz w:val="28"/>
+          <w:szCs w:val="28"/>
+        </w:rPr>
+        <w:br/>
+      </w:r>
+      <w:r>
+        <w:rPr>
+          <w:rFonts w:ascii="Times New Roman" w:hAnsi="Times New Roman" w:cs="Times New Roman"/>
+          <w:sz w:val="24"/>
+          <w:szCs w:val="24"/>
         </w:rPr>
         <w:t>Record of Changes</w:t>
       </w:r>
@@ -418,6 +472,7 @@
       <w:bookmarkEnd w:id="3"/>
       <w:bookmarkEnd w:id="4"/>
     </w:p>
+    <w:p/>
     <w:tbl>
       <w:tblPr>
         <w:tblW w:w="9794" w:type="dxa"/>
@@ -1079,7 +1134,6 @@
                 <w:sz w:val="20"/>
                 <w:szCs w:val="20"/>
               </w:rPr>
-              <w:lastRenderedPageBreak/>
               <w:t>V1.4</w:t>
             </w:r>
           </w:p>
@@ -19877,8 +19931,8 @@
         <w:pStyle w:val="Heading1"/>
         <w:rPr>
           <w:rFonts w:ascii="Times New Roman" w:hAnsi="Times New Roman" w:cs="Times New Roman"/>
-          <w:sz w:val="20"/>
-          <w:szCs w:val="20"/>
+          <w:sz w:val="28"/>
+          <w:szCs w:val="28"/>
           <w:lang w:val="vi-VN"/>
         </w:rPr>
       </w:pPr>
@@ -19886,8 +19940,8 @@
       <w:r>
         <w:rPr>
           <w:rFonts w:ascii="Times New Roman" w:hAnsi="Times New Roman" w:cs="Times New Roman"/>
-          <w:sz w:val="20"/>
-          <w:szCs w:val="20"/>
+          <w:sz w:val="28"/>
+          <w:szCs w:val="28"/>
         </w:rPr>
         <w:lastRenderedPageBreak/>
         <w:t>I</w:t>
@@ -19895,8 +19949,8 @@
       <w:r>
         <w:rPr>
           <w:rFonts w:ascii="Times New Roman" w:hAnsi="Times New Roman" w:cs="Times New Roman"/>
-          <w:sz w:val="20"/>
-          <w:szCs w:val="20"/>
+          <w:sz w:val="28"/>
+          <w:szCs w:val="28"/>
           <w:lang w:val="vi-VN"/>
         </w:rPr>
         <w:t>I</w:t>
@@ -19904,16 +19958,16 @@
       <w:r>
         <w:rPr>
           <w:rFonts w:ascii="Times New Roman" w:hAnsi="Times New Roman" w:cs="Times New Roman"/>
-          <w:sz w:val="20"/>
-          <w:szCs w:val="20"/>
+          <w:sz w:val="28"/>
+          <w:szCs w:val="28"/>
         </w:rPr>
         <w:t xml:space="preserve">. </w:t>
       </w:r>
       <w:r>
         <w:rPr>
           <w:rFonts w:ascii="Times New Roman" w:hAnsi="Times New Roman" w:cs="Times New Roman"/>
-          <w:sz w:val="20"/>
-          <w:szCs w:val="20"/>
+          <w:sz w:val="28"/>
+          <w:szCs w:val="28"/>
           <w:lang w:val="vi-VN"/>
         </w:rPr>
         <w:t>Requirement</w:t>
@@ -19921,16 +19975,16 @@
       <w:r>
         <w:rPr>
           <w:rFonts w:ascii="Times New Roman" w:hAnsi="Times New Roman" w:cs="Times New Roman"/>
-          <w:sz w:val="20"/>
-          <w:szCs w:val="20"/>
+          <w:sz w:val="28"/>
+          <w:szCs w:val="28"/>
         </w:rPr>
         <w:t xml:space="preserve"> Specification</w:t>
       </w:r>
       <w:r>
         <w:rPr>
           <w:rFonts w:ascii="Times New Roman" w:hAnsi="Times New Roman" w:cs="Times New Roman"/>
-          <w:sz w:val="20"/>
-          <w:szCs w:val="20"/>
+          <w:sz w:val="28"/>
+          <w:szCs w:val="28"/>
           <w:lang w:val="vi-VN"/>
         </w:rPr>
         <w:t>s</w:t>
@@ -55425,16 +55479,16 @@
         <w:pStyle w:val="Heading1"/>
         <w:rPr>
           <w:rFonts w:ascii="Times New Roman" w:hAnsi="Times New Roman" w:cs="Times New Roman"/>
-          <w:sz w:val="20"/>
-          <w:szCs w:val="20"/>
+          <w:sz w:val="28"/>
+          <w:szCs w:val="28"/>
         </w:rPr>
       </w:pPr>
       <w:bookmarkStart w:id="38" w:name="_Toc143617358"/>
       <w:r>
         <w:rPr>
           <w:rFonts w:ascii="Times New Roman" w:hAnsi="Times New Roman" w:cs="Times New Roman"/>
-          <w:sz w:val="20"/>
-          <w:szCs w:val="20"/>
+          <w:sz w:val="28"/>
+          <w:szCs w:val="28"/>
           <w:lang w:val="vi-VN"/>
         </w:rPr>
         <w:t xml:space="preserve">III. </w:t>
@@ -55442,8 +55496,8 @@
       <w:r>
         <w:rPr>
           <w:rFonts w:ascii="Times New Roman" w:hAnsi="Times New Roman" w:cs="Times New Roman"/>
-          <w:sz w:val="20"/>
-          <w:szCs w:val="20"/>
+          <w:sz w:val="28"/>
+          <w:szCs w:val="28"/>
         </w:rPr>
         <w:t>Design Specifications</w:t>
       </w:r>
@@ -55849,6 +55903,7 @@
               <w:rPr>
                 <w:sz w:val="20"/>
               </w:rPr>
+              <w:lastRenderedPageBreak/>
               <w:t>Password*</w:t>
             </w:r>
           </w:p>
@@ -55911,7 +55966,6 @@
               <w:rPr>
                 <w:sz w:val="20"/>
               </w:rPr>
-              <w:lastRenderedPageBreak/>
               <w:t>Login</w:t>
             </w:r>
           </w:p>
@@ -57105,6 +57159,7 @@
                 <w:color w:val="444444"/>
                 <w:sz w:val="20"/>
               </w:rPr>
+              <w:lastRenderedPageBreak/>
               <w:t>Login</w:t>
             </w:r>
           </w:p>
@@ -57170,7 +57225,6 @@
                 <w:color w:val="444444"/>
                 <w:sz w:val="20"/>
               </w:rPr>
-              <w:lastRenderedPageBreak/>
               <w:t>Register</w:t>
             </w:r>
           </w:p>
@@ -58815,6 +58869,7 @@
                 <w:color w:val="444444"/>
                 <w:sz w:val="20"/>
               </w:rPr>
+              <w:lastRenderedPageBreak/>
               <w:t>Name</w:t>
             </w:r>
           </w:p>
@@ -58947,7 +59002,6 @@
                 <w:color w:val="444444"/>
                 <w:sz w:val="20"/>
               </w:rPr>
-              <w:lastRenderedPageBreak/>
               <w:t>Type</w:t>
             </w:r>
           </w:p>
@@ -60399,6 +60453,7 @@
                 <w:color w:val="444444"/>
                 <w:sz w:val="20"/>
               </w:rPr>
+              <w:lastRenderedPageBreak/>
               <w:t>Status</w:t>
             </w:r>
           </w:p>
@@ -60482,7 +60537,6 @@
                 <w:color w:val="444444"/>
                 <w:sz w:val="20"/>
               </w:rPr>
-              <w:lastRenderedPageBreak/>
               <w:t>Description</w:t>
             </w:r>
           </w:p>
@@ -60780,8 +60834,8 @@
         <w:pStyle w:val="Heading1"/>
         <w:rPr>
           <w:rFonts w:ascii="Times New Roman" w:hAnsi="Times New Roman" w:cs="Times New Roman"/>
-          <w:sz w:val="20"/>
-          <w:szCs w:val="20"/>
+          <w:sz w:val="28"/>
+          <w:szCs w:val="28"/>
         </w:rPr>
       </w:pPr>
       <w:bookmarkStart w:id="42" w:name="_Toc136258920"/>
@@ -60792,8 +60846,8 @@
       <w:r>
         <w:rPr>
           <w:rFonts w:ascii="Times New Roman" w:hAnsi="Times New Roman" w:cs="Times New Roman"/>
-          <w:sz w:val="20"/>
-          <w:szCs w:val="20"/>
+          <w:sz w:val="28"/>
+          <w:szCs w:val="28"/>
         </w:rPr>
         <w:lastRenderedPageBreak/>
         <w:t>IV. Appendix</w:t>
